--- a/reports/FedOSP_实验台账_终版_2026-09-27.docx
+++ b/reports/FedOSP_实验台账_终版_2026-09-27.docx
@@ -6922,7 +6922,322 @@
         <w:pStyle w:val="Heading3"/>
       </w:pPr>
       <w:r>
-        <w:t>12.4 不建议做的事</w:t>
+        <w:t>12.4 ★ 唯一还可能产出方法贡献的方向：方差分解</w:t>
+      </w:r>
+    </w:p>
+    <w:p>
+      <w:r>
+        <w:rPr>
+          <w:b/>
+        </w:rPr>
+        <w:t>状态：假设，未验证。</w:t>
+      </w:r>
+      <w:r>
+        <w:t xml:space="preserve"> 但有机制线索，且检验几乎免费。</w:t>
+      </w:r>
+    </w:p>
+    <w:p>
+      <w:r>
+        <w:t xml:space="preserve">线索：模型选择是在约 100 轮上对验证 </w:t>
+      </w:r>
+      <w:r>
+        <w:rPr>
+          <w:rFonts w:ascii="Menlo" w:hAnsi="Menlo"/>
+          <w:color w:val="C7254E"/>
+        </w:rPr>
+        <w:t>macro_qwk</w:t>
+      </w:r>
+      <w:r>
+        <w:t xml:space="preserve"> 取 argmax，而实测最佳轮</w:t>
+      </w:r>
+    </w:p>
+    <w:p>
+      <w:r>
+        <w:rPr>
+          <w:b/>
+        </w:rPr>
+        <w:t>37 / 53 / 60 / 77 / 99</w:t>
+      </w:r>
+      <w:r>
+        <w:t xml:space="preserve">，对"平台期均匀分布"的 KS 检验 </w:t>
+      </w:r>
+      <w:r>
+        <w:rPr>
+          <w:b/>
+        </w:rPr>
+        <w:t>p = 0.982</w:t>
+      </w:r>
+      <w:r>
+        <w:t>。</w:t>
+      </w:r>
+    </w:p>
+    <w:p>
+      <w:r>
+        <w:t>验证集不大（IDRiD 103 张，单轮噪声 ~0.049；四中心 macro 后仍有 ~0.02 量级）。</w:t>
+      </w:r>
+    </w:p>
+    <w:p>
+      <w:r>
+        <w:rPr>
+          <w:b/>
+        </w:rPr>
+        <w:t>在含 0.02 噪声的平坦曲线上从 100 个候选取 argmax，是典型的 winner's curse。</w:t>
+      </w:r>
+    </w:p>
+    <w:p>
+      <w:r>
+        <w:t>于是：seed 间 SD = 0.033 里，有多少其实来自"选哪一轮"而非"训得怎样"？</w:t>
+      </w:r>
+    </w:p>
+    <w:p>
+      <w:r>
+        <w:t>$$\mathrm{Var}_{\text{total}} = \underbrace{\mathrm{Var}_{\text{选择}}}_{\text{单 run 内可测}} + \underbrace{\mathrm{Var}_{\text{训练}}}_{\text{run 间}}$$</w:t>
+      </w:r>
+    </w:p>
+    <w:p>
+      <w:r>
+        <w:t>前项在单次 run 内部就能测，</w:t>
+      </w:r>
+      <w:r>
+        <w:rPr>
+          <w:b/>
+        </w:rPr>
+        <w:t>不需要任何跨 seed 重复</w:t>
+      </w:r>
+      <w:r>
+        <w:t>。已实现</w:t>
+      </w:r>
+    </w:p>
+    <w:p>
+      <w:r>
+        <w:rPr>
+          <w:rFonts w:ascii="Menlo" w:hAnsi="Menlo"/>
+          <w:color w:val="C7254E"/>
+        </w:rPr>
+        <w:t>--eval-external-every 5</w:t>
+      </w:r>
+      <w:r>
+        <w:t xml:space="preserve"> 并默认加进 A/B 两层基准行，整个分解只多花</w:t>
+      </w:r>
+    </w:p>
+    <w:p>
+      <w:r>
+        <w:rPr>
+          <w:b/>
+        </w:rPr>
+        <w:t>4.9 GPU·h</w:t>
+      </w:r>
+      <w:r>
+        <w:t>（Messidor-2 仅 1,744 张，H100 上一次前向 8.4 秒）。</w:t>
+      </w:r>
+    </w:p>
+    <w:p>
+      <w:r>
+        <w:t xml:space="preserve">分析用 </w:t>
+      </w:r>
+      <w:r>
+        <w:rPr>
+          <w:rFonts w:ascii="Menlo" w:hAnsi="Menlo"/>
+          <w:color w:val="C7254E"/>
+        </w:rPr>
+        <w:t>scripts/variance_decomposition.py</w:t>
+      </w:r>
+      <w:r>
+        <w:t>。</w:t>
+      </w:r>
+    </w:p>
+    <w:p>
+      <w:r>
+        <w:t>判据二值，两种结果都有价值：</w:t>
+      </w:r>
+    </w:p>
+    <w:tbl>
+      <w:tblPr>
+        <w:tblStyle w:val="LightGrid-Accent1"/>
+        <w:tblW w:type="auto" w:w="0"/>
+        <w:tblLook w:firstColumn="1" w:firstRow="1" w:lastColumn="0" w:lastRow="0" w:noHBand="0" w:noVBand="1" w:val="04A0"/>
+      </w:tblPr>
+      <w:tblGrid>
+        <w:gridCol w:w="2880"/>
+        <w:gridCol w:w="2880"/>
+        <w:gridCol w:w="2880"/>
+      </w:tblGrid>
+      <w:tr>
+        <w:tc>
+          <w:tcPr>
+            <w:tcW w:type="dxa" w:w="2880"/>
+          </w:tcPr>
+          <w:p>
+            <w:r>
+              <w:rPr>
+                <w:b/>
+              </w:rPr>
+              <w:t>窗口内 SD</w:t>
+            </w:r>
+          </w:p>
+        </w:tc>
+        <w:tc>
+          <w:tcPr>
+            <w:tcW w:type="dxa" w:w="2880"/>
+          </w:tcPr>
+          <w:p>
+            <w:r>
+              <w:rPr>
+                <w:b/>
+              </w:rPr>
+              <w:t>选择占方差</w:t>
+            </w:r>
+          </w:p>
+        </w:tc>
+        <w:tc>
+          <w:tcPr>
+            <w:tcW w:type="dxa" w:w="2880"/>
+          </w:tcPr>
+          <w:p>
+            <w:r>
+              <w:rPr>
+                <w:b/>
+              </w:rPr>
+              <w:t>结论</w:t>
+            </w:r>
+          </w:p>
+        </w:tc>
+      </w:tr>
+      <w:tr>
+        <w:tc>
+          <w:tcPr>
+            <w:tcW w:type="dxa" w:w="2880"/>
+          </w:tcPr>
+          <w:p>
+            <w:r>
+              <w:t>0.030</w:t>
+            </w:r>
+          </w:p>
+        </w:tc>
+        <w:tc>
+          <w:tcPr>
+            <w:tcW w:type="dxa" w:w="2880"/>
+          </w:tcPr>
+          <w:p>
+            <w:r>
+              <w:t>83%</w:t>
+            </w:r>
+          </w:p>
+        </w:tc>
+        <w:tc>
+          <w:tcPr>
+            <w:tcW w:type="dxa" w:w="2880"/>
+          </w:tcPr>
+          <w:p>
+            <w:r>
+              <w:rPr>
+                <w:b/>
+              </w:rPr>
+              <w:t>选择主导</w:t>
+            </w:r>
+            <w:r>
+              <w:t xml:space="preserve"> → 改选择规则是可落地的方法贡献</w:t>
+            </w:r>
+          </w:p>
+        </w:tc>
+      </w:tr>
+      <w:tr>
+        <w:tc>
+          <w:tcPr>
+            <w:tcW w:type="dxa" w:w="2880"/>
+          </w:tcPr>
+          <w:p>
+            <w:r>
+              <w:t>0.023</w:t>
+            </w:r>
+          </w:p>
+        </w:tc>
+        <w:tc>
+          <w:tcPr>
+            <w:tcW w:type="dxa" w:w="2880"/>
+          </w:tcPr>
+          <w:p>
+            <w:r>
+              <w:t>49%</w:t>
+            </w:r>
+          </w:p>
+        </w:tc>
+        <w:tc>
+          <w:tcPr>
+            <w:tcW w:type="dxa" w:w="2880"/>
+          </w:tcPr>
+          <w:p>
+            <w:r>
+              <w:t>各半</w:t>
+            </w:r>
+          </w:p>
+        </w:tc>
+      </w:tr>
+      <w:tr>
+        <w:tc>
+          <w:tcPr>
+            <w:tcW w:type="dxa" w:w="2880"/>
+          </w:tcPr>
+          <w:p>
+            <w:r>
+              <w:t>0.012</w:t>
+            </w:r>
+          </w:p>
+        </w:tc>
+        <w:tc>
+          <w:tcPr>
+            <w:tcW w:type="dxa" w:w="2880"/>
+          </w:tcPr>
+          <w:p>
+            <w:r>
+              <w:t>13%</w:t>
+            </w:r>
+          </w:p>
+        </w:tc>
+        <w:tc>
+          <w:tcPr>
+            <w:tcW w:type="dxa" w:w="2880"/>
+          </w:tcPr>
+          <w:p>
+            <w:r>
+              <w:rPr>
+                <w:b/>
+              </w:rPr>
+              <w:t>训练主导</w:t>
+            </w:r>
+            <w:r>
+              <w:t xml:space="preserve"> → 噪声不可约，是更强的阴性结论</w:t>
+            </w:r>
+          </w:p>
+        </w:tc>
+      </w:tr>
+    </w:tbl>
+    <w:p/>
+    <w:p>
+      <w:r>
+        <w:t xml:space="preserve">⚠️ </w:t>
+      </w:r>
+      <w:r>
+        <w:rPr>
+          <w:b/>
+        </w:rPr>
+        <w:t>纪律</w:t>
+      </w:r>
+      <w:r>
+        <w:t>：只有分解结果显示选择占比 &gt; 60% 才写成方法贡献，否则如实写阴性，</w:t>
+      </w:r>
+    </w:p>
+    <w:p>
+      <w:r>
+        <w:t>不得事后改判据。</w:t>
+      </w:r>
+    </w:p>
+    <w:p>
+      <w:pPr>
+        <w:pStyle w:val="Heading3"/>
+      </w:pPr>
+      <w:r>
+        <w:t>12.5 不建议做的事</w:t>
       </w:r>
     </w:p>
     <w:p>

--- a/reports/FedOSP_实验台账_终版_2026-09-27.docx
+++ b/reports/FedOSP_实验台账_终版_2026-09-27.docx
@@ -4106,14 +4106,15 @@
         <w:tblLook w:firstColumn="1" w:firstRow="1" w:lastColumn="0" w:lastRow="0" w:noHBand="0" w:noVBand="1" w:val="04A0"/>
       </w:tblPr>
       <w:tblGrid>
-        <w:gridCol w:w="2880"/>
-        <w:gridCol w:w="2880"/>
-        <w:gridCol w:w="2880"/>
+        <w:gridCol w:w="2160"/>
+        <w:gridCol w:w="2160"/>
+        <w:gridCol w:w="2160"/>
+        <w:gridCol w:w="2160"/>
       </w:tblGrid>
       <w:tr>
         <w:tc>
           <w:tcPr>
-            <w:tcW w:type="dxa" w:w="2880"/>
+            <w:tcW w:type="dxa" w:w="2160"/>
           </w:tcPr>
           <w:p>
             <w:r>
@@ -4126,20 +4127,33 @@
         </w:tc>
         <w:tc>
           <w:tcPr>
-            <w:tcW w:type="dxa" w:w="2880"/>
+            <w:tcW w:type="dxa" w:w="2160"/>
           </w:tcPr>
           <w:p>
             <w:r>
               <w:rPr>
                 <w:b/>
               </w:rPr>
-              <w:t>所需配对数</w:t>
-            </w:r>
-          </w:p>
-        </w:tc>
-        <w:tc>
-          <w:tcPr>
-            <w:tcW w:type="dxa" w:w="2880"/>
+              <w:t>z 近似（原表）</w:t>
+            </w:r>
+          </w:p>
+        </w:tc>
+        <w:tc>
+          <w:tcPr>
+            <w:tcW w:type="dxa" w:w="2160"/>
+          </w:tcPr>
+          <w:p>
+            <w:r>
+              <w:rPr>
+                <w:b/>
+              </w:rPr>
+              <w:t>精确 t（正确值）</w:t>
+            </w:r>
+          </w:p>
+        </w:tc>
+        <w:tc>
+          <w:tcPr>
+            <w:tcW w:type="dxa" w:w="2160"/>
           </w:tcPr>
           <w:p>
             <w:r>
@@ -4154,7 +4168,7 @@
       <w:tr>
         <w:tc>
           <w:tcPr>
-            <w:tcW w:type="dxa" w:w="2880"/>
+            <w:tcW w:type="dxa" w:w="2160"/>
           </w:tcPr>
           <w:p>
             <w:r>
@@ -4164,7 +4178,7 @@
         </w:tc>
         <w:tc>
           <w:tcPr>
-            <w:tcW w:type="dxa" w:w="2880"/>
+            <w:tcW w:type="dxa" w:w="2160"/>
           </w:tcPr>
           <w:p>
             <w:r>
@@ -4174,7 +4188,20 @@
         </w:tc>
         <w:tc>
           <w:tcPr>
-            <w:tcW w:type="dxa" w:w="2880"/>
+            <w:tcW w:type="dxa" w:w="2160"/>
+          </w:tcPr>
+          <w:p>
+            <w:r>
+              <w:rPr>
+                <w:b/>
+              </w:rPr>
+              <w:t>235</w:t>
+            </w:r>
+          </w:p>
+        </w:tc>
+        <w:tc>
+          <w:tcPr>
+            <w:tcW w:type="dxa" w:w="2160"/>
           </w:tcPr>
           <w:p/>
         </w:tc>
@@ -4182,7 +4209,7 @@
       <w:tr>
         <w:tc>
           <w:tcPr>
-            <w:tcW w:type="dxa" w:w="2880"/>
+            <w:tcW w:type="dxa" w:w="2160"/>
           </w:tcPr>
           <w:p>
             <w:r>
@@ -4195,20 +4222,30 @@
         </w:tc>
         <w:tc>
           <w:tcPr>
-            <w:tcW w:type="dxa" w:w="2880"/>
+            <w:tcW w:type="dxa" w:w="2160"/>
+          </w:tcPr>
+          <w:p>
+            <w:r>
+              <w:t>59</w:t>
+            </w:r>
+          </w:p>
+        </w:tc>
+        <w:tc>
+          <w:tcPr>
+            <w:tcW w:type="dxa" w:w="2160"/>
           </w:tcPr>
           <w:p>
             <w:r>
               <w:rPr>
                 <w:b/>
               </w:rPr>
-              <w:t>59</w:t>
-            </w:r>
-          </w:p>
-        </w:tc>
-        <w:tc>
-          <w:tcPr>
-            <w:tcW w:type="dxa" w:w="2880"/>
+              <w:t>61</w:t>
+            </w:r>
+          </w:p>
+        </w:tc>
+        <w:tc>
+          <w:tcPr>
+            <w:tcW w:type="dxa" w:w="2160"/>
           </w:tcPr>
           <w:p>
             <w:r>
@@ -4220,7 +4257,7 @@
       <w:tr>
         <w:tc>
           <w:tcPr>
-            <w:tcW w:type="dxa" w:w="2880"/>
+            <w:tcW w:type="dxa" w:w="2160"/>
           </w:tcPr>
           <w:p>
             <w:r>
@@ -4233,20 +4270,30 @@
         </w:tc>
         <w:tc>
           <w:tcPr>
-            <w:tcW w:type="dxa" w:w="2880"/>
+            <w:tcW w:type="dxa" w:w="2160"/>
+          </w:tcPr>
+          <w:p>
+            <w:r>
+              <w:t>26</w:t>
+            </w:r>
+          </w:p>
+        </w:tc>
+        <w:tc>
+          <w:tcPr>
+            <w:tcW w:type="dxa" w:w="2160"/>
           </w:tcPr>
           <w:p>
             <w:r>
               <w:rPr>
                 <w:b/>
               </w:rPr>
-              <w:t>26</w:t>
-            </w:r>
-          </w:p>
-        </w:tc>
-        <w:tc>
-          <w:tcPr>
-            <w:tcW w:type="dxa" w:w="2880"/>
+              <w:t>28</w:t>
+            </w:r>
+          </w:p>
+        </w:tc>
+        <w:tc>
+          <w:tcPr>
+            <w:tcW w:type="dxa" w:w="2160"/>
           </w:tcPr>
           <w:p>
             <w:r>
@@ -4258,7 +4305,7 @@
       <w:tr>
         <w:tc>
           <w:tcPr>
-            <w:tcW w:type="dxa" w:w="2880"/>
+            <w:tcW w:type="dxa" w:w="2160"/>
           </w:tcPr>
           <w:p>
             <w:r>
@@ -4271,20 +4318,30 @@
         </w:tc>
         <w:tc>
           <w:tcPr>
-            <w:tcW w:type="dxa" w:w="2880"/>
+            <w:tcW w:type="dxa" w:w="2160"/>
+          </w:tcPr>
+          <w:p>
+            <w:r>
+              <w:t>15</w:t>
+            </w:r>
+          </w:p>
+        </w:tc>
+        <w:tc>
+          <w:tcPr>
+            <w:tcW w:type="dxa" w:w="2160"/>
           </w:tcPr>
           <w:p>
             <w:r>
               <w:rPr>
                 <w:b/>
               </w:rPr>
-              <w:t>15</w:t>
-            </w:r>
-          </w:p>
-        </w:tc>
-        <w:tc>
-          <w:tcPr>
-            <w:tcW w:type="dxa" w:w="2880"/>
+              <w:t>17</w:t>
+            </w:r>
+          </w:p>
+        </w:tc>
+        <w:tc>
+          <w:tcPr>
+            <w:tcW w:type="dxa" w:w="2160"/>
           </w:tcPr>
           <w:p>
             <w:r>
@@ -4296,7 +4353,7 @@
       <w:tr>
         <w:tc>
           <w:tcPr>
-            <w:tcW w:type="dxa" w:w="2880"/>
+            <w:tcW w:type="dxa" w:w="2160"/>
           </w:tcPr>
           <w:p>
             <w:r>
@@ -4306,7 +4363,7 @@
         </w:tc>
         <w:tc>
           <w:tcPr>
-            <w:tcW w:type="dxa" w:w="2880"/>
+            <w:tcW w:type="dxa" w:w="2160"/>
           </w:tcPr>
           <w:p>
             <w:r>
@@ -4316,7 +4373,20 @@
         </w:tc>
         <w:tc>
           <w:tcPr>
-            <w:tcW w:type="dxa" w:w="2880"/>
+            <w:tcW w:type="dxa" w:w="2160"/>
+          </w:tcPr>
+          <w:p>
+            <w:r>
+              <w:rPr>
+                <w:b/>
+              </w:rPr>
+              <w:t>9</w:t>
+            </w:r>
+          </w:p>
+        </w:tc>
+        <w:tc>
+          <w:tcPr>
+            <w:tcW w:type="dxa" w:w="2160"/>
           </w:tcPr>
           <w:p/>
         </w:tc>
@@ -4324,7 +4394,7 @@
       <w:tr>
         <w:tc>
           <w:tcPr>
-            <w:tcW w:type="dxa" w:w="2880"/>
+            <w:tcW w:type="dxa" w:w="2160"/>
           </w:tcPr>
           <w:p>
             <w:r>
@@ -4334,7 +4404,7 @@
         </w:tc>
         <w:tc>
           <w:tcPr>
-            <w:tcW w:type="dxa" w:w="2880"/>
+            <w:tcW w:type="dxa" w:w="2160"/>
           </w:tcPr>
           <w:p>
             <w:r>
@@ -4344,13 +4414,184 @@
         </w:tc>
         <w:tc>
           <w:tcPr>
-            <w:tcW w:type="dxa" w:w="2880"/>
+            <w:tcW w:type="dxa" w:w="2160"/>
+          </w:tcPr>
+          <w:p>
+            <w:r>
+              <w:rPr>
+                <w:b/>
+              </w:rPr>
+              <w:t>5</w:t>
+            </w:r>
+          </w:p>
+        </w:tc>
+        <w:tc>
+          <w:tcPr>
+            <w:tcW w:type="dxa" w:w="2160"/>
           </w:tcPr>
           <w:p/>
         </w:tc>
       </w:tr>
     </w:tbl>
     <w:p/>
+    <w:p>
+      <w:r>
+        <w:t xml:space="preserve">⚠️ </w:t>
+      </w:r>
+      <w:r>
+        <w:rPr>
+          <w:b/>
+        </w:rPr>
+        <w:t>原表用的是正态近似</w:t>
+      </w:r>
+      <w:r>
+        <w:t xml:space="preserve"> $n=(z_{0.975}+z_{0.80})^2\sigma_d^2/\Delta^2$（系数 7.849），</w:t>
+      </w:r>
+    </w:p>
+    <w:p>
+      <w:r>
+        <w:t>它忽略了临界值是 $t_{n-1}$ 而不是 $z$、且 $s$ 是估计量。</w:t>
+      </w:r>
+    </w:p>
+    <w:p>
+      <w:r>
+        <w:t>精确值按非中心 t 算（</w:t>
+      </w:r>
+      <w:r>
+        <w:rPr>
+          <w:rFonts w:ascii="Menlo" w:hAnsi="Menlo"/>
+          <w:color w:val="C7254E"/>
+        </w:rPr>
+        <w:t>scipy.stats.nct</w:t>
+      </w:r>
+      <w:r>
+        <w:t>），</w:t>
+      </w:r>
+      <w:r>
+        <w:rPr>
+          <w:b/>
+        </w:rPr>
+        <w:t>每一格都恰好多 2 个配对</w:t>
+      </w:r>
+      <w:r>
+        <w:t>。</w:t>
+      </w:r>
+    </w:p>
+    <w:p>
+      <w:r>
+        <w:t>绝对量级不变，但 Δ=0.030 那一格从 7 变 9（+29%），小 n 时相对误差最大。</w:t>
+      </w:r>
+    </w:p>
+    <w:p>
+      <w:r>
+        <w:t xml:space="preserve">这正是 commit </w:t>
+      </w:r>
+      <w:r>
+        <w:rPr>
+          <w:rFonts w:ascii="Menlo" w:hAnsi="Menlo"/>
+          <w:color w:val="C7254E"/>
+        </w:rPr>
+        <w:t>8625569</w:t>
+      </w:r>
+      <w:r>
+        <w:t xml:space="preserve"> 已经写下过的教训（"不能用正态分位数的解析公式估这个：</w:t>
+      </w:r>
+    </w:p>
+    <w:p>
+      <w:r>
+        <w:t xml:space="preserve">n=3 时临界值是 t₂=4.303 而非 z=1.96"），当时改了 </w:t>
+      </w:r>
+      <w:r>
+        <w:rPr>
+          <w:rFonts w:ascii="Menlo" w:hAnsi="Menlo"/>
+          <w:color w:val="C7254E"/>
+        </w:rPr>
+        <w:t>measure_power.py</w:t>
+      </w:r>
+      <w:r>
+        <w:t>，</w:t>
+      </w:r>
+    </w:p>
+    <w:p>
+      <w:r>
+        <w:t xml:space="preserve">但本表和 </w:t>
+      </w:r>
+      <w:r>
+        <w:rPr>
+          <w:rFonts w:ascii="Menlo" w:hAnsi="Menlo"/>
+          <w:color w:val="C7254E"/>
+        </w:rPr>
+        <w:t>scripts/variance_decomposition.py</w:t>
+      </w:r>
+      <w:r>
+        <w:t xml:space="preserve"> 里的 </w:t>
+      </w:r>
+      <w:r>
+        <w:rPr>
+          <w:rFonts w:ascii="Menlo" w:hAnsi="Menlo"/>
+          <w:color w:val="C7254E"/>
+        </w:rPr>
+        <w:t>2.8016**2</w:t>
+      </w:r>
+      <w:r>
+        <w:t xml:space="preserve"> 都没跟着改 ——</w:t>
+      </w:r>
+    </w:p>
+    <w:p>
+      <w:r>
+        <w:rPr>
+          <w:b/>
+        </w:rPr>
+        <w:t>同一个坑踩了两次</w:t>
+      </w:r>
+      <w:r>
+        <w:t>。</w:t>
+      </w:r>
+    </w:p>
+    <w:p>
+      <w:r>
+        <w:t xml:space="preserve">现已收口到一个函数 </w:t>
+      </w:r>
+      <w:r>
+        <w:rPr>
+          <w:rFonts w:ascii="Menlo" w:hAnsi="Menlo"/>
+          <w:color w:val="C7254E"/>
+        </w:rPr>
+        <w:t>variance_decomposition.pairs_needed()</w:t>
+      </w:r>
+      <w:r>
+        <w:t>（精确非中心 t），</w:t>
+      </w:r>
+    </w:p>
+    <w:p>
+      <w:r>
+        <w:t xml:space="preserve">并加了反向测试 </w:t>
+      </w:r>
+      <w:r>
+        <w:rPr>
+          <w:rFonts w:ascii="Menlo" w:hAnsi="Menlo"/>
+          <w:color w:val="C7254E"/>
+        </w:rPr>
+        <w:t>test_sample_size_uses_exact_noncentral_t_not_the_normal_approximation</w:t>
+      </w:r>
+      <w:r>
+        <w:t>：</w:t>
+      </w:r>
+    </w:p>
+    <w:p>
+      <w:r>
+        <w:t>它直接断言"精确值必须</w:t>
+      </w:r>
+      <w:r>
+        <w:rPr>
+          <w:b/>
+        </w:rPr>
+        <w:t>严格大于</w:t>
+      </w:r>
+      <w:r>
+        <w:t>正态近似值"，退回近似当场变红。</w:t>
+      </w:r>
+    </w:p>
     <w:p>
       <w:r>
         <w:rPr>
@@ -6165,6 +6406,67 @@
           </w:p>
         </w:tc>
       </w:tr>
+      <w:tr>
+        <w:tc>
+          <w:tcPr>
+            <w:tcW w:type="dxa" w:w="2880"/>
+          </w:tcPr>
+          <w:p>
+            <w:r>
+              <w:t>样本量用正态近似（</w:t>
+            </w:r>
+            <w:r>
+              <w:rPr>
+                <w:rFonts w:ascii="Menlo" w:hAnsi="Menlo"/>
+                <w:color w:val="C7254E"/>
+              </w:rPr>
+              <w:t>2.8016**2</w:t>
+            </w:r>
+            <w:r>
+              <w:t>）而非非中心 t</w:t>
+            </w:r>
+          </w:p>
+        </w:tc>
+        <w:tc>
+          <w:tcPr>
+            <w:tcW w:type="dxa" w:w="2880"/>
+          </w:tcPr>
+          <w:p>
+            <w:r>
+              <w:t>§8.1 的样本量表每一格都</w:t>
+            </w:r>
+            <w:r>
+              <w:rPr>
+                <w:b/>
+              </w:rPr>
+              <w:t>少 2 个配对</w:t>
+            </w:r>
+            <w:r>
+              <w:t>，即告诉你"跑这么多 seed 就够了"而实际功效达不到 0.8</w:t>
+            </w:r>
+          </w:p>
+        </w:tc>
+        <w:tc>
+          <w:tcPr>
+            <w:tcW w:type="dxa" w:w="2880"/>
+          </w:tcPr>
+          <w:p>
+            <w:r>
+              <w:t>已修（</w:t>
+            </w:r>
+            <w:r>
+              <w:rPr>
+                <w:rFonts w:ascii="Menlo" w:hAnsi="Menlo"/>
+                <w:color w:val="C7254E"/>
+              </w:rPr>
+              <w:t>pairs_needed</w:t>
+            </w:r>
+            <w:r>
+              <w:t>）+ 反向测试</w:t>
+            </w:r>
+          </w:p>
+        </w:tc>
+      </w:tr>
     </w:tbl>
     <w:p/>
     <w:p>
@@ -6172,7 +6474,7 @@
         <w:rPr>
           <w:b/>
         </w:rPr>
-        <w:t>这 12 条里有 8 条是静默失败</w:t>
+        <w:t>这 13 条里有 9 条是静默失败</w:t>
       </w:r>
       <w:r>
         <w:t>——不崩溃、不报警、只是安静地产出错误结果。</w:t>
@@ -6181,6 +6483,40 @@
     <w:p>
       <w:r>
         <w:t>论文的 reproducibility 一节应当把这个比例如实写出来。</w:t>
+      </w:r>
+    </w:p>
+    <w:p>
+      <w:r>
+        <w:t xml:space="preserve">最后一条还多一层教训：它是 commit </w:t>
+      </w:r>
+      <w:r>
+        <w:rPr>
+          <w:rFonts w:ascii="Menlo" w:hAnsi="Menlo"/>
+          <w:color w:val="C7254E"/>
+        </w:rPr>
+        <w:t>8625569</w:t>
+      </w:r>
+      <w:r>
+        <w:t xml:space="preserve"> </w:t>
+      </w:r>
+      <w:r>
+        <w:rPr>
+          <w:b/>
+        </w:rPr>
+        <w:t>已经记录过</w:t>
+      </w:r>
+      <w:r>
+        <w:t>的同一个错误，</w:t>
+      </w:r>
+    </w:p>
+    <w:p>
+      <w:r>
+        <w:t>换了个文件又出现了一次。写进 commit message 不等于写进代码；</w:t>
+      </w:r>
+    </w:p>
+    <w:p>
+      <w:r>
+        <w:t>只有落成函数 + 反向测试才拦得住。</w:t>
       </w:r>
     </w:p>
     <w:p>
@@ -6219,7 +6555,21 @@
         <w:t>--priority</w:t>
       </w:r>
       <w:r>
-        <w:t xml:space="preserve"> 分批跑：</w:t>
+        <w:t xml:space="preserve"> 分批跑。</w:t>
+      </w:r>
+      <w:r>
+        <w:rPr>
+          <w:b/>
+        </w:rPr>
+        <w:t>2026-09-27 已与协作方的冻结面板去重</w:t>
+      </w:r>
+      <w:r>
+        <w:t>，</w:t>
+      </w:r>
+    </w:p>
+    <w:p>
+      <w:r>
+        <w:t>下表是去重后的现值：</w:t>
       </w:r>
     </w:p>
     <w:tbl>
@@ -6336,7 +6686,7 @@
           </w:tcPr>
           <w:p>
             <w:r>
-              <w:t>fedavg / fedproto / fedosp_r / qfedavg / moon / feddg</w:t>
+              <w:t>fedavg / fedproto / fedosp_r / qfedavg / feddg</w:t>
             </w:r>
           </w:p>
         </w:tc>
@@ -6359,7 +6709,7 @@
           </w:tcPr>
           <w:p>
             <w:r>
-              <w:t>60</w:t>
+              <w:t>50</w:t>
             </w:r>
           </w:p>
         </w:tc>
@@ -6369,7 +6719,7 @@
           </w:tcPr>
           <w:p>
             <w:r>
-              <w:t>77.4</w:t>
+              <w:t>61.1</w:t>
             </w:r>
           </w:p>
         </w:tc>
@@ -6379,7 +6729,7 @@
           </w:tcPr>
           <w:p>
             <w:r>
-              <w:t>9.7 h</w:t>
+              <w:t>7.6 h</w:t>
             </w:r>
           </w:p>
         </w:tc>
@@ -6401,7 +6751,7 @@
           </w:tcPr>
           <w:p>
             <w:r>
-              <w:t>fedprox / fedbn / scaffold / fedper / feduaa / fedala / ditto</w:t>
+              <w:t>fedbn / scaffold / fedper / feduaa / fedala / ditto</w:t>
             </w:r>
           </w:p>
         </w:tc>
@@ -6421,7 +6771,7 @@
           </w:tcPr>
           <w:p>
             <w:r>
-              <w:t>35</w:t>
+              <w:t>30</w:t>
             </w:r>
           </w:p>
         </w:tc>
@@ -6431,7 +6781,7 @@
           </w:tcPr>
           <w:p>
             <w:r>
-              <w:t>46.1</w:t>
+              <w:t>42.0</w:t>
             </w:r>
           </w:p>
         </w:tc>
@@ -6441,7 +6791,7 @@
           </w:tcPr>
           <w:p>
             <w:r>
-              <w:t>5.8 h</w:t>
+              <w:t>5.3 h</w:t>
             </w:r>
           </w:p>
         </w:tc>
@@ -6572,7 +6922,7 @@
           </w:tcPr>
           <w:p>
             <w:r>
-              <w:t>0.4 h</w:t>
+              <w:t>0.4 h †</w:t>
             </w:r>
           </w:p>
         </w:tc>
@@ -6593,7 +6943,7 @@
               <w:rPr>
                 <w:b/>
               </w:rPr>
-              <w:t>合计</w:t>
+              <w:t>本矩阵合计</w:t>
             </w:r>
           </w:p>
         </w:tc>
@@ -6612,7 +6962,7 @@
               <w:rPr>
                 <w:b/>
               </w:rPr>
-              <w:t>118</w:t>
+              <w:t>103</w:t>
             </w:r>
           </w:p>
         </w:tc>
@@ -6625,7 +6975,7 @@
               <w:rPr>
                 <w:b/>
               </w:rPr>
-              <w:t>152.3</w:t>
+              <w:t>131.9</w:t>
             </w:r>
           </w:p>
         </w:tc>
@@ -6638,7 +6988,142 @@
               <w:rPr>
                 <w:b/>
               </w:rPr>
-              <w:t>19.0 h</w:t>
+              <w:t>16.5 h</w:t>
+            </w:r>
+          </w:p>
+        </w:tc>
+      </w:tr>
+      <w:tr>
+        <w:tc>
+          <w:tcPr>
+            <w:tcW w:type="dxa" w:w="1440"/>
+          </w:tcPr>
+          <w:p>
+            <w:r>
+              <w:t>＋</w:t>
+            </w:r>
+          </w:p>
+        </w:tc>
+        <w:tc>
+          <w:tcPr>
+            <w:tcW w:type="dxa" w:w="1440"/>
+          </w:tcPr>
+          <w:p>
+            <w:r>
+              <w:rPr>
+                <w:rFonts w:ascii="Menlo" w:hAnsi="Menlo"/>
+                <w:color w:val="C7254E"/>
+              </w:rPr>
+              <w:t>configs/variance_decomposition.csv</w:t>
+            </w:r>
+            <w:r>
+              <w:t>（§12.4）</w:t>
+            </w:r>
+          </w:p>
+        </w:tc>
+        <w:tc>
+          <w:tcPr>
+            <w:tcW w:type="dxa" w:w="1440"/>
+          </w:tcPr>
+          <w:p>
+            <w:r>
+              <w:t>5</w:t>
+            </w:r>
+          </w:p>
+        </w:tc>
+        <w:tc>
+          <w:tcPr>
+            <w:tcW w:type="dxa" w:w="1440"/>
+          </w:tcPr>
+          <w:p>
+            <w:r>
+              <w:t>10</w:t>
+            </w:r>
+          </w:p>
+        </w:tc>
+        <w:tc>
+          <w:tcPr>
+            <w:tcW w:type="dxa" w:w="1440"/>
+          </w:tcPr>
+          <w:p>
+            <w:r>
+              <w:t>11.8</w:t>
+            </w:r>
+          </w:p>
+        </w:tc>
+        <w:tc>
+          <w:tcPr>
+            <w:tcW w:type="dxa" w:w="1440"/>
+          </w:tcPr>
+          <w:p>
+            <w:r>
+              <w:t>1.5 h †</w:t>
+            </w:r>
+          </w:p>
+        </w:tc>
+      </w:tr>
+      <w:tr>
+        <w:tc>
+          <w:tcPr>
+            <w:tcW w:type="dxa" w:w="1440"/>
+          </w:tcPr>
+          <w:p/>
+        </w:tc>
+        <w:tc>
+          <w:tcPr>
+            <w:tcW w:type="dxa" w:w="1440"/>
+          </w:tcPr>
+          <w:p>
+            <w:r>
+              <w:rPr>
+                <w:b/>
+              </w:rPr>
+              <w:t>两个矩阵总计</w:t>
+            </w:r>
+          </w:p>
+        </w:tc>
+        <w:tc>
+          <w:tcPr>
+            <w:tcW w:type="dxa" w:w="1440"/>
+          </w:tcPr>
+          <w:p/>
+        </w:tc>
+        <w:tc>
+          <w:tcPr>
+            <w:tcW w:type="dxa" w:w="1440"/>
+          </w:tcPr>
+          <w:p>
+            <w:r>
+              <w:rPr>
+                <w:b/>
+              </w:rPr>
+              <w:t>113</w:t>
+            </w:r>
+          </w:p>
+        </w:tc>
+        <w:tc>
+          <w:tcPr>
+            <w:tcW w:type="dxa" w:w="1440"/>
+          </w:tcPr>
+          <w:p>
+            <w:r>
+              <w:rPr>
+                <w:b/>
+              </w:rPr>
+              <w:t>143.7</w:t>
+            </w:r>
+          </w:p>
+        </w:tc>
+        <w:tc>
+          <w:tcPr>
+            <w:tcW w:type="dxa" w:w="1440"/>
+          </w:tcPr>
+          <w:p>
+            <w:r>
+              <w:rPr>
+                <w:b/>
+              </w:rPr>
+              <w:t>18.0 h</w:t>
             </w:r>
           </w:p>
         </w:tc>
@@ -6647,40 +7132,632 @@
     <w:p/>
     <w:p>
       <w:r>
-        <w:t>A 层三个方法进入 n=10 的理由</w:t>
+        <w:t xml:space="preserve">† 墙钟列一律是 </w:t>
+      </w:r>
+      <w:r>
+        <w:rPr>
+          <w:rFonts w:ascii="Menlo" w:hAnsi="Menlo"/>
+          <w:color w:val="C7254E"/>
+        </w:rPr>
+        <w:t>GPU·h ÷ 8</w:t>
+      </w:r>
+      <w:r>
+        <w:t>，即</w:t>
       </w:r>
       <w:r>
         <w:rPr>
           <w:b/>
         </w:rPr>
-        <w:t>事先指定</w:t>
-      </w:r>
-      <w:r>
-        <w:t>（不可看结果再挑，否则就是按噪声选择）：</w:t>
+        <w:t>理想打包下界</w:t>
+      </w:r>
+      <w:r>
+        <w:t>。run 数少于槽位数的层达不到它：</w:t>
       </w:r>
     </w:p>
     <w:p>
       <w:r>
-        <w:t>q-FedAvg 是唯一针对 worst-client 端点的方法；MOON 是引用最高的表示层 FL 方法、</w:t>
+        <w:t>D 层 3 个 run 各约 1.1 h，实际墙钟就是 1.1 h；方差分解 10 个 run 要排两波，约 2.4 h。</w:t>
       </w:r>
     </w:p>
     <w:p>
-      <w:r>
-        <w:t>原型类的直接对手；FedDG-ELCFS 是唯一的域泛化方法，直接对应未见中心端点。</w:t>
+      <w:pPr>
+        <w:pStyle w:val="Heading4"/>
+      </w:pPr>
+      <w:r>
+        <w:t>与上一版（152.3 GPU·h / 118 run）的差异，两笔账</w:t>
       </w:r>
     </w:p>
     <w:p>
       <w:r>
-        <w:t xml:space="preserve">所有 seed 取自 </w:t>
+        <w:t xml:space="preserve">1. </w:t>
       </w:r>
       <w:r>
         <w:rPr>
           <w:b/>
         </w:rPr>
-        <w:t>3–12</w:t>
-      </w:r>
-      <w:r>
-        <w:t>，即从未参与组件筛选的干净区间，可与已有 10 对确认严格配对。</w:t>
+        <w:t>上一版表格本身就偏低 4.9 GPU·h</w:t>
+      </w:r>
+      <w:r>
+        <w:t xml:space="preserve">。commit </w:t>
+      </w:r>
+      <w:r>
+        <w:rPr>
+          <w:rFonts w:ascii="Menlo" w:hAnsi="Menlo"/>
+          <w:color w:val="C7254E"/>
+        </w:rPr>
+        <w:t>f50b16d</w:t>
+      </w:r>
+      <w:r>
+        <w:t xml:space="preserve"> 给 A/B 两层的</w:t>
+      </w:r>
+    </w:p>
+    <w:p>
+      <w:r>
+        <w:t xml:space="preserve">   </w:t>
+      </w:r>
+      <w:r>
+        <w:rPr>
+          <w:rFonts w:ascii="Menlo" w:hAnsi="Menlo"/>
+          <w:color w:val="C7254E"/>
+        </w:rPr>
+        <w:t>extra_args</w:t>
+      </w:r>
+      <w:r>
+        <w:t xml:space="preserve"> 加了 </w:t>
+      </w:r>
+      <w:r>
+        <w:rPr>
+          <w:rFonts w:ascii="Menlo" w:hAnsi="Menlo"/>
+          <w:color w:val="C7254E"/>
+        </w:rPr>
+        <w:t>--eval-external-every 5</w:t>
+      </w:r>
+      <w:r>
+        <w:t>（约 +4% 训练时长）并把 CSV 的</w:t>
+      </w:r>
+    </w:p>
+    <w:p>
+      <w:r>
+        <w:t xml:space="preserve">   </w:t>
+      </w:r>
+      <w:r>
+        <w:rPr>
+          <w:rFonts w:ascii="Menlo" w:hAnsi="Menlo"/>
+          <w:color w:val="C7254E"/>
+        </w:rPr>
+        <w:t>est_gpu_h</w:t>
+      </w:r>
+      <w:r>
+        <w:t xml:space="preserve"> 逐行改了，但 README 与本台账的汇总表没跟着改。</w:t>
+      </w:r>
+    </w:p>
+    <w:p>
+      <w:r>
+        <w:t xml:space="preserve">   按 CSV 逐行求和，去重前的真实值是 </w:t>
+      </w:r>
+      <w:r>
+        <w:rPr>
+          <w:b/>
+        </w:rPr>
+        <w:t>157.2 GPU·h / 118 run</w:t>
+      </w:r>
+      <w:r>
+        <w:t>，不是 152.3。</w:t>
+      </w:r>
+    </w:p>
+    <w:p>
+      <w:r>
+        <w:t xml:space="preserve">2. </w:t>
+      </w:r>
+      <w:r>
+        <w:rPr>
+          <w:b/>
+        </w:rPr>
+        <w:t>去重省下 25.3 GPU·h</w:t>
+      </w:r>
+      <w:r>
+        <w:t xml:space="preserve">：删掉 </w:t>
+      </w:r>
+      <w:r>
+        <w:rPr>
+          <w:rFonts w:ascii="Menlo" w:hAnsi="Menlo"/>
+          <w:color w:val="C7254E"/>
+        </w:rPr>
+        <w:t>bench_moon</w:t>
+      </w:r>
+      <w:r>
+        <w:t>（A 层 n=10，19.4）与</w:t>
+      </w:r>
+    </w:p>
+    <w:p>
+      <w:r>
+        <w:t xml:space="preserve">   </w:t>
+      </w:r>
+      <w:r>
+        <w:rPr>
+          <w:rFonts w:ascii="Menlo" w:hAnsi="Menlo"/>
+          <w:color w:val="C7254E"/>
+        </w:rPr>
+        <w:t>bench_fedprox</w:t>
+      </w:r>
+      <w:r>
+        <w:t>（B 层 n=5，5.9）。157.2 − 25.3 = 131.9。</w:t>
+      </w:r>
+    </w:p>
+    <w:p>
+      <w:r>
+        <w:t xml:space="preserve">   加回方差分解的 11.8 之后是 143.7，相对去重前仍净省 </w:t>
+      </w:r>
+      <w:r>
+        <w:rPr>
+          <w:b/>
+        </w:rPr>
+        <w:t>13.5 GPU·h</w:t>
+      </w:r>
+      <w:r>
+        <w:t>。</w:t>
+      </w:r>
+    </w:p>
+    <w:p>
+      <w:pPr>
+        <w:pStyle w:val="Heading4"/>
+      </w:pPr>
+      <w:r>
+        <w:t>去重的依据</w:t>
+      </w:r>
+    </w:p>
+    <w:p>
+      <w:r>
+        <w:t>协作方在 GPU 机器上启动了一个</w:t>
+      </w:r>
+      <w:r>
+        <w:rPr>
+          <w:b/>
+        </w:rPr>
+        <w:t>冻结的预注册 20-run 面板</w:t>
+      </w:r>
+    </w:p>
+    <w:p>
+      <w:r>
+        <w:t>（</w:t>
+      </w:r>
+      <w:r>
+        <w:rPr>
+          <w:rFonts w:ascii="Menlo" w:hAnsi="Menlo"/>
+          <w:color w:val="C7254E"/>
+        </w:rPr>
+        <w:t>configs/benchmark_strong_baselines_seed3_12.csv</w:t>
+      </w:r>
+      <w:r>
+        <w:t>，文档</w:t>
+      </w:r>
+    </w:p>
+    <w:p>
+      <w:r>
+        <w:rPr>
+          <w:rFonts w:ascii="Menlo" w:hAnsi="Menlo"/>
+          <w:color w:val="C7254E"/>
+        </w:rPr>
+        <w:t>NEXT_PHASE_PREREGISTRATION.md</w:t>
+      </w:r>
+      <w:r>
+        <w:t>，GPU4–7）：</w:t>
+      </w:r>
+    </w:p>
+    <w:tbl>
+      <w:tblPr>
+        <w:tblStyle w:val="LightGrid-Accent1"/>
+        <w:tblW w:type="auto" w:w="0"/>
+        <w:tblLook w:firstColumn="1" w:firstRow="1" w:lastColumn="0" w:lastRow="0" w:noHBand="0" w:noVBand="1" w:val="04A0"/>
+      </w:tblPr>
+      <w:tblGrid>
+        <w:gridCol w:w="1728"/>
+        <w:gridCol w:w="1728"/>
+        <w:gridCol w:w="1728"/>
+        <w:gridCol w:w="1728"/>
+        <w:gridCol w:w="1728"/>
+      </w:tblGrid>
+      <w:tr>
+        <w:tc>
+          <w:tcPr>
+            <w:tcW w:type="dxa" w:w="1728"/>
+          </w:tcPr>
+          <w:p>
+            <w:r>
+              <w:rPr>
+                <w:b/>
+              </w:rPr>
+              <w:t>对方 exp_id</w:t>
+            </w:r>
+          </w:p>
+        </w:tc>
+        <w:tc>
+          <w:tcPr>
+            <w:tcW w:type="dxa" w:w="1728"/>
+          </w:tcPr>
+          <w:p>
+            <w:r>
+              <w:rPr>
+                <w:b/>
+              </w:rPr>
+              <w:t>策略</w:t>
+            </w:r>
+          </w:p>
+        </w:tc>
+        <w:tc>
+          <w:tcPr>
+            <w:tcW w:type="dxa" w:w="1728"/>
+          </w:tcPr>
+          <w:p>
+            <w:r>
+              <w:rPr>
+                <w:b/>
+              </w:rPr>
+              <w:t>超参</w:t>
+            </w:r>
+          </w:p>
+        </w:tc>
+        <w:tc>
+          <w:tcPr>
+            <w:tcW w:type="dxa" w:w="1728"/>
+          </w:tcPr>
+          <w:p>
+            <w:r>
+              <w:rPr>
+                <w:b/>
+              </w:rPr>
+              <w:t>seed</w:t>
+            </w:r>
+          </w:p>
+        </w:tc>
+        <w:tc>
+          <w:tcPr>
+            <w:tcW w:type="dxa" w:w="1728"/>
+          </w:tcPr>
+          <w:p>
+            <w:r>
+              <w:rPr>
+                <w:b/>
+              </w:rPr>
+              <w:t>覆盖本仓库的</w:t>
+            </w:r>
+          </w:p>
+        </w:tc>
+      </w:tr>
+      <w:tr>
+        <w:tc>
+          <w:tcPr>
+            <w:tcW w:type="dxa" w:w="1728"/>
+          </w:tcPr>
+          <w:p>
+            <w:r>
+              <w:rPr>
+                <w:rFonts w:ascii="Menlo" w:hAnsi="Menlo"/>
+                <w:color w:val="C7254E"/>
+              </w:rPr>
+              <w:t>base_fedprox_5c</w:t>
+            </w:r>
+          </w:p>
+        </w:tc>
+        <w:tc>
+          <w:tcPr>
+            <w:tcW w:type="dxa" w:w="1728"/>
+          </w:tcPr>
+          <w:p>
+            <w:r>
+              <w:t>fedprox</w:t>
+            </w:r>
+          </w:p>
+        </w:tc>
+        <w:tc>
+          <w:tcPr>
+            <w:tcW w:type="dxa" w:w="1728"/>
+          </w:tcPr>
+          <w:p>
+            <w:r>
+              <w:rPr>
+                <w:rFonts w:ascii="Menlo" w:hAnsi="Menlo"/>
+                <w:color w:val="C7254E"/>
+              </w:rPr>
+              <w:t>--fedprox-mu 0.01</w:t>
+            </w:r>
+          </w:p>
+        </w:tc>
+        <w:tc>
+          <w:tcPr>
+            <w:tcW w:type="dxa" w:w="1728"/>
+          </w:tcPr>
+          <w:p>
+            <w:r>
+              <w:t>3–12（n=10）</w:t>
+            </w:r>
+          </w:p>
+        </w:tc>
+        <w:tc>
+          <w:tcPr>
+            <w:tcW w:type="dxa" w:w="1728"/>
+          </w:tcPr>
+          <w:p>
+            <w:r>
+              <w:rPr>
+                <w:rFonts w:ascii="Menlo" w:hAnsi="Menlo"/>
+                <w:color w:val="C7254E"/>
+              </w:rPr>
+              <w:t>bench_fedprox</w:t>
+            </w:r>
+            <w:r>
+              <w:t>（n=5）</w:t>
+            </w:r>
+          </w:p>
+        </w:tc>
+      </w:tr>
+      <w:tr>
+        <w:tc>
+          <w:tcPr>
+            <w:tcW w:type="dxa" w:w="1728"/>
+          </w:tcPr>
+          <w:p>
+            <w:r>
+              <w:rPr>
+                <w:rFonts w:ascii="Menlo" w:hAnsi="Menlo"/>
+                <w:color w:val="C7254E"/>
+              </w:rPr>
+              <w:t>base_moon_5c</w:t>
+            </w:r>
+          </w:p>
+        </w:tc>
+        <w:tc>
+          <w:tcPr>
+            <w:tcW w:type="dxa" w:w="1728"/>
+          </w:tcPr>
+          <w:p>
+            <w:r>
+              <w:t>moon</w:t>
+            </w:r>
+          </w:p>
+        </w:tc>
+        <w:tc>
+          <w:tcPr>
+            <w:tcW w:type="dxa" w:w="1728"/>
+          </w:tcPr>
+          <w:p>
+            <w:r>
+              <w:rPr>
+                <w:rFonts w:ascii="Menlo" w:hAnsi="Menlo"/>
+                <w:color w:val="C7254E"/>
+              </w:rPr>
+              <w:t>--moon-mu 1.0 --moon-tau 0.5</w:t>
+            </w:r>
+          </w:p>
+        </w:tc>
+        <w:tc>
+          <w:tcPr>
+            <w:tcW w:type="dxa" w:w="1728"/>
+          </w:tcPr>
+          <w:p>
+            <w:r>
+              <w:t>3–12（n=10）</w:t>
+            </w:r>
+          </w:p>
+        </w:tc>
+        <w:tc>
+          <w:tcPr>
+            <w:tcW w:type="dxa" w:w="1728"/>
+          </w:tcPr>
+          <w:p>
+            <w:r>
+              <w:rPr>
+                <w:rFonts w:ascii="Menlo" w:hAnsi="Menlo"/>
+                <w:color w:val="C7254E"/>
+              </w:rPr>
+              <w:t>bench_moon</w:t>
+            </w:r>
+            <w:r>
+              <w:t>（n=10）</w:t>
+            </w:r>
+          </w:p>
+        </w:tc>
+      </w:tr>
+    </w:tbl>
+    <w:p/>
+    <w:p>
+      <w:r>
+        <w:t>两组超参</w:t>
+      </w:r>
+      <w:r>
+        <w:rPr>
+          <w:b/>
+        </w:rPr>
+        <w:t>都是本仓库的默认值</w:t>
+      </w:r>
+      <w:r>
+        <w:t>（</w:t>
+      </w:r>
+      <w:r>
+        <w:rPr>
+          <w:rFonts w:ascii="Menlo" w:hAnsi="Menlo"/>
+          <w:color w:val="C7254E"/>
+        </w:rPr>
+        <w:t>run_fed.py</w:t>
+      </w:r>
+      <w:r>
+        <w:t xml:space="preserve"> 的 </w:t>
+      </w:r>
+      <w:r>
+        <w:rPr>
+          <w:rFonts w:ascii="Menlo" w:hAnsi="Menlo"/>
+          <w:color w:val="C7254E"/>
+        </w:rPr>
+        <w:t>--fedprox-mu</w:t>
+      </w:r>
+      <w:r>
+        <w:t xml:space="preserve"> 默认 0.01、</w:t>
+      </w:r>
+    </w:p>
+    <w:p>
+      <w:r>
+        <w:rPr>
+          <w:rFonts w:ascii="Menlo" w:hAnsi="Menlo"/>
+          <w:color w:val="C7254E"/>
+        </w:rPr>
+        <w:t>--moon-tau</w:t>
+      </w:r>
+      <w:r>
+        <w:t xml:space="preserve"> 默认 0.5），seed 区间也与本矩阵完全一致，因此可以直接配对合并。</w:t>
+      </w:r>
+    </w:p>
+    <w:p>
+      <w:pPr>
+        <w:pStyle w:val="ListBullet"/>
+        <w:ind w:left="360"/>
+      </w:pPr>
+      <w:r>
+        <w:t>FedProx：对方 n=10 严格优于本仓库的 n=5（CI 半宽 ±0.0195 对 ±0.034）。</w:t>
+      </w:r>
+    </w:p>
+    <w:p>
+      <w:pPr>
+        <w:pStyle w:val="ListBullet"/>
+        <w:ind w:left="360"/>
+      </w:pPr>
+      <w:r>
+        <w:t>MOON：n 相同，重跑只是换一次随机性，不增加信息。</w:t>
+      </w:r>
+    </w:p>
+    <w:p>
+      <w:r>
+        <w:rPr>
+          <w:b/>
+        </w:rPr>
+        <w:t>A 层成员没有变。</w:t>
+      </w:r>
+      <w:r>
+        <w:t xml:space="preserve"> MOON 仍是预先指定的 A 层方法，只是改由对方的冻结面板执行；</w:t>
+      </w:r>
+    </w:p>
+    <w:p>
+      <w:r>
+        <w:t>这不是"看了结果再挑成员"，去重发生在任何一方出数之前。</w:t>
+      </w:r>
+    </w:p>
+    <w:p>
+      <w:r>
+        <w:t xml:space="preserve">⚠️ </w:t>
+      </w:r>
+      <w:r>
+        <w:rPr>
+          <w:b/>
+        </w:rPr>
+        <w:t>合并前必须核对三件事</w:t>
+      </w:r>
+      <w:r>
+        <w:t xml:space="preserve">（已写进 </w:t>
+      </w:r>
+      <w:r>
+        <w:rPr>
+          <w:rFonts w:ascii="Menlo" w:hAnsi="Menlo"/>
+          <w:color w:val="C7254E"/>
+        </w:rPr>
+        <w:t>configs/benchmark_matrix.csv</w:t>
+      </w:r>
+      <w:r>
+        <w:t xml:space="preserve"> 的注释行）：</w:t>
+      </w:r>
+    </w:p>
+    <w:p>
+      <w:r>
+        <w:t xml:space="preserve">1. 对方 </w:t>
+      </w:r>
+      <w:r>
+        <w:rPr>
+          <w:rFonts w:ascii="Menlo" w:hAnsi="Menlo"/>
+          <w:color w:val="C7254E"/>
+        </w:rPr>
+        <w:t>extra_args</w:t>
+      </w:r>
+      <w:r>
+        <w:t xml:space="preserve"> 是否同样带 </w:t>
+      </w:r>
+      <w:r>
+        <w:rPr>
+          <w:rFonts w:ascii="Menlo" w:hAnsi="Menlo"/>
+          <w:color w:val="C7254E"/>
+        </w:rPr>
+        <w:t>--no-fsr --no-shallow-proto --no-deep-proto</w:t>
+      </w:r>
+      <w:r>
+        <w:t>。</w:t>
+      </w:r>
+    </w:p>
+    <w:p>
+      <w:r>
+        <w:t xml:space="preserve">   不带就是</w:t>
+      </w:r>
+      <w:r>
+        <w:rPr>
+          <w:b/>
+        </w:rPr>
+        <w:t>带原型的 MOON/FedProx</w:t>
+      </w:r>
+      <w:r>
+        <w:t>，与本表其它行不是同一个模型。</w:t>
+      </w:r>
+    </w:p>
+    <w:p>
+      <w:r>
+        <w:t>2. Brier 口径 —— 已核定为 $[0,2]$，见 §12.3。</w:t>
+      </w:r>
+    </w:p>
+    <w:p>
+      <w:r>
+        <w:t>3. 对方面板</w:t>
+      </w:r>
+      <w:r>
+        <w:rPr>
+          <w:b/>
+        </w:rPr>
+        <w:t>不带</w:t>
+      </w:r>
+      <w:r>
+        <w:t xml:space="preserve"> </w:t>
+      </w:r>
+      <w:r>
+        <w:rPr>
+          <w:rFonts w:ascii="Menlo" w:hAnsi="Menlo"/>
+          <w:color w:val="C7254E"/>
+        </w:rPr>
+        <w:t>--eval-external-every</w:t>
+      </w:r>
+      <w:r>
+        <w:t xml:space="preserve">，所以 MOON/FedProx </w:t>
+      </w:r>
+      <w:r>
+        <w:rPr>
+          <w:b/>
+        </w:rPr>
+        <w:t>不进入方差分解</w:t>
+      </w:r>
+      <w:r>
+        <w:t>。</w:t>
+      </w:r>
+    </w:p>
+    <w:p>
+      <w:r>
+        <w:t xml:space="preserve">⚠️ </w:t>
+      </w:r>
+      <w:r>
+        <w:rPr>
+          <w:b/>
+        </w:rPr>
+        <w:t>不要重跑对方已覆盖的两行</w:t>
+      </w:r>
+      <w:r>
+        <w:t>。重跑会在主表里产生第二个更粗的估计，</w:t>
+      </w:r>
+    </w:p>
+    <w:p>
+      <w:r>
+        <w:t>而两个估计并存时"按结果挑一个"就是按噪声选择 —— 正是本文在批评的做法。</w:t>
       </w:r>
     </w:p>
     <w:p>
@@ -6859,7 +7936,13 @@
           </w:tcPr>
           <w:p>
             <w:r>
-              <w:t>只在 GPU 机器本地</w:t>
+              <w:t>只在 GPU 机器本地，</w:t>
+            </w:r>
+            <w:r>
+              <w:rPr>
+                <w:b/>
+              </w:rPr>
+              <w:t>仍未解决</w:t>
             </w:r>
           </w:p>
         </w:tc>
@@ -6881,7 +7964,7 @@
           </w:tcPr>
           <w:p>
             <w:r>
-              <w:t xml:space="preserve">报告中反复引用，本仓库原本没有（本版已补 </w:t>
+              <w:t xml:space="preserve">本仓库已补 </w:t>
             </w:r>
             <w:r>
               <w:rPr>
@@ -6891,7 +7974,16 @@
               <w:t>multiclass_brier</w:t>
             </w:r>
             <w:r>
-              <w:t>，但与对方实现是否同口径未核对）</w:t>
+              <w:t>；口径</w:t>
+            </w:r>
+            <w:r>
+              <w:rPr>
+                <w:b/>
+              </w:rPr>
+              <w:t>已核定</w:t>
+            </w:r>
+            <w:r>
+              <w:t>，见下</w:t>
             </w:r>
           </w:p>
         </w:tc>
@@ -6899,73 +7991,59 @@
     </w:tbl>
     <w:p/>
     <w:p>
-      <w:r>
-        <w:t>Brier 有 $[0,1]$ 与 $[0,2]$ 两种约定。</w:t>
+      <w:pPr>
+        <w:pStyle w:val="Heading4"/>
+      </w:pPr>
+      <w:r>
+        <w:t>Brier 口径已核定为 $[0,2]$（2026-09-27）</w:t>
+      </w:r>
+    </w:p>
+    <w:p>
+      <w:r>
+        <w:t>Brier 有 $[0,1]$ 与 $[0,2]$ 两种约定，相差</w:t>
       </w:r>
       <w:r>
         <w:rPr>
           <w:b/>
         </w:rPr>
-        <w:t>在合并结果前必须核对口径</w:t>
-      </w:r>
-      <w:r>
-        <w:t>，</w:t>
+        <w:t>恰好 2 倍</w:t>
+      </w:r>
+      <w:r>
+        <w:t>，混用不报错。</w:t>
       </w:r>
     </w:p>
     <w:p>
       <w:r>
-        <w:t>否则基准表里会混入两种定义的 Brier 而无人察觉。</w:t>
-      </w:r>
-    </w:p>
-    <w:p>
-      <w:pPr>
-        <w:pStyle w:val="Heading3"/>
-      </w:pPr>
-      <w:r>
-        <w:t>12.4 ★ 唯一还可能产出方法贡献的方向：方差分解</w:t>
-      </w:r>
-    </w:p>
-    <w:p>
+        <w:t xml:space="preserve">用报告里引用的三个数（外测配对差 </w:t>
+      </w:r>
       <w:r>
         <w:rPr>
           <w:b/>
         </w:rPr>
-        <w:t>状态：假设，未验证。</w:t>
-      </w:r>
-      <w:r>
-        <w:t xml:space="preserve"> 但有机制线索，且检验几乎免费。</w:t>
-      </w:r>
-    </w:p>
-    <w:p>
-      <w:r>
-        <w:t xml:space="preserve">线索：模型选择是在约 100 轮上对验证 </w:t>
-      </w:r>
-      <w:r>
-        <w:rPr>
-          <w:rFonts w:ascii="Menlo" w:hAnsi="Menlo"/>
-          <w:color w:val="C7254E"/>
-        </w:rPr>
-        <w:t>macro_qwk</w:t>
-      </w:r>
-      <w:r>
-        <w:t xml:space="preserve"> 取 argmax，而实测最佳轮</w:t>
-      </w:r>
-    </w:p>
-    <w:p>
+        <w:t>−0.0207</w:t>
+      </w:r>
+      <w:r>
+        <w:t xml:space="preserve">、oracle 先验重加权 </w:t>
+      </w:r>
       <w:r>
         <w:rPr>
           <w:b/>
         </w:rPr>
-        <w:t>37 / 53 / 60 / 77 / 99</w:t>
-      </w:r>
-      <w:r>
-        <w:t xml:space="preserve">，对"平台期均匀分布"的 KS 检验 </w:t>
+        <w:t>0.507 → 0.604</w:t>
+      </w:r>
+      <w:r>
+        <w:t>）</w:t>
+      </w:r>
+    </w:p>
+    <w:p>
+      <w:r>
+        <w:t>反推口径，结论是</w:t>
       </w:r>
       <w:r>
         <w:rPr>
           <w:b/>
         </w:rPr>
-        <w:t>p = 0.982</w:t>
+        <w:t>三个都是 $[0,2]$，与本仓库实现一致，不需要改实现</w:t>
       </w:r>
       <w:r>
         <w:t>。</w:t>
@@ -6973,82 +8051,21 @@
     </w:p>
     <w:p>
       <w:r>
-        <w:t>验证集不大（IDRiD 103 张，单轮噪声 ~0.049；四中心 macro 后仍有 ~0.02 量级）。</w:t>
+        <w:t>参照尺（Messidor-2，n=1744，公开分级分布 1017/270/347/75/35；其 referable</w:t>
       </w:r>
     </w:p>
     <w:p>
+      <w:r>
+        <w:t xml:space="preserve">占比 </w:t>
+      </w:r>
       <w:r>
         <w:rPr>
           <w:b/>
         </w:rPr>
-        <w:t>在含 0.02 噪声的平坦曲线上从 100 个候选取 argmax，是典型的 winner's curse。</w:t>
-      </w:r>
-    </w:p>
-    <w:p>
-      <w:r>
-        <w:t>于是：seed 间 SD = 0.033 里，有多少其实来自"选哪一轮"而非"训得怎样"？</w:t>
-      </w:r>
-    </w:p>
-    <w:p>
-      <w:r>
-        <w:t>$$\mathrm{Var}_{\text{total}} = \underbrace{\mathrm{Var}_{\text{选择}}}_{\text{单 run 内可测}} + \underbrace{\mathrm{Var}_{\text{训练}}}_{\text{run 间}}$$</w:t>
-      </w:r>
-    </w:p>
-    <w:p>
-      <w:r>
-        <w:t>前项在单次 run 内部就能测，</w:t>
-      </w:r>
-      <w:r>
-        <w:rPr>
-          <w:b/>
-        </w:rPr>
-        <w:t>不需要任何跨 seed 重复</w:t>
-      </w:r>
-      <w:r>
-        <w:t>。已实现</w:t>
-      </w:r>
-    </w:p>
-    <w:p>
-      <w:r>
-        <w:rPr>
-          <w:rFonts w:ascii="Menlo" w:hAnsi="Menlo"/>
-          <w:color w:val="C7254E"/>
-        </w:rPr>
-        <w:t>--eval-external-every 5</w:t>
-      </w:r>
-      <w:r>
-        <w:t xml:space="preserve"> 并默认加进 A/B 两层基准行，整个分解只多花</w:t>
-      </w:r>
-    </w:p>
-    <w:p>
-      <w:r>
-        <w:rPr>
-          <w:b/>
-        </w:rPr>
-        <w:t>4.9 GPU·h</w:t>
-      </w:r>
-      <w:r>
-        <w:t>（Messidor-2 仅 1,744 张，H100 上一次前向 8.4 秒）。</w:t>
-      </w:r>
-    </w:p>
-    <w:p>
-      <w:r>
-        <w:t xml:space="preserve">分析用 </w:t>
-      </w:r>
-      <w:r>
-        <w:rPr>
-          <w:rFonts w:ascii="Menlo" w:hAnsi="Menlo"/>
-          <w:color w:val="C7254E"/>
-        </w:rPr>
-        <w:t>scripts/variance_decomposition.py</w:t>
-      </w:r>
-      <w:r>
-        <w:t>。</w:t>
-      </w:r>
-    </w:p>
-    <w:p>
-      <w:r>
-        <w:t>判据二值，两种结果都有价值：</w:t>
+        <w:t>26.20%</w:t>
+      </w:r>
+      <w:r>
+        <w:t xml:space="preserve"> 与 §6 记录的真实值完全吻合，故该边际先验可靠）：</w:t>
       </w:r>
     </w:p>
     <w:tbl>
@@ -7072,7 +8089,7 @@
               <w:rPr>
                 <w:b/>
               </w:rPr>
-              <w:t>窗口内 SD</w:t>
+              <w:t>预测器</w:t>
             </w:r>
           </w:p>
         </w:tc>
@@ -7085,7 +8102,7 @@
               <w:rPr>
                 <w:b/>
               </w:rPr>
-              <w:t>选择占方差</w:t>
+              <w:t>$[0,2]$</w:t>
             </w:r>
           </w:p>
         </w:tc>
@@ -7098,7 +8115,7 @@
               <w:rPr>
                 <w:b/>
               </w:rPr>
-              <w:t>结论</w:t>
+              <w:t>$[0,1]$</w:t>
             </w:r>
           </w:p>
         </w:tc>
@@ -7110,7 +8127,7 @@
           </w:tcPr>
           <w:p>
             <w:r>
-              <w:t>0.030</w:t>
+              <w:t>完美</w:t>
             </w:r>
           </w:p>
         </w:tc>
@@ -7120,10 +8137,22 @@
           </w:tcPr>
           <w:p>
             <w:r>
-              <w:t>83%</w:t>
-            </w:r>
-          </w:p>
-        </w:tc>
+              <w:t>0.000</w:t>
+            </w:r>
+          </w:p>
+        </w:tc>
+        <w:tc>
+          <w:tcPr>
+            <w:tcW w:type="dxa" w:w="2880"/>
+          </w:tcPr>
+          <w:p>
+            <w:r>
+              <w:t>0.000</w:t>
+            </w:r>
+          </w:p>
+        </w:tc>
+      </w:tr>
+      <w:tr>
         <w:tc>
           <w:tcPr>
             <w:tcW w:type="dxa" w:w="2880"/>
@@ -7133,64 +8162,7 @@
               <w:rPr>
                 <w:b/>
               </w:rPr>
-              <w:t>选择主导</w:t>
-            </w:r>
-            <w:r>
-              <w:t xml:space="preserve"> → 改选择规则是可落地的方法贡献</w:t>
-            </w:r>
-          </w:p>
-        </w:tc>
-      </w:tr>
-      <w:tr>
-        <w:tc>
-          <w:tcPr>
-            <w:tcW w:type="dxa" w:w="2880"/>
-          </w:tcPr>
-          <w:p>
-            <w:r>
-              <w:t>0.023</w:t>
-            </w:r>
-          </w:p>
-        </w:tc>
-        <w:tc>
-          <w:tcPr>
-            <w:tcW w:type="dxa" w:w="2880"/>
-          </w:tcPr>
-          <w:p>
-            <w:r>
-              <w:t>49%</w:t>
-            </w:r>
-          </w:p>
-        </w:tc>
-        <w:tc>
-          <w:tcPr>
-            <w:tcW w:type="dxa" w:w="2880"/>
-          </w:tcPr>
-          <w:p>
-            <w:r>
-              <w:t>各半</w:t>
-            </w:r>
-          </w:p>
-        </w:tc>
-      </w:tr>
-      <w:tr>
-        <w:tc>
-          <w:tcPr>
-            <w:tcW w:type="dxa" w:w="2880"/>
-          </w:tcPr>
-          <w:p>
-            <w:r>
-              <w:t>0.012</w:t>
-            </w:r>
-          </w:p>
-        </w:tc>
-        <w:tc>
-          <w:tcPr>
-            <w:tcW w:type="dxa" w:w="2880"/>
-          </w:tcPr>
-          <w:p>
-            <w:r>
-              <w:t>13%</w:t>
+              <w:t>报告值</w:t>
             </w:r>
           </w:p>
         </w:tc>
@@ -7203,10 +8175,157 @@
               <w:rPr>
                 <w:b/>
               </w:rPr>
-              <w:t>训练主导</w:t>
-            </w:r>
-            <w:r>
-              <w:t xml:space="preserve"> → 噪声不可约，是更强的阴性结论</w:t>
+              <w:t>0.507</w:t>
+            </w:r>
+          </w:p>
+        </w:tc>
+        <w:tc>
+          <w:tcPr>
+            <w:tcW w:type="dxa" w:w="2880"/>
+          </w:tcPr>
+          <w:p>
+            <w:r>
+              <w:t>—</w:t>
+            </w:r>
+          </w:p>
+        </w:tc>
+      </w:tr>
+      <w:tr>
+        <w:tc>
+          <w:tcPr>
+            <w:tcW w:type="dxa" w:w="2880"/>
+          </w:tcPr>
+          <w:p>
+            <w:r>
+              <w:t>按边际先验 $\pi$ 常数预测（$=1-\sum\pi_k^2$）</w:t>
+            </w:r>
+          </w:p>
+        </w:tc>
+        <w:tc>
+          <w:tcPr>
+            <w:tcW w:type="dxa" w:w="2880"/>
+          </w:tcPr>
+          <w:p>
+            <w:r>
+              <w:rPr>
+                <w:b/>
+              </w:rPr>
+              <w:t>0.594</w:t>
+            </w:r>
+          </w:p>
+        </w:tc>
+        <w:tc>
+          <w:tcPr>
+            <w:tcW w:type="dxa" w:w="2880"/>
+          </w:tcPr>
+          <w:p>
+            <w:r>
+              <w:t>0.297</w:t>
+            </w:r>
+          </w:p>
+        </w:tc>
+      </w:tr>
+      <w:tr>
+        <w:tc>
+          <w:tcPr>
+            <w:tcW w:type="dxa" w:w="2880"/>
+          </w:tcPr>
+          <w:p>
+            <w:r>
+              <w:rPr>
+                <w:b/>
+              </w:rPr>
+              <w:t>报告值（重加权后）</w:t>
+            </w:r>
+          </w:p>
+        </w:tc>
+        <w:tc>
+          <w:tcPr>
+            <w:tcW w:type="dxa" w:w="2880"/>
+          </w:tcPr>
+          <w:p>
+            <w:r>
+              <w:rPr>
+                <w:b/>
+              </w:rPr>
+              <w:t>0.604</w:t>
+            </w:r>
+          </w:p>
+        </w:tc>
+        <w:tc>
+          <w:tcPr>
+            <w:tcW w:type="dxa" w:w="2880"/>
+          </w:tcPr>
+          <w:p>
+            <w:r>
+              <w:t>—</w:t>
+            </w:r>
+          </w:p>
+        </w:tc>
+      </w:tr>
+      <w:tr>
+        <w:tc>
+          <w:tcPr>
+            <w:tcW w:type="dxa" w:w="2880"/>
+          </w:tcPr>
+          <w:p>
+            <w:r>
+              <w:t>均匀 $(0.2,\dots,0.2)$</w:t>
+            </w:r>
+          </w:p>
+        </w:tc>
+        <w:tc>
+          <w:tcPr>
+            <w:tcW w:type="dxa" w:w="2880"/>
+          </w:tcPr>
+          <w:p>
+            <w:r>
+              <w:rPr>
+                <w:b/>
+              </w:rPr>
+              <w:t>0.800</w:t>
+            </w:r>
+          </w:p>
+        </w:tc>
+        <w:tc>
+          <w:tcPr>
+            <w:tcW w:type="dxa" w:w="2880"/>
+          </w:tcPr>
+          <w:p>
+            <w:r>
+              <w:t>0.400</w:t>
+            </w:r>
+          </w:p>
+        </w:tc>
+      </w:tr>
+      <w:tr>
+        <w:tc>
+          <w:tcPr>
+            <w:tcW w:type="dxa" w:w="2880"/>
+          </w:tcPr>
+          <w:p>
+            <w:r>
+              <w:t>自信且错到最远</w:t>
+            </w:r>
+          </w:p>
+        </w:tc>
+        <w:tc>
+          <w:tcPr>
+            <w:tcW w:type="dxa" w:w="2880"/>
+          </w:tcPr>
+          <w:p>
+            <w:r>
+              <w:t>2.000</w:t>
+            </w:r>
+          </w:p>
+        </w:tc>
+        <w:tc>
+          <w:tcPr>
+            <w:tcW w:type="dxa" w:w="2880"/>
+          </w:tcPr>
+          <w:p>
+            <w:r>
+              <w:t>1.000</w:t>
             </w:r>
           </w:p>
         </w:tc>
@@ -7215,21 +8334,200 @@
     <w:p/>
     <w:p>
       <w:r>
-        <w:t xml:space="preserve">⚠️ </w:t>
+        <w:t>三条判据：</w:t>
+      </w:r>
+    </w:p>
+    <w:p>
+      <w:r>
+        <w:t xml:space="preserve">1. </w:t>
       </w:r>
       <w:r>
         <w:rPr>
           <w:b/>
         </w:rPr>
-        <w:t>纪律</w:t>
-      </w:r>
-      <w:r>
-        <w:t>：只有分解结果显示选择占比 &gt; 60% 才写成方法贡献，否则如实写阴性，</w:t>
+        <w:t>分布无关上界（决定性）</w:t>
+      </w:r>
+      <w:r>
+        <w:t>：校准模型满足</w:t>
       </w:r>
     </w:p>
     <w:p>
       <w:r>
-        <w:t>不得事后改判据。</w:t>
+        <w:t xml:space="preserve">   $\mathrm{Brier}_{[0,2]}=1-\mathbb{E}\lVert p\rVert^2$，而 $\lVert p\rVert^2\ge1/K=0.2$，</w:t>
+      </w:r>
+    </w:p>
+    <w:p>
+      <w:r>
+        <w:t xml:space="preserve">   故</w:t>
+      </w:r>
+      <w:r>
+        <w:rPr>
+          <w:b/>
+        </w:rPr>
+        <w:t>校准的 5 类模型必有 $\mathrm{Brier}_{[0,2]}\le0.8$</w:t>
+      </w:r>
+      <w:r>
+        <w:t>。</w:t>
+      </w:r>
+    </w:p>
+    <w:p>
+      <w:r>
+        <w:t xml:space="preserve">   若 0.507 是 $[0,1]$，换算成 $[0,2]$ 是 </w:t>
+      </w:r>
+      <w:r>
+        <w:rPr>
+          <w:b/>
+        </w:rPr>
+        <w:t>1.014</w:t>
+      </w:r>
+      <w:r>
+        <w:t>，需要</w:t>
+      </w:r>
+    </w:p>
+    <w:p>
+      <w:r>
+        <w:t xml:space="preserve">   $\mathbb{E}\lVert p\rVert^2=-0.014&lt;0$ —— 不可能。报告同时给出 ECE=0.056</w:t>
+      </w:r>
+    </w:p>
+    <w:p>
+      <w:r>
+        <w:t xml:space="preserve">   （近似校准），"未校准所以能超界"这条退路也堵死：要到 1.014 得 acc≈0、ECE≈0.9。</w:t>
+      </w:r>
+    </w:p>
+    <w:p>
+      <w:r>
+        <w:t xml:space="preserve">2. </w:t>
+      </w:r>
+      <w:r>
+        <w:rPr>
+          <w:b/>
+        </w:rPr>
+        <w:t>合成复算</w:t>
+      </w:r>
+      <w:r>
+        <w:t>：用同一边际造序数软输出，调到 acc 0.61–0.64 / QWK 0.69–0.76 /</w:t>
+      </w:r>
+    </w:p>
+    <w:p>
+      <w:r>
+        <w:t xml:space="preserve">   ECE 0.02–0.07 时，$\mathrm{Brier}_{[0,2]}$ 落在 </w:t>
+      </w:r>
+      <w:r>
+        <w:rPr>
+          <w:b/>
+        </w:rPr>
+        <w:t>0.48–0.52</w:t>
+      </w:r>
+      <w:r>
+        <w:t>，夹住 0.507；</w:t>
+      </w:r>
+    </w:p>
+    <w:p>
+      <w:r>
+        <w:t xml:space="preserve">   同一批模型的 $[0,1]$ 读数是 0.24–0.26，差一倍。</w:t>
+      </w:r>
+    </w:p>
+    <w:p>
+      <w:r>
+        <w:t xml:space="preserve">3. </w:t>
+      </w:r>
+      <w:r>
+        <w:rPr>
+          <w:b/>
+        </w:rPr>
+        <w:t>定性自洽</w:t>
+      </w:r>
+      <w:r>
+        <w:t>：0.507 &lt; 0.594 = 模型比"只报边际先验"好但有限；</w:t>
+      </w:r>
+    </w:p>
+    <w:p>
+      <w:r>
+        <w:t xml:space="preserve">   重加权后 0.604 略越过 0.594，即被推到比常数先验预测器还差一点，</w:t>
+      </w:r>
+    </w:p>
+    <w:p>
+      <w:r>
+        <w:t xml:space="preserve">   与"ECE 同时 0.056→0.101"一致。$[0,1]$ 读法下两个值都比均匀预测还差，</w:t>
+      </w:r>
+    </w:p>
+    <w:p>
+      <w:r>
+        <w:t xml:space="preserve">   与实测 QWK/AUROC 量级矛盾。</w:t>
+      </w:r>
+    </w:p>
+    <w:p>
+      <w:r>
+        <w:rPr>
+          <w:b/>
+        </w:rPr>
+        <w:t>没有任何证据指向 $[0,1]$，因此保持 $[0,2]$ 不动。</w:t>
+      </w:r>
+      <w:r>
+        <w:t xml:space="preserve"> 完整推导与"怎么检出</w:t>
+      </w:r>
+    </w:p>
+    <w:p>
+      <w:r>
+        <w:t xml:space="preserve">口径不一致"的三条操作步骤写在 </w:t>
+      </w:r>
+      <w:r>
+        <w:rPr>
+          <w:rFonts w:ascii="Menlo" w:hAnsi="Menlo"/>
+          <w:color w:val="C7254E"/>
+        </w:rPr>
+        <w:t>fedosp/metrics.py::multiclass_brier</w:t>
+      </w:r>
+      <w:r>
+        <w:t xml:space="preserve"> 的 docstring 里</w:t>
+      </w:r>
+    </w:p>
+    <w:p>
+      <w:r>
+        <w:t xml:space="preserve">（最可靠的一条：拿对方 </w:t>
+      </w:r>
+      <w:r>
+        <w:rPr>
+          <w:rFonts w:ascii="Menlo" w:hAnsi="Menlo"/>
+          <w:color w:val="C7254E"/>
+        </w:rPr>
+        <w:t>predictions.npz</w:t>
+      </w:r>
+      <w:r>
+        <w:t xml:space="preserve"> 复算，比值若是 2.000 就是口径不一致）。</w:t>
+      </w:r>
+    </w:p>
+    <w:p>
+      <w:r>
+        <w:t>⚠️ 仍有一处</w:t>
+      </w:r>
+      <w:r>
+        <w:rPr>
+          <w:b/>
+        </w:rPr>
+        <w:t>未核对</w:t>
+      </w:r>
+      <w:r>
+        <w:t>：本节只核了数值口径，没核</w:t>
+      </w:r>
+      <w:r>
+        <w:rPr>
+          <w:b/>
+        </w:rPr>
+        <w:t>类别数</w:t>
+      </w:r>
+      <w:r>
+        <w:t>。若对方是在</w:t>
+      </w:r>
+    </w:p>
+    <w:p>
+      <w:r>
+        <w:t>referable 二分类上算 Brier，上面三条判据全部不适用（二分类的均匀参照是</w:t>
+      </w:r>
+    </w:p>
+    <w:p>
+      <w:r>
+        <w:t>0.5 / 0.25，不是 0.8 / 0.4）。合并时须一并确认。</w:t>
       </w:r>
     </w:p>
     <w:p>
@@ -7237,7 +8535,299 @@
         <w:pStyle w:val="Heading3"/>
       </w:pPr>
       <w:r>
-        <w:t>12.5 不建议做的事</w:t>
+        <w:t>12.4 ★ 唯一还可能产出方法贡献的方向：方差分解</w:t>
+      </w:r>
+    </w:p>
+    <w:p>
+      <w:r>
+        <w:rPr>
+          <w:b/>
+        </w:rPr>
+        <w:t>状态：假设，未验证。</w:t>
+      </w:r>
+      <w:r>
+        <w:t xml:space="preserve"> 但有机制线索，且检验几乎免费。</w:t>
+      </w:r>
+    </w:p>
+    <w:p>
+      <w:r>
+        <w:t xml:space="preserve">线索：模型选择是在约 100 轮上对验证 </w:t>
+      </w:r>
+      <w:r>
+        <w:rPr>
+          <w:rFonts w:ascii="Menlo" w:hAnsi="Menlo"/>
+          <w:color w:val="C7254E"/>
+        </w:rPr>
+        <w:t>macro_qwk</w:t>
+      </w:r>
+      <w:r>
+        <w:t xml:space="preserve"> 取 argmax，而实测最佳轮</w:t>
+      </w:r>
+    </w:p>
+    <w:p>
+      <w:r>
+        <w:rPr>
+          <w:b/>
+        </w:rPr>
+        <w:t>37 / 53 / 60 / 77 / 99</w:t>
+      </w:r>
+      <w:r>
+        <w:t xml:space="preserve">，对"平台期均匀分布"的 KS 检验 </w:t>
+      </w:r>
+      <w:r>
+        <w:rPr>
+          <w:b/>
+        </w:rPr>
+        <w:t>p = 0.982</w:t>
+      </w:r>
+      <w:r>
+        <w:t>。</w:t>
+      </w:r>
+    </w:p>
+    <w:p>
+      <w:r>
+        <w:t>验证集不大（IDRiD 103 张，单轮噪声 ~0.049；四中心 macro 后仍有 ~0.02 量级）。</w:t>
+      </w:r>
+    </w:p>
+    <w:p>
+      <w:r>
+        <w:rPr>
+          <w:b/>
+        </w:rPr>
+        <w:t>在含 0.02 噪声的平坦曲线上从 100 个候选取 argmax，是典型的 winner's curse。</w:t>
+      </w:r>
+    </w:p>
+    <w:p>
+      <w:r>
+        <w:t>于是：seed 间 SD = 0.033 里，有多少其实来自"选哪一轮"而非"训得怎样"？</w:t>
+      </w:r>
+    </w:p>
+    <w:p>
+      <w:r>
+        <w:t>$$\mathrm{Var}_{\text{total}} = \underbrace{\mathrm{Var}_{\text{选择}}}_{\text{单 run 内可测}} + \underbrace{\mathrm{Var}_{\text{训练}}}_{\text{run 间}}$$</w:t>
+      </w:r>
+    </w:p>
+    <w:p>
+      <w:r>
+        <w:t>前项在单次 run 内部就能测，</w:t>
+      </w:r>
+      <w:r>
+        <w:rPr>
+          <w:b/>
+        </w:rPr>
+        <w:t>不需要任何跨 seed 重复</w:t>
+      </w:r>
+      <w:r>
+        <w:t>。已实现</w:t>
+      </w:r>
+    </w:p>
+    <w:p>
+      <w:r>
+        <w:rPr>
+          <w:rFonts w:ascii="Menlo" w:hAnsi="Menlo"/>
+          <w:color w:val="C7254E"/>
+        </w:rPr>
+        <w:t>--eval-external-every 5</w:t>
+      </w:r>
+      <w:r>
+        <w:t xml:space="preserve"> 并加进 A/B 两层基准行（Messidor-2 仅 1,744 张，</w:t>
+      </w:r>
+    </w:p>
+    <w:p>
+      <w:r>
+        <w:t>H100 上一次前向 8.4 秒，开销约训练时长 4%）。分析用</w:t>
+      </w:r>
+    </w:p>
+    <w:p>
+      <w:r>
+        <w:rPr>
+          <w:rFonts w:ascii="Menlo" w:hAnsi="Menlo"/>
+          <w:color w:val="C7254E"/>
+        </w:rPr>
+        <w:t>scripts/variance_decomposition.py</w:t>
+      </w:r>
+      <w:r>
+        <w:t>。</w:t>
+      </w:r>
+    </w:p>
+    <w:p>
+      <w:r>
+        <w:t>判据二值，两种结果都有价值：</w:t>
+      </w:r>
+    </w:p>
+    <w:tbl>
+      <w:tblPr>
+        <w:tblStyle w:val="LightGrid-Accent1"/>
+        <w:tblW w:type="auto" w:w="0"/>
+        <w:tblLook w:firstColumn="1" w:firstRow="1" w:lastColumn="0" w:lastRow="0" w:noHBand="0" w:noVBand="1" w:val="04A0"/>
+      </w:tblPr>
+      <w:tblGrid>
+        <w:gridCol w:w="2880"/>
+        <w:gridCol w:w="2880"/>
+        <w:gridCol w:w="2880"/>
+      </w:tblGrid>
+      <w:tr>
+        <w:tc>
+          <w:tcPr>
+            <w:tcW w:type="dxa" w:w="2880"/>
+          </w:tcPr>
+          <w:p>
+            <w:r>
+              <w:rPr>
+                <w:b/>
+              </w:rPr>
+              <w:t>窗口内 SD</w:t>
+            </w:r>
+          </w:p>
+        </w:tc>
+        <w:tc>
+          <w:tcPr>
+            <w:tcW w:type="dxa" w:w="2880"/>
+          </w:tcPr>
+          <w:p>
+            <w:r>
+              <w:rPr>
+                <w:b/>
+              </w:rPr>
+              <w:t>选择占方差</w:t>
+            </w:r>
+          </w:p>
+        </w:tc>
+        <w:tc>
+          <w:tcPr>
+            <w:tcW w:type="dxa" w:w="2880"/>
+          </w:tcPr>
+          <w:p>
+            <w:r>
+              <w:rPr>
+                <w:b/>
+              </w:rPr>
+              <w:t>结论</w:t>
+            </w:r>
+          </w:p>
+        </w:tc>
+      </w:tr>
+      <w:tr>
+        <w:tc>
+          <w:tcPr>
+            <w:tcW w:type="dxa" w:w="2880"/>
+          </w:tcPr>
+          <w:p>
+            <w:r>
+              <w:t>0.030</w:t>
+            </w:r>
+          </w:p>
+        </w:tc>
+        <w:tc>
+          <w:tcPr>
+            <w:tcW w:type="dxa" w:w="2880"/>
+          </w:tcPr>
+          <w:p>
+            <w:r>
+              <w:t>83%</w:t>
+            </w:r>
+          </w:p>
+        </w:tc>
+        <w:tc>
+          <w:tcPr>
+            <w:tcW w:type="dxa" w:w="2880"/>
+          </w:tcPr>
+          <w:p>
+            <w:r>
+              <w:rPr>
+                <w:b/>
+              </w:rPr>
+              <w:t>选择主导</w:t>
+            </w:r>
+            <w:r>
+              <w:t xml:space="preserve"> → 改选择规则是可落地的方法贡献</w:t>
+            </w:r>
+          </w:p>
+        </w:tc>
+      </w:tr>
+      <w:tr>
+        <w:tc>
+          <w:tcPr>
+            <w:tcW w:type="dxa" w:w="2880"/>
+          </w:tcPr>
+          <w:p>
+            <w:r>
+              <w:t>0.023</w:t>
+            </w:r>
+          </w:p>
+        </w:tc>
+        <w:tc>
+          <w:tcPr>
+            <w:tcW w:type="dxa" w:w="2880"/>
+          </w:tcPr>
+          <w:p>
+            <w:r>
+              <w:t>49%</w:t>
+            </w:r>
+          </w:p>
+        </w:tc>
+        <w:tc>
+          <w:tcPr>
+            <w:tcW w:type="dxa" w:w="2880"/>
+          </w:tcPr>
+          <w:p>
+            <w:r>
+              <w:t>各半</w:t>
+            </w:r>
+          </w:p>
+        </w:tc>
+      </w:tr>
+      <w:tr>
+        <w:tc>
+          <w:tcPr>
+            <w:tcW w:type="dxa" w:w="2880"/>
+          </w:tcPr>
+          <w:p>
+            <w:r>
+              <w:t>0.012</w:t>
+            </w:r>
+          </w:p>
+        </w:tc>
+        <w:tc>
+          <w:tcPr>
+            <w:tcW w:type="dxa" w:w="2880"/>
+          </w:tcPr>
+          <w:p>
+            <w:r>
+              <w:t>13%</w:t>
+            </w:r>
+          </w:p>
+        </w:tc>
+        <w:tc>
+          <w:tcPr>
+            <w:tcW w:type="dxa" w:w="2880"/>
+          </w:tcPr>
+          <w:p>
+            <w:r>
+              <w:rPr>
+                <w:b/>
+              </w:rPr>
+              <w:t>训练主导</w:t>
+            </w:r>
+            <w:r>
+              <w:t xml:space="preserve"> → 噪声不可约，是更强的阴性结论</w:t>
+            </w:r>
+          </w:p>
+        </w:tc>
+      </w:tr>
+    </w:tbl>
+    <w:p/>
+    <w:p>
+      <w:pPr>
+        <w:pStyle w:val="Heading4"/>
+      </w:pPr>
+      <w:r>
+        <w:t>为什么还要单独一个 `configs/variance_decomposition.csv`</w:t>
+      </w:r>
+    </w:p>
+    <w:p>
+      <w:r>
+        <w:t>原计划是"跑完横评就自动有数据"。协作方启动冻结面板之后这条路不再稳妥：</w:t>
       </w:r>
     </w:p>
     <w:p>
@@ -7246,7 +8836,60 @@
         <w:ind w:left="360"/>
       </w:pPr>
       <w:r>
-        <w:t>❌ 继续找方法创新。组件逐个、组合交互、相对同族基线的增量都已证伪，证据链完整。</w:t>
+        <w:t>对方面板（</w:t>
+      </w:r>
+      <w:r>
+        <w:rPr>
+          <w:rFonts w:ascii="Menlo" w:hAnsi="Menlo"/>
+          <w:color w:val="C7254E"/>
+        </w:rPr>
+        <w:t>base_fedprox_5c</w:t>
+      </w:r>
+      <w:r>
+        <w:t xml:space="preserve"> / </w:t>
+      </w:r>
+      <w:r>
+        <w:rPr>
+          <w:rFonts w:ascii="Menlo" w:hAnsi="Menlo"/>
+          <w:color w:val="C7254E"/>
+        </w:rPr>
+        <w:t>base_moon_5c</w:t>
+      </w:r>
+      <w:r>
+        <w:t>）</w:t>
+      </w:r>
+      <w:r>
+        <w:rPr>
+          <w:b/>
+        </w:rPr>
+        <w:t>不带</w:t>
+      </w:r>
+      <w:r>
+        <w:t xml:space="preserve"> </w:t>
+      </w:r>
+      <w:r>
+        <w:rPr>
+          <w:rFonts w:ascii="Menlo" w:hAnsi="Menlo"/>
+          <w:color w:val="C7254E"/>
+        </w:rPr>
+        <w:t>--eval-external-every</w:t>
+      </w:r>
+      <w:r>
+        <w:t>，</w:t>
+      </w:r>
+    </w:p>
+    <w:p>
+      <w:r>
+        <w:t xml:space="preserve">  不产出逐轮外测记录；而它</w:t>
+      </w:r>
+      <w:r>
+        <w:rPr>
+          <w:b/>
+        </w:rPr>
+        <w:t>已冻结，不得为了拿这份数据去改它</w:t>
+      </w:r>
+      <w:r>
+        <w:t>。</w:t>
       </w:r>
     </w:p>
     <w:p>
@@ -7255,7 +8898,233 @@
         <w:ind w:left="360"/>
       </w:pPr>
       <w:r>
-        <w:t>❌ 基于 3 seed 的任何参数扫描。σ_d=0.0272 下这是按噪声选择。</w:t>
+        <w:t>本仓库的横评（131.9 GPU·h）什么时候跑、跑不跑得完，都还没定。</w:t>
+      </w:r>
+    </w:p>
+    <w:p>
+      <w:r>
+        <w:t xml:space="preserve">  方差分解本身只要 </w:t>
+      </w:r>
+      <w:r>
+        <w:rPr>
+          <w:b/>
+        </w:rPr>
+        <w:t>11.8 GPU·h / 10 run</w:t>
+      </w:r>
+      <w:r>
+        <w:t>，不该被绑在一个大得多的计划上。</w:t>
+      </w:r>
+    </w:p>
+    <w:p>
+      <w:r>
+        <w:t>所以把它抽成独立矩阵，跑与不跑都不影响任何一方：</w:t>
+      </w:r>
+    </w:p>
+    <w:tbl>
+      <w:tblPr>
+        <w:tblStyle w:val="LightGrid-Accent1"/>
+        <w:tblW w:type="auto" w:w="0"/>
+        <w:tblLook w:firstColumn="1" w:firstRow="1" w:lastColumn="0" w:lastRow="0" w:noHBand="0" w:noVBand="1" w:val="04A0"/>
+      </w:tblPr>
+      <w:tblGrid>
+        <w:gridCol w:w="1728"/>
+        <w:gridCol w:w="1728"/>
+        <w:gridCol w:w="1728"/>
+        <w:gridCol w:w="1728"/>
+        <w:gridCol w:w="1728"/>
+      </w:tblGrid>
+      <w:tr>
+        <w:tc>
+          <w:tcPr>
+            <w:tcW w:type="dxa" w:w="1728"/>
+          </w:tcPr>
+          <w:p>
+            <w:r>
+              <w:rPr>
+                <w:b/>
+              </w:rPr>
+              <w:t>exp_id</w:t>
+            </w:r>
+          </w:p>
+        </w:tc>
+        <w:tc>
+          <w:tcPr>
+            <w:tcW w:type="dxa" w:w="1728"/>
+          </w:tcPr>
+          <w:p>
+            <w:r>
+              <w:rPr>
+                <w:b/>
+              </w:rPr>
+              <w:t>策略</w:t>
+            </w:r>
+          </w:p>
+        </w:tc>
+        <w:tc>
+          <w:tcPr>
+            <w:tcW w:type="dxa" w:w="1728"/>
+          </w:tcPr>
+          <w:p>
+            <w:r>
+              <w:rPr>
+                <w:b/>
+              </w:rPr>
+              <w:t>seed</w:t>
+            </w:r>
+          </w:p>
+        </w:tc>
+        <w:tc>
+          <w:tcPr>
+            <w:tcW w:type="dxa" w:w="1728"/>
+          </w:tcPr>
+          <w:p>
+            <w:r>
+              <w:rPr>
+                <w:b/>
+              </w:rPr>
+              <w:t>extra_args</w:t>
+            </w:r>
+          </w:p>
+        </w:tc>
+        <w:tc>
+          <w:tcPr>
+            <w:tcW w:type="dxa" w:w="1728"/>
+          </w:tcPr>
+          <w:p>
+            <w:r>
+              <w:rPr>
+                <w:b/>
+              </w:rPr>
+              <w:t>est_gpu_h</w:t>
+            </w:r>
+          </w:p>
+        </w:tc>
+      </w:tr>
+      <w:tr>
+        <w:tc>
+          <w:tcPr>
+            <w:tcW w:type="dxa" w:w="1728"/>
+          </w:tcPr>
+          <w:p>
+            <w:r>
+              <w:rPr>
+                <w:rFonts w:ascii="Menlo" w:hAnsi="Menlo"/>
+                <w:color w:val="C7254E"/>
+              </w:rPr>
+              <w:t>diag_varsel_fedavg</w:t>
+            </w:r>
+          </w:p>
+        </w:tc>
+        <w:tc>
+          <w:tcPr>
+            <w:tcW w:type="dxa" w:w="1728"/>
+          </w:tcPr>
+          <w:p>
+            <w:r>
+              <w:t>fedavg</w:t>
+            </w:r>
+          </w:p>
+        </w:tc>
+        <w:tc>
+          <w:tcPr>
+            <w:tcW w:type="dxa" w:w="1728"/>
+          </w:tcPr>
+          <w:p>
+            <w:r>
+              <w:t>3;4;5;6;7</w:t>
+            </w:r>
+          </w:p>
+        </w:tc>
+        <w:tc>
+          <w:tcPr>
+            <w:tcW w:type="dxa" w:w="1728"/>
+          </w:tcPr>
+          <w:p>
+            <w:r>
+              <w:rPr>
+                <w:rFonts w:ascii="Menlo" w:hAnsi="Menlo"/>
+                <w:color w:val="C7254E"/>
+              </w:rPr>
+              <w:t>--no-fsr --no-shallow-proto --no-deep-proto --eval-external-every 5</w:t>
+            </w:r>
+          </w:p>
+        </w:tc>
+        <w:tc>
+          <w:tcPr>
+            <w:tcW w:type="dxa" w:w="1728"/>
+          </w:tcPr>
+          <w:p>
+            <w:r>
+              <w:t>5.7</w:t>
+            </w:r>
+          </w:p>
+        </w:tc>
+      </w:tr>
+      <w:tr>
+        <w:tc>
+          <w:tcPr>
+            <w:tcW w:type="dxa" w:w="1728"/>
+          </w:tcPr>
+          <w:p>
+            <w:r>
+              <w:rPr>
+                <w:rFonts w:ascii="Menlo" w:hAnsi="Menlo"/>
+                <w:color w:val="C7254E"/>
+              </w:rPr>
+              <w:t>diag_varsel_fedproto</w:t>
+            </w:r>
+          </w:p>
+        </w:tc>
+        <w:tc>
+          <w:tcPr>
+            <w:tcW w:type="dxa" w:w="1728"/>
+          </w:tcPr>
+          <w:p>
+            <w:r>
+              <w:t>fedproto</w:t>
+            </w:r>
+          </w:p>
+        </w:tc>
+        <w:tc>
+          <w:tcPr>
+            <w:tcW w:type="dxa" w:w="1728"/>
+          </w:tcPr>
+          <w:p>
+            <w:r>
+              <w:t>3;4;5;6;7</w:t>
+            </w:r>
+          </w:p>
+        </w:tc>
+        <w:tc>
+          <w:tcPr>
+            <w:tcW w:type="dxa" w:w="1728"/>
+          </w:tcPr>
+          <w:p>
+            <w:r>
+              <w:rPr>
+                <w:rFonts w:ascii="Menlo" w:hAnsi="Menlo"/>
+                <w:color w:val="C7254E"/>
+              </w:rPr>
+              <w:t>--no-fsr --proto-agg sample --eval-external-every 5</w:t>
+            </w:r>
+          </w:p>
+        </w:tc>
+        <w:tc>
+          <w:tcPr>
+            <w:tcW w:type="dxa" w:w="1728"/>
+          </w:tcPr>
+          <w:p>
+            <w:r>
+              <w:t>6.1</w:t>
+            </w:r>
+          </w:p>
+        </w:tc>
+      </w:tr>
+    </w:tbl>
+    <w:p/>
+    <w:p>
+      <w:r>
+        <w:t>三个设计决定，每个都对应一个具体的失效方式：</w:t>
       </w:r>
     </w:p>
     <w:p>
@@ -7264,7 +9133,1777 @@
         <w:ind w:left="360"/>
       </w:pPr>
       <w:r>
+        <w:rPr>
+          <w:b/>
+        </w:rPr>
+        <w:t>两个方法而不是一个</w:t>
+      </w:r>
+      <w:r>
+        <w:t>：用来检验"选择方差占比"是否依方法而异。</w:t>
+      </w:r>
+    </w:p>
+    <w:p>
+      <w:r>
+        <w:t xml:space="preserve">  若两臂占比差很多，任一臂的结论都不能外推到全表。</w:t>
+      </w:r>
+    </w:p>
+    <w:p>
+      <w:pPr>
+        <w:pStyle w:val="ListBullet"/>
+        <w:ind w:left="360"/>
+      </w:pPr>
+      <w:r>
+        <w:rPr>
+          <w:b/>
+        </w:rPr>
+        <w:t>`extra_args` 与 `base_fedavg`/`base_fedproto` 逐字相同</w:t>
+      </w:r>
+      <w:r>
+        <w:t>（只多一个</w:t>
+      </w:r>
+    </w:p>
+    <w:p>
+      <w:r>
+        <w:t xml:space="preserve">  </w:t>
+      </w:r>
+      <w:r>
+        <w:rPr>
+          <w:rFonts w:ascii="Menlo" w:hAnsi="Menlo"/>
+          <w:color w:val="C7254E"/>
+        </w:rPr>
+        <w:t>--eval-external-every 5</w:t>
+      </w:r>
+      <w:r>
+        <w:t>）。差一个开关，拆出来的 $\mathrm{Var}_{\text{选择}}$</w:t>
+      </w:r>
+    </w:p>
+    <w:p>
+      <w:r>
+        <w:t xml:space="preserve">  就不属于任何一个基准臂。注意 </w:t>
+      </w:r>
+      <w:r>
+        <w:rPr>
+          <w:rFonts w:ascii="Menlo" w:hAnsi="Menlo"/>
+          <w:color w:val="C7254E"/>
+        </w:rPr>
+        <w:t>fedproto</w:t>
+      </w:r>
+      <w:r>
+        <w:t xml:space="preserve"> 是 </w:t>
+      </w:r>
+      <w:r>
+        <w:rPr>
+          <w:rFonts w:ascii="Menlo" w:hAnsi="Menlo"/>
+          <w:color w:val="C7254E"/>
+        </w:rPr>
+        <w:t>--no-fsr --proto-agg sample</w:t>
+      </w:r>
+      <w:r>
+        <w:t>，</w:t>
+      </w:r>
+    </w:p>
+    <w:p>
+      <w:r>
+        <w:t xml:space="preserve">  </w:t>
+      </w:r>
+      <w:r>
+        <w:rPr>
+          <w:b/>
+        </w:rPr>
+        <w:t>没有</w:t>
+      </w:r>
+      <w:r>
+        <w:t xml:space="preserve"> </w:t>
+      </w:r>
+      <w:r>
+        <w:rPr>
+          <w:rFonts w:ascii="Menlo" w:hAnsi="Menlo"/>
+          <w:color w:val="C7254E"/>
+        </w:rPr>
+        <w:t>--no-shallow-proto/--no-deep-proto</w:t>
+      </w:r>
+      <w:r>
+        <w:t xml:space="preserve"> —— 原型正是它的机制。</w:t>
+      </w:r>
+    </w:p>
+    <w:p>
+      <w:pPr>
+        <w:pStyle w:val="ListBullet"/>
+        <w:ind w:left="360"/>
+      </w:pPr>
+      <w:r>
+        <w:rPr>
+          <w:b/>
+        </w:rPr>
+        <w:t>前缀用 `diag_` 而不是 `bench_`</w:t>
+      </w:r>
+      <w:r>
+        <w:t>：</w:t>
+      </w:r>
+      <w:r>
+        <w:rPr>
+          <w:rFonts w:ascii="Menlo" w:hAnsi="Menlo"/>
+          <w:color w:val="C7254E"/>
+        </w:rPr>
+        <w:t>scripts/benchmark_table.py</w:t>
+      </w:r>
+      <w:r>
+        <w:t xml:space="preserve"> 把</w:t>
+      </w:r>
+    </w:p>
+    <w:p>
+      <w:r>
+        <w:t xml:space="preserve">  </w:t>
+      </w:r>
+      <w:r>
+        <w:rPr>
+          <w:rFonts w:ascii="Menlo" w:hAnsi="Menlo"/>
+          <w:color w:val="C7254E"/>
+        </w:rPr>
+        <w:t>runs/bench_*</w:t>
+      </w:r>
+      <w:r>
+        <w:t xml:space="preserve"> 的每个 exp_id 当成主表的一个方法臂，叫 </w:t>
+      </w:r>
+      <w:r>
+        <w:rPr>
+          <w:rFonts w:ascii="Menlo" w:hAnsi="Menlo"/>
+          <w:color w:val="C7254E"/>
+        </w:rPr>
+        <w:t>bench_fedavg_vd</w:t>
+      </w:r>
+    </w:p>
+    <w:p>
+      <w:r>
+        <w:t xml:space="preserve">  会在主表里多出一个只有 5 seed 的"FedAvg 第二次估计"。</w:t>
+      </w:r>
+    </w:p>
+    <w:p>
+      <w:r>
+        <w:t xml:space="preserve">  </w:t>
+      </w:r>
+      <w:r>
+        <w:rPr>
+          <w:rFonts w:ascii="Menlo" w:hAnsi="Menlo"/>
+          <w:color w:val="C7254E"/>
+        </w:rPr>
+        <w:t>diag_</w:t>
+      </w:r>
+      <w:r>
+        <w:t xml:space="preserve"> 同样被 </w:t>
+      </w:r>
+      <w:r>
+        <w:rPr>
+          <w:rFonts w:ascii="Menlo" w:hAnsi="Menlo"/>
+          <w:color w:val="C7254E"/>
+        </w:rPr>
+        <w:t>STAGES["bench"]</w:t>
+      </w:r>
+      <w:r>
+        <w:t xml:space="preserve"> 路由，但不会被主表脚本收走。</w:t>
+      </w:r>
+    </w:p>
+    <w:p>
+      <w:pPr>
+        <w:ind w:left="360"/>
+      </w:pPr>
+      <w:r>
+        <w:rPr>
+          <w:rFonts w:ascii="Menlo" w:hAnsi="Menlo"/>
+          <w:sz w:val="18"/>
+        </w:rPr>
+        <w:t>python scripts/scheduler.py --matrix configs/variance_decomposition.csv \</w:t>
+        <w:br/>
+        <w:t xml:space="preserve">       --stage bench --gpus 0,1,2,3 --jobs-per-gpu 2</w:t>
+        <w:br/>
+        <w:t>python scripts/variance_decomposition.py --prefix diag_varsel</w:t>
+      </w:r>
+    </w:p>
+    <w:p>
+      <w:pPr>
+        <w:pStyle w:val="Heading4"/>
+      </w:pPr>
+      <w:r>
+        <w:t>⚠️ 判据已预注册，不得事后更改</w:t>
+      </w:r>
+    </w:p>
+    <w:p>
+      <w:r>
+        <w:t>完整预注册文档：[</w:t>
+      </w:r>
+      <w:r>
+        <w:rPr>
+          <w:rFonts w:ascii="Menlo" w:hAnsi="Menlo"/>
+          <w:color w:val="C7254E"/>
+        </w:rPr>
+        <w:t>reports/预注册_方差分解_2026-09-27.md</w:t>
+      </w:r>
+      <w:r>
+        <w:t>](预注册_方差分解_2026-09-27.md)</w:t>
+      </w:r>
+    </w:p>
+    <w:p>
+      <w:r>
+        <w:t>（</w:t>
+      </w:r>
+      <w:r>
+        <w:rPr>
+          <w:b/>
+        </w:rPr>
+        <w:t>写于任何结果产出之前</w:t>
+      </w:r>
+      <w:r>
+        <w:t>）。三档判据：</w:t>
+      </w:r>
+    </w:p>
+    <w:tbl>
+      <w:tblPr>
+        <w:tblStyle w:val="LightGrid-Accent1"/>
+        <w:tblW w:type="auto" w:w="0"/>
+        <w:tblLook w:firstColumn="1" w:firstRow="1" w:lastColumn="0" w:lastRow="0" w:noHBand="0" w:noVBand="1" w:val="04A0"/>
+      </w:tblPr>
+      <w:tblGrid>
+        <w:gridCol w:w="4320"/>
+        <w:gridCol w:w="4320"/>
+      </w:tblGrid>
+      <w:tr>
+        <w:tc>
+          <w:tcPr>
+            <w:tcW w:type="dxa" w:w="4320"/>
+          </w:tcPr>
+          <w:p>
+            <w:r>
+              <w:rPr>
+                <w:b/>
+              </w:rPr>
+              <w:t>选择占总方差</w:t>
+            </w:r>
+          </w:p>
+        </w:tc>
+        <w:tc>
+          <w:tcPr>
+            <w:tcW w:type="dxa" w:w="4320"/>
+          </w:tcPr>
+          <w:p>
+            <w:r>
+              <w:rPr>
+                <w:b/>
+              </w:rPr>
+              <w:t>结论</w:t>
+            </w:r>
+          </w:p>
+        </w:tc>
+      </w:tr>
+      <w:tr>
+        <w:tc>
+          <w:tcPr>
+            <w:tcW w:type="dxa" w:w="4320"/>
+          </w:tcPr>
+          <w:p>
+            <w:r>
+              <w:rPr>
+                <w:b/>
+              </w:rPr>
+              <w:t>&gt; 60%</w:t>
+            </w:r>
+          </w:p>
+        </w:tc>
+        <w:tc>
+          <w:tcPr>
+            <w:tcW w:type="dxa" w:w="4320"/>
+          </w:tcPr>
+          <w:p>
+            <w:r>
+              <w:t>支持方法贡献：改选择规则可压掉大部分噪声</w:t>
+            </w:r>
+          </w:p>
+        </w:tc>
+      </w:tr>
+      <w:tr>
+        <w:tc>
+          <w:tcPr>
+            <w:tcW w:type="dxa" w:w="4320"/>
+          </w:tcPr>
+          <w:p>
+            <w:r>
+              <w:rPr>
+                <w:b/>
+              </w:rPr>
+              <w:t>&lt; 30%</w:t>
+            </w:r>
+          </w:p>
+        </w:tc>
+        <w:tc>
+          <w:tcPr>
+            <w:tcW w:type="dxa" w:w="4320"/>
+          </w:tcPr>
+          <w:p>
+            <w:r>
+              <w:t>诚实的结论是噪声不可约（更强的阴性结果）</w:t>
+            </w:r>
+          </w:p>
+        </w:tc>
+      </w:tr>
+      <w:tr>
+        <w:tc>
+          <w:tcPr>
+            <w:tcW w:type="dxa" w:w="4320"/>
+          </w:tcPr>
+          <w:p>
+            <w:r>
+              <w:t>30%–60%</w:t>
+            </w:r>
+          </w:p>
+        </w:tc>
+        <w:tc>
+          <w:tcPr>
+            <w:tcW w:type="dxa" w:w="4320"/>
+          </w:tcPr>
+          <w:p>
+            <w:r>
+              <w:rPr>
+                <w:b/>
+              </w:rPr>
+              <w:t>两个都报</w:t>
+            </w:r>
+            <w:r>
+              <w:t>，不得只挑一边写</w:t>
+            </w:r>
+          </w:p>
+        </w:tc>
+      </w:tr>
+    </w:tbl>
+    <w:p/>
+    <w:p>
+      <w:r>
+        <w:rPr>
+          <w:b/>
+        </w:rPr>
+        <w:t>60% / 30% 这两个阈值在看到任何结果之前就已固定，不得事后调整。</w:t>
+      </w:r>
+    </w:p>
+    <w:p>
+      <w:r>
+        <w:t>本项目已经有一次"三次估计相差近一倍"（§4.1）的现成教训：在 σ_d≈0.027 的噪声下，</w:t>
+      </w:r>
+    </w:p>
+    <w:p>
+      <w:r>
+        <w:t>事后挑阈值可以把任何结果说成想要的样子。</w:t>
+      </w:r>
+    </w:p>
+    <w:p>
+      <w:pPr>
+        <w:pStyle w:val="Heading3"/>
+      </w:pPr>
+      <w:r>
+        <w:t>12.5 协作方冻结面板的真实分辨率（复算，2026-09-27）</w:t>
+      </w:r>
+    </w:p>
+    <w:p>
+      <w:r>
+        <w:t>对方的预注册判据是：</w:t>
+      </w:r>
+      <w:r>
+        <w:rPr>
+          <w:b/>
+        </w:rPr>
+        <w:t>ΔQWK ≥ 0.010 且 95% 配对 CI 下界 &gt; 0，对每一个关键基线都成立</w:t>
+      </w:r>
+      <w:r>
+        <w:t>，</w:t>
+      </w:r>
+    </w:p>
+    <w:p>
+      <w:r>
+        <w:t>并对 3 个比较做 Holm 校正。面板是 n=10（seed 3–12）。</w:t>
+      </w:r>
+    </w:p>
+    <w:p>
+      <w:r>
+        <w:t>这个判据在 n=10 上</w:t>
+      </w:r>
+      <w:r>
+        <w:rPr>
+          <w:b/>
+        </w:rPr>
+        <w:t>既声称不了也排除不了 0.010</w:t>
+      </w:r>
+      <w:r>
+        <w:t>。下面是独立复算</w:t>
+      </w:r>
+    </w:p>
+    <w:p>
+      <w:r>
+        <w:t>（</w:t>
+      </w:r>
+      <w:r>
+        <w:rPr>
+          <w:rFonts w:ascii="Menlo" w:hAnsi="Menlo"/>
+          <w:color w:val="C7254E"/>
+        </w:rPr>
+        <w:t>scipy.stats.nct</w:t>
+      </w:r>
+      <w:r>
+        <w:t xml:space="preserve"> 算非中心 t 功效，</w:t>
+      </w:r>
+      <w:r>
+        <w:rPr>
+          <w:rFonts w:ascii="Menlo" w:hAnsi="Menlo"/>
+          <w:color w:val="C7254E"/>
+        </w:rPr>
+        <w:t>scipy.stats.t</w:t>
+      </w:r>
+      <w:r>
+        <w:t xml:space="preserve"> 算临界值；</w:t>
+      </w:r>
+    </w:p>
+    <w:p>
+      <w:r>
+        <w:t>n=10，df=9，$t_{0.975,9}=2.2622$，Holm 最严的一步 $t_{1-0.05/6,9}=2.9333$）。</w:t>
+      </w:r>
+    </w:p>
+    <w:p>
+      <w:pPr>
+        <w:pStyle w:val="Heading4"/>
+      </w:pPr>
+      <w:r>
+        <w:t>(a) 功效：满足"CI 下界 &gt; 0"的概率</w:t>
+      </w:r>
+    </w:p>
+    <w:tbl>
+      <w:tblPr>
+        <w:tblStyle w:val="LightGrid-Accent1"/>
+        <w:tblW w:type="auto" w:w="0"/>
+        <w:tblLook w:firstColumn="1" w:firstRow="1" w:lastColumn="0" w:lastRow="0" w:noHBand="0" w:noVBand="1" w:val="04A0"/>
+      </w:tblPr>
+      <w:tblGrid>
+        <w:gridCol w:w="1728"/>
+        <w:gridCol w:w="1728"/>
+        <w:gridCol w:w="1728"/>
+        <w:gridCol w:w="1728"/>
+        <w:gridCol w:w="1728"/>
+      </w:tblGrid>
+      <w:tr>
+        <w:tc>
+          <w:tcPr>
+            <w:tcW w:type="dxa" w:w="1728"/>
+          </w:tcPr>
+          <w:p>
+            <w:r>
+              <w:rPr>
+                <w:b/>
+              </w:rPr>
+              <w:t>真实效应</w:t>
+            </w:r>
+          </w:p>
+        </w:tc>
+        <w:tc>
+          <w:tcPr>
+            <w:tcW w:type="dxa" w:w="1728"/>
+          </w:tcPr>
+          <w:p>
+            <w:r>
+              <w:rPr>
+                <w:b/>
+              </w:rPr>
+              <w:t>σ_d</w:t>
+            </w:r>
+          </w:p>
+        </w:tc>
+        <w:tc>
+          <w:tcPr>
+            <w:tcW w:type="dxa" w:w="1728"/>
+          </w:tcPr>
+          <w:p>
+            <w:r>
+              <w:rPr>
+                <w:b/>
+              </w:rPr>
+              <w:t>ncp</w:t>
+            </w:r>
+          </w:p>
+        </w:tc>
+        <w:tc>
+          <w:tcPr>
+            <w:tcW w:type="dxa" w:w="1728"/>
+          </w:tcPr>
+          <w:p>
+            <w:r>
+              <w:rPr>
+                <w:b/>
+              </w:rPr>
+              <w:t>裸功效</w:t>
+            </w:r>
+          </w:p>
+        </w:tc>
+        <w:tc>
+          <w:tcPr>
+            <w:tcW w:type="dxa" w:w="1728"/>
+          </w:tcPr>
+          <w:p>
+            <w:r>
+              <w:rPr>
+                <w:b/>
+              </w:rPr>
+              <w:t>Holm 后（最保守）</w:t>
+            </w:r>
+          </w:p>
+        </w:tc>
+      </w:tr>
+      <w:tr>
+        <w:tc>
+          <w:tcPr>
+            <w:tcW w:type="dxa" w:w="1728"/>
+          </w:tcPr>
+          <w:p>
+            <w:r>
+              <w:t>+0.010</w:t>
+            </w:r>
+          </w:p>
+        </w:tc>
+        <w:tc>
+          <w:tcPr>
+            <w:tcW w:type="dxa" w:w="1728"/>
+          </w:tcPr>
+          <w:p>
+            <w:r>
+              <w:t>0.025</w:t>
+            </w:r>
+          </w:p>
+        </w:tc>
+        <w:tc>
+          <w:tcPr>
+            <w:tcW w:type="dxa" w:w="1728"/>
+          </w:tcPr>
+          <w:p>
+            <w:r>
+              <w:t>1.265</w:t>
+            </w:r>
+          </w:p>
+        </w:tc>
+        <w:tc>
+          <w:tcPr>
+            <w:tcW w:type="dxa" w:w="1728"/>
+          </w:tcPr>
+          <w:p>
+            <w:r>
+              <w:rPr>
+                <w:b/>
+              </w:rPr>
+              <w:t>20.4%</w:t>
+            </w:r>
+          </w:p>
+        </w:tc>
+        <w:tc>
+          <w:tcPr>
+            <w:tcW w:type="dxa" w:w="1728"/>
+          </w:tcPr>
+          <w:p>
+            <w:r>
+              <w:rPr>
+                <w:b/>
+              </w:rPr>
+              <w:t>9.4%</w:t>
+            </w:r>
+          </w:p>
+        </w:tc>
+      </w:tr>
+      <w:tr>
+        <w:tc>
+          <w:tcPr>
+            <w:tcW w:type="dxa" w:w="1728"/>
+          </w:tcPr>
+          <w:p>
+            <w:r>
+              <w:t>+0.020</w:t>
+            </w:r>
+          </w:p>
+        </w:tc>
+        <w:tc>
+          <w:tcPr>
+            <w:tcW w:type="dxa" w:w="1728"/>
+          </w:tcPr>
+          <w:p>
+            <w:r>
+              <w:t>0.025</w:t>
+            </w:r>
+          </w:p>
+        </w:tc>
+        <w:tc>
+          <w:tcPr>
+            <w:tcW w:type="dxa" w:w="1728"/>
+          </w:tcPr>
+          <w:p>
+            <w:r>
+              <w:t>2.530</w:t>
+            </w:r>
+          </w:p>
+        </w:tc>
+        <w:tc>
+          <w:tcPr>
+            <w:tcW w:type="dxa" w:w="1728"/>
+          </w:tcPr>
+          <w:p>
+            <w:r>
+              <w:rPr>
+                <w:b/>
+              </w:rPr>
+              <w:t>61.6%</w:t>
+            </w:r>
+          </w:p>
+        </w:tc>
+        <w:tc>
+          <w:tcPr>
+            <w:tcW w:type="dxa" w:w="1728"/>
+          </w:tcPr>
+          <w:p>
+            <w:r>
+              <w:rPr>
+                <w:b/>
+              </w:rPr>
+              <w:t>39.7%</w:t>
+            </w:r>
+          </w:p>
+        </w:tc>
+      </w:tr>
+      <w:tr>
+        <w:tc>
+          <w:tcPr>
+            <w:tcW w:type="dxa" w:w="1728"/>
+          </w:tcPr>
+          <w:p>
+            <w:r>
+              <w:t>+0.029</w:t>
+            </w:r>
+          </w:p>
+        </w:tc>
+        <w:tc>
+          <w:tcPr>
+            <w:tcW w:type="dxa" w:w="1728"/>
+          </w:tcPr>
+          <w:p>
+            <w:r>
+              <w:t>0.025</w:t>
+            </w:r>
+          </w:p>
+        </w:tc>
+        <w:tc>
+          <w:tcPr>
+            <w:tcW w:type="dxa" w:w="1728"/>
+          </w:tcPr>
+          <w:p>
+            <w:r>
+              <w:t>3.668</w:t>
+            </w:r>
+          </w:p>
+        </w:tc>
+        <w:tc>
+          <w:tcPr>
+            <w:tcW w:type="dxa" w:w="1728"/>
+          </w:tcPr>
+          <w:p>
+            <w:r>
+              <w:rPr>
+                <w:b/>
+              </w:rPr>
+              <w:t>90.3%</w:t>
+            </w:r>
+          </w:p>
+        </w:tc>
+        <w:tc>
+          <w:tcPr>
+            <w:tcW w:type="dxa" w:w="1728"/>
+          </w:tcPr>
+          <w:p>
+            <w:r>
+              <w:rPr>
+                <w:b/>
+              </w:rPr>
+              <w:t>75.1%</w:t>
+            </w:r>
+          </w:p>
+        </w:tc>
+      </w:tr>
+      <w:tr>
+        <w:tc>
+          <w:tcPr>
+            <w:tcW w:type="dxa" w:w="1728"/>
+          </w:tcPr>
+          <w:p>
+            <w:r>
+              <w:t>+0.010</w:t>
+            </w:r>
+          </w:p>
+        </w:tc>
+        <w:tc>
+          <w:tcPr>
+            <w:tcW w:type="dxa" w:w="1728"/>
+          </w:tcPr>
+          <w:p>
+            <w:r>
+              <w:t>0.0272（FedAvg 实测）</w:t>
+            </w:r>
+          </w:p>
+        </w:tc>
+        <w:tc>
+          <w:tcPr>
+            <w:tcW w:type="dxa" w:w="1728"/>
+          </w:tcPr>
+          <w:p>
+            <w:r>
+              <w:t>1.163</w:t>
+            </w:r>
+          </w:p>
+        </w:tc>
+        <w:tc>
+          <w:tcPr>
+            <w:tcW w:type="dxa" w:w="1728"/>
+          </w:tcPr>
+          <w:p>
+            <w:r>
+              <w:t>17.9%</w:t>
+            </w:r>
+          </w:p>
+        </w:tc>
+        <w:tc>
+          <w:tcPr>
+            <w:tcW w:type="dxa" w:w="1728"/>
+          </w:tcPr>
+          <w:p>
+            <w:r>
+              <w:t>8.0%</w:t>
+            </w:r>
+          </w:p>
+        </w:tc>
+      </w:tr>
+      <w:tr>
+        <w:tc>
+          <w:tcPr>
+            <w:tcW w:type="dxa" w:w="1728"/>
+          </w:tcPr>
+          <w:p>
+            <w:r>
+              <w:t>+0.029</w:t>
+            </w:r>
+          </w:p>
+        </w:tc>
+        <w:tc>
+          <w:tcPr>
+            <w:tcW w:type="dxa" w:w="1728"/>
+          </w:tcPr>
+          <w:p>
+            <w:r>
+              <w:t>0.0272（FedAvg 实测）</w:t>
+            </w:r>
+          </w:p>
+        </w:tc>
+        <w:tc>
+          <w:tcPr>
+            <w:tcW w:type="dxa" w:w="1728"/>
+          </w:tcPr>
+          <w:p>
+            <w:r>
+              <w:t>3.372</w:t>
+            </w:r>
+          </w:p>
+        </w:tc>
+        <w:tc>
+          <w:tcPr>
+            <w:tcW w:type="dxa" w:w="1728"/>
+          </w:tcPr>
+          <w:p>
+            <w:r>
+              <w:t>85.0%</w:t>
+            </w:r>
+          </w:p>
+        </w:tc>
+        <w:tc>
+          <w:tcPr>
+            <w:tcW w:type="dxa" w:w="1728"/>
+          </w:tcPr>
+          <w:p>
+            <w:r>
+              <w:t>66.8%</w:t>
+            </w:r>
+          </w:p>
+        </w:tc>
+      </w:tr>
+    </w:tbl>
+    <w:p/>
+    <w:p>
+      <w:r>
+        <w:t>"Holm 后"取的是最保守的一步（α/3，等价于 Bonferroni）。</w:t>
+      </w:r>
+    </w:p>
+    <w:p>
+      <w:r>
+        <w:t>Holm 是逐步下降的，实际功效取决于另外两个比较是否先被拒，因此是个区间：</w:t>
+      </w:r>
+    </w:p>
+    <w:tbl>
+      <w:tblPr>
+        <w:tblStyle w:val="LightGrid-Accent1"/>
+        <w:tblW w:type="auto" w:w="0"/>
+        <w:tblLook w:firstColumn="1" w:firstRow="1" w:lastColumn="0" w:lastRow="0" w:noHBand="0" w:noVBand="1" w:val="04A0"/>
+      </w:tblPr>
+      <w:tblGrid>
+        <w:gridCol w:w="2160"/>
+        <w:gridCol w:w="2160"/>
+        <w:gridCol w:w="2160"/>
+        <w:gridCol w:w="2160"/>
+      </w:tblGrid>
+      <w:tr>
+        <w:tc>
+          <w:tcPr>
+            <w:tcW w:type="dxa" w:w="2160"/>
+          </w:tcPr>
+          <w:p>
+            <w:r>
+              <w:rPr>
+                <w:b/>
+              </w:rPr>
+              <w:t>真实效应（σ_d=0.025）</w:t>
+            </w:r>
+          </w:p>
+        </w:tc>
+        <w:tc>
+          <w:tcPr>
+            <w:tcW w:type="dxa" w:w="2160"/>
+          </w:tcPr>
+          <w:p>
+            <w:r>
+              <w:rPr>
+                <w:b/>
+              </w:rPr>
+              <w:t>α/3（最保守）</w:t>
+            </w:r>
+          </w:p>
+        </w:tc>
+        <w:tc>
+          <w:tcPr>
+            <w:tcW w:type="dxa" w:w="2160"/>
+          </w:tcPr>
+          <w:p>
+            <w:r>
+              <w:rPr>
+                <w:b/>
+              </w:rPr>
+              <w:t>α/2</w:t>
+            </w:r>
+          </w:p>
+        </w:tc>
+        <w:tc>
+          <w:tcPr>
+            <w:tcW w:type="dxa" w:w="2160"/>
+          </w:tcPr>
+          <w:p>
+            <w:r>
+              <w:rPr>
+                <w:b/>
+              </w:rPr>
+              <w:t>α（最宽松）</w:t>
+            </w:r>
+          </w:p>
+        </w:tc>
+      </w:tr>
+      <w:tr>
+        <w:tc>
+          <w:tcPr>
+            <w:tcW w:type="dxa" w:w="2160"/>
+          </w:tcPr>
+          <w:p>
+            <w:r>
+              <w:t>+0.010</w:t>
+            </w:r>
+          </w:p>
+        </w:tc>
+        <w:tc>
+          <w:tcPr>
+            <w:tcW w:type="dxa" w:w="2160"/>
+          </w:tcPr>
+          <w:p>
+            <w:r>
+              <w:t>9.4%</w:t>
+            </w:r>
+          </w:p>
+        </w:tc>
+        <w:tc>
+          <w:tcPr>
+            <w:tcW w:type="dxa" w:w="2160"/>
+          </w:tcPr>
+          <w:p>
+            <w:r>
+              <w:t>12.6%</w:t>
+            </w:r>
+          </w:p>
+        </w:tc>
+        <w:tc>
+          <w:tcPr>
+            <w:tcW w:type="dxa" w:w="2160"/>
+          </w:tcPr>
+          <w:p>
+            <w:r>
+              <w:t>20.4%</w:t>
+            </w:r>
+          </w:p>
+        </w:tc>
+      </w:tr>
+      <w:tr>
+        <w:tc>
+          <w:tcPr>
+            <w:tcW w:type="dxa" w:w="2160"/>
+          </w:tcPr>
+          <w:p>
+            <w:r>
+              <w:t>+0.020</w:t>
+            </w:r>
+          </w:p>
+        </w:tc>
+        <w:tc>
+          <w:tcPr>
+            <w:tcW w:type="dxa" w:w="2160"/>
+          </w:tcPr>
+          <w:p>
+            <w:r>
+              <w:t>39.7%</w:t>
+            </w:r>
+          </w:p>
+        </w:tc>
+        <w:tc>
+          <w:tcPr>
+            <w:tcW w:type="dxa" w:w="2160"/>
+          </w:tcPr>
+          <w:p>
+            <w:r>
+              <w:t>47.5%</w:t>
+            </w:r>
+          </w:p>
+        </w:tc>
+        <w:tc>
+          <w:tcPr>
+            <w:tcW w:type="dxa" w:w="2160"/>
+          </w:tcPr>
+          <w:p>
+            <w:r>
+              <w:t>61.6%</w:t>
+            </w:r>
+          </w:p>
+        </w:tc>
+      </w:tr>
+      <w:tr>
+        <w:tc>
+          <w:tcPr>
+            <w:tcW w:type="dxa" w:w="2160"/>
+          </w:tcPr>
+          <w:p>
+            <w:r>
+              <w:t>+0.029</w:t>
+            </w:r>
+          </w:p>
+        </w:tc>
+        <w:tc>
+          <w:tcPr>
+            <w:tcW w:type="dxa" w:w="2160"/>
+          </w:tcPr>
+          <w:p>
+            <w:r>
+              <w:t>75.1%</w:t>
+            </w:r>
+          </w:p>
+        </w:tc>
+        <w:tc>
+          <w:tcPr>
+            <w:tcW w:type="dxa" w:w="2160"/>
+          </w:tcPr>
+          <w:p>
+            <w:r>
+              <w:t>81.5%</w:t>
+            </w:r>
+          </w:p>
+        </w:tc>
+        <w:tc>
+          <w:tcPr>
+            <w:tcW w:type="dxa" w:w="2160"/>
+          </w:tcPr>
+          <w:p>
+            <w:r>
+              <w:t>90.3%</w:t>
+            </w:r>
+          </w:p>
+        </w:tc>
+      </w:tr>
+    </w:tbl>
+    <w:p/>
+    <w:p>
+      <w:pPr>
+        <w:pStyle w:val="Heading4"/>
+      </w:pPr>
+      <w:r>
+        <w:t>(b) CI 半宽（$t_{0.975,9}\cdot\sigma_d/\sqrt{10}=0.7154\,\sigma_d$）</w:t>
+      </w:r>
+    </w:p>
+    <w:tbl>
+      <w:tblPr>
+        <w:tblStyle w:val="LightGrid-Accent1"/>
+        <w:tblW w:type="auto" w:w="0"/>
+        <w:tblLook w:firstColumn="1" w:firstRow="1" w:lastColumn="0" w:lastRow="0" w:noHBand="0" w:noVBand="1" w:val="04A0"/>
+      </w:tblPr>
+      <w:tblGrid>
+        <w:gridCol w:w="2880"/>
+        <w:gridCol w:w="2880"/>
+        <w:gridCol w:w="2880"/>
+      </w:tblGrid>
+      <w:tr>
+        <w:tc>
+          <w:tcPr>
+            <w:tcW w:type="dxa" w:w="2880"/>
+          </w:tcPr>
+          <w:p>
+            <w:r>
+              <w:rPr>
+                <w:b/>
+              </w:rPr>
+              <w:t>比较</w:t>
+            </w:r>
+          </w:p>
+        </w:tc>
+        <w:tc>
+          <w:tcPr>
+            <w:tcW w:type="dxa" w:w="2880"/>
+          </w:tcPr>
+          <w:p>
+            <w:r>
+              <w:rPr>
+                <w:b/>
+              </w:rPr>
+              <w:t>σ_d</w:t>
+            </w:r>
+          </w:p>
+        </w:tc>
+        <w:tc>
+          <w:tcPr>
+            <w:tcW w:type="dxa" w:w="2880"/>
+          </w:tcPr>
+          <w:p>
+            <w:r>
+              <w:rPr>
+                <w:b/>
+              </w:rPr>
+              <w:t>半宽</w:t>
+            </w:r>
+          </w:p>
+        </w:tc>
+      </w:tr>
+      <w:tr>
+        <w:tc>
+          <w:tcPr>
+            <w:tcW w:type="dxa" w:w="2880"/>
+          </w:tcPr>
+          <w:p>
+            <w:r>
+              <w:t>对 FedProto</w:t>
+            </w:r>
+          </w:p>
+        </w:tc>
+        <w:tc>
+          <w:tcPr>
+            <w:tcW w:type="dxa" w:w="2880"/>
+          </w:tcPr>
+          <w:p>
+            <w:r>
+              <w:t>0.0147（由已报 CI 反推）</w:t>
+            </w:r>
+          </w:p>
+        </w:tc>
+        <w:tc>
+          <w:tcPr>
+            <w:tcW w:type="dxa" w:w="2880"/>
+          </w:tcPr>
+          <w:p>
+            <w:r>
+              <w:rPr>
+                <w:b/>
+              </w:rPr>
+              <w:t>±0.0105</w:t>
+            </w:r>
+          </w:p>
+        </w:tc>
+      </w:tr>
+      <w:tr>
+        <w:tc>
+          <w:tcPr>
+            <w:tcW w:type="dxa" w:w="2880"/>
+          </w:tcPr>
+          <w:p>
+            <w:r>
+              <w:t>中间参考</w:t>
+            </w:r>
+          </w:p>
+        </w:tc>
+        <w:tc>
+          <w:tcPr>
+            <w:tcW w:type="dxa" w:w="2880"/>
+          </w:tcPr>
+          <w:p>
+            <w:r>
+              <w:t>0.025</w:t>
+            </w:r>
+          </w:p>
+        </w:tc>
+        <w:tc>
+          <w:tcPr>
+            <w:tcW w:type="dxa" w:w="2880"/>
+          </w:tcPr>
+          <w:p>
+            <w:r>
+              <w:rPr>
+                <w:b/>
+              </w:rPr>
+              <w:t>±0.0179</w:t>
+            </w:r>
+          </w:p>
+        </w:tc>
+      </w:tr>
+      <w:tr>
+        <w:tc>
+          <w:tcPr>
+            <w:tcW w:type="dxa" w:w="2880"/>
+          </w:tcPr>
+          <w:p>
+            <w:r>
+              <w:t>对 FedAvg</w:t>
+            </w:r>
+          </w:p>
+        </w:tc>
+        <w:tc>
+          <w:tcPr>
+            <w:tcW w:type="dxa" w:w="2880"/>
+          </w:tcPr>
+          <w:p>
+            <w:r>
+              <w:t>0.0272（10 对实测）</w:t>
+            </w:r>
+          </w:p>
+        </w:tc>
+        <w:tc>
+          <w:tcPr>
+            <w:tcW w:type="dxa" w:w="2880"/>
+          </w:tcPr>
+          <w:p>
+            <w:r>
+              <w:rPr>
+                <w:b/>
+              </w:rPr>
+              <w:t>±0.0195</w:t>
+            </w:r>
+          </w:p>
+        </w:tc>
+      </w:tr>
+    </w:tbl>
+    <w:p/>
+    <w:p>
+      <w:pPr>
+        <w:pStyle w:val="Heading4"/>
+      </w:pPr>
+      <w:r>
+        <w:t>(c) 要"排除"0.010 需要多大 n</w:t>
+      </w:r>
+    </w:p>
+    <w:tbl>
+      <w:tblPr>
+        <w:tblStyle w:val="LightGrid-Accent1"/>
+        <w:tblW w:type="auto" w:w="0"/>
+        <w:tblLook w:firstColumn="1" w:firstRow="1" w:lastColumn="0" w:lastRow="0" w:noHBand="0" w:noVBand="1" w:val="04A0"/>
+      </w:tblPr>
+      <w:tblGrid>
+        <w:gridCol w:w="2880"/>
+        <w:gridCol w:w="2880"/>
+        <w:gridCol w:w="2880"/>
+      </w:tblGrid>
+      <w:tr>
+        <w:tc>
+          <w:tcPr>
+            <w:tcW w:type="dxa" w:w="2880"/>
+          </w:tcPr>
+          <w:p>
+            <w:r>
+              <w:rPr>
+                <w:b/>
+              </w:rPr>
+              <w:t>σ_d</w:t>
+            </w:r>
+          </w:p>
+        </w:tc>
+        <w:tc>
+          <w:tcPr>
+            <w:tcW w:type="dxa" w:w="2880"/>
+          </w:tcPr>
+          <w:p>
+            <w:r>
+              <w:rPr>
+                <w:b/>
+              </w:rPr>
+              <w:t>半宽 &lt; 0.010 所需 n</w:t>
+            </w:r>
+          </w:p>
+        </w:tc>
+        <w:tc>
+          <w:tcPr>
+            <w:tcW w:type="dxa" w:w="2880"/>
+          </w:tcPr>
+          <w:p>
+            <w:r>
+              <w:rPr>
+                <w:b/>
+              </w:rPr>
+              <w:t>以 80% 功效"声称" 0.010 所需 n</w:t>
+            </w:r>
+          </w:p>
+        </w:tc>
+      </w:tr>
+      <w:tr>
+        <w:tc>
+          <w:tcPr>
+            <w:tcW w:type="dxa" w:w="2880"/>
+          </w:tcPr>
+          <w:p>
+            <w:r>
+              <w:t>0.0147</w:t>
+            </w:r>
+          </w:p>
+        </w:tc>
+        <w:tc>
+          <w:tcPr>
+            <w:tcW w:type="dxa" w:w="2880"/>
+          </w:tcPr>
+          <w:p>
+            <w:r>
+              <w:t>11</w:t>
+            </w:r>
+          </w:p>
+        </w:tc>
+        <w:tc>
+          <w:tcPr>
+            <w:tcW w:type="dxa" w:w="2880"/>
+          </w:tcPr>
+          <w:p>
+            <w:r>
+              <w:t>19</w:t>
+            </w:r>
+          </w:p>
+        </w:tc>
+      </w:tr>
+      <w:tr>
+        <w:tc>
+          <w:tcPr>
+            <w:tcW w:type="dxa" w:w="2880"/>
+          </w:tcPr>
+          <w:p>
+            <w:r>
+              <w:t>0.025</w:t>
+            </w:r>
+          </w:p>
+        </w:tc>
+        <w:tc>
+          <w:tcPr>
+            <w:tcW w:type="dxa" w:w="2880"/>
+          </w:tcPr>
+          <w:p>
+            <w:r>
+              <w:t>27</w:t>
+            </w:r>
+          </w:p>
+        </w:tc>
+        <w:tc>
+          <w:tcPr>
+            <w:tcW w:type="dxa" w:w="2880"/>
+          </w:tcPr>
+          <w:p>
+            <w:r>
+              <w:t>52</w:t>
+            </w:r>
+          </w:p>
+        </w:tc>
+      </w:tr>
+      <w:tr>
+        <w:tc>
+          <w:tcPr>
+            <w:tcW w:type="dxa" w:w="2880"/>
+          </w:tcPr>
+          <w:p>
+            <w:r>
+              <w:t>0.0272</w:t>
+            </w:r>
+          </w:p>
+        </w:tc>
+        <w:tc>
+          <w:tcPr>
+            <w:tcW w:type="dxa" w:w="2880"/>
+          </w:tcPr>
+          <w:p>
+            <w:r>
+              <w:rPr>
+                <w:b/>
+              </w:rPr>
+              <w:t>31</w:t>
+            </w:r>
+          </w:p>
+        </w:tc>
+        <w:tc>
+          <w:tcPr>
+            <w:tcW w:type="dxa" w:w="2880"/>
+          </w:tcPr>
+          <w:p>
+            <w:r>
+              <w:rPr>
+                <w:b/>
+              </w:rPr>
+              <w:t>61</w:t>
+            </w:r>
+          </w:p>
+        </w:tc>
+      </w:tr>
+    </w:tbl>
+    <w:p/>
+    <w:p>
+      <w:r>
+        <w:t>注意"排除"与"声称"是两件不同的事，所需 n 差一倍：前者只要 CI 半宽够窄，</w:t>
+      </w:r>
+    </w:p>
+    <w:p>
+      <w:r>
+        <w:t>后者还要 CI 整体在零以上。</w:t>
+      </w:r>
+    </w:p>
+    <w:p>
+      <w:pPr>
+        <w:pStyle w:val="Heading4"/>
+      </w:pPr>
+      <w:r>
+        <w:t>(d) 结论</w:t>
+      </w:r>
+    </w:p>
+    <w:p>
+      <w:r>
+        <w:t xml:space="preserve">1. </w:t>
+      </w:r>
+      <w:r>
+        <w:rPr>
+          <w:b/>
+        </w:rPr>
+        <w:t>面板的真实分辨率在 0.02 量级，不是 0.010。</w:t>
+      </w:r>
+    </w:p>
+    <w:p>
+      <w:r>
+        <w:t xml:space="preserve">   在 σ_d=0.025 上，真实效应恰为 +0.010 时只有约 20%（Holm 后约 9%）的概率</w:t>
+      </w:r>
+    </w:p>
+    <w:p>
+      <w:r>
+        <w:t xml:space="preserve">   达到判据；而 CI 半宽 ±0.0179 也盖不住 0.010。</w:t>
+      </w:r>
+    </w:p>
+    <w:p>
+      <w:r>
+        <w:t xml:space="preserve">   </w:t>
+      </w:r>
+      <w:r>
+        <w:rPr>
+          <w:b/>
+        </w:rPr>
+        <w:t>0.010 这个阈值在 n=10 上既声称不了也排除不了</w:t>
+      </w:r>
+      <w:r>
+        <w:t>，两个方向都不能下结论。</w:t>
+      </w:r>
+    </w:p>
+    <w:p>
+      <w:r>
+        <w:t xml:space="preserve">2. </w:t>
+      </w:r>
+      <w:r>
+        <w:rPr>
+          <w:b/>
+        </w:rPr>
+        <w:t>"算法增量"那一支已经先验地失效</w:t>
+      </w:r>
+      <w:r>
+        <w:t>：FedProto 是必须比的基线之一，</w:t>
+      </w:r>
+    </w:p>
+    <w:p>
+      <w:r>
+        <w:t xml:space="preserve">   而该比较的实测值已经是 </w:t>
+      </w:r>
+      <w:r>
+        <w:rPr>
+          <w:b/>
+        </w:rPr>
+        <w:t>+0.00045，CI [−0.0101,+0.0110] 跨零</w:t>
+      </w:r>
+      <w:r>
+        <w:t>（§1）。</w:t>
+      </w:r>
+    </w:p>
+    <w:p>
+      <w:r>
+        <w:t xml:space="preserve">   判据要求"对每一个关键基线都成立"，这一项过不了，所以"存在算法增量"</w:t>
+      </w:r>
+    </w:p>
+    <w:p>
+      <w:r>
+        <w:t xml:space="preserve">   这个结论在面板开跑之前就已经不可能成立。</w:t>
+      </w:r>
+    </w:p>
+    <w:p>
+      <w:r>
+        <w:t xml:space="preserve">3. </w:t>
+      </w:r>
+      <w:r>
+        <w:rPr>
+          <w:b/>
+        </w:rPr>
+        <w:t>面板真正的价值不在判增量，在量化"FedAvg 把强基线低估了多少"。</w:t>
+      </w:r>
+    </w:p>
+    <w:p>
+      <w:r>
+        <w:t xml:space="preserve">   对这个问题（检出约 0.029 的差距）它功效充足：裸 </w:t>
+      </w:r>
+      <w:r>
+        <w:rPr>
+          <w:b/>
+        </w:rPr>
+        <w:t>90.3%</w:t>
+      </w:r>
+      <w:r>
+        <w:t xml:space="preserve">、Holm 后 </w:t>
+      </w:r>
+      <w:r>
+        <w:rPr>
+          <w:b/>
+        </w:rPr>
+        <w:t>75.1%</w:t>
+      </w:r>
+    </w:p>
+    <w:p>
+      <w:r>
+        <w:t xml:space="preserve">   （σ_d=0.025）；按 FedAvg 实测的 σ_d=0.0272 算则是 85.0% / 66.8%。</w:t>
+      </w:r>
+    </w:p>
+    <w:p>
+      <w:r>
+        <w:t xml:space="preserve">   建议把面板的表述从"检验方法增量"改成"标定弱基线偏差"。</w:t>
+      </w:r>
+    </w:p>
+    <w:p>
+      <w:pPr>
+        <w:pStyle w:val="Heading4"/>
+      </w:pPr>
+      <w:r>
+        <w:t>(e) 一个容易被忽略的性质：`ΔQWK ≥ 0.010` 这一条在 n=10 上几乎不起作用</w:t>
+      </w:r>
+    </w:p>
+    <w:p>
+      <w:r>
+        <w:t>判据是两条的</w:t>
+      </w:r>
+      <w:r>
+        <w:rPr>
+          <w:b/>
+        </w:rPr>
+        <w:t>合取</w:t>
+      </w:r>
+      <w:r>
+        <w:t>，但在 n=10 上"CI 下界 &gt; 0"已经蕴含</w:t>
+      </w:r>
+    </w:p>
+    <w:p>
+      <w:r>
+        <w:t>$\bar d &gt; 2.2622\,s/\sqrt{10}$，当 $s\approx0.025$ 时就是 $\bar d &gt; 0.0179 &gt; 0.010$。</w:t>
+      </w:r>
+    </w:p>
+    <w:p>
+      <w:r>
+        <w:t>40 万次蒙特卡洛：</w:t>
+      </w:r>
+    </w:p>
+    <w:tbl>
+      <w:tblPr>
+        <w:tblStyle w:val="LightGrid-Accent1"/>
+        <w:tblW w:type="auto" w:w="0"/>
+        <w:tblLook w:firstColumn="1" w:firstRow="1" w:lastColumn="0" w:lastRow="0" w:noHBand="0" w:noVBand="1" w:val="04A0"/>
+      </w:tblPr>
+      <w:tblGrid>
+        <w:gridCol w:w="2880"/>
+        <w:gridCol w:w="2880"/>
+        <w:gridCol w:w="2880"/>
+      </w:tblGrid>
+      <w:tr>
+        <w:tc>
+          <w:tcPr>
+            <w:tcW w:type="dxa" w:w="2880"/>
+          </w:tcPr>
+          <w:p>
+            <w:r>
+              <w:rPr>
+                <w:b/>
+              </w:rPr>
+              <w:t>真实效应（σ_d=0.025）</w:t>
+            </w:r>
+          </w:p>
+        </w:tc>
+        <w:tc>
+          <w:tcPr>
+            <w:tcW w:type="dxa" w:w="2880"/>
+          </w:tcPr>
+          <w:p>
+            <w:r>
+              <w:rPr>
+                <w:b/>
+              </w:rPr>
+              <w:t>只要 CI&gt;0</w:t>
+            </w:r>
+          </w:p>
+        </w:tc>
+        <w:tc>
+          <w:tcPr>
+            <w:tcW w:type="dxa" w:w="2880"/>
+          </w:tcPr>
+          <w:p>
+            <w:r>
+              <w:rPr>
+                <w:b/>
+              </w:rPr>
+              <w:t>再加 Δ≥0.010</w:t>
+            </w:r>
+          </w:p>
+        </w:tc>
+      </w:tr>
+      <w:tr>
+        <w:tc>
+          <w:tcPr>
+            <w:tcW w:type="dxa" w:w="2880"/>
+          </w:tcPr>
+          <w:p>
+            <w:r>
+              <w:t>+0.010</w:t>
+            </w:r>
+          </w:p>
+        </w:tc>
+        <w:tc>
+          <w:tcPr>
+            <w:tcW w:type="dxa" w:w="2880"/>
+          </w:tcPr>
+          <w:p>
+            <w:r>
+              <w:t>20.4%</w:t>
+            </w:r>
+          </w:p>
+        </w:tc>
+        <w:tc>
+          <w:tcPr>
+            <w:tcW w:type="dxa" w:w="2880"/>
+          </w:tcPr>
+          <w:p>
+            <w:r>
+              <w:t>20.2%</w:t>
+            </w:r>
+          </w:p>
+        </w:tc>
+      </w:tr>
+      <w:tr>
+        <w:tc>
+          <w:tcPr>
+            <w:tcW w:type="dxa" w:w="2880"/>
+          </w:tcPr>
+          <w:p>
+            <w:r>
+              <w:t>+0.020</w:t>
+            </w:r>
+          </w:p>
+        </w:tc>
+        <w:tc>
+          <w:tcPr>
+            <w:tcW w:type="dxa" w:w="2880"/>
+          </w:tcPr>
+          <w:p>
+            <w:r>
+              <w:t>61.7%</w:t>
+            </w:r>
+          </w:p>
+        </w:tc>
+        <w:tc>
+          <w:tcPr>
+            <w:tcW w:type="dxa" w:w="2880"/>
+          </w:tcPr>
+          <w:p>
+            <w:r>
+              <w:t>61.6%</w:t>
+            </w:r>
+          </w:p>
+        </w:tc>
+      </w:tr>
+      <w:tr>
+        <w:tc>
+          <w:tcPr>
+            <w:tcW w:type="dxa" w:w="2880"/>
+          </w:tcPr>
+          <w:p>
+            <w:r>
+              <w:t>+0.029</w:t>
+            </w:r>
+          </w:p>
+        </w:tc>
+        <w:tc>
+          <w:tcPr>
+            <w:tcW w:type="dxa" w:w="2880"/>
+          </w:tcPr>
+          <w:p>
+            <w:r>
+              <w:t>90.3%</w:t>
+            </w:r>
+          </w:p>
+        </w:tc>
+        <w:tc>
+          <w:tcPr>
+            <w:tcW w:type="dxa" w:w="2880"/>
+          </w:tcPr>
+          <w:p>
+            <w:r>
+              <w:t>90.3%</w:t>
+            </w:r>
+          </w:p>
+        </w:tc>
+      </w:tr>
+    </w:tbl>
+    <w:p/>
+    <w:p>
+      <w:r>
+        <w:t>即</w:t>
+      </w:r>
+      <w:r>
+        <w:rPr>
+          <w:b/>
+        </w:rPr>
+        <w:t>CI 那一条完全主导，0.010 的阈值只削掉不到 0.2 个百分点</w:t>
+      </w:r>
+      <w:r>
+        <w:t>。</w:t>
+      </w:r>
+    </w:p>
+    <w:p>
+      <w:r>
+        <w:t>后果是：判据看起来给了一个"最小临床有意义差异"的保护，实际上没有 ——</w:t>
+      </w:r>
+    </w:p>
+    <w:p>
+      <w:r>
+        <w:t>它挡住的效应量由 n 和 σ_d 隐式决定（约 0.018），而不是由写下来的 0.010 决定。</w:t>
+      </w:r>
+    </w:p>
+    <w:p>
+      <w:r>
+        <w:t>这一点值得反馈给协作方，但</w:t>
+      </w:r>
+      <w:r>
+        <w:rPr>
+          <w:b/>
+        </w:rPr>
+        <w:t>不是改判据的理由</w:t>
+      </w:r>
+      <w:r>
+        <w:t>：面板已冻结，</w:t>
+      </w:r>
+    </w:p>
+    <w:p>
+      <w:r>
+        <w:t>事后改判据比判据不完美危害大得多。记录下来、在论文里如实说明即可。</w:t>
+      </w:r>
+    </w:p>
+    <w:p>
+      <w:pPr>
+        <w:pStyle w:val="Heading3"/>
+      </w:pPr>
+      <w:r>
+        <w:t>12.6 不建议做的事</w:t>
+      </w:r>
+    </w:p>
+    <w:p>
+      <w:pPr>
+        <w:pStyle w:val="ListBullet"/>
+        <w:ind w:left="360"/>
+      </w:pPr>
+      <w:r>
+        <w:t>❌ 继续找方法创新。组件逐个、组合交互、相对同族基线的增量都已证伪，证据链完整。</w:t>
+      </w:r>
+    </w:p>
+    <w:p>
+      <w:pPr>
+        <w:pStyle w:val="ListBullet"/>
+        <w:ind w:left="360"/>
+      </w:pPr>
+      <w:r>
+        <w:t>❌ 基于 3 seed 的任何参数扫描。σ_d=0.0272 下这是按噪声选择。</w:t>
+      </w:r>
+    </w:p>
+    <w:p>
+      <w:pPr>
+        <w:pStyle w:val="ListBullet"/>
+        <w:ind w:left="360"/>
+      </w:pPr>
+      <w:r>
         <w:t>❌ FedEx-LoRA 相关的端点实验。δ 已测得为暂态，交互检验需约 106 对（212 GPU·h）。</w:t>
+      </w:r>
+    </w:p>
+    <w:p>
+      <w:pPr>
+        <w:pStyle w:val="ListBullet"/>
+        <w:ind w:left="360"/>
+      </w:pPr>
+      <w:r>
+        <w:t xml:space="preserve">❌ </w:t>
+      </w:r>
+      <w:r>
+        <w:rPr>
+          <w:b/>
+        </w:rPr>
+        <w:t>改动协作方的冻结面板</w:t>
+      </w:r>
+      <w:r>
+        <w:t xml:space="preserve">（包括"只是补个 </w:t>
+      </w:r>
+      <w:r>
+        <w:rPr>
+          <w:rFonts w:ascii="Menlo" w:hAnsi="Menlo"/>
+          <w:color w:val="C7254E"/>
+        </w:rPr>
+        <w:t>--eval-external-every</w:t>
+      </w:r>
+      <w:r>
+        <w:t>"）。</w:t>
+      </w:r>
+    </w:p>
+    <w:p>
+      <w:r>
+        <w:t xml:space="preserve">  预注册的价值全部来自"开跑之后不动"。方差分解另走</w:t>
+      </w:r>
+    </w:p>
+    <w:p>
+      <w:r>
+        <w:t xml:space="preserve">  </w:t>
+      </w:r>
+      <w:r>
+        <w:rPr>
+          <w:rFonts w:ascii="Menlo" w:hAnsi="Menlo"/>
+          <w:color w:val="C7254E"/>
+        </w:rPr>
+        <w:t>configs/variance_decomposition.csv</w:t>
+      </w:r>
+      <w:r>
+        <w:t>，11.8 GPU·h，互不干扰。</w:t>
       </w:r>
     </w:p>
     <w:p>

--- a/reports/FedOSP_实验台账_终版_2026-09-27.docx
+++ b/reports/FedOSP_实验台账_终版_2026-09-27.docx
@@ -4499,74 +4499,319 @@
     </w:p>
     <w:p>
       <w:r>
-        <w:t xml:space="preserve">n=3 时临界值是 t₂=4.303 而非 z=1.96"），当时改了 </w:t>
+        <w:t>n=3 时临界值是 t₂=4.303 而非 z=1.96"）。</w:t>
+      </w:r>
+      <w:r>
+        <w:rPr>
+          <w:b/>
+        </w:rPr>
+        <w:t>同一个坑踩了三次</w:t>
+      </w:r>
+      <w:r>
+        <w:t>：</w:t>
+      </w:r>
+    </w:p>
+    <w:tbl>
+      <w:tblPr>
+        <w:tblStyle w:val="LightGrid-Accent1"/>
+        <w:tblW w:type="auto" w:w="0"/>
+        <w:tblLook w:firstColumn="1" w:firstRow="1" w:lastColumn="0" w:lastRow="0" w:noHBand="0" w:noVBand="1" w:val="04A0"/>
+      </w:tblPr>
+      <w:tblGrid>
+        <w:gridCol w:w="2880"/>
+        <w:gridCol w:w="2880"/>
+        <w:gridCol w:w="2880"/>
+      </w:tblGrid>
+      <w:tr>
+        <w:tc>
+          <w:tcPr>
+            <w:tcW w:type="dxa" w:w="2880"/>
+          </w:tcPr>
+          <w:p>
+            <w:r>
+              <w:rPr>
+                <w:b/>
+              </w:rPr>
+              <w:t>第几次</w:t>
+            </w:r>
+          </w:p>
+        </w:tc>
+        <w:tc>
+          <w:tcPr>
+            <w:tcW w:type="dxa" w:w="2880"/>
+          </w:tcPr>
+          <w:p>
+            <w:r>
+              <w:rPr>
+                <w:b/>
+              </w:rPr>
+              <w:t>在哪</w:t>
+            </w:r>
+          </w:p>
+        </w:tc>
+        <w:tc>
+          <w:tcPr>
+            <w:tcW w:type="dxa" w:w="2880"/>
+          </w:tcPr>
+          <w:p>
+            <w:r>
+              <w:rPr>
+                <w:b/>
+              </w:rPr>
+              <w:t>怎么收场</w:t>
+            </w:r>
+          </w:p>
+        </w:tc>
+      </w:tr>
+      <w:tr>
+        <w:tc>
+          <w:tcPr>
+            <w:tcW w:type="dxa" w:w="2880"/>
+          </w:tcPr>
+          <w:p>
+            <w:r>
+              <w:t>1</w:t>
+            </w:r>
+          </w:p>
+        </w:tc>
+        <w:tc>
+          <w:tcPr>
+            <w:tcW w:type="dxa" w:w="2880"/>
+          </w:tcPr>
+          <w:p>
+            <w:r>
+              <w:rPr>
+                <w:rFonts w:ascii="Menlo" w:hAnsi="Menlo"/>
+                <w:color w:val="C7254E"/>
+              </w:rPr>
+              <w:t>measure_power.py</w:t>
+            </w:r>
+            <w:r>
+              <w:t xml:space="preserve"> 的 B0 闸门功效表</w:t>
+            </w:r>
+          </w:p>
+        </w:tc>
+        <w:tc>
+          <w:tcPr>
+            <w:tcW w:type="dxa" w:w="2880"/>
+          </w:tcPr>
+          <w:p>
+            <w:r>
+              <w:rPr>
+                <w:rFonts w:ascii="Menlo" w:hAnsi="Menlo"/>
+                <w:color w:val="C7254E"/>
+              </w:rPr>
+              <w:t>8625569</w:t>
+            </w:r>
+            <w:r>
+              <w:t xml:space="preserve"> 改成蒙特卡洛，</w:t>
+            </w:r>
+            <w:r>
+              <w:rPr>
+                <w:b/>
+              </w:rPr>
+              <w:t>教训只进了 commit message，没进代码</w:t>
+            </w:r>
+          </w:p>
+        </w:tc>
+      </w:tr>
+      <w:tr>
+        <w:tc>
+          <w:tcPr>
+            <w:tcW w:type="dxa" w:w="2880"/>
+          </w:tcPr>
+          <w:p>
+            <w:r>
+              <w:t>2</w:t>
+            </w:r>
+          </w:p>
+        </w:tc>
+        <w:tc>
+          <w:tcPr>
+            <w:tcW w:type="dxa" w:w="2880"/>
+          </w:tcPr>
+          <w:p>
+            <w:r>
+              <w:t xml:space="preserve">本表 + </w:t>
+            </w:r>
+            <w:r>
+              <w:rPr>
+                <w:rFonts w:ascii="Menlo" w:hAnsi="Menlo"/>
+                <w:color w:val="C7254E"/>
+              </w:rPr>
+              <w:t>scripts/variance_decomposition.py</w:t>
+            </w:r>
+            <w:r>
+              <w:t xml:space="preserve"> 的 </w:t>
+            </w:r>
+            <w:r>
+              <w:rPr>
+                <w:rFonts w:ascii="Menlo" w:hAnsi="Menlo"/>
+                <w:color w:val="C7254E"/>
+              </w:rPr>
+              <w:t>2.8016**2</w:t>
+            </w:r>
+          </w:p>
+        </w:tc>
+        <w:tc>
+          <w:tcPr>
+            <w:tcW w:type="dxa" w:w="2880"/>
+          </w:tcPr>
+          <w:p>
+            <w:r>
+              <w:t>改成精确非中心 t</w:t>
+            </w:r>
+          </w:p>
+        </w:tc>
+      </w:tr>
+      <w:tr>
+        <w:tc>
+          <w:tcPr>
+            <w:tcW w:type="dxa" w:w="2880"/>
+          </w:tcPr>
+          <w:p>
+            <w:r>
+              <w:t>3</w:t>
+            </w:r>
+          </w:p>
+        </w:tc>
+        <w:tc>
+          <w:tcPr>
+            <w:tcW w:type="dxa" w:w="2880"/>
+          </w:tcPr>
+          <w:p>
+            <w:r>
+              <w:rPr>
+                <w:rFonts w:ascii="Menlo" w:hAnsi="Menlo"/>
+                <w:color w:val="C7254E"/>
+              </w:rPr>
+              <w:t>scripts/benchmark_table.py</w:t>
+            </w:r>
+            <w:r>
+              <w:t xml:space="preserve"> 的</w:t>
+            </w:r>
+            <w:r>
+              <w:rPr>
+                <w:b/>
+              </w:rPr>
+              <w:t>同一行近似</w:t>
+            </w:r>
+            <w:r>
+              <w:t>没跟着第 2 次改</w:t>
+            </w:r>
+          </w:p>
+        </w:tc>
+        <w:tc>
+          <w:tcPr>
+            <w:tcW w:type="dxa" w:w="2880"/>
+          </w:tcPr>
+          <w:p>
+            <w:r>
+              <w:t>本表写 61、脚本打印 59，两个数同时在仓库里</w:t>
+            </w:r>
+          </w:p>
+        </w:tc>
+      </w:tr>
+    </w:tbl>
+    <w:p/>
+    <w:p>
+      <w:r>
+        <w:t>第 3 次尤其要记下来：</w:t>
       </w:r>
       <w:r>
         <w:rPr>
           <w:rFonts w:ascii="Menlo" w:hAnsi="Menlo"/>
           <w:color w:val="C7254E"/>
         </w:rPr>
-        <w:t>measure_power.py</w:t>
-      </w:r>
-      <w:r>
-        <w:t>，</w:t>
+        <w:t>benchmark_table.py</w:t>
+      </w:r>
+      <w:r>
+        <w:t xml:space="preserve"> 正是论文表 4（骨架列为</w:t>
+      </w:r>
+      <w:r>
+        <w:rPr>
+          <w:b/>
+        </w:rPr>
+        <w:t>核心交付物</w:t>
+      </w:r>
+      <w:r>
+        <w:t>）</w:t>
       </w:r>
     </w:p>
     <w:p>
       <w:r>
-        <w:t xml:space="preserve">但本表和 </w:t>
+        <w:t>那一列的生成者，而"改一处、漏一处"正是 §11 记了 13 次的失效模式本身。</w:t>
+      </w:r>
+    </w:p>
+    <w:p>
+      <w:r>
+        <w:t>现已收口到</w:t>
+      </w:r>
+      <w:r>
+        <w:rPr>
+          <w:b/>
+        </w:rPr>
+        <w:t>包里的唯一实现</w:t>
+      </w:r>
+      <w:r>
+        <w:t xml:space="preserve"> </w:t>
       </w:r>
       <w:r>
         <w:rPr>
           <w:rFonts w:ascii="Menlo" w:hAnsi="Menlo"/>
           <w:color w:val="C7254E"/>
         </w:rPr>
-        <w:t>scripts/variance_decomposition.py</w:t>
-      </w:r>
-      <w:r>
-        <w:t xml:space="preserve"> 里的 </w:t>
+        <w:t>fedosp/stats.py::pairs_needed()</w:t>
+      </w:r>
+      <w:r>
+        <w:t>（精确非中心 t），</w:t>
+      </w:r>
+    </w:p>
+    <w:p>
+      <w:r>
+        <w:t>三个脚本（</w:t>
       </w:r>
       <w:r>
         <w:rPr>
           <w:rFonts w:ascii="Menlo" w:hAnsi="Menlo"/>
           <w:color w:val="C7254E"/>
         </w:rPr>
-        <w:t>2.8016**2</w:t>
-      </w:r>
-      <w:r>
-        <w:t xml:space="preserve"> 都没跟着改 ——</w:t>
-      </w:r>
-    </w:p>
-    <w:p>
-      <w:r>
-        <w:rPr>
-          <w:b/>
-        </w:rPr>
-        <w:t>同一个坑踩了两次</w:t>
-      </w:r>
-      <w:r>
-        <w:t>。</w:t>
-      </w:r>
-    </w:p>
-    <w:p>
-      <w:r>
-        <w:t xml:space="preserve">现已收口到一个函数 </w:t>
+        <w:t>benchmark_table</w:t>
+      </w:r>
+      <w:r>
+        <w:t xml:space="preserve"> / </w:t>
       </w:r>
       <w:r>
         <w:rPr>
           <w:rFonts w:ascii="Menlo" w:hAnsi="Menlo"/>
           <w:color w:val="C7254E"/>
         </w:rPr>
-        <w:t>variance_decomposition.pairs_needed()</w:t>
-      </w:r>
-      <w:r>
-        <w:t>（精确非中心 t），</w:t>
+        <w:t>variance_decomposition</w:t>
+      </w:r>
+      <w:r>
+        <w:t xml:space="preserve"> / </w:t>
+      </w:r>
+      <w:r>
+        <w:rPr>
+          <w:rFonts w:ascii="Menlo" w:hAnsi="Menlo"/>
+          <w:color w:val="C7254E"/>
+        </w:rPr>
+        <w:t>measure_power</w:t>
+      </w:r>
+      <w:r>
+        <w:t>）一律 import，</w:t>
       </w:r>
     </w:p>
     <w:p>
       <w:r>
-        <w:t xml:space="preserve">并加了反向测试 </w:t>
-      </w:r>
+        <w:t>并加了两条反向测试：</w:t>
+      </w:r>
+    </w:p>
+    <w:p>
+      <w:pPr>
+        <w:pStyle w:val="ListBullet"/>
+        <w:ind w:left="360"/>
+      </w:pPr>
       <w:r>
         <w:rPr>
           <w:rFonts w:ascii="Menlo" w:hAnsi="Menlo"/>
@@ -4574,13 +4819,10 @@
         </w:rPr>
         <w:t>test_sample_size_uses_exact_noncentral_t_not_the_normal_approximation</w:t>
       </w:r>
-      <w:r>
-        <w:t>：</w:t>
-      </w:r>
     </w:p>
     <w:p>
       <w:r>
-        <w:t>它直接断言"精确值必须</w:t>
+        <w:t xml:space="preserve">  钉死 61/28/17/9，并断言"精确值必须</w:t>
       </w:r>
       <w:r>
         <w:rPr>
@@ -4589,7 +4831,70 @@
         <w:t>严格大于</w:t>
       </w:r>
       <w:r>
-        <w:t>正态近似值"，退回近似当场变红。</w:t>
+        <w:t>正态近似值"，退回近似当场变红；</w:t>
+      </w:r>
+    </w:p>
+    <w:p>
+      <w:pPr>
+        <w:pStyle w:val="ListBullet"/>
+        <w:ind w:left="360"/>
+      </w:pPr>
+      <w:r>
+        <w:rPr>
+          <w:rFonts w:ascii="Menlo" w:hAnsi="Menlo"/>
+          <w:color w:val="C7254E"/>
+        </w:rPr>
+        <w:t>test_no_script_recomputes_sample_size_with_the_normal_approximation</w:t>
+      </w:r>
+    </w:p>
+    <w:p>
+      <w:r>
+        <w:t xml:space="preserve">  用 AST 扫 </w:t>
+      </w:r>
+      <w:r>
+        <w:rPr>
+          <w:rFonts w:ascii="Menlo" w:hAnsi="Menlo"/>
+          <w:color w:val="C7254E"/>
+        </w:rPr>
+        <w:t>scripts/</w:t>
+      </w:r>
+      <w:r>
+        <w:t xml:space="preserve"> 与 </w:t>
+      </w:r>
+      <w:r>
+        <w:rPr>
+          <w:rFonts w:ascii="Menlo" w:hAnsi="Menlo"/>
+          <w:color w:val="C7254E"/>
+        </w:rPr>
+        <w:t>fedosp/</w:t>
+      </w:r>
+      <w:r>
+        <w:t xml:space="preserve"> 的</w:t>
+      </w:r>
+      <w:r>
+        <w:rPr>
+          <w:b/>
+        </w:rPr>
+        <w:t>数值字面量</w:t>
+      </w:r>
+      <w:r>
+        <w:t>，断言 2.8016 / 7.849 / 0.8416</w:t>
+      </w:r>
+    </w:p>
+    <w:p>
+      <w:r>
+        <w:t xml:space="preserve">  在可执行代码里一次都不出现（注释与 docstring 不进数值字面量，所以本表和</w:t>
+      </w:r>
+    </w:p>
+    <w:p>
+      <w:r>
+        <w:t xml:space="preserve">  函数说明里的正当引用自然豁免，不需要白名单）。</w:t>
+      </w:r>
+      <w:r>
+        <w:rPr>
+          <w:b/>
+        </w:rPr>
+        <w:t>这一条才是能抓住第 3 次的那条。</w:t>
       </w:r>
     </w:p>
     <w:p>
@@ -5639,7 +5944,7 @@
           </w:tcPr>
           <w:p>
             <w:r>
-              <w:t>10 个已修实现缺陷（多为静默失败）</w:t>
+              <w:t>15 个已修实现缺陷（11 个是静默失败）</w:t>
             </w:r>
           </w:p>
         </w:tc>
@@ -6459,10 +6764,138 @@
                 <w:rFonts w:ascii="Menlo" w:hAnsi="Menlo"/>
                 <w:color w:val="C7254E"/>
               </w:rPr>
+              <w:t>fedosp/stats.py::pairs_needed</w:t>
+            </w:r>
+            <w:r>
+              <w:t>）+ 反向测试</w:t>
+            </w:r>
+          </w:p>
+        </w:tc>
+      </w:tr>
+      <w:tr>
+        <w:tc>
+          <w:tcPr>
+            <w:tcW w:type="dxa" w:w="2880"/>
+          </w:tcPr>
+          <w:p>
+            <w:r>
+              <w:t>上一条</w:t>
+            </w:r>
+            <w:r>
+              <w:rPr>
+                <w:b/>
+              </w:rPr>
+              <w:t>只修了一半</w:t>
+            </w:r>
+            <w:r>
+              <w:t>：</w:t>
+            </w:r>
+            <w:r>
+              <w:rPr>
+                <w:rFonts w:ascii="Menlo" w:hAnsi="Menlo"/>
+                <w:color w:val="C7254E"/>
+              </w:rPr>
+              <w:t>benchmark_table.py</w:t>
+            </w:r>
+            <w:r>
+              <w:t xml:space="preserve"> 仍用近似</w:t>
+            </w:r>
+          </w:p>
+        </w:tc>
+        <w:tc>
+          <w:tcPr>
+            <w:tcW w:type="dxa" w:w="2880"/>
+          </w:tcPr>
+          <w:p>
+            <w:r>
+              <w:t>论文表 4 的生成脚本打印 59，而台账写 61 —— 同一个量在仓库里有两个值，无任何提示</w:t>
+            </w:r>
+          </w:p>
+        </w:tc>
+        <w:tc>
+          <w:tcPr>
+            <w:tcW w:type="dxa" w:w="2880"/>
+          </w:tcPr>
+          <w:p>
+            <w:r>
+              <w:t xml:space="preserve">已修 + </w:t>
+            </w:r>
+            <w:r>
+              <w:rPr>
+                <w:b/>
+              </w:rPr>
+              <w:t>AST 源码守卫</w:t>
+            </w:r>
+            <w:r>
+              <w:t>（见 §8.1）</w:t>
+            </w:r>
+          </w:p>
+        </w:tc>
+      </w:tr>
+      <w:tr>
+        <w:tc>
+          <w:tcPr>
+            <w:tcW w:type="dxa" w:w="2880"/>
+          </w:tcPr>
+          <w:p>
+            <w:r>
+              <w:rPr>
+                <w:rFonts w:ascii="Menlo" w:hAnsi="Menlo"/>
+                <w:color w:val="C7254E"/>
+              </w:rPr>
+              <w:t>measure_power.required_seeds</w:t>
+            </w:r>
+            <w:r>
+              <w:t xml:space="preserve"> 把"超出候选表"的哨兵值 </w:t>
+            </w:r>
+            <w:r>
+              <w:rPr>
+                <w:rFonts w:ascii="Menlo" w:hAnsi="Menlo"/>
+                <w:color w:val="C7254E"/>
+              </w:rPr>
+              <w:t>30</w:t>
+            </w:r>
+            <w:r>
+              <w:t xml:space="preserve"> 当答案打印</w:t>
+            </w:r>
+          </w:p>
+        </w:tc>
+        <w:tc>
+          <w:tcPr>
+            <w:tcW w:type="dxa" w:w="2880"/>
+          </w:tcPr>
+          <w:p>
+            <w:r>
+              <w:t xml:space="preserve">σ_d=0.0386（IDRiD worst-client 实测值，正是该脚本的主用例）、Δ=0.015 时打印 30，精确值是 </w:t>
+            </w:r>
+            <w:r>
+              <w:rPr>
+                <w:b/>
+              </w:rPr>
+              <w:t>54</w:t>
+            </w:r>
+            <w:r>
+              <w:t>，偏低 44% 且不告警</w:t>
+            </w:r>
+          </w:p>
+        </w:tc>
+        <w:tc>
+          <w:tcPr>
+            <w:tcW w:type="dxa" w:w="2880"/>
+          </w:tcPr>
+          <w:p>
+            <w:r>
+              <w:t xml:space="preserve">已修（改为直接调 </w:t>
+            </w:r>
+            <w:r>
+              <w:rPr>
+                <w:rFonts w:ascii="Menlo" w:hAnsi="Menlo"/>
+                <w:color w:val="C7254E"/>
+              </w:rPr>
               <w:t>pairs_needed</w:t>
             </w:r>
             <w:r>
-              <w:t>）+ 反向测试</w:t>
+              <w:t>）</w:t>
             </w:r>
           </w:p>
         </w:tc>
@@ -6474,7 +6907,7 @@
         <w:rPr>
           <w:b/>
         </w:rPr>
-        <w:t>这 13 条里有 9 条是静默失败</w:t>
+        <w:t>这 15 条里有 11 条是静默失败</w:t>
       </w:r>
       <w:r>
         <w:t>——不崩溃、不报警、只是安静地产出错误结果。</w:t>
@@ -10596,6 +11029,99 @@
     <w:p>
       <w:r>
         <w:t xml:space="preserve">   建议把面板的表述从"检验方法增量"改成"标定弱基线偏差"。</w:t>
+      </w:r>
+    </w:p>
+    <w:p>
+      <w:pPr>
+        <w:ind w:left="360"/>
+      </w:pPr>
+      <w:r>
+        <w:rPr>
+          <w:i/>
+          <w:color w:val="555555"/>
+        </w:rPr>
+        <w:t>以上内容已整理成给协作方的交接件</w:t>
+      </w:r>
+    </w:p>
+    <w:p>
+      <w:pPr>
+        <w:ind w:left="360"/>
+      </w:pPr>
+      <w:r>
+        <w:rPr>
+          <w:i/>
+          <w:color w:val="555555"/>
+        </w:rPr>
+        <w:t>[</w:t>
+      </w:r>
+      <w:r>
+        <w:rPr>
+          <w:rFonts w:ascii="Menlo" w:hAnsi="Menlo"/>
+          <w:i/>
+          <w:color w:val="555555"/>
+        </w:rPr>
+        <w:t>reports/交接_强基线面板的分辨力与解释规则.md</w:t>
+      </w:r>
+      <w:r>
+        <w:rPr>
+          <w:i/>
+          <w:color w:val="555555"/>
+        </w:rPr>
+        <w:t>](交接_强基线面板的分辨力与解释规则.md)</w:t>
+      </w:r>
+    </w:p>
+    <w:p>
+      <w:pPr>
+        <w:ind w:left="360"/>
+      </w:pPr>
+      <w:r>
+        <w:rPr>
+          <w:i/>
+          <w:color w:val="555555"/>
+        </w:rPr>
+        <w:t>（含三种结果模式各自能支持什么、Brier 类别数 K 的核对请求、</w:t>
+      </w:r>
+      <w:r>
+        <w:rPr>
+          <w:rFonts w:ascii="Menlo" w:hAnsi="Menlo"/>
+          <w:i/>
+          <w:color w:val="555555"/>
+        </w:rPr>
+        <w:t>--log-lora-delta</w:t>
+      </w:r>
+      <w:r>
+        <w:rPr>
+          <w:i/>
+          <w:color w:val="555555"/>
+        </w:rPr>
+        <w:t xml:space="preserve"> 的推回请求）。</w:t>
+      </w:r>
+    </w:p>
+    <w:p>
+      <w:pPr>
+        <w:ind w:left="360"/>
+      </w:pPr>
+      <w:r>
+        <w:rPr>
+          <w:i/>
+          <w:color w:val="555555"/>
+        </w:rPr>
+        <w:t>它</w:t>
+      </w:r>
+      <w:r>
+        <w:rPr>
+          <w:b/>
+          <w:i/>
+          <w:color w:val="555555"/>
+        </w:rPr>
+        <w:t>只规定怎么描述结果，不含任何对已冻结面板的设计变更</w:t>
+      </w:r>
+      <w:r>
+        <w:rPr>
+          <w:i/>
+          <w:color w:val="555555"/>
+        </w:rPr>
+        <w:t>。</w:t>
       </w:r>
     </w:p>
     <w:p>

--- a/reports/FedOSP_实验台账_终版_2026-09-27.docx
+++ b/reports/FedOSP_实验台账_终版_2026-09-27.docx
@@ -19,7 +19,7 @@
           <w:i/>
           <w:color w:val="555555"/>
         </w:rPr>
-        <w:t>统计截止：2026-09-27</w:t>
+        <w:t>统计截止：2026-09-30（FedProx 面板结果并入；MOON 仍待面板完成）</w:t>
       </w:r>
     </w:p>
     <w:p>
@@ -95,6 +95,45 @@
     </w:p>
     <w:p>
       <w:pPr>
+        <w:ind w:left="360"/>
+      </w:pPr>
+      <w:r>
+        <w:rPr>
+          <w:i/>
+          <w:color w:val="555555"/>
+        </w:rPr>
+        <w:t>FedProx 数字的独立复算与主张改写依据见</w:t>
+      </w:r>
+    </w:p>
+    <w:p>
+      <w:pPr>
+        <w:ind w:left="360"/>
+      </w:pPr>
+      <w:r>
+        <w:rPr>
+          <w:i/>
+          <w:color w:val="555555"/>
+        </w:rPr>
+        <w:t>[</w:t>
+      </w:r>
+      <w:r>
+        <w:rPr>
+          <w:rFonts w:ascii="Menlo" w:hAnsi="Menlo"/>
+          <w:i/>
+          <w:color w:val="555555"/>
+        </w:rPr>
+        <w:t>分析_FedProx结果如何改写论文主张_2026-09-27.md</w:t>
+      </w:r>
+      <w:r>
+        <w:rPr>
+          <w:i/>
+          <w:color w:val="555555"/>
+        </w:rPr>
+        <w:t>](分析_FedProx结果如何改写论文主张_2026-09-27.md)。</w:t>
+      </w:r>
+    </w:p>
+    <w:p>
+      <w:pPr>
         <w:jc w:val="center"/>
       </w:pPr>
       <w:r>
@@ -156,26 +195,84 @@
     </w:p>
     <w:p>
       <w:r>
-        <w:t>全部收益由一个已发表四年的基线解释，我们加在其上的四个组件无一有可测贡献。</w:t>
-      </w:r>
-    </w:p>
-    <w:p>
-      <w:r>
-        <w:t>项目剩余价值不在方法，而在</w:t>
+        <w:t xml:space="preserve">推得 FedProto − FedAvg ≈ </w:t>
       </w:r>
       <w:r>
         <w:rPr>
           <w:b/>
         </w:rPr>
-        <w:t>一套严格协议 + 四个带上界的精确零 + 一个可外推的噪声量化</w:t>
-      </w:r>
-      <w:r>
-        <w:t>。</w:t>
+        <w:t>+0.0286（占总量 98.4%）</w:t>
+      </w:r>
+      <w:r>
+        <w:t>；专为异质性设计的</w:t>
       </w:r>
     </w:p>
     <w:p>
       <w:r>
-        <w:t>建议转向基准 / 阴性结果论文。</w:t>
+        <w:rPr>
+          <w:b/>
+        </w:rPr>
+        <w:t>FedProx（μ=0.01）相对 FedAvg 只贡献 ≈ +0.0003（1.0%）</w:t>
+      </w:r>
+      <w:r>
+        <w:t>。</w:t>
+      </w:r>
+    </w:p>
+    <w:p>
+      <w:r>
+        <w:t>收益因此定位到</w:t>
+      </w:r>
+      <w:r>
+        <w:rPr>
+          <w:b/>
+        </w:rPr>
+        <w:t>类原型机制</w:t>
+      </w:r>
+      <w:r>
+        <w:t>而非参数层——但我们加在 FedProto 之上的四个组件</w:t>
+      </w:r>
+    </w:p>
+    <w:p>
+      <w:r>
+        <w:t>无一有可测贡献，</w:t>
+      </w:r>
+      <w:r>
+        <w:rPr>
+          <w:b/>
+        </w:rPr>
+        <w:t>创新性裁决未变</w:t>
+      </w:r>
+      <w:r>
+        <w:t>。</w:t>
+      </w:r>
+    </w:p>
+    <w:p>
+      <w:r>
+        <w:t>项目剩余价值不在方法，而在**机制层归因 + 一套严格协议 + 四个带上界的精确零</w:t>
+      </w:r>
+    </w:p>
+    <w:p>
+      <w:r>
+        <w:t>+ 逐比较的噪声量化**。建议转向基准 / 阴性结果论文（带一个可引用的机制结论）。</w:t>
+      </w:r>
+    </w:p>
+    <w:p>
+      <w:r>
+        <w:t xml:space="preserve">⚠️ </w:t>
+      </w:r>
+      <w:r>
+        <w:rPr>
+          <w:b/>
+        </w:rPr>
+        <w:t>不得复活任何方法创新主张。</w:t>
+      </w:r>
+      <w:r>
+        <w:t xml:space="preserve"> FedProx 被打败改变的是"收益从哪来"的归因，</w:t>
+      </w:r>
+    </w:p>
+    <w:p>
+      <w:r>
+        <w:t>不是"收益是不是我们的"。</w:t>
       </w:r>
     </w:p>
     <w:p>
@@ -192,6 +289,11 @@
       </w:pPr>
       <w:r>
         <w:t>1. 归因链（本项目最重要的一张表）</w:t>
+      </w:r>
+    </w:p>
+    <w:p>
+      <w:r>
+        <w:t>三个比较共用同一批 FedOSP-R run、同一组 seed（3–12），点估计可直接相减。</w:t>
       </w:r>
     </w:p>
     <w:tbl>
@@ -201,16 +303,18 @@
         <w:tblLook w:firstColumn="1" w:firstRow="1" w:lastColumn="0" w:lastRow="0" w:noHBand="0" w:noVBand="1" w:val="04A0"/>
       </w:tblPr>
       <w:tblGrid>
-        <w:gridCol w:w="1728"/>
-        <w:gridCol w:w="1728"/>
-        <w:gridCol w:w="1728"/>
-        <w:gridCol w:w="1728"/>
-        <w:gridCol w:w="1728"/>
+        <w:gridCol w:w="1234"/>
+        <w:gridCol w:w="1234"/>
+        <w:gridCol w:w="1234"/>
+        <w:gridCol w:w="1234"/>
+        <w:gridCol w:w="1234"/>
+        <w:gridCol w:w="1234"/>
+        <w:gridCol w:w="1234"/>
       </w:tblGrid>
       <w:tr>
         <w:tc>
           <w:tcPr>
-            <w:tcW w:type="dxa" w:w="1728"/>
+            <w:tcW w:type="dxa" w:w="1234"/>
           </w:tcPr>
           <w:p>
             <w:r>
@@ -223,7 +327,33 @@
         </w:tc>
         <w:tc>
           <w:tcPr>
-            <w:tcW w:type="dxa" w:w="1728"/>
+            <w:tcW w:type="dxa" w:w="1234"/>
+          </w:tcPr>
+          <w:p>
+            <w:r>
+              <w:rPr>
+                <w:b/>
+              </w:rPr>
+              <w:t>年份</w:t>
+            </w:r>
+          </w:p>
+        </w:tc>
+        <w:tc>
+          <w:tcPr>
+            <w:tcW w:type="dxa" w:w="1234"/>
+          </w:tcPr>
+          <w:p>
+            <w:r>
+              <w:rPr>
+                <w:b/>
+              </w:rPr>
+              <w:t>机制层级</w:t>
+            </w:r>
+          </w:p>
+        </w:tc>
+        <w:tc>
+          <w:tcPr>
+            <w:tcW w:type="dxa" w:w="1234"/>
           </w:tcPr>
           <w:p>
             <w:r>
@@ -236,7 +366,7 @@
         </w:tc>
         <w:tc>
           <w:tcPr>
-            <w:tcW w:type="dxa" w:w="1728"/>
+            <w:tcW w:type="dxa" w:w="1234"/>
           </w:tcPr>
           <w:p>
             <w:r>
@@ -249,7 +379,7 @@
         </w:tc>
         <w:tc>
           <w:tcPr>
-            <w:tcW w:type="dxa" w:w="1728"/>
+            <w:tcW w:type="dxa" w:w="1234"/>
           </w:tcPr>
           <w:p>
             <w:r>
@@ -262,7 +392,7 @@
         </w:tc>
         <w:tc>
           <w:tcPr>
-            <w:tcW w:type="dxa" w:w="1728"/>
+            <w:tcW w:type="dxa" w:w="1234"/>
           </w:tcPr>
           <w:p>
             <w:r>
@@ -277,7 +407,7 @@
       <w:tr>
         <w:tc>
           <w:tcPr>
-            <w:tcW w:type="dxa" w:w="1728"/>
+            <w:tcW w:type="dxa" w:w="1234"/>
           </w:tcPr>
           <w:p>
             <w:r>
@@ -287,7 +417,27 @@
         </w:tc>
         <w:tc>
           <w:tcPr>
-            <w:tcW w:type="dxa" w:w="1728"/>
+            <w:tcW w:type="dxa" w:w="1234"/>
+          </w:tcPr>
+          <w:p>
+            <w:r>
+              <w:t>2017</w:t>
+            </w:r>
+          </w:p>
+        </w:tc>
+        <w:tc>
+          <w:tcPr>
+            <w:tcW w:type="dxa" w:w="1234"/>
+          </w:tcPr>
+          <w:p>
+            <w:r>
+              <w:t>—</w:t>
+            </w:r>
+          </w:p>
+        </w:tc>
+        <w:tc>
+          <w:tcPr>
+            <w:tcW w:type="dxa" w:w="1234"/>
           </w:tcPr>
           <w:p>
             <w:r>
@@ -300,7 +450,7 @@
         </w:tc>
         <w:tc>
           <w:tcPr>
-            <w:tcW w:type="dxa" w:w="1728"/>
+            <w:tcW w:type="dxa" w:w="1234"/>
           </w:tcPr>
           <w:p>
             <w:r>
@@ -310,7 +460,7 @@
         </w:tc>
         <w:tc>
           <w:tcPr>
-            <w:tcW w:type="dxa" w:w="1728"/>
+            <w:tcW w:type="dxa" w:w="1234"/>
           </w:tcPr>
           <w:p>
             <w:r>
@@ -320,7 +470,7 @@
         </w:tc>
         <w:tc>
           <w:tcPr>
-            <w:tcW w:type="dxa" w:w="1728"/>
+            <w:tcW w:type="dxa" w:w="1234"/>
           </w:tcPr>
           <w:p>
             <w:r>
@@ -332,7 +482,97 @@
       <w:tr>
         <w:tc>
           <w:tcPr>
-            <w:tcW w:type="dxa" w:w="1728"/>
+            <w:tcW w:type="dxa" w:w="1234"/>
+          </w:tcPr>
+          <w:p>
+            <w:r>
+              <w:t xml:space="preserve">FedOSP-R − </w:t>
+            </w:r>
+            <w:r>
+              <w:rPr>
+                <w:b/>
+              </w:rPr>
+              <w:t>FedProx</w:t>
+            </w:r>
+            <w:r>
+              <w:t xml:space="preserve"> (μ=0.01)</w:t>
+            </w:r>
+          </w:p>
+        </w:tc>
+        <w:tc>
+          <w:tcPr>
+            <w:tcW w:type="dxa" w:w="1234"/>
+          </w:tcPr>
+          <w:p>
+            <w:r>
+              <w:t>2018</w:t>
+            </w:r>
+          </w:p>
+        </w:tc>
+        <w:tc>
+          <w:tcPr>
+            <w:tcW w:type="dxa" w:w="1234"/>
+          </w:tcPr>
+          <w:p>
+            <w:r>
+              <w:rPr>
+                <w:b/>
+              </w:rPr>
+              <w:t>参数层</w:t>
+            </w:r>
+          </w:p>
+        </w:tc>
+        <w:tc>
+          <w:tcPr>
+            <w:tcW w:type="dxa" w:w="1234"/>
+          </w:tcPr>
+          <w:p>
+            <w:r>
+              <w:rPr>
+                <w:b/>
+              </w:rPr>
+              <w:t>+0.0287</w:t>
+            </w:r>
+          </w:p>
+        </w:tc>
+        <w:tc>
+          <w:tcPr>
+            <w:tcW w:type="dxa" w:w="1234"/>
+          </w:tcPr>
+          <w:p>
+            <w:r>
+              <w:t>[+0.0142, +0.0431]</w:t>
+            </w:r>
+          </w:p>
+        </w:tc>
+        <w:tc>
+          <w:tcPr>
+            <w:tcW w:type="dxa" w:w="1234"/>
+          </w:tcPr>
+          <w:p>
+            <w:r>
+              <w:rPr>
+                <w:b/>
+              </w:rPr>
+              <w:t>10/10</w:t>
+            </w:r>
+          </w:p>
+        </w:tc>
+        <w:tc>
+          <w:tcPr>
+            <w:tcW w:type="dxa" w:w="1234"/>
+          </w:tcPr>
+          <w:p>
+            <w:r>
+              <w:t>✅ 检出；≠创新</w:t>
+            </w:r>
+          </w:p>
+        </w:tc>
+      </w:tr>
+      <w:tr>
+        <w:tc>
+          <w:tcPr>
+            <w:tcW w:type="dxa" w:w="1234"/>
           </w:tcPr>
           <w:p>
             <w:r>
@@ -348,7 +588,30 @@
         </w:tc>
         <w:tc>
           <w:tcPr>
-            <w:tcW w:type="dxa" w:w="1728"/>
+            <w:tcW w:type="dxa" w:w="1234"/>
+          </w:tcPr>
+          <w:p>
+            <w:r>
+              <w:t>2022</w:t>
+            </w:r>
+          </w:p>
+        </w:tc>
+        <w:tc>
+          <w:tcPr>
+            <w:tcW w:type="dxa" w:w="1234"/>
+          </w:tcPr>
+          <w:p>
+            <w:r>
+              <w:rPr>
+                <w:b/>
+              </w:rPr>
+              <w:t>类原型层</w:t>
+            </w:r>
+          </w:p>
+        </w:tc>
+        <w:tc>
+          <w:tcPr>
+            <w:tcW w:type="dxa" w:w="1234"/>
           </w:tcPr>
           <w:p>
             <w:r>
@@ -361,7 +624,7 @@
         </w:tc>
         <w:tc>
           <w:tcPr>
-            <w:tcW w:type="dxa" w:w="1728"/>
+            <w:tcW w:type="dxa" w:w="1234"/>
           </w:tcPr>
           <w:p>
             <w:r>
@@ -371,7 +634,7 @@
         </w:tc>
         <w:tc>
           <w:tcPr>
-            <w:tcW w:type="dxa" w:w="1728"/>
+            <w:tcW w:type="dxa" w:w="1234"/>
           </w:tcPr>
           <w:p>
             <w:r>
@@ -381,7 +644,7 @@
         </w:tc>
         <w:tc>
           <w:tcPr>
-            <w:tcW w:type="dxa" w:w="1728"/>
+            <w:tcW w:type="dxa" w:w="1234"/>
           </w:tcPr>
           <w:p>
             <w:r>
@@ -399,7 +662,83 @@
       <w:tr>
         <w:tc>
           <w:tcPr>
-            <w:tcW w:type="dxa" w:w="1728"/>
+            <w:tcW w:type="dxa" w:w="1234"/>
+          </w:tcPr>
+          <w:p>
+            <w:r>
+              <w:t>⇒ FedProx − FedAvg（推得）</w:t>
+            </w:r>
+          </w:p>
+        </w:tc>
+        <w:tc>
+          <w:tcPr>
+            <w:tcW w:type="dxa" w:w="1234"/>
+          </w:tcPr>
+          <w:p/>
+        </w:tc>
+        <w:tc>
+          <w:tcPr>
+            <w:tcW w:type="dxa" w:w="1234"/>
+          </w:tcPr>
+          <w:p/>
+        </w:tc>
+        <w:tc>
+          <w:tcPr>
+            <w:tcW w:type="dxa" w:w="1234"/>
+          </w:tcPr>
+          <w:p>
+            <w:r>
+              <w:t xml:space="preserve">≈ </w:t>
+            </w:r>
+            <w:r>
+              <w:rPr>
+                <w:b/>
+              </w:rPr>
+              <w:t>+0.0003</w:t>
+            </w:r>
+          </w:p>
+        </w:tc>
+        <w:tc>
+          <w:tcPr>
+            <w:tcW w:type="dxa" w:w="1234"/>
+          </w:tcPr>
+          <w:p>
+            <w:r>
+              <w:t>—（尚无配对 CI）</w:t>
+            </w:r>
+          </w:p>
+        </w:tc>
+        <w:tc>
+          <w:tcPr>
+            <w:tcW w:type="dxa" w:w="1234"/>
+          </w:tcPr>
+          <w:p>
+            <w:r>
+              <w:t>—</w:t>
+            </w:r>
+          </w:p>
+        </w:tc>
+        <w:tc>
+          <w:tcPr>
+            <w:tcW w:type="dxa" w:w="1234"/>
+          </w:tcPr>
+          <w:p>
+            <w:r>
+              <w:t xml:space="preserve">占总量 </w:t>
+            </w:r>
+            <w:r>
+              <w:rPr>
+                <w:b/>
+              </w:rPr>
+              <w:t>1.0%</w:t>
+            </w:r>
+          </w:p>
+        </w:tc>
+      </w:tr>
+      <w:tr>
+        <w:tc>
+          <w:tcPr>
+            <w:tcW w:type="dxa" w:w="1234"/>
           </w:tcPr>
           <w:p>
             <w:r>
@@ -409,17 +748,35 @@
         </w:tc>
         <w:tc>
           <w:tcPr>
-            <w:tcW w:type="dxa" w:w="1728"/>
-          </w:tcPr>
-          <w:p>
-            <w:r>
-              <w:t>≈ +0.0286</w:t>
-            </w:r>
-          </w:p>
-        </w:tc>
-        <w:tc>
-          <w:tcPr>
-            <w:tcW w:type="dxa" w:w="1728"/>
+            <w:tcW w:type="dxa" w:w="1234"/>
+          </w:tcPr>
+          <w:p/>
+        </w:tc>
+        <w:tc>
+          <w:tcPr>
+            <w:tcW w:type="dxa" w:w="1234"/>
+          </w:tcPr>
+          <w:p/>
+        </w:tc>
+        <w:tc>
+          <w:tcPr>
+            <w:tcW w:type="dxa" w:w="1234"/>
+          </w:tcPr>
+          <w:p>
+            <w:r>
+              <w:t xml:space="preserve">≈ </w:t>
+            </w:r>
+            <w:r>
+              <w:rPr>
+                <w:b/>
+              </w:rPr>
+              <w:t>+0.0286</w:t>
+            </w:r>
+          </w:p>
+        </w:tc>
+        <w:tc>
+          <w:tcPr>
+            <w:tcW w:type="dxa" w:w="1234"/>
           </w:tcPr>
           <w:p>
             <w:r>
@@ -429,7 +786,7 @@
         </w:tc>
         <w:tc>
           <w:tcPr>
-            <w:tcW w:type="dxa" w:w="1728"/>
+            <w:tcW w:type="dxa" w:w="1234"/>
           </w:tcPr>
           <w:p>
             <w:r>
@@ -439,11 +796,17 @@
         </w:tc>
         <w:tc>
           <w:tcPr>
-            <w:tcW w:type="dxa" w:w="1728"/>
-          </w:tcPr>
-          <w:p>
-            <w:r>
-              <w:t>收益的全部来源</w:t>
+            <w:tcW w:type="dxa" w:w="1234"/>
+          </w:tcPr>
+          <w:p>
+            <w:r>
+              <w:t xml:space="preserve">占总量 </w:t>
+            </w:r>
+            <w:r>
+              <w:rPr>
+                <w:b/>
+              </w:rPr>
+              <w:t>98.4%</w:t>
             </w:r>
           </w:p>
         </w:tc>
@@ -458,20 +821,88 @@
         <w:rPr>
           <w:b/>
         </w:rPr>
-        <w:t>好的那部分 FedProto 早就有了</w:t>
-      </w:r>
-      <w:r>
-        <w:t>。</w:t>
+        <w:t>好的那部分约 98% 由 FedProto 解释</w:t>
+      </w:r>
+      <w:r>
+        <w:t>，</w:t>
       </w:r>
     </w:p>
     <w:p>
       <w:r>
-        <w:t>论文里能写的只剩"原型联邦在真实医学联邦序数任务上迁移成功"，</w:t>
+        <w:t>而</w:t>
+      </w:r>
+      <w:r>
+        <w:rPr>
+          <w:b/>
+        </w:rPr>
+        <w:t>参数层机制（FedProx）一点也没拿到</w:t>
+      </w:r>
+      <w:r>
+        <w:t>。论文里能写的正向结果只剩</w:t>
       </w:r>
     </w:p>
     <w:p>
       <w:r>
-        <w:t>而这是复现，不是创新。</w:t>
+        <w:t>"类原型机制在真实医学联邦序数任务上迁移成功"——这是复现与机制定位，不是创新。</w:t>
+      </w:r>
+    </w:p>
+    <w:p>
+      <w:r>
+        <w:t xml:space="preserve">⚠️ </w:t>
+      </w:r>
+      <w:r>
+        <w:rPr>
+          <w:b/>
+        </w:rPr>
+        <w:t>年份与机制层级完全共线</w:t>
+      </w:r>
+      <w:r>
+        <w:t>（FedProx 2018 / MOON 2021 / FedProto 2022）。</w:t>
+      </w:r>
+    </w:p>
+    <w:p>
+      <w:r>
+        <w:t>现有数据排除不掉"其实是新方法比旧方法好"。拆开它需要"年份新但机制在参数层"的</w:t>
+      </w:r>
+    </w:p>
+    <w:p>
+      <w:r>
+        <w:t xml:space="preserve">方法——B 层 </w:t>
+      </w:r>
+      <w:r>
+        <w:rPr>
+          <w:b/>
+        </w:rPr>
+        <w:t>FedALA（2023）</w:t>
+      </w:r>
+      <w:r>
+        <w:t xml:space="preserve"> 正是这样一格，但仅 n=5，够看方向不够定论；</w:t>
+      </w:r>
+    </w:p>
+    <w:p>
+      <w:r>
+        <w:rPr>
+          <w:b/>
+        </w:rPr>
+        <w:t>不升级、不改预注册</w:t>
+      </w:r>
+      <w:r>
+        <w:t>。MOON 无论落在哪一边，年份混杂都仍在，须写进 limitation</w:t>
+      </w:r>
+    </w:p>
+    <w:p>
+      <w:r>
+        <w:t>（见 [</w:t>
+      </w:r>
+      <w:r>
+        <w:rPr>
+          <w:rFonts w:ascii="Menlo" w:hAnsi="Menlo"/>
+          <w:color w:val="C7254E"/>
+        </w:rPr>
+        <w:t>预注册_MOON机制判别_2026-09-27.md</w:t>
+      </w:r>
+      <w:r>
+        <w:t>](预注册_MOON机制判别_2026-09-27.md) §1.1）。</w:t>
       </w:r>
     </w:p>
     <w:p>
@@ -2723,6 +3154,46 @@
     <w:p/>
     <w:p>
       <w:r>
+        <w:t xml:space="preserve">⚠️ </w:t>
+      </w:r>
+      <w:r>
+        <w:rPr>
+          <w:b/>
+        </w:rPr>
+        <w:t>暂不加</w:t>
+      </w:r>
+      <w:r>
+        <w:t xml:space="preserve"> "FedProx − FedAvg ≈ 0" 作为精确零：目前只有点估计 +0.0003，</w:t>
+      </w:r>
+    </w:p>
+    <w:p>
+      <w:r>
+        <w:rPr>
+          <w:b/>
+        </w:rPr>
+        <w:t>没有配对 CI</w:t>
+      </w:r>
+      <w:r>
+        <w:t>，不符合本表"带上界"的定义。代数边界</w:t>
+      </w:r>
+    </w:p>
+    <w:p>
+      <w:r>
+        <w:t>$0.0070\le\sigma(\text{FedProx}-\text{FedAvg})\le0.0474$ 对应 CI 半宽</w:t>
+      </w:r>
+    </w:p>
+    <w:p>
+      <w:r>
+        <w:t>±0.005–±0.034，相差近 7 倍——可能是很强的精确零，也可能什么都说明不了。</w:t>
+      </w:r>
+    </w:p>
+    <w:p>
+      <w:r>
+        <w:t>等协作方补上直接配对分析（§12.2）再决定是否入表。</w:t>
+      </w:r>
+    </w:p>
+    <w:p>
+      <w:r>
         <w:t>最后一行说明：</w:t>
       </w:r>
       <w:r>
@@ -3964,16 +4435,13 @@
           </w:tcPr>
           <w:p>
             <w:r>
-              <w:t>Messidor-2 QWK 的</w:t>
+              <w:t>配对差 SD：</w:t>
             </w:r>
             <w:r>
               <w:rPr>
                 <w:b/>
               </w:rPr>
-              <w:t>配对差</w:t>
-            </w:r>
-            <w:r>
-              <w:t xml:space="preserve"> SD</w:t>
+              <w:t>vs FedAvg</w:t>
             </w:r>
           </w:p>
         </w:tc>
@@ -4008,6 +4476,123 @@
           </w:tcPr>
           <w:p>
             <w:r>
+              <w:t>配对差 SD：</w:t>
+            </w:r>
+            <w:r>
+              <w:rPr>
+                <w:b/>
+              </w:rPr>
+              <w:t>vs FedProx</w:t>
+            </w:r>
+          </w:p>
+        </w:tc>
+        <w:tc>
+          <w:tcPr>
+            <w:tcW w:type="dxa" w:w="2880"/>
+          </w:tcPr>
+          <w:p>
+            <w:r>
+              <w:rPr>
+                <w:b/>
+              </w:rPr>
+              <w:t>0.0202</w:t>
+            </w:r>
+          </w:p>
+        </w:tc>
+        <w:tc>
+          <w:tcPr>
+            <w:tcW w:type="dxa" w:w="2880"/>
+          </w:tcPr>
+          <w:p>
+            <w:r>
+              <w:t>由 CI [+0.0142, +0.0431] 反推（半宽 ÷ 0.71536）</w:t>
+            </w:r>
+          </w:p>
+        </w:tc>
+      </w:tr>
+      <w:tr>
+        <w:tc>
+          <w:tcPr>
+            <w:tcW w:type="dxa" w:w="2880"/>
+          </w:tcPr>
+          <w:p>
+            <w:r>
+              <w:t>配对差 SD：</w:t>
+            </w:r>
+            <w:r>
+              <w:rPr>
+                <w:b/>
+              </w:rPr>
+              <w:t>vs FedProto</w:t>
+            </w:r>
+          </w:p>
+        </w:tc>
+        <w:tc>
+          <w:tcPr>
+            <w:tcW w:type="dxa" w:w="2880"/>
+          </w:tcPr>
+          <w:p>
+            <w:r>
+              <w:rPr>
+                <w:b/>
+              </w:rPr>
+              <w:t>0.0147</w:t>
+            </w:r>
+          </w:p>
+        </w:tc>
+        <w:tc>
+          <w:tcPr>
+            <w:tcW w:type="dxa" w:w="2880"/>
+          </w:tcPr>
+          <w:p>
+            <w:r>
+              <w:t>由 CI [−0.0101, +0.0110] 反推</w:t>
+            </w:r>
+          </w:p>
+        </w:tc>
+      </w:tr>
+      <w:tr>
+        <w:tc>
+          <w:tcPr>
+            <w:tcW w:type="dxa" w:w="2880"/>
+          </w:tcPr>
+          <w:p>
+            <w:r>
+              <w:t>反解 seed 层相关性 ρ（取 $s_{\text{seed}}=0.033$）</w:t>
+            </w:r>
+          </w:p>
+        </w:tc>
+        <w:tc>
+          <w:tcPr>
+            <w:tcW w:type="dxa" w:w="2880"/>
+          </w:tcPr>
+          <w:p>
+            <w:r>
+              <w:rPr>
+                <w:b/>
+              </w:rPr>
+              <w:t>0.66 / 0.81 / 0.90</w:t>
+            </w:r>
+          </w:p>
+        </w:tc>
+        <w:tc>
+          <w:tcPr>
+            <w:tcW w:type="dxa" w:w="2880"/>
+          </w:tcPr>
+          <w:p>
+            <w:r>
+              <w:t>对 FedAvg / FedProx / FedProto；见 §8.4</w:t>
+            </w:r>
+          </w:p>
+        </w:tc>
+      </w:tr>
+      <w:tr>
+        <w:tc>
+          <w:tcPr>
+            <w:tcW w:type="dxa" w:w="2880"/>
+          </w:tcPr>
+          <w:p>
+            <w:r>
               <w:t>worst-client QWK 的 seed SD</w:t>
             </w:r>
           </w:p>
@@ -4084,6 +4669,32 @@
     <w:p>
       <w:r>
         <w:t>"数据不够"改成了"重复不够"，而后者在文献中几乎无人处理。</w:t>
+      </w:r>
+    </w:p>
+    <w:p>
+      <w:r>
+        <w:t xml:space="preserve">⚠️ </w:t>
+      </w:r>
+      <w:r>
+        <w:rPr>
+          <w:b/>
+        </w:rPr>
+        <w:t>不要再引用单一的 σ_d = 0.0272 作为全局分辨率。</w:t>
+      </w:r>
+    </w:p>
+    <w:p>
+      <w:r>
+        <w:t>三个比较的 σ_d 相差近一倍（0.0147–0.0272）；"0.025 可检 / 0.015 不可检"</w:t>
+      </w:r>
+    </w:p>
+    <w:p>
+      <w:r>
+        <w:t>只是对中等 σ_d 的概括，逐格边界从 0.015（对 FedProto）滑到 0.027（对 FedAvg）。</w:t>
+      </w:r>
+    </w:p>
+    <w:p>
+      <w:r>
+        <w:t>正文给概括、表格给逐格值（§8.3）。</w:t>
       </w:r>
     </w:p>
     <w:p>
@@ -4096,7 +4707,16 @@
     </w:p>
     <w:p>
       <w:r>
-        <w:t>双侧 α=0.05，功效 0.8，σ_d = 0.0272：</w:t>
+        <w:t xml:space="preserve">双侧 α=0.05，功效 0.8。下表用 </w:t>
+      </w:r>
+      <w:r>
+        <w:rPr>
+          <w:b/>
+        </w:rPr>
+        <w:t>σ_d = 0.0272</w:t>
+      </w:r>
+      <w:r>
+        <w:t>（对 FedAvg，最松的那个）：</w:t>
       </w:r>
     </w:p>
     <w:tbl>
@@ -4508,7 +5128,21 @@
         <w:t>同一个坑踩了三次</w:t>
       </w:r>
       <w:r>
-        <w:t>：</w:t>
+        <w:t>（代码侧；</w:t>
+      </w:r>
+    </w:p>
+    <w:p>
+      <w:r>
+        <w:t>论文骨架 §8 的收尾建议式是第</w:t>
+      </w:r>
+      <w:r>
+        <w:rPr>
+          <w:b/>
+        </w:rPr>
+        <w:t>四</w:t>
+      </w:r>
+      <w:r>
+        <w:t>次，见骨架修订——AST 守卫扫不到 Markdown 正文）：</w:t>
       </w:r>
     </w:p>
     <w:tbl>
@@ -4928,6 +5562,20 @@
       </w:pPr>
       <w:r>
         <w:t>8.2 CI 半宽与可排除的效应量</w:t>
+      </w:r>
+    </w:p>
+    <w:p>
+      <w:r>
+        <w:t xml:space="preserve">下表固定 </w:t>
+      </w:r>
+      <w:r>
+        <w:rPr>
+          <w:b/>
+        </w:rPr>
+        <w:t>σ_d = 0.0272</w:t>
+      </w:r>
+      <w:r>
+        <w:t>（对 FedAvg，最松；对 FedProto 半宽约紧 1.85 倍，见 §8.3）：</w:t>
       </w:r>
     </w:p>
     <w:tbl>
@@ -5235,6 +5883,694 @@
     </w:p>
     <w:p>
       <w:pPr>
+        <w:pStyle w:val="Heading3"/>
+      </w:pPr>
+      <w:r>
+        <w:t>8.3 ★ 逐比较分辨率与 MDE ≈ σ_d</w:t>
+      </w:r>
+    </w:p>
+    <w:p>
+      <w:r>
+        <w:t>$t_{0.975,9}=2.2622$，CI 半宽 $=t_{0.975,9}\,\sigma_d/\sqrt{10}=0.71536\,\sigma_d$：</w:t>
+      </w:r>
+    </w:p>
+    <w:tbl>
+      <w:tblPr>
+        <w:tblStyle w:val="LightGrid-Accent1"/>
+        <w:tblW w:type="auto" w:w="0"/>
+        <w:tblLook w:firstColumn="1" w:firstRow="1" w:lastColumn="0" w:lastRow="0" w:noHBand="0" w:noVBand="1" w:val="04A0"/>
+      </w:tblPr>
+      <w:tblGrid>
+        <w:gridCol w:w="1728"/>
+        <w:gridCol w:w="1728"/>
+        <w:gridCol w:w="1728"/>
+        <w:gridCol w:w="1728"/>
+        <w:gridCol w:w="1728"/>
+      </w:tblGrid>
+      <w:tr>
+        <w:tc>
+          <w:tcPr>
+            <w:tcW w:type="dxa" w:w="1728"/>
+          </w:tcPr>
+          <w:p>
+            <w:r>
+              <w:rPr>
+                <w:b/>
+              </w:rPr>
+              <w:t>比较</w:t>
+            </w:r>
+          </w:p>
+        </w:tc>
+        <w:tc>
+          <w:tcPr>
+            <w:tcW w:type="dxa" w:w="1728"/>
+          </w:tcPr>
+          <w:p>
+            <w:r>
+              <w:rPr>
+                <w:b/>
+              </w:rPr>
+              <w:t>σ_d</w:t>
+            </w:r>
+          </w:p>
+        </w:tc>
+        <w:tc>
+          <w:tcPr>
+            <w:tcW w:type="dxa" w:w="1728"/>
+          </w:tcPr>
+          <w:p>
+            <w:r>
+              <w:rPr>
+                <w:b/>
+              </w:rPr>
+              <w:t>CI 半宽</w:t>
+            </w:r>
+          </w:p>
+        </w:tc>
+        <w:tc>
+          <w:tcPr>
+            <w:tcW w:type="dxa" w:w="1728"/>
+          </w:tcPr>
+          <w:p>
+            <w:r>
+              <w:rPr>
+                <w:b/>
+              </w:rPr>
+              <w:t>80% 功效 MDE（裸）</w:t>
+            </w:r>
+          </w:p>
+        </w:tc>
+        <w:tc>
+          <w:tcPr>
+            <w:tcW w:type="dxa" w:w="1728"/>
+          </w:tcPr>
+          <w:p>
+            <w:r>
+              <w:rPr>
+                <w:b/>
+              </w:rPr>
+              <w:t>MDE（Holm 族=3）</w:t>
+            </w:r>
+          </w:p>
+        </w:tc>
+      </w:tr>
+      <w:tr>
+        <w:tc>
+          <w:tcPr>
+            <w:tcW w:type="dxa" w:w="1728"/>
+          </w:tcPr>
+          <w:p>
+            <w:r>
+              <w:t xml:space="preserve">vs </w:t>
+            </w:r>
+            <w:r>
+              <w:rPr>
+                <w:b/>
+              </w:rPr>
+              <w:t>FedProto</w:t>
+            </w:r>
+          </w:p>
+        </w:tc>
+        <w:tc>
+          <w:tcPr>
+            <w:tcW w:type="dxa" w:w="1728"/>
+          </w:tcPr>
+          <w:p>
+            <w:r>
+              <w:t>0.0147</w:t>
+            </w:r>
+          </w:p>
+        </w:tc>
+        <w:tc>
+          <w:tcPr>
+            <w:tcW w:type="dxa" w:w="1728"/>
+          </w:tcPr>
+          <w:p>
+            <w:r>
+              <w:rPr>
+                <w:b/>
+              </w:rPr>
+              <w:t>±0.0105</w:t>
+            </w:r>
+          </w:p>
+        </w:tc>
+        <w:tc>
+          <w:tcPr>
+            <w:tcW w:type="dxa" w:w="1728"/>
+          </w:tcPr>
+          <w:p>
+            <w:r>
+              <w:t>0.0146</w:t>
+            </w:r>
+          </w:p>
+        </w:tc>
+        <w:tc>
+          <w:tcPr>
+            <w:tcW w:type="dxa" w:w="1728"/>
+          </w:tcPr>
+          <w:p>
+            <w:r>
+              <w:t>0.0180</w:t>
+            </w:r>
+          </w:p>
+        </w:tc>
+      </w:tr>
+      <w:tr>
+        <w:tc>
+          <w:tcPr>
+            <w:tcW w:type="dxa" w:w="1728"/>
+          </w:tcPr>
+          <w:p>
+            <w:r>
+              <w:t xml:space="preserve">vs </w:t>
+            </w:r>
+            <w:r>
+              <w:rPr>
+                <w:b/>
+              </w:rPr>
+              <w:t>FedProx</w:t>
+            </w:r>
+          </w:p>
+        </w:tc>
+        <w:tc>
+          <w:tcPr>
+            <w:tcW w:type="dxa" w:w="1728"/>
+          </w:tcPr>
+          <w:p>
+            <w:r>
+              <w:t>0.0202</w:t>
+            </w:r>
+          </w:p>
+        </w:tc>
+        <w:tc>
+          <w:tcPr>
+            <w:tcW w:type="dxa" w:w="1728"/>
+          </w:tcPr>
+          <w:p>
+            <w:r>
+              <w:rPr>
+                <w:b/>
+              </w:rPr>
+              <w:t>±0.0145</w:t>
+            </w:r>
+          </w:p>
+        </w:tc>
+        <w:tc>
+          <w:tcPr>
+            <w:tcW w:type="dxa" w:w="1728"/>
+          </w:tcPr>
+          <w:p>
+            <w:r>
+              <w:t>0.0201</w:t>
+            </w:r>
+          </w:p>
+        </w:tc>
+        <w:tc>
+          <w:tcPr>
+            <w:tcW w:type="dxa" w:w="1728"/>
+          </w:tcPr>
+          <w:p>
+            <w:r>
+              <w:t>0.0247</w:t>
+            </w:r>
+          </w:p>
+        </w:tc>
+      </w:tr>
+      <w:tr>
+        <w:tc>
+          <w:tcPr>
+            <w:tcW w:type="dxa" w:w="1728"/>
+          </w:tcPr>
+          <w:p>
+            <w:r>
+              <w:t xml:space="preserve">vs </w:t>
+            </w:r>
+            <w:r>
+              <w:rPr>
+                <w:b/>
+              </w:rPr>
+              <w:t>FedAvg</w:t>
+            </w:r>
+          </w:p>
+        </w:tc>
+        <w:tc>
+          <w:tcPr>
+            <w:tcW w:type="dxa" w:w="1728"/>
+          </w:tcPr>
+          <w:p>
+            <w:r>
+              <w:t>0.0272</w:t>
+            </w:r>
+          </w:p>
+        </w:tc>
+        <w:tc>
+          <w:tcPr>
+            <w:tcW w:type="dxa" w:w="1728"/>
+          </w:tcPr>
+          <w:p>
+            <w:r>
+              <w:rPr>
+                <w:b/>
+              </w:rPr>
+              <w:t>±0.0195</w:t>
+            </w:r>
+          </w:p>
+        </w:tc>
+        <w:tc>
+          <w:tcPr>
+            <w:tcW w:type="dxa" w:w="1728"/>
+          </w:tcPr>
+          <w:p>
+            <w:r>
+              <w:t>0.0271</w:t>
+            </w:r>
+          </w:p>
+        </w:tc>
+        <w:tc>
+          <w:tcPr>
+            <w:tcW w:type="dxa" w:w="1728"/>
+          </w:tcPr>
+          <w:p>
+            <w:r>
+              <w:t>0.0333</w:t>
+            </w:r>
+          </w:p>
+        </w:tc>
+      </w:tr>
+    </w:tbl>
+    <w:p/>
+    <w:p>
+      <w:r>
+        <w:rPr>
+          <w:b/>
+        </w:rPr>
+        <w:t>经验式</w:t>
+      </w:r>
+      <w:r>
+        <w:t xml:space="preserve">：n=10 时 80% 功效的最小可检出效应 </w:t>
+      </w:r>
+      <w:r>
+        <w:rPr>
+          <w:b/>
+        </w:rPr>
+        <w:t>≈ 0.996·σ_d</w:t>
+      </w:r>
+      <w:r>
+        <w:t>（裸检验）、</w:t>
+      </w:r>
+    </w:p>
+    <w:p>
+      <w:r>
+        <w:rPr>
+          <w:b/>
+        </w:rPr>
+        <w:t>≈ 1.223·σ_d</w:t>
+      </w:r>
+      <w:r>
+        <w:t>（Holm 族=3）。即在这个样本量上，**"能检出的效应"约等于</w:t>
+      </w:r>
+    </w:p>
+    <w:p>
+      <w:r>
+        <w:t>"配对差的 SD 本身"**——一个不需要查表的判据。</w:t>
+      </w:r>
+    </w:p>
+    <w:p>
+      <w:r>
+        <w:t>正确的噪声底线主张（替换旧的"σ_d 大于文献增益"）：</w:t>
+      </w:r>
+    </w:p>
+    <w:p>
+      <w:pPr>
+        <w:ind w:left="360"/>
+      </w:pPr>
+      <w:r>
+        <w:rPr>
+          <w:i/>
+          <w:color w:val="555555"/>
+        </w:rPr>
+        <w:t>**在本协议 n=10 下：约 0.025 以上的效应可检出（已演示）；约 0.015 以下的效应</w:t>
+      </w:r>
+    </w:p>
+    <w:p>
+      <w:pPr>
+        <w:ind w:left="360"/>
+      </w:pPr>
+      <w:r>
+        <w:rPr>
+          <w:i/>
+          <w:color w:val="555555"/>
+        </w:rPr>
+        <w:t>检不出；而文献普遍报告的 0.010–0.020 区间正好横跨这条边界。**</w:t>
+      </w:r>
+    </w:p>
+    <w:p>
+      <w:pPr>
+        <w:ind w:left="360"/>
+      </w:pPr>
+      <w:r>
+        <w:rPr>
+          <w:i/>
+          <w:color w:val="555555"/>
+        </w:rPr>
+        <w:t>该概括对中等 σ_d 成立；逐格边界见上表。</w:t>
+      </w:r>
+    </w:p>
+    <w:p>
+      <w:pPr>
+        <w:pStyle w:val="Heading3"/>
+      </w:pPr>
+      <w:r>
+        <w:t>8.4 σ_d 随方法相似度缩放</w:t>
+      </w:r>
+    </w:p>
+    <w:tbl>
+      <w:tblPr>
+        <w:tblStyle w:val="LightGrid-Accent1"/>
+        <w:tblW w:type="auto" w:w="0"/>
+        <w:tblLook w:firstColumn="1" w:firstRow="1" w:lastColumn="0" w:lastRow="0" w:noHBand="0" w:noVBand="1" w:val="04A0"/>
+      </w:tblPr>
+      <w:tblGrid>
+        <w:gridCol w:w="1728"/>
+        <w:gridCol w:w="1728"/>
+        <w:gridCol w:w="1728"/>
+        <w:gridCol w:w="1728"/>
+        <w:gridCol w:w="1728"/>
+      </w:tblGrid>
+      <w:tr>
+        <w:tc>
+          <w:tcPr>
+            <w:tcW w:type="dxa" w:w="1728"/>
+          </w:tcPr>
+          <w:p>
+            <w:r>
+              <w:rPr>
+                <w:b/>
+              </w:rPr>
+              <w:t>比较对象</w:t>
+            </w:r>
+          </w:p>
+        </w:tc>
+        <w:tc>
+          <w:tcPr>
+            <w:tcW w:type="dxa" w:w="1728"/>
+          </w:tcPr>
+          <w:p>
+            <w:r>
+              <w:rPr>
+                <w:b/>
+              </w:rPr>
+              <w:t>与 FedOSP-R 的机制距离</w:t>
+            </w:r>
+          </w:p>
+        </w:tc>
+        <w:tc>
+          <w:tcPr>
+            <w:tcW w:type="dxa" w:w="1728"/>
+          </w:tcPr>
+          <w:p>
+            <w:r>
+              <w:rPr>
+                <w:b/>
+              </w:rPr>
+              <w:t>σ_d</w:t>
+            </w:r>
+          </w:p>
+        </w:tc>
+        <w:tc>
+          <w:tcPr>
+            <w:tcW w:type="dxa" w:w="1728"/>
+          </w:tcPr>
+          <w:p>
+            <w:r>
+              <w:rPr>
+                <w:b/>
+              </w:rPr>
+              <w:t>反解 ρ</w:t>
+            </w:r>
+          </w:p>
+        </w:tc>
+        <w:tc>
+          <w:tcPr>
+            <w:tcW w:type="dxa" w:w="1728"/>
+          </w:tcPr>
+          <w:p>
+            <w:r>
+              <w:rPr>
+                <w:b/>
+              </w:rPr>
+              <w:t>配对后残留方差比例</w:t>
+            </w:r>
+          </w:p>
+        </w:tc>
+      </w:tr>
+      <w:tr>
+        <w:tc>
+          <w:tcPr>
+            <w:tcW w:type="dxa" w:w="1728"/>
+          </w:tcPr>
+          <w:p>
+            <w:r>
+              <w:t>FedProto</w:t>
+            </w:r>
+          </w:p>
+        </w:tc>
+        <w:tc>
+          <w:tcPr>
+            <w:tcW w:type="dxa" w:w="1728"/>
+          </w:tcPr>
+          <w:p>
+            <w:r>
+              <w:t>最近（同为原型机制）</w:t>
+            </w:r>
+          </w:p>
+        </w:tc>
+        <w:tc>
+          <w:tcPr>
+            <w:tcW w:type="dxa" w:w="1728"/>
+          </w:tcPr>
+          <w:p>
+            <w:r>
+              <w:rPr>
+                <w:b/>
+              </w:rPr>
+              <w:t>0.0147</w:t>
+            </w:r>
+          </w:p>
+        </w:tc>
+        <w:tc>
+          <w:tcPr>
+            <w:tcW w:type="dxa" w:w="1728"/>
+          </w:tcPr>
+          <w:p>
+            <w:r>
+              <w:rPr>
+                <w:b/>
+              </w:rPr>
+              <w:t>0.90</w:t>
+            </w:r>
+          </w:p>
+        </w:tc>
+        <w:tc>
+          <w:tcPr>
+            <w:tcW w:type="dxa" w:w="1728"/>
+          </w:tcPr>
+          <w:p>
+            <w:r>
+              <w:t>9.9%</w:t>
+            </w:r>
+          </w:p>
+        </w:tc>
+      </w:tr>
+      <w:tr>
+        <w:tc>
+          <w:tcPr>
+            <w:tcW w:type="dxa" w:w="1728"/>
+          </w:tcPr>
+          <w:p>
+            <w:r>
+              <w:t>FedProx</w:t>
+            </w:r>
+          </w:p>
+        </w:tc>
+        <w:tc>
+          <w:tcPr>
+            <w:tcW w:type="dxa" w:w="1728"/>
+          </w:tcPr>
+          <w:p>
+            <w:r>
+              <w:t>中（参数层正则）</w:t>
+            </w:r>
+          </w:p>
+        </w:tc>
+        <w:tc>
+          <w:tcPr>
+            <w:tcW w:type="dxa" w:w="1728"/>
+          </w:tcPr>
+          <w:p>
+            <w:r>
+              <w:rPr>
+                <w:b/>
+              </w:rPr>
+              <w:t>0.0202</w:t>
+            </w:r>
+          </w:p>
+        </w:tc>
+        <w:tc>
+          <w:tcPr>
+            <w:tcW w:type="dxa" w:w="1728"/>
+          </w:tcPr>
+          <w:p>
+            <w:r>
+              <w:rPr>
+                <w:b/>
+              </w:rPr>
+              <w:t>0.81</w:t>
+            </w:r>
+          </w:p>
+        </w:tc>
+        <w:tc>
+          <w:tcPr>
+            <w:tcW w:type="dxa" w:w="1728"/>
+          </w:tcPr>
+          <w:p>
+            <w:r>
+              <w:t>18.7%</w:t>
+            </w:r>
+          </w:p>
+        </w:tc>
+      </w:tr>
+      <w:tr>
+        <w:tc>
+          <w:tcPr>
+            <w:tcW w:type="dxa" w:w="1728"/>
+          </w:tcPr>
+          <w:p>
+            <w:r>
+              <w:t>FedAvg</w:t>
+            </w:r>
+          </w:p>
+        </w:tc>
+        <w:tc>
+          <w:tcPr>
+            <w:tcW w:type="dxa" w:w="1728"/>
+          </w:tcPr>
+          <w:p>
+            <w:r>
+              <w:t>最远（无任何对齐机制）</w:t>
+            </w:r>
+          </w:p>
+        </w:tc>
+        <w:tc>
+          <w:tcPr>
+            <w:tcW w:type="dxa" w:w="1728"/>
+          </w:tcPr>
+          <w:p>
+            <w:r>
+              <w:rPr>
+                <w:b/>
+              </w:rPr>
+              <w:t>0.0272</w:t>
+            </w:r>
+          </w:p>
+        </w:tc>
+        <w:tc>
+          <w:tcPr>
+            <w:tcW w:type="dxa" w:w="1728"/>
+          </w:tcPr>
+          <w:p>
+            <w:r>
+              <w:rPr>
+                <w:b/>
+              </w:rPr>
+              <w:t>0.66</w:t>
+            </w:r>
+          </w:p>
+        </w:tc>
+        <w:tc>
+          <w:tcPr>
+            <w:tcW w:type="dxa" w:w="1728"/>
+          </w:tcPr>
+          <w:p>
+            <w:r>
+              <w:t>34.0%</w:t>
+            </w:r>
+          </w:p>
+        </w:tc>
+      </w:tr>
+    </w:tbl>
+    <w:p/>
+    <w:p>
+      <w:r>
+        <w:t>由 $\sigma_d^2=2s_{\text{seed}}^2(1-\rho)$、取 $s_{\text{seed}}=0.033$ 反解；</w:t>
+      </w:r>
+    </w:p>
+    <w:p>
+      <w:r>
+        <w:t>对 $s_{\text{seed}}$ 取 0.030 / 0.036 做敏感性，ρ 排序与量级都不变</w:t>
+      </w:r>
+    </w:p>
+    <w:p>
+      <w:r>
+        <w:t>（假设两臂 seed SD 相等，论文须标明）。</w:t>
+      </w:r>
+    </w:p>
+    <w:p>
+      <w:r>
+        <w:rPr>
+          <w:b/>
+        </w:rPr>
+        <w:t>两个方法越像，配对越有效，σ_d 越小。</w:t>
+      </w:r>
+      <w:r>
+        <w:t xml:space="preserve"> 后果：</w:t>
+      </w:r>
+    </w:p>
+    <w:p>
+      <w:r>
+        <w:t>1. 引用单一 σ_d=0.0272 会让对 FedProto 的比较看起来比实际差 1.85 倍。</w:t>
+      </w:r>
+    </w:p>
+    <w:p>
+      <w:r>
+        <w:t xml:space="preserve">2. </w:t>
+      </w:r>
+      <w:r>
+        <w:rPr>
+          <w:b/>
+        </w:rPr>
+        <w:t>FL 基准的样本量规划必须逐比较做，不能全局做。</w:t>
+      </w:r>
+    </w:p>
+    <w:p>
+      <w:r>
+        <w:t>反直觉：FedProx 与 FedAvg 的</w:t>
+      </w:r>
+      <w:r>
+        <w:rPr>
+          <w:b/>
+        </w:rPr>
+        <w:t>端点均值</w:t>
+      </w:r>
+      <w:r>
+        <w:t>几乎相同（差 +0.0003），</w:t>
+      </w:r>
+    </w:p>
+    <w:p>
+      <w:r>
+        <w:t>但它们与 FedOSP-R 的 σ_d 差得不少（0.0202 vs 0.0272）。</w:t>
+      </w:r>
+    </w:p>
+    <w:p>
+      <w:r>
+        <w:rPr>
+          <w:b/>
+        </w:rPr>
+        <w:t>σ_d 量的是逐 seed 轨迹的同步程度，不是端点均值的接近程度。</w:t>
+      </w:r>
+    </w:p>
+    <w:p>
+      <w:pPr>
         <w:jc w:val="center"/>
       </w:pPr>
       <w:r>
@@ -5537,7 +6873,7 @@
               <w:rPr>
                 <w:b/>
               </w:rPr>
-              <w:t>已被 FedProto 解释</w:t>
+              <w:t>已被 FedProto 解释约 98%</w:t>
             </w:r>
           </w:p>
         </w:tc>
@@ -5547,7 +6883,7 @@
           </w:tcPr>
           <w:p>
             <w:r>
-              <w:t>+0.0290 vs FedAvg；+0.00045 vs FedProto</w:t>
+              <w:t>+0.0290 vs FedAvg；+0.00045 vs FedProto；FedProx 贡献 ≈ +0.0003</w:t>
             </w:r>
           </w:p>
         </w:tc>
@@ -5605,6 +6941,14 @@
           <w:b/>
         </w:rPr>
         <w:t>没有一个方法创新存活。</w:t>
+      </w:r>
+      <w:r>
+        <w:t xml:space="preserve"> FedProx 结果把"收益从哪来"定到了类原型层，</w:t>
+      </w:r>
+    </w:p>
+    <w:p>
+      <w:r>
+        <w:t>但不恢复任何组件或配置级的创新主张。</w:t>
       </w:r>
     </w:p>
     <w:p>
@@ -5682,42 +7026,10 @@
           </w:tcPr>
           <w:p>
             <w:r>
-              <w:t>真实五中心 + 未见中心的联邦序数 DR 基准协议</w:t>
-            </w:r>
-          </w:p>
-        </w:tc>
-        <w:tc>
-          <w:tcPr>
-            <w:tcW w:type="dxa" w:w="2880"/>
-          </w:tcPr>
-          <w:p>
-            <w:r>
-              <w:t>协议贡献</w:t>
-            </w:r>
-          </w:p>
-        </w:tc>
-        <w:tc>
-          <w:tcPr>
-            <w:tcW w:type="dxa" w:w="2880"/>
-          </w:tcPr>
-          <w:p>
-            <w:r>
-              <w:t>✅ 已就绪</w:t>
-            </w:r>
-          </w:p>
-        </w:tc>
-      </w:tr>
-      <w:tr>
-        <w:tc>
-          <w:tcPr>
-            <w:tcW w:type="dxa" w:w="2880"/>
-          </w:tcPr>
-          <w:p>
-            <w:r>
               <w:rPr>
                 <w:b/>
               </w:rPr>
-              <w:t>seed 噪声量化（σ_d=0.0272 &gt; 抽样 SE 0.023）+ 样本量表</w:t>
+              <w:t>机制层归因（参数层 ≈1.0% / 类原型层 ≈98.4%）</w:t>
             </w:r>
           </w:p>
         </w:tc>
@@ -5730,7 +7042,7 @@
               <w:rPr>
                 <w:b/>
               </w:rPr>
-              <w:t>主贡献</w:t>
+              <w:t>主贡献（阳性）</w:t>
             </w:r>
           </w:p>
         </w:tc>
@@ -5740,7 +7052,7 @@
           </w:tcPr>
           <w:p>
             <w:r>
-              <w:t>✅ 已就绪</w:t>
+              <w:t>✅ 已就绪；须注明年份共线限制</w:t>
             </w:r>
           </w:p>
         </w:tc>
@@ -5752,6 +7064,108 @@
           </w:tcPr>
           <w:p>
             <w:r>
+              <w:t>真实五中心 + 未见中心的联邦序数 DR 基准协议</w:t>
+            </w:r>
+          </w:p>
+        </w:tc>
+        <w:tc>
+          <w:tcPr>
+            <w:tcW w:type="dxa" w:w="2880"/>
+          </w:tcPr>
+          <w:p>
+            <w:r>
+              <w:t>协议贡献</w:t>
+            </w:r>
+          </w:p>
+        </w:tc>
+        <w:tc>
+          <w:tcPr>
+            <w:tcW w:type="dxa" w:w="2880"/>
+          </w:tcPr>
+          <w:p>
+            <w:r>
+              <w:t>✅ 已就绪</w:t>
+            </w:r>
+          </w:p>
+        </w:tc>
+      </w:tr>
+      <w:tr>
+        <w:tc>
+          <w:tcPr>
+            <w:tcW w:type="dxa" w:w="2880"/>
+          </w:tcPr>
+          <w:p>
+            <w:r>
+              <w:rPr>
+                <w:b/>
+              </w:rPr>
+              <w:t>逐比较噪声量化（σ_d = 0.0147/0.0202/0.0272）+ 样本量表 + MDE≈σ_d</w:t>
+            </w:r>
+          </w:p>
+        </w:tc>
+        <w:tc>
+          <w:tcPr>
+            <w:tcW w:type="dxa" w:w="2880"/>
+          </w:tcPr>
+          <w:p>
+            <w:r>
+              <w:rPr>
+                <w:b/>
+              </w:rPr>
+              <w:t>主贡献（并列）</w:t>
+            </w:r>
+          </w:p>
+        </w:tc>
+        <w:tc>
+          <w:tcPr>
+            <w:tcW w:type="dxa" w:w="2880"/>
+          </w:tcPr>
+          <w:p>
+            <w:r>
+              <w:t>✅ 已就绪</w:t>
+            </w:r>
+          </w:p>
+        </w:tc>
+      </w:tr>
+      <w:tr>
+        <w:tc>
+          <w:tcPr>
+            <w:tcW w:type="dxa" w:w="2880"/>
+          </w:tcPr>
+          <w:p>
+            <w:r>
+              <w:t>σ_d 随方法相似度缩放（ρ ≈ 0.90/0.81/0.66）</w:t>
+            </w:r>
+          </w:p>
+        </w:tc>
+        <w:tc>
+          <w:tcPr>
+            <w:tcW w:type="dxa" w:w="2880"/>
+          </w:tcPr>
+          <w:p>
+            <w:r>
+              <w:t>方法学观察</w:t>
+            </w:r>
+          </w:p>
+        </w:tc>
+        <w:tc>
+          <w:tcPr>
+            <w:tcW w:type="dxa" w:w="2880"/>
+          </w:tcPr>
+          <w:p>
+            <w:r>
+              <w:t>✅ 三点观察，依赖两臂 s_seed 相等近似</w:t>
+            </w:r>
+          </w:p>
+        </w:tc>
+      </w:tr>
+      <w:tr>
+        <w:tc>
+          <w:tcPr>
+            <w:tcW w:type="dxa" w:w="2880"/>
+          </w:tcPr>
+          <w:p>
+            <w:r>
               <w:t>四个带 CI 的精确零</w:t>
             </w:r>
           </w:p>
@@ -5773,6 +7187,47 @@
           <w:p>
             <w:r>
               <w:t>✅ 已就绪</w:t>
+            </w:r>
+          </w:p>
+        </w:tc>
+      </w:tr>
+      <w:tr>
+        <w:tc>
+          <w:tcPr>
+            <w:tcW w:type="dxa" w:w="2880"/>
+          </w:tcPr>
+          <w:p>
+            <w:r>
+              <w:t>一次灵敏度演示 + 一次机制对照（vs FedAvg / vs FedProx）</w:t>
+            </w:r>
+          </w:p>
+        </w:tc>
+        <w:tc>
+          <w:tcPr>
+            <w:tcW w:type="dxa" w:w="2880"/>
+          </w:tcPr>
+          <w:p>
+            <w:r>
+              <w:t>阳性对照（相关）</w:t>
+            </w:r>
+          </w:p>
+        </w:tc>
+        <w:tc>
+          <w:tcPr>
+            <w:tcW w:type="dxa" w:w="2880"/>
+          </w:tcPr>
+          <w:p>
+            <w:r>
+              <w:t>✅ 已就绪；</w:t>
+            </w:r>
+            <w:r>
+              <w:rPr>
+                <w:b/>
+              </w:rPr>
+              <w:t>非两次独立</w:t>
+            </w:r>
+            <w:r>
+              <w:t>（共用 FedOSP-R 臂，且 FedProx≈FedAvg ⇒ Corr($d_A,d_B$) 可能很高，见分析 §3.2）</w:t>
             </w:r>
           </w:p>
         </w:tc>
@@ -6037,7 +7492,7 @@
               <w:t>待跑</w:t>
             </w:r>
             <w:r>
-              <w:t>（见 §12）</w:t>
+              <w:t>（见 §12；FedProx 已有 n=10）</w:t>
             </w:r>
           </w:p>
         </w:tc>
@@ -6070,6 +7525,38 @@
           <w:p>
             <w:r>
               <w:t>❌ 待办，需 ADCIS 配对表</w:t>
+            </w:r>
+          </w:p>
+        </w:tc>
+      </w:tr>
+      <w:tr>
+        <w:tc>
+          <w:tcPr>
+            <w:tcW w:type="dxa" w:w="2880"/>
+          </w:tcPr>
+          <w:p>
+            <w:r>
+              <w:t>MOON 机制层判别（H1 vs H2）</w:t>
+            </w:r>
+          </w:p>
+        </w:tc>
+        <w:tc>
+          <w:tcPr>
+            <w:tcW w:type="dxa" w:w="2880"/>
+          </w:tcPr>
+          <w:p>
+            <w:r>
+              <w:t>机制判别</w:t>
+            </w:r>
+          </w:p>
+        </w:tc>
+        <w:tc>
+          <w:tcPr>
+            <w:tcW w:type="dxa" w:w="2880"/>
+          </w:tcPr>
+          <w:p>
+            <w:r>
+              <w:t>⏳ 预注册已冻结；seed 10/12 待完成</w:t>
             </w:r>
           </w:p>
         </w:tc>
@@ -8231,7 +9718,61 @@
         <w:t xml:space="preserve">☐ </w:t>
       </w:r>
       <w:r>
-        <w:t>病人级 cluster bootstrap：需 ADCIS 官方配对表（据 ADCIS 页面说明随数据集发放）</w:t>
+        <w:rPr>
+          <w:b/>
+        </w:rPr>
+        <w:t>★ 高优先级</w:t>
+      </w:r>
+      <w:r>
+        <w:t>：在 seed 3–12 上</w:t>
+      </w:r>
+      <w:r>
+        <w:rPr>
+          <w:b/>
+        </w:rPr>
+        <w:t>直接配对计算 FedProx − FedAvg</w:t>
+      </w:r>
+      <w:r>
+        <w:t>（Messidor-2 QWK），</w:t>
+      </w:r>
+    </w:p>
+    <w:p>
+      <w:r>
+        <w:t xml:space="preserve">  给出配对均值、配对 SD、95% t CI、同向 seed 数。现有的 +0.0003 是两个点估计相减，</w:t>
+      </w:r>
+    </w:p>
+    <w:p>
+      <w:r>
+        <w:t xml:space="preserve">  </w:t>
+      </w:r>
+      <w:r>
+        <w:rPr>
+          <w:b/>
+        </w:rPr>
+        <w:t>没有 CI</w:t>
+      </w:r>
+      <w:r>
+        <w:t>；σ_d 代数边界 [0.0070, 0.0474] 对应半宽 ±0.005–±0.034。</w:t>
+      </w:r>
+    </w:p>
+    <w:p>
+      <w:r>
+        <w:t xml:space="preserve">  这不是改面板，只是对已有结果换配对方式（</w:t>
+      </w:r>
+      <w:r>
+        <w:rPr>
+          <w:rFonts w:ascii="Menlo" w:hAnsi="Menlo"/>
+          <w:color w:val="C7254E"/>
+        </w:rPr>
+        <w:t>scripts/benchmark_table.py --ref</w:t>
+      </w:r>
+      <w:r>
+        <w:t>）。</w:t>
+      </w:r>
+    </w:p>
+    <w:p>
+      <w:r>
+        <w:t xml:space="preserve">  它同时定出两个阳性检出的相关性（见分析文档 §3.2）。</w:t>
       </w:r>
     </w:p>
     <w:p>
@@ -8243,14 +9784,7 @@
         <w:t xml:space="preserve">☐ </w:t>
       </w:r>
       <w:r>
-        <w:rPr>
-          <w:rFonts w:ascii="Menlo" w:hAnsi="Menlo"/>
-          <w:color w:val="C7254E"/>
-        </w:rPr>
-        <w:t>macro_ovr_auroc</w:t>
-      </w:r>
-      <w:r>
-        <w:t xml:space="preserve"> 复算，判定锚点偏差是否为指标定义问题</w:t>
+        <w:t>病人级 cluster bootstrap：需 ADCIS 官方配对表（据 ADCIS 页面说明随数据集发放）</w:t>
       </w:r>
     </w:p>
     <w:p>
@@ -8262,6 +9796,25 @@
         <w:t xml:space="preserve">☐ </w:t>
       </w:r>
       <w:r>
+        <w:rPr>
+          <w:rFonts w:ascii="Menlo" w:hAnsi="Menlo"/>
+          <w:color w:val="C7254E"/>
+        </w:rPr>
+        <w:t>macro_ovr_auroc</w:t>
+      </w:r>
+      <w:r>
+        <w:t xml:space="preserve"> 复算，判定锚点偏差是否为指标定义问题</w:t>
+      </w:r>
+    </w:p>
+    <w:p>
+      <w:pPr>
+        <w:pStyle w:val="ListBullet"/>
+        <w:ind w:left="360"/>
+      </w:pPr>
+      <w:r>
+        <w:t xml:space="preserve">☐ </w:t>
+      </w:r>
+      <w:r>
         <w:t>两臂配对相关性 ρ 的实测值（</w:t>
       </w:r>
       <w:r>
@@ -8272,7 +9825,12 @@
         <w:t>scripts/measure_power.py</w:t>
       </w:r>
       <w:r>
-        <w:t xml:space="preserve"> 已就绪）</w:t>
+        <w:t xml:space="preserve"> 已就绪；</w:t>
+      </w:r>
+    </w:p>
+    <w:p>
+      <w:r>
+        <w:t xml:space="preserve">  §8.4 的 ρ 是由 $s_{\text{seed}}$ 反解的近似）</w:t>
       </w:r>
     </w:p>
     <w:p>
@@ -10998,12 +12556,43 @@
         <w:rPr>
           <w:b/>
         </w:rPr>
-        <w:t>面板真正的价值不在判增量，在量化"FedAvg 把强基线低估了多少"。</w:t>
+        <w:t>FedProx 已落定：相对 FedAvg ≈ +0.0003，贴着 FedAvg</w:t>
+      </w:r>
+      <w:r>
+        <w:t>（参数层机制在此设置下</w:t>
       </w:r>
     </w:p>
     <w:p>
       <w:r>
-        <w:t xml:space="preserve">   对这个问题（检出约 0.029 的差距）它功效充足：裸 </w:t>
+        <w:t xml:space="preserve">   无增益）。因此"FedAvg 系统性地低估所有现代方法"不成立——低估主要落在</w:t>
+      </w:r>
+    </w:p>
+    <w:p>
+      <w:r>
+        <w:t xml:space="preserve">   </w:t>
+      </w:r>
+      <w:r>
+        <w:rPr>
+          <w:b/>
+        </w:rPr>
+        <w:t>类原型机制</w:t>
+      </w:r>
+      <w:r>
+        <w:t xml:space="preserve">上。面板剩余的判别价值在 </w:t>
+      </w:r>
+      <w:r>
+        <w:rPr>
+          <w:b/>
+        </w:rPr>
+        <w:t>MOON</w:t>
+      </w:r>
+      <w:r>
+        <w:t>（表示层，判据已预注册，§12.7）。</w:t>
+      </w:r>
+    </w:p>
+    <w:p>
+      <w:r>
+        <w:t xml:space="preserve">4. 对检出约 0.029 的差距（vs FedAvg / vs FedProx）面板功效充足：裸 </w:t>
       </w:r>
       <w:r>
         <w:rPr>
@@ -11012,7 +12601,12 @@
         <w:t>90.3%</w:t>
       </w:r>
       <w:r>
-        <w:t xml:space="preserve">、Holm 后 </w:t>
+        <w:t>、</w:t>
+      </w:r>
+    </w:p>
+    <w:p>
+      <w:r>
+        <w:t xml:space="preserve">   Holm 后 </w:t>
       </w:r>
       <w:r>
         <w:rPr>
@@ -11020,15 +12614,32 @@
         </w:rPr>
         <w:t>75.1%</w:t>
       </w:r>
+      <w:r>
+        <w:t>（σ_d=0.025）；按 FedAvg 实测的 σ_d=0.0272 算则是 85.0% / 66.8%。</w:t>
+      </w:r>
     </w:p>
     <w:p>
       <w:r>
-        <w:t xml:space="preserve">   （σ_d=0.025）；按 FedAvg 实测的 σ_d=0.0272 算则是 85.0% / 66.8%。</w:t>
+        <w:t xml:space="preserve">   ⚠️ 两个检出共用 FedOSP-R 臂，且 FedProx≈FedAvg（差 +0.0003），</w:t>
       </w:r>
     </w:p>
     <w:p>
       <w:r>
-        <w:t xml:space="preserve">   建议把面板的表述从"检验方法增量"改成"标定弱基线偏差"。</w:t>
+        <w:t xml:space="preserve">   Corr($d_A,d_B$) 可能接近 1；应视为</w:t>
+      </w:r>
+      <w:r>
+        <w:rPr>
+          <w:b/>
+        </w:rPr>
+        <w:t>一次灵敏度演示 + 一次机制对照</w:t>
+      </w:r>
+      <w:r>
+        <w:t>，</w:t>
+      </w:r>
+    </w:p>
+    <w:p>
+      <w:r>
+        <w:t xml:space="preserve">   不是两次独立阳性对照（分析文档 §3.2）。</w:t>
       </w:r>
     </w:p>
     <w:p>
@@ -11094,7 +12705,19 @@
           <w:i/>
           <w:color w:val="555555"/>
         </w:rPr>
-        <w:t xml:space="preserve"> 的推回请求）。</w:t>
+        <w:t xml:space="preserve"> 的推回请求；</w:t>
+      </w:r>
+    </w:p>
+    <w:p>
+      <w:pPr>
+        <w:ind w:left="360"/>
+      </w:pPr>
+      <w:r>
+        <w:rPr>
+          <w:i/>
+          <w:color w:val="555555"/>
+        </w:rPr>
+        <w:t>FedProx 实测值已回填）。</w:t>
       </w:r>
     </w:p>
     <w:p>
@@ -11434,6 +13057,231 @@
     </w:p>
     <w:p>
       <w:pPr>
+        <w:pStyle w:val="ListBullet"/>
+        <w:ind w:left="360"/>
+      </w:pPr>
+      <w:r>
+        <w:t xml:space="preserve">❌ </w:t>
+      </w:r>
+      <w:r>
+        <w:rPr>
+          <w:b/>
+        </w:rPr>
+        <w:t>现在把 FedALA 升到 A 层 / n=10</w:t>
+      </w:r>
+      <w:r>
+        <w:t>。它是拆开年份–机制共线的候选，</w:t>
+      </w:r>
+    </w:p>
+    <w:p>
+      <w:r>
+        <w:t xml:space="preserve">  但是</w:t>
+      </w:r>
+      <w:r>
+        <w:rPr>
+          <w:b/>
+        </w:rPr>
+        <w:t>延后的 LOCO/升级项</w:t>
+      </w:r>
+      <w:r>
+        <w:t>，不得因 MOON 结果而事后改矩阵。</w:t>
+      </w:r>
+    </w:p>
+    <w:p>
+      <w:pPr>
+        <w:pStyle w:val="ListBullet"/>
+        <w:ind w:left="360"/>
+      </w:pPr>
+      <w:r>
+        <w:t>❌ 在 MOON 10 对齐全之前解读任何 MOON 端点。判据已预注册（§12.7）。</w:t>
+      </w:r>
+    </w:p>
+    <w:p>
+      <w:pPr>
+        <w:pStyle w:val="Heading3"/>
+      </w:pPr>
+      <w:r>
+        <w:t>12.7 预注册指针（MOON 机制判别；方差分解另见 §12.4）</w:t>
+      </w:r>
+    </w:p>
+    <w:p>
+      <w:r>
+        <w:t>完整预注册：[</w:t>
+      </w:r>
+      <w:r>
+        <w:rPr>
+          <w:rFonts w:ascii="Menlo" w:hAnsi="Menlo"/>
+          <w:color w:val="C7254E"/>
+        </w:rPr>
+        <w:t>reports/预注册_MOON机制判别_2026-09-27.md</w:t>
+      </w:r>
+      <w:r>
+        <w:t>](预注册_MOON机制判别_2026-09-27.md)</w:t>
+      </w:r>
+    </w:p>
+    <w:p>
+      <w:r>
+        <w:t>（</w:t>
+      </w:r>
+      <w:r>
+        <w:rPr>
+          <w:b/>
+        </w:rPr>
+        <w:t>写于任何 MOON 端点数字被读取之前</w:t>
+      </w:r>
+      <w:r>
+        <w:t>；R1–R4、δ_eq、族成员均已冻结，</w:t>
+      </w:r>
+    </w:p>
+    <w:p>
+      <w:r>
+        <w:rPr>
+          <w:b/>
+        </w:rPr>
+        <w:t>本台账不修改其判据</w:t>
+      </w:r>
+      <w:r>
+        <w:t>）。</w:t>
+      </w:r>
+    </w:p>
+    <w:p>
+      <w:r>
+        <w:t>方差分解预注册见 [</w:t>
+      </w:r>
+      <w:r>
+        <w:rPr>
+          <w:rFonts w:ascii="Menlo" w:hAnsi="Menlo"/>
+          <w:color w:val="C7254E"/>
+        </w:rPr>
+        <w:t>reports/预注册_方差分解_2026-09-27.md</w:t>
+      </w:r>
+      <w:r>
+        <w:t>](预注册_方差分解_2026-09-27.md)</w:t>
+      </w:r>
+    </w:p>
+    <w:p>
+      <w:r>
+        <w:t>与 §12.4（本台账亦不改其冻结判据）。</w:t>
+      </w:r>
+    </w:p>
+    <w:p>
+      <w:r>
+        <w:t xml:space="preserve">当前状态（据预注册登记时）：协作方面板 </w:t>
+      </w:r>
+      <w:r>
+        <w:rPr>
+          <w:rFonts w:ascii="Menlo" w:hAnsi="Menlo"/>
+          <w:color w:val="C7254E"/>
+        </w:rPr>
+        <w:t>base_moon_5c</w:t>
+      </w:r>
+      <w:r>
+        <w:t xml:space="preserve"> 8/10 完成，</w:t>
+      </w:r>
+    </w:p>
+    <w:p>
+      <w:r>
+        <w:t>seed 10 / 12 仍在训练。</w:t>
+      </w:r>
+      <w:r>
+        <w:rPr>
+          <w:b/>
+        </w:rPr>
+        <w:t>至今无人看过 MOON 端点值；本文件亦不发明任何 MOON 结果。</w:t>
+      </w:r>
+    </w:p>
+    <w:p>
+      <w:r>
+        <w:t>要点（交叉引用，不重复判据）：</w:t>
+      </w:r>
+    </w:p>
+    <w:p>
+      <w:pPr>
+        <w:pStyle w:val="ListBullet"/>
+        <w:ind w:left="360"/>
+      </w:pPr>
+      <w:r>
+        <w:t>MOON 落在参数层（FedProx）与类原型层（FedProto）之间，判别 H1（表示层正则就够）</w:t>
+      </w:r>
+    </w:p>
+    <w:p>
+      <w:r>
+        <w:t xml:space="preserve">  vs H2（类条件原型才是特异来源）。</w:t>
+      </w:r>
+    </w:p>
+    <w:p>
+      <w:pPr>
+        <w:pStyle w:val="ListBullet"/>
+        <w:ind w:left="360"/>
+      </w:pPr>
+      <w:r>
+        <w:rPr>
+          <w:b/>
+        </w:rPr>
+        <w:t>年份与机制层级完全共线</w:t>
+      </w:r>
+      <w:r>
+        <w:t>；MOON 无论落在哪一边，年份混杂都仍在。</w:t>
+      </w:r>
+    </w:p>
+    <w:p>
+      <w:r>
+        <w:t xml:space="preserve">  拆开它的候选是 B 层 </w:t>
+      </w:r>
+      <w:r>
+        <w:rPr>
+          <w:b/>
+        </w:rPr>
+        <w:t>FedALA（2023，参数层）</w:t>
+      </w:r>
+      <w:r>
+        <w:t>，现仅 n=5，延后处理。</w:t>
+      </w:r>
+    </w:p>
+    <w:p>
+      <w:pPr>
+        <w:pStyle w:val="ListBullet"/>
+        <w:ind w:left="360"/>
+      </w:pPr>
+      <w:r>
+        <w:t>对方面板</w:t>
+      </w:r>
+      <w:r>
+        <w:rPr>
+          <w:b/>
+        </w:rPr>
+        <w:t>不带</w:t>
+      </w:r>
+      <w:r>
+        <w:t xml:space="preserve"> </w:t>
+      </w:r>
+      <w:r>
+        <w:rPr>
+          <w:rFonts w:ascii="Menlo" w:hAnsi="Menlo"/>
+          <w:color w:val="C7254E"/>
+        </w:rPr>
+        <w:t>--eval-external-every</w:t>
+      </w:r>
+      <w:r>
+        <w:t xml:space="preserve">，因此 MOON </w:t>
+      </w:r>
+      <w:r>
+        <w:rPr>
+          <w:b/>
+        </w:rPr>
+        <w:t>不能</w:t>
+      </w:r>
+      <w:r>
+        <w:t>为方差分解供数</w:t>
+      </w:r>
+    </w:p>
+    <w:p>
+      <w:r>
+        <w:t xml:space="preserve">  （与 §12.1 第 3 条、§12.4 一致）。不得为此改面板。</w:t>
+      </w:r>
+    </w:p>
+    <w:p>
+      <w:pPr>
         <w:jc w:val="center"/>
       </w:pPr>
       <w:r>
@@ -11458,6 +13306,23 @@
       </w:r>
       <w:r>
         <w:t>（§6/§7 结论已被本版推翻）。*</w:t>
+      </w:r>
+    </w:p>
+    <w:p>
+      <w:r>
+        <w:t>*2026-09-30：并入 FedProx 面板结果与机制层归因（依据</w:t>
+      </w:r>
+    </w:p>
+    <w:p>
+      <w:r>
+        <w:rPr>
+          <w:rFonts w:ascii="Menlo" w:hAnsi="Menlo"/>
+          <w:color w:val="C7254E"/>
+        </w:rPr>
+        <w:t>分析_FedProx结果如何改写论文主张_2026-09-27.md</w:t>
+      </w:r>
+      <w:r>
+        <w:t>）。*</w:t>
       </w:r>
     </w:p>
     <w:sectPr>

--- a/reports/FedOSP_实验台账_终版_2026-09-27.docx
+++ b/reports/FedOSP_实验台账_终版_2026-09-27.docx
@@ -19,7 +19,7 @@
           <w:i/>
           <w:color w:val="555555"/>
         </w:rPr>
-        <w:t>统计截止：2026-09-30（FedProx 面板结果并入；MOON 仍待面板完成）</w:t>
+        <w:t>统计截止：2026-09-30（强基线面板 20/20 完成；FedProx + MOON 终裁并入）</w:t>
       </w:r>
     </w:p>
     <w:p>
@@ -102,7 +102,7 @@
           <w:i/>
           <w:color w:val="555555"/>
         </w:rPr>
-        <w:t>FedProx 数字的独立复算与主张改写依据见</w:t>
+        <w:t>FedProx 数字的独立复算见</w:t>
       </w:r>
     </w:p>
     <w:p>
@@ -129,7 +129,46 @@
           <w:i/>
           <w:color w:val="555555"/>
         </w:rPr>
-        <w:t>](分析_FedProx结果如何改写论文主张_2026-09-27.md)。</w:t>
+        <w:t>](分析_FedProx结果如何改写论文主张_2026-09-27.md)；</w:t>
+      </w:r>
+    </w:p>
+    <w:p>
+      <w:pPr>
+        <w:ind w:left="360"/>
+      </w:pPr>
+      <w:r>
+        <w:rPr>
+          <w:i/>
+          <w:color w:val="555555"/>
+        </w:rPr>
+        <w:t>MOON 的 R1–R4 终裁与机制阶梯见</w:t>
+      </w:r>
+    </w:p>
+    <w:p>
+      <w:pPr>
+        <w:ind w:left="360"/>
+      </w:pPr>
+      <w:r>
+        <w:rPr>
+          <w:i/>
+          <w:color w:val="555555"/>
+        </w:rPr>
+        <w:t>[</w:t>
+      </w:r>
+      <w:r>
+        <w:rPr>
+          <w:rFonts w:ascii="Menlo" w:hAnsi="Menlo"/>
+          <w:i/>
+          <w:color w:val="555555"/>
+        </w:rPr>
+        <w:t>分析_MOON终裁与机制阶梯_2026-09-30.md</w:t>
+      </w:r>
+      <w:r>
+        <w:rPr>
+          <w:i/>
+          <w:color w:val="555555"/>
+        </w:rPr>
+        <w:t>](分析_MOON终裁与机制阶梯_2026-09-30.md)。</w:t>
       </w:r>
     </w:p>
     <w:p>
@@ -153,7 +192,7 @@
         <w:rPr>
           <w:b/>
         </w:rPr>
-        <w:t>方法创新为零，且这个判定的证据链已经完整闭合。</w:t>
+        <w:t>方法创新为零，且这个判定的证据链已经完整闭合。强基线面板 20/20 已完成。</w:t>
       </w:r>
     </w:p>
     <w:p>
@@ -195,46 +234,77 @@
     </w:p>
     <w:p>
       <w:r>
-        <w:t xml:space="preserve">推得 FedProto − FedAvg ≈ </w:t>
+        <w:t xml:space="preserve">推得（点估计，尚无各自配对 CI）：FedProto − FedAvg ≈ </w:t>
       </w:r>
       <w:r>
         <w:rPr>
           <w:b/>
         </w:rPr>
-        <w:t>+0.0286（占总量 98.4%）</w:t>
-      </w:r>
-      <w:r>
-        <w:t>；专为异质性设计的</w:t>
+        <w:t>+0.0286（98.4%）</w:t>
+      </w:r>
+      <w:r>
+        <w:t>；</w:t>
       </w:r>
     </w:p>
     <w:p>
+      <w:r>
+        <w:t xml:space="preserve">FedProx − FedAvg ≈ </w:t>
+      </w:r>
       <w:r>
         <w:rPr>
           <w:b/>
         </w:rPr>
-        <w:t>FedProx（μ=0.01）相对 FedAvg 只贡献 ≈ +0.0003（1.0%）</w:t>
-      </w:r>
-      <w:r>
-        <w:t>。</w:t>
-      </w:r>
-    </w:p>
-    <w:p>
-      <w:r>
-        <w:t>收益因此定位到</w:t>
+        <w:t>+0.0003（1.0%）</w:t>
+      </w:r>
+      <w:r>
+        <w:t xml:space="preserve">；MOON − FedAvg ≈ </w:t>
       </w:r>
       <w:r>
         <w:rPr>
           <w:b/>
         </w:rPr>
-        <w:t>类原型机制</w:t>
-      </w:r>
-      <w:r>
-        <w:t>而非参数层——但我们加在 FedProto 之上的四个组件</w:t>
+        <w:t>+0.0027（9.3%）</w:t>
+      </w:r>
+      <w:r>
+        <w:t>。</w:t>
       </w:r>
     </w:p>
     <w:p>
       <w:r>
-        <w:t>无一有可测贡献，</w:t>
+        <w:t>参数层与表示层在点估计上都几乎拿不到这份收益，只有类原型层拿到——</w:t>
+      </w:r>
+    </w:p>
+    <w:p>
+      <w:r>
+        <w:t xml:space="preserve">但按预注册 R1–R4，MOON 格落入 </w:t>
+      </w:r>
+      <w:r>
+        <w:rPr>
+          <w:b/>
+        </w:rPr>
+        <w:t>R3（不可判定）</w:t>
+      </w:r>
+      <w:r>
+        <w:t>：Holm p=0.0458 &lt; 0.05，</w:t>
+      </w:r>
+    </w:p>
+    <w:p>
+      <w:r>
+        <w:t xml:space="preserve">而预注册要求的 </w:t>
+      </w:r>
+      <w:r>
+        <w:rPr>
+          <w:b/>
+        </w:rPr>
+        <w:t>Holm 校正 CI 下界 = −0.0018 &lt; 0</w:t>
+      </w:r>
+      <w:r>
+        <w:t>，R1 不触发。</w:t>
+      </w:r>
+    </w:p>
+    <w:p>
+      <w:r>
+        <w:t>我们加在 FedProto 之上的四个组件无一有可测贡献，</w:t>
       </w:r>
       <w:r>
         <w:rPr>
@@ -248,12 +318,12 @@
     </w:p>
     <w:p>
       <w:r>
-        <w:t>项目剩余价值不在方法，而在**机制层归因 + 一套严格协议 + 四个带上界的精确零</w:t>
+        <w:t>项目剩余价值不在方法，而在**机制层归因（点估计阶梯已齐）+ 一套严格协议 +</w:t>
       </w:r>
     </w:p>
     <w:p>
       <w:r>
-        <w:t>+ 逐比较的噪声量化**。建议转向基准 / 阴性结果论文（带一个可引用的机制结论）。</w:t>
+        <w:t>四个带上界的精确零 + 逐比较的噪声量化**。建议转向基准 / 阴性结果论文。</w:t>
       </w:r>
     </w:p>
     <w:p>
@@ -267,12 +337,12 @@
         <w:t>不得复活任何方法创新主张。</w:t>
       </w:r>
       <w:r>
-        <w:t xml:space="preserve"> FedProx 被打败改变的是"收益从哪来"的归因，</w:t>
+        <w:t xml:space="preserve"> FedProx / MOON 被打败改变的是"收益从哪来"的归因，</w:t>
       </w:r>
     </w:p>
     <w:p>
       <w:r>
-        <w:t>不是"收益是不是我们的"。</w:t>
+        <w:t>不是"收益是不是我们的"。不得把 R3 写成"支持 H2"。</w:t>
       </w:r>
     </w:p>
     <w:p>
@@ -293,1255 +363,17 @@
     </w:p>
     <w:p>
       <w:r>
-        <w:t>三个比较共用同一批 FedOSP-R run、同一组 seed（3–12），点估计可直接相减。</w:t>
-      </w:r>
-    </w:p>
-    <w:tbl>
-      <w:tblPr>
-        <w:tblStyle w:val="LightGrid-Accent1"/>
-        <w:tblW w:type="auto" w:w="0"/>
-        <w:tblLook w:firstColumn="1" w:firstRow="1" w:lastColumn="0" w:lastRow="0" w:noHBand="0" w:noVBand="1" w:val="04A0"/>
-      </w:tblPr>
-      <w:tblGrid>
-        <w:gridCol w:w="1234"/>
-        <w:gridCol w:w="1234"/>
-        <w:gridCol w:w="1234"/>
-        <w:gridCol w:w="1234"/>
-        <w:gridCol w:w="1234"/>
-        <w:gridCol w:w="1234"/>
-        <w:gridCol w:w="1234"/>
-      </w:tblGrid>
-      <w:tr>
-        <w:tc>
-          <w:tcPr>
-            <w:tcW w:type="dxa" w:w="1234"/>
-          </w:tcPr>
-          <w:p>
-            <w:r>
-              <w:rPr>
-                <w:b/>
-              </w:rPr>
-              <w:t>比较</w:t>
-            </w:r>
-          </w:p>
-        </w:tc>
-        <w:tc>
-          <w:tcPr>
-            <w:tcW w:type="dxa" w:w="1234"/>
-          </w:tcPr>
-          <w:p>
-            <w:r>
-              <w:rPr>
-                <w:b/>
-              </w:rPr>
-              <w:t>年份</w:t>
-            </w:r>
-          </w:p>
-        </w:tc>
-        <w:tc>
-          <w:tcPr>
-            <w:tcW w:type="dxa" w:w="1234"/>
-          </w:tcPr>
-          <w:p>
-            <w:r>
-              <w:rPr>
-                <w:b/>
-              </w:rPr>
-              <w:t>机制层级</w:t>
-            </w:r>
-          </w:p>
-        </w:tc>
-        <w:tc>
-          <w:tcPr>
-            <w:tcW w:type="dxa" w:w="1234"/>
-          </w:tcPr>
-          <w:p>
-            <w:r>
-              <w:rPr>
-                <w:b/>
-              </w:rPr>
-              <w:t>效应</w:t>
-            </w:r>
-          </w:p>
-        </w:tc>
-        <w:tc>
-          <w:tcPr>
-            <w:tcW w:type="dxa" w:w="1234"/>
-          </w:tcPr>
-          <w:p>
-            <w:r>
-              <w:rPr>
-                <w:b/>
-              </w:rPr>
-              <w:t>95% CI</w:t>
-            </w:r>
-          </w:p>
-        </w:tc>
-        <w:tc>
-          <w:tcPr>
-            <w:tcW w:type="dxa" w:w="1234"/>
-          </w:tcPr>
-          <w:p>
-            <w:r>
-              <w:rPr>
-                <w:b/>
-              </w:rPr>
-              <w:t>同向</w:t>
-            </w:r>
-          </w:p>
-        </w:tc>
-        <w:tc>
-          <w:tcPr>
-            <w:tcW w:type="dxa" w:w="1234"/>
-          </w:tcPr>
-          <w:p>
-            <w:r>
-              <w:rPr>
-                <w:b/>
-              </w:rPr>
-              <w:t>判定</w:t>
-            </w:r>
-          </w:p>
-        </w:tc>
-      </w:tr>
-      <w:tr>
-        <w:tc>
-          <w:tcPr>
-            <w:tcW w:type="dxa" w:w="1234"/>
-          </w:tcPr>
-          <w:p>
-            <w:r>
-              <w:t>FedOSP-R − FedAvg</w:t>
-            </w:r>
-          </w:p>
-        </w:tc>
-        <w:tc>
-          <w:tcPr>
-            <w:tcW w:type="dxa" w:w="1234"/>
-          </w:tcPr>
-          <w:p>
-            <w:r>
-              <w:t>2017</w:t>
-            </w:r>
-          </w:p>
-        </w:tc>
-        <w:tc>
-          <w:tcPr>
-            <w:tcW w:type="dxa" w:w="1234"/>
-          </w:tcPr>
-          <w:p>
-            <w:r>
-              <w:t>—</w:t>
-            </w:r>
-          </w:p>
-        </w:tc>
-        <w:tc>
-          <w:tcPr>
-            <w:tcW w:type="dxa" w:w="1234"/>
-          </w:tcPr>
-          <w:p>
-            <w:r>
-              <w:rPr>
-                <w:b/>
-              </w:rPr>
-              <w:t>+0.0290</w:t>
-            </w:r>
-          </w:p>
-        </w:tc>
-        <w:tc>
-          <w:tcPr>
-            <w:tcW w:type="dxa" w:w="1234"/>
-          </w:tcPr>
-          <w:p>
-            <w:r>
-              <w:t>[+0.0096, +0.0485]</w:t>
-            </w:r>
-          </w:p>
-        </w:tc>
-        <w:tc>
-          <w:tcPr>
-            <w:tcW w:type="dxa" w:w="1234"/>
-          </w:tcPr>
-          <w:p>
-            <w:r>
-              <w:t>9/10</w:t>
-            </w:r>
-          </w:p>
-        </w:tc>
-        <w:tc>
-          <w:tcPr>
-            <w:tcW w:type="dxa" w:w="1234"/>
-          </w:tcPr>
-          <w:p>
-            <w:r>
-              <w:t>✅ 真实</w:t>
-            </w:r>
-          </w:p>
-        </w:tc>
-      </w:tr>
-      <w:tr>
-        <w:tc>
-          <w:tcPr>
-            <w:tcW w:type="dxa" w:w="1234"/>
-          </w:tcPr>
-          <w:p>
-            <w:r>
-              <w:t xml:space="preserve">FedOSP-R − </w:t>
-            </w:r>
-            <w:r>
-              <w:rPr>
-                <w:b/>
-              </w:rPr>
-              <w:t>FedProx</w:t>
-            </w:r>
-            <w:r>
-              <w:t xml:space="preserve"> (μ=0.01)</w:t>
-            </w:r>
-          </w:p>
-        </w:tc>
-        <w:tc>
-          <w:tcPr>
-            <w:tcW w:type="dxa" w:w="1234"/>
-          </w:tcPr>
-          <w:p>
-            <w:r>
-              <w:t>2018</w:t>
-            </w:r>
-          </w:p>
-        </w:tc>
-        <w:tc>
-          <w:tcPr>
-            <w:tcW w:type="dxa" w:w="1234"/>
-          </w:tcPr>
-          <w:p>
-            <w:r>
-              <w:rPr>
-                <w:b/>
-              </w:rPr>
-              <w:t>参数层</w:t>
-            </w:r>
-          </w:p>
-        </w:tc>
-        <w:tc>
-          <w:tcPr>
-            <w:tcW w:type="dxa" w:w="1234"/>
-          </w:tcPr>
-          <w:p>
-            <w:r>
-              <w:rPr>
-                <w:b/>
-              </w:rPr>
-              <w:t>+0.0287</w:t>
-            </w:r>
-          </w:p>
-        </w:tc>
-        <w:tc>
-          <w:tcPr>
-            <w:tcW w:type="dxa" w:w="1234"/>
-          </w:tcPr>
-          <w:p>
-            <w:r>
-              <w:t>[+0.0142, +0.0431]</w:t>
-            </w:r>
-          </w:p>
-        </w:tc>
-        <w:tc>
-          <w:tcPr>
-            <w:tcW w:type="dxa" w:w="1234"/>
-          </w:tcPr>
-          <w:p>
-            <w:r>
-              <w:rPr>
-                <w:b/>
-              </w:rPr>
-              <w:t>10/10</w:t>
-            </w:r>
-          </w:p>
-        </w:tc>
-        <w:tc>
-          <w:tcPr>
-            <w:tcW w:type="dxa" w:w="1234"/>
-          </w:tcPr>
-          <w:p>
-            <w:r>
-              <w:t>✅ 检出；≠创新</w:t>
-            </w:r>
-          </w:p>
-        </w:tc>
-      </w:tr>
-      <w:tr>
-        <w:tc>
-          <w:tcPr>
-            <w:tcW w:type="dxa" w:w="1234"/>
-          </w:tcPr>
-          <w:p>
-            <w:r>
-              <w:t xml:space="preserve">FedOSP-R − </w:t>
-            </w:r>
-            <w:r>
-              <w:rPr>
-                <w:b/>
-              </w:rPr>
-              <w:t>FedProto</w:t>
-            </w:r>
-          </w:p>
-        </w:tc>
-        <w:tc>
-          <w:tcPr>
-            <w:tcW w:type="dxa" w:w="1234"/>
-          </w:tcPr>
-          <w:p>
-            <w:r>
-              <w:t>2022</w:t>
-            </w:r>
-          </w:p>
-        </w:tc>
-        <w:tc>
-          <w:tcPr>
-            <w:tcW w:type="dxa" w:w="1234"/>
-          </w:tcPr>
-          <w:p>
-            <w:r>
-              <w:rPr>
-                <w:b/>
-              </w:rPr>
-              <w:t>类原型层</w:t>
-            </w:r>
-          </w:p>
-        </w:tc>
-        <w:tc>
-          <w:tcPr>
-            <w:tcW w:type="dxa" w:w="1234"/>
-          </w:tcPr>
-          <w:p>
-            <w:r>
-              <w:rPr>
-                <w:b/>
-              </w:rPr>
-              <w:t>+0.00045</w:t>
-            </w:r>
-          </w:p>
-        </w:tc>
-        <w:tc>
-          <w:tcPr>
-            <w:tcW w:type="dxa" w:w="1234"/>
-          </w:tcPr>
-          <w:p>
-            <w:r>
-              <w:t>[−0.0101, +0.0110]</w:t>
-            </w:r>
-          </w:p>
-        </w:tc>
-        <w:tc>
-          <w:tcPr>
-            <w:tcW w:type="dxa" w:w="1234"/>
-          </w:tcPr>
-          <w:p>
-            <w:r>
-              <w:t>5/10</w:t>
-            </w:r>
-          </w:p>
-        </w:tc>
-        <w:tc>
-          <w:tcPr>
-            <w:tcW w:type="dxa" w:w="1234"/>
-          </w:tcPr>
-          <w:p>
-            <w:r>
-              <w:t xml:space="preserve">❌ </w:t>
-            </w:r>
-            <w:r>
-              <w:rPr>
-                <w:b/>
-              </w:rPr>
-              <w:t>无增量</w:t>
-            </w:r>
-          </w:p>
-        </w:tc>
-      </w:tr>
-      <w:tr>
-        <w:tc>
-          <w:tcPr>
-            <w:tcW w:type="dxa" w:w="1234"/>
-          </w:tcPr>
-          <w:p>
-            <w:r>
-              <w:t>⇒ FedProx − FedAvg（推得）</w:t>
-            </w:r>
-          </w:p>
-        </w:tc>
-        <w:tc>
-          <w:tcPr>
-            <w:tcW w:type="dxa" w:w="1234"/>
-          </w:tcPr>
-          <w:p/>
-        </w:tc>
-        <w:tc>
-          <w:tcPr>
-            <w:tcW w:type="dxa" w:w="1234"/>
-          </w:tcPr>
-          <w:p/>
-        </w:tc>
-        <w:tc>
-          <w:tcPr>
-            <w:tcW w:type="dxa" w:w="1234"/>
-          </w:tcPr>
-          <w:p>
-            <w:r>
-              <w:t xml:space="preserve">≈ </w:t>
-            </w:r>
-            <w:r>
-              <w:rPr>
-                <w:b/>
-              </w:rPr>
-              <w:t>+0.0003</w:t>
-            </w:r>
-          </w:p>
-        </w:tc>
-        <w:tc>
-          <w:tcPr>
-            <w:tcW w:type="dxa" w:w="1234"/>
-          </w:tcPr>
-          <w:p>
-            <w:r>
-              <w:t>—（尚无配对 CI）</w:t>
-            </w:r>
-          </w:p>
-        </w:tc>
-        <w:tc>
-          <w:tcPr>
-            <w:tcW w:type="dxa" w:w="1234"/>
-          </w:tcPr>
-          <w:p>
-            <w:r>
-              <w:t>—</w:t>
-            </w:r>
-          </w:p>
-        </w:tc>
-        <w:tc>
-          <w:tcPr>
-            <w:tcW w:type="dxa" w:w="1234"/>
-          </w:tcPr>
-          <w:p>
-            <w:r>
-              <w:t xml:space="preserve">占总量 </w:t>
-            </w:r>
-            <w:r>
-              <w:rPr>
-                <w:b/>
-              </w:rPr>
-              <w:t>1.0%</w:t>
-            </w:r>
-          </w:p>
-        </w:tc>
-      </w:tr>
-      <w:tr>
-        <w:tc>
-          <w:tcPr>
-            <w:tcW w:type="dxa" w:w="1234"/>
-          </w:tcPr>
-          <w:p>
-            <w:r>
-              <w:t>⇒ FedProto − FedAvg（推得）</w:t>
-            </w:r>
-          </w:p>
-        </w:tc>
-        <w:tc>
-          <w:tcPr>
-            <w:tcW w:type="dxa" w:w="1234"/>
-          </w:tcPr>
-          <w:p/>
-        </w:tc>
-        <w:tc>
-          <w:tcPr>
-            <w:tcW w:type="dxa" w:w="1234"/>
-          </w:tcPr>
-          <w:p/>
-        </w:tc>
-        <w:tc>
-          <w:tcPr>
-            <w:tcW w:type="dxa" w:w="1234"/>
-          </w:tcPr>
-          <w:p>
-            <w:r>
-              <w:t xml:space="preserve">≈ </w:t>
-            </w:r>
-            <w:r>
-              <w:rPr>
-                <w:b/>
-              </w:rPr>
-              <w:t>+0.0286</w:t>
-            </w:r>
-          </w:p>
-        </w:tc>
-        <w:tc>
-          <w:tcPr>
-            <w:tcW w:type="dxa" w:w="1234"/>
-          </w:tcPr>
-          <w:p>
-            <w:r>
-              <w:t>—</w:t>
-            </w:r>
-          </w:p>
-        </w:tc>
-        <w:tc>
-          <w:tcPr>
-            <w:tcW w:type="dxa" w:w="1234"/>
-          </w:tcPr>
-          <w:p>
-            <w:r>
-              <w:t>—</w:t>
-            </w:r>
-          </w:p>
-        </w:tc>
-        <w:tc>
-          <w:tcPr>
-            <w:tcW w:type="dxa" w:w="1234"/>
-          </w:tcPr>
-          <w:p>
-            <w:r>
-              <w:t xml:space="preserve">占总量 </w:t>
-            </w:r>
-            <w:r>
-              <w:rPr>
-                <w:b/>
-              </w:rPr>
-              <w:t>98.4%</w:t>
-            </w:r>
-          </w:p>
-        </w:tc>
-      </w:tr>
-    </w:tbl>
-    <w:p/>
-    <w:p>
-      <w:r>
-        <w:t>读法：我们确实比最基础的联邦基线好，但</w:t>
-      </w:r>
-      <w:r>
-        <w:rPr>
-          <w:b/>
-        </w:rPr>
-        <w:t>好的那部分约 98% 由 FedProto 解释</w:t>
-      </w:r>
-      <w:r>
-        <w:t>，</w:t>
+        <w:t>四个比较共用同一批 FedOSP-R run、同一组 seed（3–12），点估计可直接相减。</w:t>
       </w:r>
     </w:p>
     <w:p>
       <w:r>
-        <w:t>而</w:t>
-      </w:r>
-      <w:r>
-        <w:rPr>
-          <w:b/>
-        </w:rPr>
-        <w:t>参数层机制（FedProx）一点也没拿到</w:t>
-      </w:r>
-      <w:r>
-        <w:t>。论文里能写的正向结果只剩</w:t>
+        <w:t>Holm 族 = {FedProto, FedProx, MOON}（FedAvg 不在族内）。面板 20/20 完成，</w:t>
       </w:r>
     </w:p>
     <w:p>
       <w:r>
-        <w:t>"类原型机制在真实医学联邦序数任务上迁移成功"——这是复现与机制定位，不是创新。</w:t>
-      </w:r>
-    </w:p>
-    <w:p>
-      <w:r>
-        <w:t xml:space="preserve">⚠️ </w:t>
-      </w:r>
-      <w:r>
-        <w:rPr>
-          <w:b/>
-        </w:rPr>
-        <w:t>年份与机制层级完全共线</w:t>
-      </w:r>
-      <w:r>
-        <w:t>（FedProx 2018 / MOON 2021 / FedProto 2022）。</w:t>
-      </w:r>
-    </w:p>
-    <w:p>
-      <w:r>
-        <w:t>现有数据排除不掉"其实是新方法比旧方法好"。拆开它需要"年份新但机制在参数层"的</w:t>
-      </w:r>
-    </w:p>
-    <w:p>
-      <w:r>
-        <w:t xml:space="preserve">方法——B 层 </w:t>
-      </w:r>
-      <w:r>
-        <w:rPr>
-          <w:b/>
-        </w:rPr>
-        <w:t>FedALA（2023）</w:t>
-      </w:r>
-      <w:r>
-        <w:t xml:space="preserve"> 正是这样一格，但仅 n=5，够看方向不够定论；</w:t>
-      </w:r>
-    </w:p>
-    <w:p>
-      <w:r>
-        <w:rPr>
-          <w:b/>
-        </w:rPr>
-        <w:t>不升级、不改预注册</w:t>
-      </w:r>
-      <w:r>
-        <w:t>。MOON 无论落在哪一边，年份混杂都仍在，须写进 limitation</w:t>
-      </w:r>
-    </w:p>
-    <w:p>
-      <w:r>
-        <w:t>（见 [</w:t>
-      </w:r>
-      <w:r>
-        <w:rPr>
-          <w:rFonts w:ascii="Menlo" w:hAnsi="Menlo"/>
-          <w:color w:val="C7254E"/>
-        </w:rPr>
-        <w:t>预注册_MOON机制判别_2026-09-27.md</w:t>
-      </w:r>
-      <w:r>
-        <w:t>](预注册_MOON机制判别_2026-09-27.md) §1.1）。</w:t>
-      </w:r>
-    </w:p>
-    <w:p>
-      <w:pPr>
-        <w:jc w:val="center"/>
-      </w:pPr>
-      <w:r>
-        <w:t>──────────────────────────────────────────</w:t>
-      </w:r>
-    </w:p>
-    <w:p>
-      <w:pPr>
-        <w:pStyle w:val="Heading2"/>
-      </w:pPr>
-      <w:r>
-        <w:t>2. 数据资产</w:t>
-      </w:r>
-    </w:p>
-    <w:tbl>
-      <w:tblPr>
-        <w:tblStyle w:val="LightGrid-Accent1"/>
-        <w:tblW w:type="auto" w:w="0"/>
-        <w:tblLook w:firstColumn="1" w:firstRow="1" w:lastColumn="0" w:lastRow="0" w:noHBand="0" w:noVBand="1" w:val="04A0"/>
-      </w:tblPr>
-      <w:tblGrid>
-        <w:gridCol w:w="2160"/>
-        <w:gridCol w:w="2160"/>
-        <w:gridCol w:w="2160"/>
-        <w:gridCol w:w="2160"/>
-      </w:tblGrid>
-      <w:tr>
-        <w:tc>
-          <w:tcPr>
-            <w:tcW w:type="dxa" w:w="2160"/>
-          </w:tcPr>
-          <w:p>
-            <w:r>
-              <w:rPr>
-                <w:b/>
-              </w:rPr>
-              <w:t>中心</w:t>
-            </w:r>
-          </w:p>
-        </w:tc>
-        <w:tc>
-          <w:tcPr>
-            <w:tcW w:type="dxa" w:w="2160"/>
-          </w:tcPr>
-          <w:p>
-            <w:r>
-              <w:rPr>
-                <w:b/>
-              </w:rPr>
-              <w:t>角色</w:t>
-            </w:r>
-          </w:p>
-        </w:tc>
-        <w:tc>
-          <w:tcPr>
-            <w:tcW w:type="dxa" w:w="2160"/>
-          </w:tcPr>
-          <w:p>
-            <w:r>
-              <w:rPr>
-                <w:b/>
-              </w:rPr>
-              <w:t>规模</w:t>
-            </w:r>
-          </w:p>
-        </w:tc>
-        <w:tc>
-          <w:tcPr>
-            <w:tcW w:type="dxa" w:w="2160"/>
-          </w:tcPr>
-          <w:p>
-            <w:r>
-              <w:rPr>
-                <w:b/>
-              </w:rPr>
-              <w:t>审计情况</w:t>
-            </w:r>
-          </w:p>
-        </w:tc>
-      </w:tr>
-      <w:tr>
-        <w:tc>
-          <w:tcPr>
-            <w:tcW w:type="dxa" w:w="2160"/>
-          </w:tcPr>
-          <w:p>
-            <w:r>
-              <w:t>EyePACS</w:t>
-            </w:r>
-          </w:p>
-        </w:tc>
-        <w:tc>
-          <w:tcPr>
-            <w:tcW w:type="dxa" w:w="2160"/>
-          </w:tcPr>
-          <w:p>
-            <w:r>
-              <w:t>客户端</w:t>
-            </w:r>
-          </w:p>
-        </w:tc>
-        <w:tc>
-          <w:tcPr>
-            <w:tcW w:type="dxa" w:w="2160"/>
-          </w:tcPr>
-          <w:p>
-            <w:r>
-              <w:t>35,126</w:t>
-            </w:r>
-          </w:p>
-        </w:tc>
-        <w:tc>
-          <w:tcPr>
-            <w:tcW w:type="dxa" w:w="2160"/>
-          </w:tcPr>
-          <w:p>
-            <w:r>
-              <w:t>病人级切分（</w:t>
-            </w:r>
-            <w:r>
-              <w:rPr>
-                <w:rFonts w:ascii="Menlo" w:hAnsi="Menlo"/>
-                <w:color w:val="C7254E"/>
-              </w:rPr>
-              <w:t>_left</w:t>
-            </w:r>
-            <w:r>
-              <w:t>/</w:t>
-            </w:r>
-            <w:r>
-              <w:rPr>
-                <w:rFonts w:ascii="Menlo" w:hAnsi="Menlo"/>
-                <w:color w:val="C7254E"/>
-              </w:rPr>
-              <w:t>_right</w:t>
-            </w:r>
-            <w:r>
-              <w:t xml:space="preserve"> 前缀）</w:t>
-            </w:r>
-          </w:p>
-        </w:tc>
-      </w:tr>
-      <w:tr>
-        <w:tc>
-          <w:tcPr>
-            <w:tcW w:type="dxa" w:w="2160"/>
-          </w:tcPr>
-          <w:p>
-            <w:r>
-              <w:t>DDR</w:t>
-            </w:r>
-          </w:p>
-        </w:tc>
-        <w:tc>
-          <w:tcPr>
-            <w:tcW w:type="dxa" w:w="2160"/>
-          </w:tcPr>
-          <w:p>
-            <w:r>
-              <w:t>客户端</w:t>
-            </w:r>
-          </w:p>
-        </w:tc>
-        <w:tc>
-          <w:tcPr>
-            <w:tcW w:type="dxa" w:w="2160"/>
-          </w:tcPr>
-          <w:p>
-            <w:r>
-              <w:t>12,522</w:t>
-            </w:r>
-          </w:p>
-        </w:tc>
-        <w:tc>
-          <w:tcPr>
-            <w:tcW w:type="dxa" w:w="2160"/>
-          </w:tcPr>
-          <w:p>
-            <w:r>
-              <w:t>官方切分，已剔除 1,151 张 ungradable</w:t>
-            </w:r>
-          </w:p>
-        </w:tc>
-      </w:tr>
-      <w:tr>
-        <w:tc>
-          <w:tcPr>
-            <w:tcW w:type="dxa" w:w="2160"/>
-          </w:tcPr>
-          <w:p>
-            <w:r>
-              <w:t>APTOS</w:t>
-            </w:r>
-          </w:p>
-        </w:tc>
-        <w:tc>
-          <w:tcPr>
-            <w:tcW w:type="dxa" w:w="2160"/>
-          </w:tcPr>
-          <w:p>
-            <w:r>
-              <w:t>客户端</w:t>
-            </w:r>
-          </w:p>
-        </w:tc>
-        <w:tc>
-          <w:tcPr>
-            <w:tcW w:type="dxa" w:w="2160"/>
-          </w:tcPr>
-          <w:p>
-            <w:r>
-              <w:t xml:space="preserve">3,662 → </w:t>
-            </w:r>
-            <w:r>
-              <w:rPr>
-                <w:b/>
-              </w:rPr>
-              <w:t>3,600</w:t>
-            </w:r>
-          </w:p>
-        </w:tc>
-        <w:tc>
-          <w:tcPr>
-            <w:tcW w:type="dxa" w:w="2160"/>
-          </w:tcPr>
-          <w:p>
-            <w:r>
-              <w:t>⚠️ 见 §2.1</w:t>
-            </w:r>
-          </w:p>
-        </w:tc>
-      </w:tr>
-      <w:tr>
-        <w:tc>
-          <w:tcPr>
-            <w:tcW w:type="dxa" w:w="2160"/>
-          </w:tcPr>
-          <w:p>
-            <w:r>
-              <w:t>IDRiD</w:t>
-            </w:r>
-          </w:p>
-        </w:tc>
-        <w:tc>
-          <w:tcPr>
-            <w:tcW w:type="dxa" w:w="2160"/>
-          </w:tcPr>
-          <w:p>
-            <w:r>
-              <w:t>客户端</w:t>
-            </w:r>
-          </w:p>
-        </w:tc>
-        <w:tc>
-          <w:tcPr>
-            <w:tcW w:type="dxa" w:w="2160"/>
-          </w:tcPr>
-          <w:p>
-            <w:r>
-              <w:t>516</w:t>
-            </w:r>
-          </w:p>
-        </w:tc>
-        <w:tc>
-          <w:tcPr>
-            <w:tcW w:type="dxa" w:w="2160"/>
-          </w:tcPr>
-          <w:p>
-            <w:r>
-              <w:t>官方 413/103，未发现问题</w:t>
-            </w:r>
-          </w:p>
-        </w:tc>
-      </w:tr>
-      <w:tr>
-        <w:tc>
-          <w:tcPr>
-            <w:tcW w:type="dxa" w:w="2160"/>
-          </w:tcPr>
-          <w:p>
-            <w:r>
-              <w:t>Messidor-2</w:t>
-            </w:r>
-          </w:p>
-        </w:tc>
-        <w:tc>
-          <w:tcPr>
-            <w:tcW w:type="dxa" w:w="2160"/>
-          </w:tcPr>
-          <w:p>
-            <w:r>
-              <w:rPr>
-                <w:b/>
-              </w:rPr>
-              <w:t>未见中心</w:t>
-            </w:r>
-          </w:p>
-        </w:tc>
-        <w:tc>
-          <w:tcPr>
-            <w:tcW w:type="dxa" w:w="2160"/>
-          </w:tcPr>
-          <w:p>
-            <w:r>
-              <w:t>1,744</w:t>
-            </w:r>
-          </w:p>
-        </w:tc>
-        <w:tc>
-          <w:tcPr>
-            <w:tcW w:type="dxa" w:w="2160"/>
-          </w:tcPr>
-          <w:p>
-            <w:r>
-              <w:t xml:space="preserve">零参与训练；已修复双层目录与 </w:t>
-            </w:r>
-            <w:r>
-              <w:rPr>
-                <w:rFonts w:ascii="Menlo" w:hAnsi="Menlo"/>
-                <w:color w:val="C7254E"/>
-              </w:rPr>
-              <w:t>.jpg/.JPG</w:t>
-            </w:r>
-            <w:r>
-              <w:t xml:space="preserve"> 大小写映射</w:t>
-            </w:r>
-          </w:p>
-        </w:tc>
-      </w:tr>
-      <w:tr>
-        <w:tc>
-          <w:tcPr>
-            <w:tcW w:type="dxa" w:w="2160"/>
-          </w:tcPr>
-          <w:p>
-            <w:r>
-              <w:rPr>
-                <w:b/>
-              </w:rPr>
-              <w:t>合计</w:t>
-            </w:r>
-          </w:p>
-        </w:tc>
-        <w:tc>
-          <w:tcPr>
-            <w:tcW w:type="dxa" w:w="2160"/>
-          </w:tcPr>
-          <w:p/>
-        </w:tc>
-        <w:tc>
-          <w:tcPr>
-            <w:tcW w:type="dxa" w:w="2160"/>
-          </w:tcPr>
-          <w:p>
-            <w:r>
-              <w:rPr>
-                <w:b/>
-              </w:rPr>
-              <w:t>53,508</w:t>
-            </w:r>
-          </w:p>
-        </w:tc>
-        <w:tc>
-          <w:tcPr>
-            <w:tcW w:type="dxa" w:w="2160"/>
-          </w:tcPr>
-          <w:p>
-            <w:r>
-              <w:t>缓存齐全</w:t>
-            </w:r>
-          </w:p>
-        </w:tc>
-      </w:tr>
-    </w:tbl>
-    <w:p/>
-    <w:p>
-      <w:r>
-        <w:t>诊断量：</w:t>
-      </w:r>
-      <w:r>
-        <w:rPr>
-          <w:rFonts w:ascii="Menlo" w:hAnsi="Menlo"/>
-          <w:color w:val="C7254E"/>
-        </w:rPr>
-        <w:t>n_eff</w:t>
-      </w:r>
-      <w:r>
-        <w:t xml:space="preserve">（参数）= </w:t>
-      </w:r>
-      <w:r>
-        <w:rPr>
-          <w:b/>
-        </w:rPr>
-        <w:t>1.75 / 4</w:t>
-      </w:r>
-      <w:r>
-        <w:t xml:space="preserve">，复合 </w:t>
-      </w:r>
-      <w:r>
-        <w:rPr>
-          <w:rFonts w:ascii="Menlo" w:hAnsi="Menlo"/>
-          <w:color w:val="C7254E"/>
-        </w:rPr>
-        <w:t>n_eff</w:t>
-      </w:r>
-      <w:r>
-        <w:t xml:space="preserve"> = </w:t>
-      </w:r>
-      <w:r>
-        <w:rPr>
-          <w:b/>
-        </w:rPr>
-        <w:t>1.33</w:t>
-      </w:r>
-      <w:r>
-        <w:t>，与设计文档理论值</w:t>
-      </w:r>
-    </w:p>
-    <w:p>
-      <w:r>
-        <w:t>（1.7501 / 1.3295）完全一致，说明审计后的划分未破坏规模不平衡。</w:t>
-      </w:r>
-    </w:p>
-    <w:p>
-      <w:pPr>
-        <w:pStyle w:val="Heading3"/>
-      </w:pPr>
-      <w:r>
-        <w:t>2.1 APTOS 数据泄漏审计</w:t>
-      </w:r>
-    </w:p>
-    <w:tbl>
-      <w:tblPr>
-        <w:tblStyle w:val="LightGrid-Accent1"/>
-        <w:tblW w:type="auto" w:w="0"/>
-        <w:tblLook w:firstColumn="1" w:firstRow="1" w:lastColumn="0" w:lastRow="0" w:noHBand="0" w:noVBand="1" w:val="04A0"/>
-      </w:tblPr>
-      <w:tblGrid>
-        <w:gridCol w:w="4320"/>
-        <w:gridCol w:w="4320"/>
-      </w:tblGrid>
-      <w:tr>
-        <w:tc>
-          <w:tcPr>
-            <w:tcW w:type="dxa" w:w="4320"/>
-          </w:tcPr>
-          <w:p>
-            <w:r>
-              <w:rPr>
-                <w:b/>
-              </w:rPr>
-              <w:t>项</w:t>
-            </w:r>
-          </w:p>
-        </w:tc>
-        <w:tc>
-          <w:tcPr>
-            <w:tcW w:type="dxa" w:w="4320"/>
-          </w:tcPr>
-          <w:p>
-            <w:r>
-              <w:rPr>
-                <w:b/>
-              </w:rPr>
-              <w:t>数量</w:t>
-            </w:r>
-          </w:p>
-        </w:tc>
-      </w:tr>
-      <w:tr>
-        <w:tc>
-          <w:tcPr>
-            <w:tcW w:type="dxa" w:w="4320"/>
-          </w:tcPr>
-          <w:p>
-            <w:r>
-              <w:t>字节级完全重复组</w:t>
-            </w:r>
-          </w:p>
-        </w:tc>
-        <w:tc>
-          <w:tcPr>
-            <w:tcW w:type="dxa" w:w="4320"/>
-          </w:tcPr>
-          <w:p>
-            <w:r>
-              <w:rPr>
-                <w:b/>
-              </w:rPr>
-              <w:t>123</w:t>
-            </w:r>
-          </w:p>
-        </w:tc>
-      </w:tr>
-      <w:tr>
-        <w:tc>
-          <w:tcPr>
-            <w:tcW w:type="dxa" w:w="4320"/>
-          </w:tcPr>
-          <w:p>
-            <w:r>
-              <w:t>其中跨 train/val/test</w:t>
-            </w:r>
-          </w:p>
-        </w:tc>
-        <w:tc>
-          <w:tcPr>
-            <w:tcW w:type="dxa" w:w="4320"/>
-          </w:tcPr>
-          <w:p>
-            <w:r>
-              <w:rPr>
-                <w:b/>
-              </w:rPr>
-              <w:t>66</w:t>
-            </w:r>
-          </w:p>
-        </w:tc>
-      </w:tr>
-      <w:tr>
-        <w:tc>
-          <w:tcPr>
-            <w:tcW w:type="dxa" w:w="4320"/>
-          </w:tcPr>
-          <w:p>
-            <w:r>
-              <w:t>标签自相矛盾的重复组</w:t>
-            </w:r>
-          </w:p>
-        </w:tc>
-        <w:tc>
-          <w:tcPr>
-            <w:tcW w:type="dxa" w:w="4320"/>
-          </w:tcPr>
-          <w:p>
-            <w:r>
-              <w:rPr>
-                <w:b/>
-              </w:rPr>
-              <w:t>30</w:t>
-            </w:r>
-          </w:p>
-        </w:tc>
-      </w:tr>
-      <w:tr>
-        <w:tc>
-          <w:tcPr>
-            <w:tcW w:type="dxa" w:w="4320"/>
-          </w:tcPr>
-          <w:p>
-            <w:r>
-              <w:t>因标签冲突剔除的图像</w:t>
-            </w:r>
-          </w:p>
-        </w:tc>
-        <w:tc>
-          <w:tcPr>
-            <w:tcW w:type="dxa" w:w="4320"/>
-          </w:tcPr>
-          <w:p>
-            <w:r>
-              <w:rPr>
-                <w:b/>
-              </w:rPr>
-              <w:t>62</w:t>
-            </w:r>
-          </w:p>
-        </w:tc>
-      </w:tr>
-    </w:tbl>
-    <w:p/>
-    <w:p>
-      <w:pPr>
-        <w:pStyle w:val="ListBullet"/>
-        <w:ind w:left="360"/>
-      </w:pPr>
-      <w:r>
-        <w:t>66/123 跨 split 与"重复图完全未做分组处理"的理论期望（56.6 ± 5.5）相差 1.7 个 SD，内部自洽。</w:t>
-      </w:r>
-    </w:p>
-    <w:p>
-      <w:pPr>
-        <w:pStyle w:val="ListBullet"/>
-        <w:ind w:left="360"/>
-      </w:pPr>
-      <w:r>
-        <w:t>剩余标签一致的重复图已强制 group-aware 同 split 划分。</w:t>
-      </w:r>
-    </w:p>
-    <w:p>
-      <w:pPr>
-        <w:pStyle w:val="ListBullet"/>
-        <w:ind w:left="360"/>
-      </w:pPr>
-      <w:r>
-        <w:t xml:space="preserve">⚠️ </w:t>
-      </w:r>
-      <w:r>
-        <w:rPr>
-          <w:b/>
-        </w:rPr>
-        <w:t>副作用</w:t>
-      </w:r>
-      <w:r>
-        <w:t>：剔除标签冲突样本使 test 集比公开版 APTOS 更干净，</w:t>
-      </w:r>
-    </w:p>
-    <w:p>
-      <w:r>
-        <w:t xml:space="preserve">  绝对 AUROC 因此高于文献报告值，</w:t>
-      </w:r>
-      <w:r>
-        <w:rPr>
-          <w:b/>
-        </w:rPr>
-        <w:t>两者不可直接比较</w:t>
-      </w:r>
-      <w:r>
-        <w:t>，须写入 limitation。</w:t>
-      </w:r>
-    </w:p>
-    <w:p>
-      <w:pPr>
-        <w:jc w:val="center"/>
-      </w:pPr>
-      <w:r>
-        <w:t>──────────────────────────────────────────</w:t>
-      </w:r>
-    </w:p>
-    <w:p>
-      <w:pPr>
-        <w:pStyle w:val="Heading2"/>
-      </w:pPr>
-      <w:r>
-        <w:t>3. 锚点校验（集中式）</w:t>
+        <w:t>Messidor-2 n=1744，零失败读数，全部 tier=main。</w:t>
       </w:r>
     </w:p>
     <w:tbl>
@@ -1570,6 +402,2004 @@
               <w:rPr>
                 <w:b/>
               </w:rPr>
+              <w:t>比较</w:t>
+            </w:r>
+          </w:p>
+        </w:tc>
+        <w:tc>
+          <w:tcPr>
+            <w:tcW w:type="dxa" w:w="1080"/>
+          </w:tcPr>
+          <w:p>
+            <w:r>
+              <w:rPr>
+                <w:b/>
+              </w:rPr>
+              <w:t>年份</w:t>
+            </w:r>
+          </w:p>
+        </w:tc>
+        <w:tc>
+          <w:tcPr>
+            <w:tcW w:type="dxa" w:w="1080"/>
+          </w:tcPr>
+          <w:p>
+            <w:r>
+              <w:rPr>
+                <w:b/>
+              </w:rPr>
+              <w:t>机制层级</w:t>
+            </w:r>
+          </w:p>
+        </w:tc>
+        <w:tc>
+          <w:tcPr>
+            <w:tcW w:type="dxa" w:w="1080"/>
+          </w:tcPr>
+          <w:p>
+            <w:r>
+              <w:rPr>
+                <w:b/>
+              </w:rPr>
+              <w:t>效应</w:t>
+            </w:r>
+          </w:p>
+        </w:tc>
+        <w:tc>
+          <w:tcPr>
+            <w:tcW w:type="dxa" w:w="1080"/>
+          </w:tcPr>
+          <w:p>
+            <w:r>
+              <w:rPr>
+                <w:b/>
+              </w:rPr>
+              <w:t>95% CI</w:t>
+            </w:r>
+          </w:p>
+        </w:tc>
+        <w:tc>
+          <w:tcPr>
+            <w:tcW w:type="dxa" w:w="1080"/>
+          </w:tcPr>
+          <w:p>
+            <w:r>
+              <w:rPr>
+                <w:b/>
+              </w:rPr>
+              <w:t>同向</w:t>
+            </w:r>
+          </w:p>
+        </w:tc>
+        <w:tc>
+          <w:tcPr>
+            <w:tcW w:type="dxa" w:w="1080"/>
+          </w:tcPr>
+          <w:p>
+            <w:r>
+              <w:rPr>
+                <w:b/>
+              </w:rPr>
+              <w:t>Holm p</w:t>
+            </w:r>
+          </w:p>
+        </w:tc>
+        <w:tc>
+          <w:tcPr>
+            <w:tcW w:type="dxa" w:w="1080"/>
+          </w:tcPr>
+          <w:p>
+            <w:r>
+              <w:rPr>
+                <w:b/>
+              </w:rPr>
+              <w:t>判定</w:t>
+            </w:r>
+          </w:p>
+        </w:tc>
+      </w:tr>
+      <w:tr>
+        <w:tc>
+          <w:tcPr>
+            <w:tcW w:type="dxa" w:w="1080"/>
+          </w:tcPr>
+          <w:p>
+            <w:r>
+              <w:t>FedOSP-R − FedAvg</w:t>
+            </w:r>
+          </w:p>
+        </w:tc>
+        <w:tc>
+          <w:tcPr>
+            <w:tcW w:type="dxa" w:w="1080"/>
+          </w:tcPr>
+          <w:p>
+            <w:r>
+              <w:t>2017</w:t>
+            </w:r>
+          </w:p>
+        </w:tc>
+        <w:tc>
+          <w:tcPr>
+            <w:tcW w:type="dxa" w:w="1080"/>
+          </w:tcPr>
+          <w:p>
+            <w:r>
+              <w:t>—</w:t>
+            </w:r>
+          </w:p>
+        </w:tc>
+        <w:tc>
+          <w:tcPr>
+            <w:tcW w:type="dxa" w:w="1080"/>
+          </w:tcPr>
+          <w:p>
+            <w:r>
+              <w:rPr>
+                <w:b/>
+              </w:rPr>
+              <w:t>+0.0290</w:t>
+            </w:r>
+          </w:p>
+        </w:tc>
+        <w:tc>
+          <w:tcPr>
+            <w:tcW w:type="dxa" w:w="1080"/>
+          </w:tcPr>
+          <w:p>
+            <w:r>
+              <w:t>[+0.0096, +0.0485]</w:t>
+            </w:r>
+          </w:p>
+        </w:tc>
+        <w:tc>
+          <w:tcPr>
+            <w:tcW w:type="dxa" w:w="1080"/>
+          </w:tcPr>
+          <w:p>
+            <w:r>
+              <w:t>9/10</w:t>
+            </w:r>
+          </w:p>
+        </w:tc>
+        <w:tc>
+          <w:tcPr>
+            <w:tcW w:type="dxa" w:w="1080"/>
+          </w:tcPr>
+          <w:p>
+            <w:r>
+              <w:t>—</w:t>
+            </w:r>
+          </w:p>
+        </w:tc>
+        <w:tc>
+          <w:tcPr>
+            <w:tcW w:type="dxa" w:w="1080"/>
+          </w:tcPr>
+          <w:p>
+            <w:r>
+              <w:t>✅ 配置级增益真实</w:t>
+            </w:r>
+          </w:p>
+        </w:tc>
+      </w:tr>
+      <w:tr>
+        <w:tc>
+          <w:tcPr>
+            <w:tcW w:type="dxa" w:w="1080"/>
+          </w:tcPr>
+          <w:p>
+            <w:r>
+              <w:t xml:space="preserve">FedOSP-R − </w:t>
+            </w:r>
+            <w:r>
+              <w:rPr>
+                <w:b/>
+              </w:rPr>
+              <w:t>FedProx</w:t>
+            </w:r>
+            <w:r>
+              <w:t xml:space="preserve"> (μ=0.01)</w:t>
+            </w:r>
+          </w:p>
+        </w:tc>
+        <w:tc>
+          <w:tcPr>
+            <w:tcW w:type="dxa" w:w="1080"/>
+          </w:tcPr>
+          <w:p>
+            <w:r>
+              <w:t>2018</w:t>
+            </w:r>
+          </w:p>
+        </w:tc>
+        <w:tc>
+          <w:tcPr>
+            <w:tcW w:type="dxa" w:w="1080"/>
+          </w:tcPr>
+          <w:p>
+            <w:r>
+              <w:rPr>
+                <w:b/>
+              </w:rPr>
+              <w:t>参数层</w:t>
+            </w:r>
+          </w:p>
+        </w:tc>
+        <w:tc>
+          <w:tcPr>
+            <w:tcW w:type="dxa" w:w="1080"/>
+          </w:tcPr>
+          <w:p>
+            <w:r>
+              <w:rPr>
+                <w:b/>
+              </w:rPr>
+              <w:t>+0.0287</w:t>
+            </w:r>
+          </w:p>
+        </w:tc>
+        <w:tc>
+          <w:tcPr>
+            <w:tcW w:type="dxa" w:w="1080"/>
+          </w:tcPr>
+          <w:p>
+            <w:r>
+              <w:t>[+0.0142, +0.0431]</w:t>
+            </w:r>
+          </w:p>
+        </w:tc>
+        <w:tc>
+          <w:tcPr>
+            <w:tcW w:type="dxa" w:w="1080"/>
+          </w:tcPr>
+          <w:p>
+            <w:r>
+              <w:rPr>
+                <w:b/>
+              </w:rPr>
+              <w:t>10/10</w:t>
+            </w:r>
+          </w:p>
+        </w:tc>
+        <w:tc>
+          <w:tcPr>
+            <w:tcW w:type="dxa" w:w="1080"/>
+          </w:tcPr>
+          <w:p>
+            <w:r>
+              <w:rPr>
+                <w:b/>
+              </w:rPr>
+              <w:t>0.0045</w:t>
+            </w:r>
+          </w:p>
+        </w:tc>
+        <w:tc>
+          <w:tcPr>
+            <w:tcW w:type="dxa" w:w="1080"/>
+          </w:tcPr>
+          <w:p>
+            <w:r>
+              <w:t>✅ 检出；≠创新</w:t>
+            </w:r>
+          </w:p>
+        </w:tc>
+      </w:tr>
+      <w:tr>
+        <w:tc>
+          <w:tcPr>
+            <w:tcW w:type="dxa" w:w="1080"/>
+          </w:tcPr>
+          <w:p>
+            <w:r>
+              <w:t xml:space="preserve">FedOSP-R − </w:t>
+            </w:r>
+            <w:r>
+              <w:rPr>
+                <w:b/>
+              </w:rPr>
+              <w:t>MOON</w:t>
+            </w:r>
+            <w:r>
+              <w:t xml:space="preserve"> (μ=1.0, τ=0.5)</w:t>
+            </w:r>
+          </w:p>
+        </w:tc>
+        <w:tc>
+          <w:tcPr>
+            <w:tcW w:type="dxa" w:w="1080"/>
+          </w:tcPr>
+          <w:p>
+            <w:r>
+              <w:t>2021</w:t>
+            </w:r>
+          </w:p>
+        </w:tc>
+        <w:tc>
+          <w:tcPr>
+            <w:tcW w:type="dxa" w:w="1080"/>
+          </w:tcPr>
+          <w:p>
+            <w:r>
+              <w:rPr>
+                <w:b/>
+              </w:rPr>
+              <w:t>表示层</w:t>
+            </w:r>
+          </w:p>
+        </w:tc>
+        <w:tc>
+          <w:tcPr>
+            <w:tcW w:type="dxa" w:w="1080"/>
+          </w:tcPr>
+          <w:p>
+            <w:r>
+              <w:rPr>
+                <w:b/>
+              </w:rPr>
+              <w:t>+0.0263</w:t>
+            </w:r>
+          </w:p>
+        </w:tc>
+        <w:tc>
+          <w:tcPr>
+            <w:tcW w:type="dxa" w:w="1080"/>
+          </w:tcPr>
+          <w:p>
+            <w:r>
+              <w:t>[+0.0046, +0.0480]</w:t>
+            </w:r>
+          </w:p>
+        </w:tc>
+        <w:tc>
+          <w:tcPr>
+            <w:tcW w:type="dxa" w:w="1080"/>
+          </w:tcPr>
+          <w:p>
+            <w:r>
+              <w:t>8/10</w:t>
+            </w:r>
+          </w:p>
+        </w:tc>
+        <w:tc>
+          <w:tcPr>
+            <w:tcW w:type="dxa" w:w="1080"/>
+          </w:tcPr>
+          <w:p>
+            <w:r>
+              <w:rPr>
+                <w:b/>
+              </w:rPr>
+              <w:t>0.0458</w:t>
+            </w:r>
+          </w:p>
+        </w:tc>
+        <w:tc>
+          <w:tcPr>
+            <w:tcW w:type="dxa" w:w="1080"/>
+          </w:tcPr>
+          <w:p>
+            <w:r>
+              <w:t>✅ 裸/Holm-p 过；</w:t>
+            </w:r>
+            <w:r>
+              <w:rPr>
+                <w:b/>
+              </w:rPr>
+              <w:t>H1/H2 见下</w:t>
+            </w:r>
+          </w:p>
+        </w:tc>
+      </w:tr>
+      <w:tr>
+        <w:tc>
+          <w:tcPr>
+            <w:tcW w:type="dxa" w:w="1080"/>
+          </w:tcPr>
+          <w:p>
+            <w:r>
+              <w:t xml:space="preserve">FedOSP-R − </w:t>
+            </w:r>
+            <w:r>
+              <w:rPr>
+                <w:b/>
+              </w:rPr>
+              <w:t>FedProto</w:t>
+            </w:r>
+          </w:p>
+        </w:tc>
+        <w:tc>
+          <w:tcPr>
+            <w:tcW w:type="dxa" w:w="1080"/>
+          </w:tcPr>
+          <w:p>
+            <w:r>
+              <w:t>2022</w:t>
+            </w:r>
+          </w:p>
+        </w:tc>
+        <w:tc>
+          <w:tcPr>
+            <w:tcW w:type="dxa" w:w="1080"/>
+          </w:tcPr>
+          <w:p>
+            <w:r>
+              <w:rPr>
+                <w:b/>
+              </w:rPr>
+              <w:t>类原型层</w:t>
+            </w:r>
+          </w:p>
+        </w:tc>
+        <w:tc>
+          <w:tcPr>
+            <w:tcW w:type="dxa" w:w="1080"/>
+          </w:tcPr>
+          <w:p>
+            <w:r>
+              <w:rPr>
+                <w:b/>
+              </w:rPr>
+              <w:t>+0.00045</w:t>
+            </w:r>
+          </w:p>
+        </w:tc>
+        <w:tc>
+          <w:tcPr>
+            <w:tcW w:type="dxa" w:w="1080"/>
+          </w:tcPr>
+          <w:p>
+            <w:r>
+              <w:t>[−0.0101, +0.0110]</w:t>
+            </w:r>
+          </w:p>
+        </w:tc>
+        <w:tc>
+          <w:tcPr>
+            <w:tcW w:type="dxa" w:w="1080"/>
+          </w:tcPr>
+          <w:p>
+            <w:r>
+              <w:t>5/10</w:t>
+            </w:r>
+          </w:p>
+        </w:tc>
+        <w:tc>
+          <w:tcPr>
+            <w:tcW w:type="dxa" w:w="1080"/>
+          </w:tcPr>
+          <w:p>
+            <w:r>
+              <w:t>0.9245</w:t>
+            </w:r>
+          </w:p>
+        </w:tc>
+        <w:tc>
+          <w:tcPr>
+            <w:tcW w:type="dxa" w:w="1080"/>
+          </w:tcPr>
+          <w:p>
+            <w:r>
+              <w:t xml:space="preserve">❌ </w:t>
+            </w:r>
+            <w:r>
+              <w:rPr>
+                <w:b/>
+              </w:rPr>
+              <w:t>无同族增量</w:t>
+            </w:r>
+          </w:p>
+        </w:tc>
+      </w:tr>
+      <w:tr>
+        <w:tc>
+          <w:tcPr>
+            <w:tcW w:type="dxa" w:w="1080"/>
+          </w:tcPr>
+          <w:p>
+            <w:r>
+              <w:t>⇒ FedProx − FedAvg（推得）</w:t>
+            </w:r>
+          </w:p>
+        </w:tc>
+        <w:tc>
+          <w:tcPr>
+            <w:tcW w:type="dxa" w:w="1080"/>
+          </w:tcPr>
+          <w:p/>
+        </w:tc>
+        <w:tc>
+          <w:tcPr>
+            <w:tcW w:type="dxa" w:w="1080"/>
+          </w:tcPr>
+          <w:p/>
+        </w:tc>
+        <w:tc>
+          <w:tcPr>
+            <w:tcW w:type="dxa" w:w="1080"/>
+          </w:tcPr>
+          <w:p>
+            <w:r>
+              <w:t xml:space="preserve">≈ </w:t>
+            </w:r>
+            <w:r>
+              <w:rPr>
+                <w:b/>
+              </w:rPr>
+              <w:t>+0.0003</w:t>
+            </w:r>
+          </w:p>
+        </w:tc>
+        <w:tc>
+          <w:tcPr>
+            <w:tcW w:type="dxa" w:w="1080"/>
+          </w:tcPr>
+          <w:p>
+            <w:r>
+              <w:t>—（尚无配对 CI）</w:t>
+            </w:r>
+          </w:p>
+        </w:tc>
+        <w:tc>
+          <w:tcPr>
+            <w:tcW w:type="dxa" w:w="1080"/>
+          </w:tcPr>
+          <w:p>
+            <w:r>
+              <w:t>—</w:t>
+            </w:r>
+          </w:p>
+        </w:tc>
+        <w:tc>
+          <w:tcPr>
+            <w:tcW w:type="dxa" w:w="1080"/>
+          </w:tcPr>
+          <w:p>
+            <w:r>
+              <w:t>—</w:t>
+            </w:r>
+          </w:p>
+        </w:tc>
+        <w:tc>
+          <w:tcPr>
+            <w:tcW w:type="dxa" w:w="1080"/>
+          </w:tcPr>
+          <w:p>
+            <w:r>
+              <w:t xml:space="preserve">占总量 </w:t>
+            </w:r>
+            <w:r>
+              <w:rPr>
+                <w:b/>
+              </w:rPr>
+              <w:t>1.0%</w:t>
+            </w:r>
+          </w:p>
+        </w:tc>
+      </w:tr>
+      <w:tr>
+        <w:tc>
+          <w:tcPr>
+            <w:tcW w:type="dxa" w:w="1080"/>
+          </w:tcPr>
+          <w:p>
+            <w:r>
+              <w:t>⇒ MOON − FedAvg（推得）</w:t>
+            </w:r>
+          </w:p>
+        </w:tc>
+        <w:tc>
+          <w:tcPr>
+            <w:tcW w:type="dxa" w:w="1080"/>
+          </w:tcPr>
+          <w:p/>
+        </w:tc>
+        <w:tc>
+          <w:tcPr>
+            <w:tcW w:type="dxa" w:w="1080"/>
+          </w:tcPr>
+          <w:p/>
+        </w:tc>
+        <w:tc>
+          <w:tcPr>
+            <w:tcW w:type="dxa" w:w="1080"/>
+          </w:tcPr>
+          <w:p>
+            <w:r>
+              <w:t xml:space="preserve">≈ </w:t>
+            </w:r>
+            <w:r>
+              <w:rPr>
+                <w:b/>
+              </w:rPr>
+              <w:t>+0.0027</w:t>
+            </w:r>
+          </w:p>
+        </w:tc>
+        <w:tc>
+          <w:tcPr>
+            <w:tcW w:type="dxa" w:w="1080"/>
+          </w:tcPr>
+          <w:p>
+            <w:r>
+              <w:t>—（尚无配对 CI）</w:t>
+            </w:r>
+          </w:p>
+        </w:tc>
+        <w:tc>
+          <w:tcPr>
+            <w:tcW w:type="dxa" w:w="1080"/>
+          </w:tcPr>
+          <w:p>
+            <w:r>
+              <w:t>—</w:t>
+            </w:r>
+          </w:p>
+        </w:tc>
+        <w:tc>
+          <w:tcPr>
+            <w:tcW w:type="dxa" w:w="1080"/>
+          </w:tcPr>
+          <w:p>
+            <w:r>
+              <w:t>—</w:t>
+            </w:r>
+          </w:p>
+        </w:tc>
+        <w:tc>
+          <w:tcPr>
+            <w:tcW w:type="dxa" w:w="1080"/>
+          </w:tcPr>
+          <w:p>
+            <w:r>
+              <w:t xml:space="preserve">占总量 </w:t>
+            </w:r>
+            <w:r>
+              <w:rPr>
+                <w:b/>
+              </w:rPr>
+              <w:t>9.3%</w:t>
+            </w:r>
+          </w:p>
+        </w:tc>
+      </w:tr>
+      <w:tr>
+        <w:tc>
+          <w:tcPr>
+            <w:tcW w:type="dxa" w:w="1080"/>
+          </w:tcPr>
+          <w:p>
+            <w:r>
+              <w:t>⇒ FedProto − FedAvg（推得）</w:t>
+            </w:r>
+          </w:p>
+        </w:tc>
+        <w:tc>
+          <w:tcPr>
+            <w:tcW w:type="dxa" w:w="1080"/>
+          </w:tcPr>
+          <w:p/>
+        </w:tc>
+        <w:tc>
+          <w:tcPr>
+            <w:tcW w:type="dxa" w:w="1080"/>
+          </w:tcPr>
+          <w:p/>
+        </w:tc>
+        <w:tc>
+          <w:tcPr>
+            <w:tcW w:type="dxa" w:w="1080"/>
+          </w:tcPr>
+          <w:p>
+            <w:r>
+              <w:t xml:space="preserve">≈ </w:t>
+            </w:r>
+            <w:r>
+              <w:rPr>
+                <w:b/>
+              </w:rPr>
+              <w:t>+0.0286</w:t>
+            </w:r>
+          </w:p>
+        </w:tc>
+        <w:tc>
+          <w:tcPr>
+            <w:tcW w:type="dxa" w:w="1080"/>
+          </w:tcPr>
+          <w:p>
+            <w:r>
+              <w:t>—（尚无配对 CI）</w:t>
+            </w:r>
+          </w:p>
+        </w:tc>
+        <w:tc>
+          <w:tcPr>
+            <w:tcW w:type="dxa" w:w="1080"/>
+          </w:tcPr>
+          <w:p>
+            <w:r>
+              <w:t>—</w:t>
+            </w:r>
+          </w:p>
+        </w:tc>
+        <w:tc>
+          <w:tcPr>
+            <w:tcW w:type="dxa" w:w="1080"/>
+          </w:tcPr>
+          <w:p>
+            <w:r>
+              <w:t>—</w:t>
+            </w:r>
+          </w:p>
+        </w:tc>
+        <w:tc>
+          <w:tcPr>
+            <w:tcW w:type="dxa" w:w="1080"/>
+          </w:tcPr>
+          <w:p>
+            <w:r>
+              <w:t xml:space="preserve">占总量 </w:t>
+            </w:r>
+            <w:r>
+              <w:rPr>
+                <w:b/>
+              </w:rPr>
+              <w:t>98.4%</w:t>
+            </w:r>
+          </w:p>
+        </w:tc>
+      </w:tr>
+    </w:tbl>
+    <w:p/>
+    <w:p>
+      <w:r>
+        <w:t>读法：我们确实比最基础的联邦基线好，但</w:t>
+      </w:r>
+      <w:r>
+        <w:rPr>
+          <w:b/>
+        </w:rPr>
+        <w:t>好的那部分约 98% 由 FedProto 解释</w:t>
+      </w:r>
+      <w:r>
+        <w:t>；</w:t>
+      </w:r>
+    </w:p>
+    <w:p>
+      <w:r>
+        <w:t>参数层（FedProx）与表示层（MOON）在点估计上分别只拿到 ≈1% / ≈9%。</w:t>
+      </w:r>
+    </w:p>
+    <w:p>
+      <w:r>
+        <w:t>论文里能写的正向结果只剩"类原型机制在真实医学联邦序数任务上迁移成功"——</w:t>
+      </w:r>
+    </w:p>
+    <w:p>
+      <w:r>
+        <w:t>这是复现与机制定位，不是创新。</w:t>
+      </w:r>
+    </w:p>
+    <w:p>
+      <w:pPr>
+        <w:pStyle w:val="Heading3"/>
+      </w:pPr>
+      <w:r>
+        <w:t>1.1 MOON 的 H1/H2 终裁（预注册 R1–R4）</w:t>
+      </w:r>
+    </w:p>
+    <w:p>
+      <w:r>
+        <w:t>完整数学见 [</w:t>
+      </w:r>
+      <w:r>
+        <w:rPr>
+          <w:rFonts w:ascii="Menlo" w:hAnsi="Menlo"/>
+          <w:color w:val="C7254E"/>
+        </w:rPr>
+        <w:t>分析_MOON终裁与机制阶梯_2026-09-30.md</w:t>
+      </w:r>
+      <w:r>
+        <w:t>](分析_MOON终裁与机制阶梯_2026-09-30.md)。</w:t>
+      </w:r>
+    </w:p>
+    <w:p>
+      <w:r>
+        <w:t>预注册定义：$\mathrm{CI}_{\text{Holm}}=\bar d\pm 0.92760\,s$（</w:t>
+      </w:r>
+      <w:r>
+        <w:rPr>
+          <w:b/>
+        </w:rPr>
+        <w:t>最严一步 α/3</w:t>
+      </w:r>
+      <w:r>
+        <w:t>，不是逐步 α）。</w:t>
+      </w:r>
+    </w:p>
+    <w:tbl>
+      <w:tblPr>
+        <w:tblStyle w:val="LightGrid-Accent1"/>
+        <w:tblW w:type="auto" w:w="0"/>
+        <w:tblLook w:firstColumn="1" w:firstRow="1" w:lastColumn="0" w:lastRow="0" w:noHBand="0" w:noVBand="1" w:val="04A0"/>
+      </w:tblPr>
+      <w:tblGrid>
+        <w:gridCol w:w="4320"/>
+        <w:gridCol w:w="4320"/>
+      </w:tblGrid>
+      <w:tr>
+        <w:tc>
+          <w:tcPr>
+            <w:tcW w:type="dxa" w:w="4320"/>
+          </w:tcPr>
+          <w:p>
+            <w:r>
+              <w:rPr>
+                <w:b/>
+              </w:rPr>
+              <w:t>量</w:t>
+            </w:r>
+          </w:p>
+        </w:tc>
+        <w:tc>
+          <w:tcPr>
+            <w:tcW w:type="dxa" w:w="4320"/>
+          </w:tcPr>
+          <w:p>
+            <w:r>
+              <w:rPr>
+                <w:b/>
+              </w:rPr>
+              <w:t>值</w:t>
+            </w:r>
+          </w:p>
+        </w:tc>
+      </w:tr>
+      <w:tr>
+        <w:tc>
+          <w:tcPr>
+            <w:tcW w:type="dxa" w:w="4320"/>
+          </w:tcPr>
+          <w:p>
+            <w:r>
+              <w:t>$\bar d$（FedOSP-R − MOON）</w:t>
+            </w:r>
+          </w:p>
+        </w:tc>
+        <w:tc>
+          <w:tcPr>
+            <w:tcW w:type="dxa" w:w="4320"/>
+          </w:tcPr>
+          <w:p>
+            <w:r>
+              <w:t>+0.0263</w:t>
+            </w:r>
+          </w:p>
+        </w:tc>
+      </w:tr>
+      <w:tr>
+        <w:tc>
+          <w:tcPr>
+            <w:tcW w:type="dxa" w:w="4320"/>
+          </w:tcPr>
+          <w:p>
+            <w:r>
+              <w:t>未校正 95% CI</w:t>
+            </w:r>
+          </w:p>
+        </w:tc>
+        <w:tc>
+          <w:tcPr>
+            <w:tcW w:type="dxa" w:w="4320"/>
+          </w:tcPr>
+          <w:p>
+            <w:r>
+              <w:t>[+0.0046, +0.0480]</w:t>
+            </w:r>
+          </w:p>
+        </w:tc>
+      </w:tr>
+      <w:tr>
+        <w:tc>
+          <w:tcPr>
+            <w:tcW w:type="dxa" w:w="4320"/>
+          </w:tcPr>
+          <w:p>
+            <w:r>
+              <w:t>反推 $s=\sigma_d$</w:t>
+            </w:r>
+          </w:p>
+        </w:tc>
+        <w:tc>
+          <w:tcPr>
+            <w:tcW w:type="dxa" w:w="4320"/>
+          </w:tcPr>
+          <w:p>
+            <w:r>
+              <w:rPr>
+                <w:b/>
+              </w:rPr>
+              <w:t>0.0303</w:t>
+            </w:r>
+            <w:r>
+              <w:t>（半宽 0.0217 ÷ 0.71536）</w:t>
+            </w:r>
+          </w:p>
+        </w:tc>
+      </w:tr>
+      <w:tr>
+        <w:tc>
+          <w:tcPr>
+            <w:tcW w:type="dxa" w:w="4320"/>
+          </w:tcPr>
+          <w:p>
+            <w:r>
+              <w:t>Holm 校正 CI（α/3）</w:t>
+            </w:r>
+          </w:p>
+        </w:tc>
+        <w:tc>
+          <w:tcPr>
+            <w:tcW w:type="dxa" w:w="4320"/>
+          </w:tcPr>
+          <w:p>
+            <w:r>
+              <w:rPr>
+                <w:b/>
+              </w:rPr>
+              <w:t>[−0.0018, +0.0544]</w:t>
+            </w:r>
+          </w:p>
+        </w:tc>
+      </w:tr>
+      <w:tr>
+        <w:tc>
+          <w:tcPr>
+            <w:tcW w:type="dxa" w:w="4320"/>
+          </w:tcPr>
+          <w:p>
+            <w:r>
+              <w:t>Holm p（族=3，逐步）</w:t>
+            </w:r>
+          </w:p>
+        </w:tc>
+        <w:tc>
+          <w:tcPr>
+            <w:tcW w:type="dxa" w:w="4320"/>
+          </w:tcPr>
+          <w:p>
+            <w:r>
+              <w:t>0.0458</w:t>
+            </w:r>
+          </w:p>
+        </w:tc>
+      </w:tr>
+      <w:tr>
+        <w:tc>
+          <w:tcPr>
+            <w:tcW w:type="dxa" w:w="4320"/>
+          </w:tcPr>
+          <w:p>
+            <w:r>
+              <w:t>$s\in[0.010,0.040]$？</w:t>
+            </w:r>
+          </w:p>
+        </w:tc>
+        <w:tc>
+          <w:tcPr>
+            <w:tcW w:type="dxa" w:w="4320"/>
+          </w:tcPr>
+          <w:p>
+            <w:r>
+              <w:t>是（0.0303）</w:t>
+            </w:r>
+          </w:p>
+        </w:tc>
+      </w:tr>
+    </w:tbl>
+    <w:p/>
+    <w:tbl>
+      <w:tblPr>
+        <w:tblStyle w:val="LightGrid-Accent1"/>
+        <w:tblW w:type="auto" w:w="0"/>
+        <w:tblLook w:firstColumn="1" w:firstRow="1" w:lastColumn="0" w:lastRow="0" w:noHBand="0" w:noVBand="1" w:val="04A0"/>
+      </w:tblPr>
+      <w:tblGrid>
+        <w:gridCol w:w="2880"/>
+        <w:gridCol w:w="2880"/>
+        <w:gridCol w:w="2880"/>
+      </w:tblGrid>
+      <w:tr>
+        <w:tc>
+          <w:tcPr>
+            <w:tcW w:type="dxa" w:w="2880"/>
+          </w:tcPr>
+          <w:p>
+            <w:r>
+              <w:rPr>
+                <w:b/>
+              </w:rPr>
+              <w:t>规则</w:t>
+            </w:r>
+          </w:p>
+        </w:tc>
+        <w:tc>
+          <w:tcPr>
+            <w:tcW w:type="dxa" w:w="2880"/>
+          </w:tcPr>
+          <w:p>
+            <w:r>
+              <w:rPr>
+                <w:b/>
+              </w:rPr>
+              <w:t>条件</w:t>
+            </w:r>
+          </w:p>
+        </w:tc>
+        <w:tc>
+          <w:tcPr>
+            <w:tcW w:type="dxa" w:w="2880"/>
+          </w:tcPr>
+          <w:p>
+            <w:r>
+              <w:rPr>
+                <w:b/>
+              </w:rPr>
+              <w:t>是否触发</w:t>
+            </w:r>
+          </w:p>
+        </w:tc>
+      </w:tr>
+      <w:tr>
+        <w:tc>
+          <w:tcPr>
+            <w:tcW w:type="dxa" w:w="2880"/>
+          </w:tcPr>
+          <w:p>
+            <w:r>
+              <w:rPr>
+                <w:b/>
+              </w:rPr>
+              <w:t>R1</w:t>
+            </w:r>
+            <w:r>
+              <w:t>（支持 H2）</w:t>
+            </w:r>
+          </w:p>
+        </w:tc>
+        <w:tc>
+          <w:tcPr>
+            <w:tcW w:type="dxa" w:w="2880"/>
+          </w:tcPr>
+          <w:p>
+            <w:r>
+              <w:t>Holm CI 下界 &gt; 0</w:t>
+            </w:r>
+          </w:p>
+        </w:tc>
+        <w:tc>
+          <w:tcPr>
+            <w:tcW w:type="dxa" w:w="2880"/>
+          </w:tcPr>
+          <w:p>
+            <w:r>
+              <w:rPr>
+                <w:b/>
+              </w:rPr>
+              <w:t>否</w:t>
+            </w:r>
+            <w:r>
+              <w:t>（−0.0018 &lt; 0）</w:t>
+            </w:r>
+          </w:p>
+        </w:tc>
+      </w:tr>
+      <w:tr>
+        <w:tc>
+          <w:tcPr>
+            <w:tcW w:type="dxa" w:w="2880"/>
+          </w:tcPr>
+          <w:p>
+            <w:r>
+              <w:rPr>
+                <w:b/>
+              </w:rPr>
+              <w:t>R2</w:t>
+            </w:r>
+            <w:r>
+              <w:t>（支持 H1）</w:t>
+            </w:r>
+          </w:p>
+        </w:tc>
+        <w:tc>
+          <w:tcPr>
+            <w:tcW w:type="dxa" w:w="2880"/>
+          </w:tcPr>
+          <w:p>
+            <w:r>
+              <w:t>未校正 CI 上界 &lt; +0.015</w:t>
+            </w:r>
+          </w:p>
+        </w:tc>
+        <w:tc>
+          <w:tcPr>
+            <w:tcW w:type="dxa" w:w="2880"/>
+          </w:tcPr>
+          <w:p>
+            <w:r>
+              <w:rPr>
+                <w:b/>
+              </w:rPr>
+              <w:t>否</w:t>
+            </w:r>
+            <w:r>
+              <w:t>（+0.0480）</w:t>
+            </w:r>
+          </w:p>
+        </w:tc>
+      </w:tr>
+      <w:tr>
+        <w:tc>
+          <w:tcPr>
+            <w:tcW w:type="dxa" w:w="2880"/>
+          </w:tcPr>
+          <w:p>
+            <w:r>
+              <w:rPr>
+                <w:b/>
+              </w:rPr>
+              <w:t>R3</w:t>
+            </w:r>
+          </w:p>
+        </w:tc>
+        <w:tc>
+          <w:tcPr>
+            <w:tcW w:type="dxa" w:w="2880"/>
+          </w:tcPr>
+          <w:p>
+            <w:r>
+              <w:t>R1、R2 都不满足</w:t>
+            </w:r>
+          </w:p>
+        </w:tc>
+        <w:tc>
+          <w:tcPr>
+            <w:tcW w:type="dxa" w:w="2880"/>
+          </w:tcPr>
+          <w:p>
+            <w:r>
+              <w:rPr>
+                <w:b/>
+              </w:rPr>
+              <w:t>是 → 不可判定</w:t>
+            </w:r>
+          </w:p>
+        </w:tc>
+      </w:tr>
+      <w:tr>
+        <w:tc>
+          <w:tcPr>
+            <w:tcW w:type="dxa" w:w="2880"/>
+          </w:tcPr>
+          <w:p>
+            <w:r>
+              <w:rPr>
+                <w:b/>
+              </w:rPr>
+              <w:t>R4</w:t>
+            </w:r>
+          </w:p>
+        </w:tc>
+        <w:tc>
+          <w:tcPr>
+            <w:tcW w:type="dxa" w:w="2880"/>
+          </w:tcPr>
+          <w:p>
+            <w:r>
+              <w:t>R1、R2 同时满足</w:t>
+            </w:r>
+          </w:p>
+        </w:tc>
+        <w:tc>
+          <w:tcPr>
+            <w:tcW w:type="dxa" w:w="2880"/>
+          </w:tcPr>
+          <w:p>
+            <w:r>
+              <w:t>否</w:t>
+            </w:r>
+          </w:p>
+        </w:tc>
+      </w:tr>
+    </w:tbl>
+    <w:p/>
+    <w:p>
+      <w:r>
+        <w:t xml:space="preserve">⚠️ </w:t>
+      </w:r>
+      <w:r>
+        <w:rPr>
+          <w:b/>
+        </w:rPr>
+        <w:t>Holm p &lt; 0.05 ≠ R1。</w:t>
+      </w:r>
+      <w:r>
+        <w:t xml:space="preserve"> 协作方"pass"指的是面板比较的 Holm-p 过关；</w:t>
+      </w:r>
+    </w:p>
+    <w:p>
+      <w:r>
+        <w:t xml:space="preserve">预注册 R1 要求的是 </w:t>
+      </w:r>
+      <w:r>
+        <w:rPr>
+          <w:b/>
+        </w:rPr>
+        <w:t>Holm 校正 CI 下界 &gt; 0</w:t>
+      </w:r>
+      <w:r>
+        <w:t>。两者在本格上分离：</w:t>
+      </w:r>
+    </w:p>
+    <w:p>
+      <w:r>
+        <w:t>p 过、R1 不过。</w:t>
+      </w:r>
+      <w:r>
+        <w:rPr>
+          <w:b/>
+        </w:rPr>
+        <w:t>不得把 R3 写成支持 H2</w:t>
+      </w:r>
+      <w:r>
+        <w:t>，即使点估计阶梯强烈偏向类原型。</w:t>
+      </w:r>
+    </w:p>
+    <w:p>
+      <w:r>
+        <w:t>MOON 辅助端点（FedOSP-R − MOON，仅参考）：AUROC +0.00793 [+0.00209,+0.01377] 确认；</w:t>
+      </w:r>
+    </w:p>
+    <w:p>
+      <w:r>
+        <w:t>Brier −0.01772 [−0.03804,+0.00260] 方向有利未确认；ECE / worst-client QWK /</w:t>
+      </w:r>
+    </w:p>
+    <w:p>
+      <w:r>
+        <w:t>内部 macro QWK 的 CI 均跨零。上传 ≈2.309 MB/client/round 与 FedOSP-R 持平；</w:t>
+      </w:r>
+    </w:p>
+    <w:p>
+      <w:r>
+        <w:t>MOON 算力约 3× FedOSP-R。</w:t>
+      </w:r>
+    </w:p>
+    <w:p>
+      <w:r>
+        <w:t xml:space="preserve">⚠️ </w:t>
+      </w:r>
+      <w:r>
+        <w:rPr>
+          <w:b/>
+        </w:rPr>
+        <w:t>年份与机制层级完全共线</w:t>
+      </w:r>
+      <w:r>
+        <w:t>（FedProx 2018 / MOON 2021 / FedProto 2022）。</w:t>
+      </w:r>
+    </w:p>
+    <w:p>
+      <w:r>
+        <w:t>现有数据排除不掉"其实是新方法比旧方法好"。拆开它需要"年份新但机制在参数层"的</w:t>
+      </w:r>
+    </w:p>
+    <w:p>
+      <w:r>
+        <w:t xml:space="preserve">方法——B 层 </w:t>
+      </w:r>
+      <w:r>
+        <w:rPr>
+          <w:b/>
+        </w:rPr>
+        <w:t>FedALA（2023）</w:t>
+      </w:r>
+      <w:r>
+        <w:t xml:space="preserve"> 正是这样一格，但仅 n=5，够看方向不够定论；</w:t>
+      </w:r>
+    </w:p>
+    <w:p>
+      <w:r>
+        <w:rPr>
+          <w:b/>
+        </w:rPr>
+        <w:t>不升级、不改预注册</w:t>
+      </w:r>
+      <w:r>
+        <w:t>。MOON 落在 R3 也不解除年份混杂，须写进 limitation</w:t>
+      </w:r>
+    </w:p>
+    <w:p>
+      <w:r>
+        <w:t>（见 [</w:t>
+      </w:r>
+      <w:r>
+        <w:rPr>
+          <w:rFonts w:ascii="Menlo" w:hAnsi="Menlo"/>
+          <w:color w:val="C7254E"/>
+        </w:rPr>
+        <w:t>预注册_MOON机制判别_2026-09-27.md</w:t>
+      </w:r>
+      <w:r>
+        <w:t>](预注册_MOON机制判别_2026-09-27.md) §1.1）。</w:t>
+      </w:r>
+    </w:p>
+    <w:p>
+      <w:pPr>
+        <w:jc w:val="center"/>
+      </w:pPr>
+      <w:r>
+        <w:t>──────────────────────────────────────────</w:t>
+      </w:r>
+    </w:p>
+    <w:p>
+      <w:pPr>
+        <w:pStyle w:val="Heading2"/>
+      </w:pPr>
+      <w:r>
+        <w:t>2. 数据资产</w:t>
+      </w:r>
+    </w:p>
+    <w:tbl>
+      <w:tblPr>
+        <w:tblStyle w:val="LightGrid-Accent1"/>
+        <w:tblW w:type="auto" w:w="0"/>
+        <w:tblLook w:firstColumn="1" w:firstRow="1" w:lastColumn="0" w:lastRow="0" w:noHBand="0" w:noVBand="1" w:val="04A0"/>
+      </w:tblPr>
+      <w:tblGrid>
+        <w:gridCol w:w="2160"/>
+        <w:gridCol w:w="2160"/>
+        <w:gridCol w:w="2160"/>
+        <w:gridCol w:w="2160"/>
+      </w:tblGrid>
+      <w:tr>
+        <w:tc>
+          <w:tcPr>
+            <w:tcW w:type="dxa" w:w="2160"/>
+          </w:tcPr>
+          <w:p>
+            <w:r>
+              <w:rPr>
+                <w:b/>
+              </w:rPr>
+              <w:t>中心</w:t>
+            </w:r>
+          </w:p>
+        </w:tc>
+        <w:tc>
+          <w:tcPr>
+            <w:tcW w:type="dxa" w:w="2160"/>
+          </w:tcPr>
+          <w:p>
+            <w:r>
+              <w:rPr>
+                <w:b/>
+              </w:rPr>
+              <w:t>角色</w:t>
+            </w:r>
+          </w:p>
+        </w:tc>
+        <w:tc>
+          <w:tcPr>
+            <w:tcW w:type="dxa" w:w="2160"/>
+          </w:tcPr>
+          <w:p>
+            <w:r>
+              <w:rPr>
+                <w:b/>
+              </w:rPr>
+              <w:t>规模</w:t>
+            </w:r>
+          </w:p>
+        </w:tc>
+        <w:tc>
+          <w:tcPr>
+            <w:tcW w:type="dxa" w:w="2160"/>
+          </w:tcPr>
+          <w:p>
+            <w:r>
+              <w:rPr>
+                <w:b/>
+              </w:rPr>
+              <w:t>审计情况</w:t>
+            </w:r>
+          </w:p>
+        </w:tc>
+      </w:tr>
+      <w:tr>
+        <w:tc>
+          <w:tcPr>
+            <w:tcW w:type="dxa" w:w="2160"/>
+          </w:tcPr>
+          <w:p>
+            <w:r>
+              <w:t>EyePACS</w:t>
+            </w:r>
+          </w:p>
+        </w:tc>
+        <w:tc>
+          <w:tcPr>
+            <w:tcW w:type="dxa" w:w="2160"/>
+          </w:tcPr>
+          <w:p>
+            <w:r>
+              <w:t>客户端</w:t>
+            </w:r>
+          </w:p>
+        </w:tc>
+        <w:tc>
+          <w:tcPr>
+            <w:tcW w:type="dxa" w:w="2160"/>
+          </w:tcPr>
+          <w:p>
+            <w:r>
+              <w:t>35,126</w:t>
+            </w:r>
+          </w:p>
+        </w:tc>
+        <w:tc>
+          <w:tcPr>
+            <w:tcW w:type="dxa" w:w="2160"/>
+          </w:tcPr>
+          <w:p>
+            <w:r>
+              <w:t>病人级切分（</w:t>
+            </w:r>
+            <w:r>
+              <w:rPr>
+                <w:rFonts w:ascii="Menlo" w:hAnsi="Menlo"/>
+                <w:color w:val="C7254E"/>
+              </w:rPr>
+              <w:t>_left</w:t>
+            </w:r>
+            <w:r>
+              <w:t>/</w:t>
+            </w:r>
+            <w:r>
+              <w:rPr>
+                <w:rFonts w:ascii="Menlo" w:hAnsi="Menlo"/>
+                <w:color w:val="C7254E"/>
+              </w:rPr>
+              <w:t>_right</w:t>
+            </w:r>
+            <w:r>
+              <w:t xml:space="preserve"> 前缀）</w:t>
+            </w:r>
+          </w:p>
+        </w:tc>
+      </w:tr>
+      <w:tr>
+        <w:tc>
+          <w:tcPr>
+            <w:tcW w:type="dxa" w:w="2160"/>
+          </w:tcPr>
+          <w:p>
+            <w:r>
+              <w:t>DDR</w:t>
+            </w:r>
+          </w:p>
+        </w:tc>
+        <w:tc>
+          <w:tcPr>
+            <w:tcW w:type="dxa" w:w="2160"/>
+          </w:tcPr>
+          <w:p>
+            <w:r>
+              <w:t>客户端</w:t>
+            </w:r>
+          </w:p>
+        </w:tc>
+        <w:tc>
+          <w:tcPr>
+            <w:tcW w:type="dxa" w:w="2160"/>
+          </w:tcPr>
+          <w:p>
+            <w:r>
+              <w:t>12,522</w:t>
+            </w:r>
+          </w:p>
+        </w:tc>
+        <w:tc>
+          <w:tcPr>
+            <w:tcW w:type="dxa" w:w="2160"/>
+          </w:tcPr>
+          <w:p>
+            <w:r>
+              <w:t>官方切分，已剔除 1,151 张 ungradable</w:t>
+            </w:r>
+          </w:p>
+        </w:tc>
+      </w:tr>
+      <w:tr>
+        <w:tc>
+          <w:tcPr>
+            <w:tcW w:type="dxa" w:w="2160"/>
+          </w:tcPr>
+          <w:p>
+            <w:r>
+              <w:t>APTOS</w:t>
+            </w:r>
+          </w:p>
+        </w:tc>
+        <w:tc>
+          <w:tcPr>
+            <w:tcW w:type="dxa" w:w="2160"/>
+          </w:tcPr>
+          <w:p>
+            <w:r>
+              <w:t>客户端</w:t>
+            </w:r>
+          </w:p>
+        </w:tc>
+        <w:tc>
+          <w:tcPr>
+            <w:tcW w:type="dxa" w:w="2160"/>
+          </w:tcPr>
+          <w:p>
+            <w:r>
+              <w:t xml:space="preserve">3,662 → </w:t>
+            </w:r>
+            <w:r>
+              <w:rPr>
+                <w:b/>
+              </w:rPr>
+              <w:t>3,600</w:t>
+            </w:r>
+          </w:p>
+        </w:tc>
+        <w:tc>
+          <w:tcPr>
+            <w:tcW w:type="dxa" w:w="2160"/>
+          </w:tcPr>
+          <w:p>
+            <w:r>
+              <w:t>⚠️ 见 §2.1</w:t>
+            </w:r>
+          </w:p>
+        </w:tc>
+      </w:tr>
+      <w:tr>
+        <w:tc>
+          <w:tcPr>
+            <w:tcW w:type="dxa" w:w="2160"/>
+          </w:tcPr>
+          <w:p>
+            <w:r>
+              <w:t>IDRiD</w:t>
+            </w:r>
+          </w:p>
+        </w:tc>
+        <w:tc>
+          <w:tcPr>
+            <w:tcW w:type="dxa" w:w="2160"/>
+          </w:tcPr>
+          <w:p>
+            <w:r>
+              <w:t>客户端</w:t>
+            </w:r>
+          </w:p>
+        </w:tc>
+        <w:tc>
+          <w:tcPr>
+            <w:tcW w:type="dxa" w:w="2160"/>
+          </w:tcPr>
+          <w:p>
+            <w:r>
+              <w:t>516</w:t>
+            </w:r>
+          </w:p>
+        </w:tc>
+        <w:tc>
+          <w:tcPr>
+            <w:tcW w:type="dxa" w:w="2160"/>
+          </w:tcPr>
+          <w:p>
+            <w:r>
+              <w:t>官方 413/103，未发现问题</w:t>
+            </w:r>
+          </w:p>
+        </w:tc>
+      </w:tr>
+      <w:tr>
+        <w:tc>
+          <w:tcPr>
+            <w:tcW w:type="dxa" w:w="2160"/>
+          </w:tcPr>
+          <w:p>
+            <w:r>
+              <w:t>Messidor-2</w:t>
+            </w:r>
+          </w:p>
+        </w:tc>
+        <w:tc>
+          <w:tcPr>
+            <w:tcW w:type="dxa" w:w="2160"/>
+          </w:tcPr>
+          <w:p>
+            <w:r>
+              <w:rPr>
+                <w:b/>
+              </w:rPr>
+              <w:t>未见中心</w:t>
+            </w:r>
+          </w:p>
+        </w:tc>
+        <w:tc>
+          <w:tcPr>
+            <w:tcW w:type="dxa" w:w="2160"/>
+          </w:tcPr>
+          <w:p>
+            <w:r>
+              <w:t>1,744</w:t>
+            </w:r>
+          </w:p>
+        </w:tc>
+        <w:tc>
+          <w:tcPr>
+            <w:tcW w:type="dxa" w:w="2160"/>
+          </w:tcPr>
+          <w:p>
+            <w:r>
+              <w:t xml:space="preserve">零参与训练；已修复双层目录与 </w:t>
+            </w:r>
+            <w:r>
+              <w:rPr>
+                <w:rFonts w:ascii="Menlo" w:hAnsi="Menlo"/>
+                <w:color w:val="C7254E"/>
+              </w:rPr>
+              <w:t>.jpg/.JPG</w:t>
+            </w:r>
+            <w:r>
+              <w:t xml:space="preserve"> 大小写映射</w:t>
+            </w:r>
+          </w:p>
+        </w:tc>
+      </w:tr>
+      <w:tr>
+        <w:tc>
+          <w:tcPr>
+            <w:tcW w:type="dxa" w:w="2160"/>
+          </w:tcPr>
+          <w:p>
+            <w:r>
+              <w:rPr>
+                <w:b/>
+              </w:rPr>
+              <w:t>合计</w:t>
+            </w:r>
+          </w:p>
+        </w:tc>
+        <w:tc>
+          <w:tcPr>
+            <w:tcW w:type="dxa" w:w="2160"/>
+          </w:tcPr>
+          <w:p/>
+        </w:tc>
+        <w:tc>
+          <w:tcPr>
+            <w:tcW w:type="dxa" w:w="2160"/>
+          </w:tcPr>
+          <w:p>
+            <w:r>
+              <w:rPr>
+                <w:b/>
+              </w:rPr>
+              <w:t>53,508</w:t>
+            </w:r>
+          </w:p>
+        </w:tc>
+        <w:tc>
+          <w:tcPr>
+            <w:tcW w:type="dxa" w:w="2160"/>
+          </w:tcPr>
+          <w:p>
+            <w:r>
+              <w:t>缓存齐全</w:t>
+            </w:r>
+          </w:p>
+        </w:tc>
+      </w:tr>
+    </w:tbl>
+    <w:p/>
+    <w:p>
+      <w:r>
+        <w:t>诊断量：</w:t>
+      </w:r>
+      <w:r>
+        <w:rPr>
+          <w:rFonts w:ascii="Menlo" w:hAnsi="Menlo"/>
+          <w:color w:val="C7254E"/>
+        </w:rPr>
+        <w:t>n_eff</w:t>
+      </w:r>
+      <w:r>
+        <w:t xml:space="preserve">（参数）= </w:t>
+      </w:r>
+      <w:r>
+        <w:rPr>
+          <w:b/>
+        </w:rPr>
+        <w:t>1.75 / 4</w:t>
+      </w:r>
+      <w:r>
+        <w:t xml:space="preserve">，复合 </w:t>
+      </w:r>
+      <w:r>
+        <w:rPr>
+          <w:rFonts w:ascii="Menlo" w:hAnsi="Menlo"/>
+          <w:color w:val="C7254E"/>
+        </w:rPr>
+        <w:t>n_eff</w:t>
+      </w:r>
+      <w:r>
+        <w:t xml:space="preserve"> = </w:t>
+      </w:r>
+      <w:r>
+        <w:rPr>
+          <w:b/>
+        </w:rPr>
+        <w:t>1.33</w:t>
+      </w:r>
+      <w:r>
+        <w:t>，与设计文档理论值</w:t>
+      </w:r>
+    </w:p>
+    <w:p>
+      <w:r>
+        <w:t>（1.7501 / 1.3295）完全一致，说明审计后的划分未破坏规模不平衡。</w:t>
+      </w:r>
+    </w:p>
+    <w:p>
+      <w:pPr>
+        <w:pStyle w:val="Heading3"/>
+      </w:pPr>
+      <w:r>
+        <w:t>2.1 APTOS 数据泄漏审计</w:t>
+      </w:r>
+    </w:p>
+    <w:tbl>
+      <w:tblPr>
+        <w:tblStyle w:val="LightGrid-Accent1"/>
+        <w:tblW w:type="auto" w:w="0"/>
+        <w:tblLook w:firstColumn="1" w:firstRow="1" w:lastColumn="0" w:lastRow="0" w:noHBand="0" w:noVBand="1" w:val="04A0"/>
+      </w:tblPr>
+      <w:tblGrid>
+        <w:gridCol w:w="4320"/>
+        <w:gridCol w:w="4320"/>
+      </w:tblGrid>
+      <w:tr>
+        <w:tc>
+          <w:tcPr>
+            <w:tcW w:type="dxa" w:w="4320"/>
+          </w:tcPr>
+          <w:p>
+            <w:r>
+              <w:rPr>
+                <w:b/>
+              </w:rPr>
+              <w:t>项</w:t>
+            </w:r>
+          </w:p>
+        </w:tc>
+        <w:tc>
+          <w:tcPr>
+            <w:tcW w:type="dxa" w:w="4320"/>
+          </w:tcPr>
+          <w:p>
+            <w:r>
+              <w:rPr>
+                <w:b/>
+              </w:rPr>
+              <w:t>数量</w:t>
+            </w:r>
+          </w:p>
+        </w:tc>
+      </w:tr>
+      <w:tr>
+        <w:tc>
+          <w:tcPr>
+            <w:tcW w:type="dxa" w:w="4320"/>
+          </w:tcPr>
+          <w:p>
+            <w:r>
+              <w:t>字节级完全重复组</w:t>
+            </w:r>
+          </w:p>
+        </w:tc>
+        <w:tc>
+          <w:tcPr>
+            <w:tcW w:type="dxa" w:w="4320"/>
+          </w:tcPr>
+          <w:p>
+            <w:r>
+              <w:rPr>
+                <w:b/>
+              </w:rPr>
+              <w:t>123</w:t>
+            </w:r>
+          </w:p>
+        </w:tc>
+      </w:tr>
+      <w:tr>
+        <w:tc>
+          <w:tcPr>
+            <w:tcW w:type="dxa" w:w="4320"/>
+          </w:tcPr>
+          <w:p>
+            <w:r>
+              <w:t>其中跨 train/val/test</w:t>
+            </w:r>
+          </w:p>
+        </w:tc>
+        <w:tc>
+          <w:tcPr>
+            <w:tcW w:type="dxa" w:w="4320"/>
+          </w:tcPr>
+          <w:p>
+            <w:r>
+              <w:rPr>
+                <w:b/>
+              </w:rPr>
+              <w:t>66</w:t>
+            </w:r>
+          </w:p>
+        </w:tc>
+      </w:tr>
+      <w:tr>
+        <w:tc>
+          <w:tcPr>
+            <w:tcW w:type="dxa" w:w="4320"/>
+          </w:tcPr>
+          <w:p>
+            <w:r>
+              <w:t>标签自相矛盾的重复组</w:t>
+            </w:r>
+          </w:p>
+        </w:tc>
+        <w:tc>
+          <w:tcPr>
+            <w:tcW w:type="dxa" w:w="4320"/>
+          </w:tcPr>
+          <w:p>
+            <w:r>
+              <w:rPr>
+                <w:b/>
+              </w:rPr>
+              <w:t>30</w:t>
+            </w:r>
+          </w:p>
+        </w:tc>
+      </w:tr>
+      <w:tr>
+        <w:tc>
+          <w:tcPr>
+            <w:tcW w:type="dxa" w:w="4320"/>
+          </w:tcPr>
+          <w:p>
+            <w:r>
+              <w:t>因标签冲突剔除的图像</w:t>
+            </w:r>
+          </w:p>
+        </w:tc>
+        <w:tc>
+          <w:tcPr>
+            <w:tcW w:type="dxa" w:w="4320"/>
+          </w:tcPr>
+          <w:p>
+            <w:r>
+              <w:rPr>
+                <w:b/>
+              </w:rPr>
+              <w:t>62</w:t>
+            </w:r>
+          </w:p>
+        </w:tc>
+      </w:tr>
+    </w:tbl>
+    <w:p/>
+    <w:p>
+      <w:pPr>
+        <w:pStyle w:val="ListBullet"/>
+        <w:ind w:left="360"/>
+      </w:pPr>
+      <w:r>
+        <w:t>66/123 跨 split 与"重复图完全未做分组处理"的理论期望（56.6 ± 5.5）相差 1.7 个 SD，内部自洽。</w:t>
+      </w:r>
+    </w:p>
+    <w:p>
+      <w:pPr>
+        <w:pStyle w:val="ListBullet"/>
+        <w:ind w:left="360"/>
+      </w:pPr>
+      <w:r>
+        <w:t>剩余标签一致的重复图已强制 group-aware 同 split 划分。</w:t>
+      </w:r>
+    </w:p>
+    <w:p>
+      <w:pPr>
+        <w:pStyle w:val="ListBullet"/>
+        <w:ind w:left="360"/>
+      </w:pPr>
+      <w:r>
+        <w:t xml:space="preserve">⚠️ </w:t>
+      </w:r>
+      <w:r>
+        <w:rPr>
+          <w:b/>
+        </w:rPr>
+        <w:t>副作用</w:t>
+      </w:r>
+      <w:r>
+        <w:t>：剔除标签冲突样本使 test 集比公开版 APTOS 更干净，</w:t>
+      </w:r>
+    </w:p>
+    <w:p>
+      <w:r>
+        <w:t xml:space="preserve">  绝对 AUROC 因此高于文献报告值，</w:t>
+      </w:r>
+      <w:r>
+        <w:rPr>
+          <w:b/>
+        </w:rPr>
+        <w:t>两者不可直接比较</w:t>
+      </w:r>
+      <w:r>
+        <w:t>，须写入 limitation。</w:t>
+      </w:r>
+    </w:p>
+    <w:p>
+      <w:pPr>
+        <w:jc w:val="center"/>
+      </w:pPr>
+      <w:r>
+        <w:t>──────────────────────────────────────────</w:t>
+      </w:r>
+    </w:p>
+    <w:p>
+      <w:pPr>
+        <w:pStyle w:val="Heading2"/>
+      </w:pPr>
+      <w:r>
+        <w:t>3. 锚点校验（集中式）</w:t>
+      </w:r>
+    </w:p>
+    <w:tbl>
+      <w:tblPr>
+        <w:tblStyle w:val="LightGrid-Accent1"/>
+        <w:tblW w:type="auto" w:w="0"/>
+        <w:tblLook w:firstColumn="1" w:firstRow="1" w:lastColumn="0" w:lastRow="0" w:noHBand="0" w:noVBand="1" w:val="04A0"/>
+      </w:tblPr>
+      <w:tblGrid>
+        <w:gridCol w:w="1080"/>
+        <w:gridCol w:w="1080"/>
+        <w:gridCol w:w="1080"/>
+        <w:gridCol w:w="1080"/>
+        <w:gridCol w:w="1080"/>
+        <w:gridCol w:w="1080"/>
+        <w:gridCol w:w="1080"/>
+        <w:gridCol w:w="1080"/>
+      </w:tblGrid>
+      <w:tr>
+        <w:tc>
+          <w:tcPr>
+            <w:tcW w:type="dxa" w:w="1080"/>
+          </w:tcPr>
+          <w:p>
+            <w:r>
+              <w:rPr>
+                <w:b/>
+              </w:rPr>
               <w:t>对比</w:t>
             </w:r>
           </w:p>
@@ -4523,6 +5353,47 @@
               <w:rPr>
                 <w:b/>
               </w:rPr>
+              <w:t>vs MOON</w:t>
+            </w:r>
+          </w:p>
+        </w:tc>
+        <w:tc>
+          <w:tcPr>
+            <w:tcW w:type="dxa" w:w="2880"/>
+          </w:tcPr>
+          <w:p>
+            <w:r>
+              <w:rPr>
+                <w:b/>
+              </w:rPr>
+              <w:t>0.0303</w:t>
+            </w:r>
+          </w:p>
+        </w:tc>
+        <w:tc>
+          <w:tcPr>
+            <w:tcW w:type="dxa" w:w="2880"/>
+          </w:tcPr>
+          <w:p>
+            <w:r>
+              <w:t>由 CI [+0.0046, +0.0480] 反推（半宽 0.0217 ÷ 0.71536）</w:t>
+            </w:r>
+          </w:p>
+        </w:tc>
+      </w:tr>
+      <w:tr>
+        <w:tc>
+          <w:tcPr>
+            <w:tcW w:type="dxa" w:w="2880"/>
+          </w:tcPr>
+          <w:p>
+            <w:r>
+              <w:t>配对差 SD：</w:t>
+            </w:r>
+            <w:r>
+              <w:rPr>
+                <w:b/>
+              </w:rPr>
               <w:t>vs FedProto</w:t>
             </w:r>
           </w:p>
@@ -4571,7 +5442,7 @@
               <w:rPr>
                 <w:b/>
               </w:rPr>
-              <w:t>0.66 / 0.81 / 0.90</w:t>
+              <w:t>0.66 / 0.81 / 0.58 / 0.90</w:t>
             </w:r>
           </w:p>
         </w:tc>
@@ -4581,7 +5452,7 @@
           </w:tcPr>
           <w:p>
             <w:r>
-              <w:t>对 FedAvg / FedProx / FedProto；见 §8.4</w:t>
+              <w:t>对 FedAvg / FedProx / MOON / FedProto；见 §8.4</w:t>
             </w:r>
           </w:p>
         </w:tc>
@@ -4684,12 +5555,12 @@
     </w:p>
     <w:p>
       <w:r>
-        <w:t>三个比较的 σ_d 相差近一倍（0.0147–0.0272）；"0.025 可检 / 0.015 不可检"</w:t>
+        <w:t>四个比较的 σ_d 跨度更大（0.0147–0.0303）；"0.025 可检 / 0.015 不可检"</w:t>
       </w:r>
     </w:p>
     <w:p>
       <w:r>
-        <w:t>只是对中等 σ_d 的概括，逐格边界从 0.015（对 FedProto）滑到 0.027（对 FedAvg）。</w:t>
+        <w:t>只是对中等 σ_d 的概括，逐格边界从 0.015（对 FedProto）滑到 0.030（对 MOON）。</w:t>
       </w:r>
     </w:p>
     <w:p>
@@ -6157,6 +7028,67 @@
           </w:p>
         </w:tc>
       </w:tr>
+      <w:tr>
+        <w:tc>
+          <w:tcPr>
+            <w:tcW w:type="dxa" w:w="1728"/>
+          </w:tcPr>
+          <w:p>
+            <w:r>
+              <w:t xml:space="preserve">vs </w:t>
+            </w:r>
+            <w:r>
+              <w:rPr>
+                <w:b/>
+              </w:rPr>
+              <w:t>MOON</w:t>
+            </w:r>
+          </w:p>
+        </w:tc>
+        <w:tc>
+          <w:tcPr>
+            <w:tcW w:type="dxa" w:w="1728"/>
+          </w:tcPr>
+          <w:p>
+            <w:r>
+              <w:t>0.0303</w:t>
+            </w:r>
+          </w:p>
+        </w:tc>
+        <w:tc>
+          <w:tcPr>
+            <w:tcW w:type="dxa" w:w="1728"/>
+          </w:tcPr>
+          <w:p>
+            <w:r>
+              <w:rPr>
+                <w:b/>
+              </w:rPr>
+              <w:t>±0.0217</w:t>
+            </w:r>
+          </w:p>
+        </w:tc>
+        <w:tc>
+          <w:tcPr>
+            <w:tcW w:type="dxa" w:w="1728"/>
+          </w:tcPr>
+          <w:p>
+            <w:r>
+              <w:t>0.0302</w:t>
+            </w:r>
+          </w:p>
+        </w:tc>
+        <w:tc>
+          <w:tcPr>
+            <w:tcW w:type="dxa" w:w="1728"/>
+          </w:tcPr>
+          <w:p>
+            <w:r>
+              <w:t>0.0371</w:t>
+            </w:r>
+          </w:p>
+        </w:tc>
+      </w:tr>
     </w:tbl>
     <w:p/>
     <w:p>
@@ -6457,7 +7389,7 @@
           </w:tcPr>
           <w:p>
             <w:r>
-              <w:t>最远（无任何对齐机制）</w:t>
+              <w:t>远（无任何对齐机制）</w:t>
             </w:r>
           </w:p>
         </w:tc>
@@ -6498,8 +7430,85 @@
           </w:p>
         </w:tc>
       </w:tr>
+      <w:tr>
+        <w:tc>
+          <w:tcPr>
+            <w:tcW w:type="dxa" w:w="1728"/>
+          </w:tcPr>
+          <w:p>
+            <w:r>
+              <w:t>MOON</w:t>
+            </w:r>
+          </w:p>
+        </w:tc>
+        <w:tc>
+          <w:tcPr>
+            <w:tcW w:type="dxa" w:w="1728"/>
+          </w:tcPr>
+          <w:p>
+            <w:r>
+              <w:t>远（表示层对比，无类条件）</w:t>
+            </w:r>
+          </w:p>
+        </w:tc>
+        <w:tc>
+          <w:tcPr>
+            <w:tcW w:type="dxa" w:w="1728"/>
+          </w:tcPr>
+          <w:p>
+            <w:r>
+              <w:rPr>
+                <w:b/>
+              </w:rPr>
+              <w:t>0.0303</w:t>
+            </w:r>
+          </w:p>
+        </w:tc>
+        <w:tc>
+          <w:tcPr>
+            <w:tcW w:type="dxa" w:w="1728"/>
+          </w:tcPr>
+          <w:p>
+            <w:r>
+              <w:rPr>
+                <w:b/>
+              </w:rPr>
+              <w:t>0.58</w:t>
+            </w:r>
+          </w:p>
+        </w:tc>
+        <w:tc>
+          <w:tcPr>
+            <w:tcW w:type="dxa" w:w="1728"/>
+          </w:tcPr>
+          <w:p>
+            <w:r>
+              <w:t>42.2%</w:t>
+            </w:r>
+          </w:p>
+        </w:tc>
+      </w:tr>
     </w:tbl>
     <w:p/>
+    <w:p>
+      <w:r>
+        <w:t>⚠️ MOON 的 σ_d=0.0303 比 FedAvg 还略大——点估计上 MOON≈FedAvg（差 +0.0027），</w:t>
+      </w:r>
+    </w:p>
+    <w:p>
+      <w:r>
+        <w:t>但逐 seed 轨迹与 FedOSP-R 的同步更差。</w:t>
+      </w:r>
+      <w:r>
+        <w:rPr>
+          <w:b/>
+        </w:rPr>
+        <w:t>再次：</w:t>
+      </w:r>
+      <w:r>
+        <w:t>σ_d 量的是轨迹同步，不是端点均值接近程度。</w:t>
+      </w:r>
+    </w:p>
     <w:p>
       <w:r>
         <w:t>由 $\sigma_d^2=2s_{\text{seed}}^2(1-\rho)$、取 $s_{\text{seed}}=0.033$ 反解；</w:t>
@@ -6883,7 +7892,7 @@
           </w:tcPr>
           <w:p>
             <w:r>
-              <w:t>+0.0290 vs FedAvg；+0.00045 vs FedProto；FedProx 贡献 ≈ +0.0003</w:t>
+              <w:t>+0.0290 vs FedAvg；+0.00045 vs FedProto；FedProx ≈ +0.0003；MOON ≈ +0.0027（后二者为推得点估计）</w:t>
             </w:r>
           </w:p>
         </w:tc>
@@ -6933,6 +7942,57 @@
           </w:p>
         </w:tc>
       </w:tr>
+      <w:tr>
+        <w:tc>
+          <w:tcPr>
+            <w:tcW w:type="dxa" w:w="2160"/>
+          </w:tcPr>
+          <w:p>
+            <w:r>
+              <w:rPr>
+                <w:b/>
+              </w:rPr>
+              <w:t>MOON H1/H2 机制判别</w:t>
+            </w:r>
+          </w:p>
+        </w:tc>
+        <w:tc>
+          <w:tcPr>
+            <w:tcW w:type="dxa" w:w="2160"/>
+          </w:tcPr>
+          <w:p>
+            <w:r>
+              <w:t>表示层 vs 类原型</w:t>
+            </w:r>
+          </w:p>
+        </w:tc>
+        <w:tc>
+          <w:tcPr>
+            <w:tcW w:type="dxa" w:w="2160"/>
+          </w:tcPr>
+          <w:p>
+            <w:r>
+              <w:t xml:space="preserve">⚠️ </w:t>
+            </w:r>
+            <w:r>
+              <w:rPr>
+                <w:b/>
+              </w:rPr>
+              <w:t>R3 不可判定</w:t>
+            </w:r>
+          </w:p>
+        </w:tc>
+        <w:tc>
+          <w:tcPr>
+            <w:tcW w:type="dxa" w:w="2160"/>
+          </w:tcPr>
+          <w:p>
+            <w:r>
+              <w:t>Holm CI [−0.0018,+0.0544] 跨零；点估计阶梯偏向 H2 但预注册禁止声称</w:t>
+            </w:r>
+          </w:p>
+        </w:tc>
+      </w:tr>
     </w:tbl>
     <w:p/>
     <w:p>
@@ -6943,12 +8003,12 @@
         <w:t>没有一个方法创新存活。</w:t>
       </w:r>
       <w:r>
-        <w:t xml:space="preserve"> FedProx 结果把"收益从哪来"定到了类原型层，</w:t>
+        <w:t xml:space="preserve"> FedProx / MOON 结果把点估计归因推向类原型层，</w:t>
       </w:r>
     </w:p>
     <w:p>
       <w:r>
-        <w:t>但不恢复任何组件或配置级的创新主张。</w:t>
+        <w:t>但不恢复任何组件或配置级的创新主张；MOON 正式 H1/H2 裁决是 R3。</w:t>
       </w:r>
     </w:p>
     <w:p>
@@ -7029,7 +8089,7 @@
               <w:rPr>
                 <w:b/>
               </w:rPr>
-              <w:t>机制层归因（参数层 ≈1.0% / 类原型层 ≈98.4%）</w:t>
+              <w:t>机制层归因（点估计：参数层 ≈1.0% / 表示层 ≈9.3% / 类原型层 ≈98.4%）</w:t>
             </w:r>
           </w:p>
         </w:tc>
@@ -7042,7 +8102,7 @@
               <w:rPr>
                 <w:b/>
               </w:rPr>
-              <w:t>主贡献（阳性）</w:t>
+              <w:t>主贡献（阳性，有限制）</w:t>
             </w:r>
           </w:p>
         </w:tc>
@@ -7052,54 +8112,63 @@
           </w:tcPr>
           <w:p>
             <w:r>
-              <w:t>✅ 已就绪；须注明年份共线限制</w:t>
-            </w:r>
-          </w:p>
-        </w:tc>
-      </w:tr>
-      <w:tr>
-        <w:tc>
-          <w:tcPr>
-            <w:tcW w:type="dxa" w:w="2880"/>
-          </w:tcPr>
-          <w:p>
-            <w:r>
-              <w:t>真实五中心 + 未见中心的联邦序数 DR 基准协议</w:t>
-            </w:r>
-          </w:p>
-        </w:tc>
-        <w:tc>
-          <w:tcPr>
-            <w:tcW w:type="dxa" w:w="2880"/>
-          </w:tcPr>
-          <w:p>
-            <w:r>
-              <w:t>协议贡献</w:t>
-            </w:r>
-          </w:p>
-        </w:tc>
-        <w:tc>
-          <w:tcPr>
-            <w:tcW w:type="dxa" w:w="2880"/>
-          </w:tcPr>
-          <w:p>
-            <w:r>
-              <w:t>✅ 已就绪</w:t>
-            </w:r>
-          </w:p>
-        </w:tc>
-      </w:tr>
-      <w:tr>
-        <w:tc>
-          <w:tcPr>
-            <w:tcW w:type="dxa" w:w="2880"/>
-          </w:tcPr>
-          <w:p>
+              <w:t xml:space="preserve">✅ 点估计阶梯已齐；MOON 正式 H1/H2 = </w:t>
+            </w:r>
             <w:r>
               <w:rPr>
                 <w:b/>
               </w:rPr>
-              <w:t>逐比较噪声量化（σ_d = 0.0147/0.0202/0.0272）+ 样本量表 + MDE≈σ_d</w:t>
+              <w:t>R3</w:t>
+            </w:r>
+            <w:r>
+              <w:t>；须注明年份共线</w:t>
+            </w:r>
+          </w:p>
+        </w:tc>
+      </w:tr>
+      <w:tr>
+        <w:tc>
+          <w:tcPr>
+            <w:tcW w:type="dxa" w:w="2880"/>
+          </w:tcPr>
+          <w:p>
+            <w:r>
+              <w:t>真实五中心 + 未见中心的联邦序数 DR 基准协议</w:t>
+            </w:r>
+          </w:p>
+        </w:tc>
+        <w:tc>
+          <w:tcPr>
+            <w:tcW w:type="dxa" w:w="2880"/>
+          </w:tcPr>
+          <w:p>
+            <w:r>
+              <w:t>协议贡献</w:t>
+            </w:r>
+          </w:p>
+        </w:tc>
+        <w:tc>
+          <w:tcPr>
+            <w:tcW w:type="dxa" w:w="2880"/>
+          </w:tcPr>
+          <w:p>
+            <w:r>
+              <w:t>✅ 已就绪</w:t>
+            </w:r>
+          </w:p>
+        </w:tc>
+      </w:tr>
+      <w:tr>
+        <w:tc>
+          <w:tcPr>
+            <w:tcW w:type="dxa" w:w="2880"/>
+          </w:tcPr>
+          <w:p>
+            <w:r>
+              <w:rPr>
+                <w:b/>
+              </w:rPr>
+              <w:t>逐比较噪声量化（σ_d = 0.0147/0.0202/0.0272/0.0303）+ 样本量表 + MDE≈σ_d</w:t>
             </w:r>
           </w:p>
         </w:tc>
@@ -7122,7 +8191,7 @@
           </w:tcPr>
           <w:p>
             <w:r>
-              <w:t>✅ 已就绪</w:t>
+              <w:t>✅ 已就绪（含 MOON）</w:t>
             </w:r>
           </w:p>
         </w:tc>
@@ -7134,7 +8203,7 @@
           </w:tcPr>
           <w:p>
             <w:r>
-              <w:t>σ_d 随方法相似度缩放（ρ ≈ 0.90/0.81/0.66）</w:t>
+              <w:t>σ_d 随方法相似度缩放（ρ ≈ 0.90/0.81/0.66/0.58）</w:t>
             </w:r>
           </w:p>
         </w:tc>
@@ -7154,7 +8223,7 @@
           </w:tcPr>
           <w:p>
             <w:r>
-              <w:t>✅ 三点观察，依赖两臂 s_seed 相等近似</w:t>
+              <w:t>✅ 四点观察，依赖两臂 s_seed 相等近似</w:t>
             </w:r>
           </w:p>
         </w:tc>
@@ -7198,7 +8267,7 @@
           </w:tcPr>
           <w:p>
             <w:r>
-              <w:t>一次灵敏度演示 + 一次机制对照（vs FedAvg / vs FedProx）</w:t>
+              <w:t>一次灵敏度演示 + 机制对照（vs FedAvg / vs FedProx；MOON Holm-p 过但 R1 不过）</w:t>
             </w:r>
           </w:p>
         </w:tc>
@@ -7224,10 +8293,10 @@
               <w:rPr>
                 <w:b/>
               </w:rPr>
-              <w:t>非两次独立</w:t>
-            </w:r>
-            <w:r>
-              <w:t>（共用 FedOSP-R 臂，且 FedProx≈FedAvg ⇒ Corr($d_A,d_B$) 可能很高，见分析 §3.2）</w:t>
+              <w:t>非独立</w:t>
+            </w:r>
+            <w:r>
+              <w:t>（共用 FedOSP-R 臂）</w:t>
             </w:r>
           </w:p>
         </w:tc>
@@ -7483,80 +8552,80 @@
           </w:tcPr>
           <w:p>
             <w:r>
-              <w:t xml:space="preserve">❌ </w:t>
+              <w:t>⚠️ 强基线面板完成；其余 A/B 层待跑</w:t>
+            </w:r>
+          </w:p>
+        </w:tc>
+      </w:tr>
+      <w:tr>
+        <w:tc>
+          <w:tcPr>
+            <w:tcW w:type="dxa" w:w="2880"/>
+          </w:tcPr>
+          <w:p>
+            <w:r>
+              <w:t>病人级 cluster bootstrap</w:t>
+            </w:r>
+          </w:p>
+        </w:tc>
+        <w:tc>
+          <w:tcPr>
+            <w:tcW w:type="dxa" w:w="2880"/>
+          </w:tcPr>
+          <w:p>
+            <w:r>
+              <w:t>统计严谨性</w:t>
+            </w:r>
+          </w:p>
+        </w:tc>
+        <w:tc>
+          <w:tcPr>
+            <w:tcW w:type="dxa" w:w="2880"/>
+          </w:tcPr>
+          <w:p>
+            <w:r>
+              <w:t>❌ 待办，需 ADCIS 配对表</w:t>
+            </w:r>
+          </w:p>
+        </w:tc>
+      </w:tr>
+      <w:tr>
+        <w:tc>
+          <w:tcPr>
+            <w:tcW w:type="dxa" w:w="2880"/>
+          </w:tcPr>
+          <w:p>
+            <w:r>
+              <w:t>MOON 机制层判别（H1 vs H2）</w:t>
+            </w:r>
+          </w:p>
+        </w:tc>
+        <w:tc>
+          <w:tcPr>
+            <w:tcW w:type="dxa" w:w="2880"/>
+          </w:tcPr>
+          <w:p>
+            <w:r>
+              <w:t>机制判别</w:t>
+            </w:r>
+          </w:p>
+        </w:tc>
+        <w:tc>
+          <w:tcPr>
+            <w:tcW w:type="dxa" w:w="2880"/>
+          </w:tcPr>
+          <w:p>
+            <w:r>
+              <w:t>✅ 面板完成；</w:t>
             </w:r>
             <w:r>
               <w:rPr>
                 <w:b/>
               </w:rPr>
-              <w:t>待跑</w:t>
-            </w:r>
-            <w:r>
-              <w:t>（见 §12；FedProx 已有 n=10）</w:t>
-            </w:r>
-          </w:p>
-        </w:tc>
-      </w:tr>
-      <w:tr>
-        <w:tc>
-          <w:tcPr>
-            <w:tcW w:type="dxa" w:w="2880"/>
-          </w:tcPr>
-          <w:p>
-            <w:r>
-              <w:t>病人级 cluster bootstrap</w:t>
-            </w:r>
-          </w:p>
-        </w:tc>
-        <w:tc>
-          <w:tcPr>
-            <w:tcW w:type="dxa" w:w="2880"/>
-          </w:tcPr>
-          <w:p>
-            <w:r>
-              <w:t>统计严谨性</w:t>
-            </w:r>
-          </w:p>
-        </w:tc>
-        <w:tc>
-          <w:tcPr>
-            <w:tcW w:type="dxa" w:w="2880"/>
-          </w:tcPr>
-          <w:p>
-            <w:r>
-              <w:t>❌ 待办，需 ADCIS 配对表</w:t>
-            </w:r>
-          </w:p>
-        </w:tc>
-      </w:tr>
-      <w:tr>
-        <w:tc>
-          <w:tcPr>
-            <w:tcW w:type="dxa" w:w="2880"/>
-          </w:tcPr>
-          <w:p>
-            <w:r>
-              <w:t>MOON 机制层判别（H1 vs H2）</w:t>
-            </w:r>
-          </w:p>
-        </w:tc>
-        <w:tc>
-          <w:tcPr>
-            <w:tcW w:type="dxa" w:w="2880"/>
-          </w:tcPr>
-          <w:p>
-            <w:r>
-              <w:t>机制判别</w:t>
-            </w:r>
-          </w:p>
-        </w:tc>
-        <w:tc>
-          <w:tcPr>
-            <w:tcW w:type="dxa" w:w="2880"/>
-          </w:tcPr>
-          <w:p>
-            <w:r>
-              <w:t>⏳ 预注册已冻结；seed 10/12 待完成</w:t>
+              <w:t>R3 不可判定</w:t>
+            </w:r>
+            <w:r>
+              <w:t>（见 §1.1）</w:t>
             </w:r>
           </w:p>
         </w:tc>
@@ -12564,12 +13633,49 @@
     </w:p>
     <w:p>
       <w:r>
-        <w:t xml:space="preserve">   无增益）。因此"FedAvg 系统性地低估所有现代方法"不成立——低估主要落在</w:t>
+        <w:t xml:space="preserve">   无增益）。</w:t>
+      </w:r>
+      <w:r>
+        <w:rPr>
+          <w:b/>
+        </w:rPr>
+        <w:t>MOON 已落定：相对 FedAvg ≈ +0.0027（推得）</w:t>
+      </w:r>
+      <w:r>
+        <w:t>；FedOSP-R − MOON</w:t>
       </w:r>
     </w:p>
     <w:p>
       <w:r>
+        <w:t xml:space="preserve">   = +0.0263，未校正 CI 下界 &gt; 0，Holm p=0.0458，但预注册 R1（Holm CI 下界 &gt; 0）</w:t>
+      </w:r>
+    </w:p>
+    <w:p>
+      <w:r>
         <w:t xml:space="preserve">   </w:t>
+      </w:r>
+      <w:r>
+        <w:rPr>
+          <w:b/>
+        </w:rPr>
+        <w:t>不触发</w:t>
+      </w:r>
+      <w:r>
+        <w:t xml:space="preserve"> → </w:t>
+      </w:r>
+      <w:r>
+        <w:rPr>
+          <w:b/>
+        </w:rPr>
+        <w:t>R3 不可判定</w:t>
+      </w:r>
+      <w:r>
+        <w:t>。因此"FedAvg 系统性地低估所有现代方法"不成立——</w:t>
+      </w:r>
+    </w:p>
+    <w:p>
+      <w:r>
+        <w:t xml:space="preserve">   低估主要落在</w:t>
       </w:r>
       <w:r>
         <w:rPr>
@@ -12578,16 +13684,7 @@
         <w:t>类原型机制</w:t>
       </w:r>
       <w:r>
-        <w:t xml:space="preserve">上。面板剩余的判别价值在 </w:t>
-      </w:r>
-      <w:r>
-        <w:rPr>
-          <w:b/>
-        </w:rPr>
-        <w:t>MOON</w:t>
-      </w:r>
-      <w:r>
-        <w:t>（表示层，判据已预注册，§12.7）。</w:t>
+        <w:t>上；表示层点估计接近参数层，但正式 H2 未获支持。</w:t>
       </w:r>
     </w:p>
     <w:p>
@@ -12620,26 +13717,26 @@
     </w:p>
     <w:p>
       <w:r>
-        <w:t xml:space="preserve">   ⚠️ 两个检出共用 FedOSP-R 臂，且 FedProx≈FedAvg（差 +0.0003），</w:t>
+        <w:t xml:space="preserve">   vs MOON（σ_d=0.0303）功效更低，这正是 R1 擦边失败的原因。</w:t>
       </w:r>
     </w:p>
     <w:p>
       <w:r>
-        <w:t xml:space="preserve">   Corr($d_A,d_B$) 可能接近 1；应视为</w:t>
+        <w:t xml:space="preserve">   ⚠️ 多个检出共用 FedOSP-R 臂，且 FedProx≈MOON≈FedAvg（点估计），</w:t>
+      </w:r>
+    </w:p>
+    <w:p>
+      <w:r>
+        <w:t xml:space="preserve">   Corr 可能很高；应视为</w:t>
       </w:r>
       <w:r>
         <w:rPr>
           <w:b/>
         </w:rPr>
-        <w:t>一次灵敏度演示 + 一次机制对照</w:t>
-      </w:r>
-      <w:r>
-        <w:t>，</w:t>
-      </w:r>
-    </w:p>
-    <w:p>
-      <w:r>
-        <w:t xml:space="preserve">   不是两次独立阳性对照（分析文档 §3.2）。</w:t>
+        <w:t>一次灵敏度演示 + 机制对照</w:t>
+      </w:r>
+      <w:r>
+        <w:t>，不是多次独立阳性对照。</w:t>
       </w:r>
     </w:p>
     <w:p>
@@ -13093,106 +14190,7 @@
         <w:ind w:left="360"/>
       </w:pPr>
       <w:r>
-        <w:t>❌ 在 MOON 10 对齐全之前解读任何 MOON 端点。判据已预注册（§12.7）。</w:t>
-      </w:r>
-    </w:p>
-    <w:p>
-      <w:pPr>
-        <w:pStyle w:val="Heading3"/>
-      </w:pPr>
-      <w:r>
-        <w:t>12.7 预注册指针（MOON 机制判别；方差分解另见 §12.4）</w:t>
-      </w:r>
-    </w:p>
-    <w:p>
-      <w:r>
-        <w:t>完整预注册：[</w:t>
-      </w:r>
-      <w:r>
-        <w:rPr>
-          <w:rFonts w:ascii="Menlo" w:hAnsi="Menlo"/>
-          <w:color w:val="C7254E"/>
-        </w:rPr>
-        <w:t>reports/预注册_MOON机制判别_2026-09-27.md</w:t>
-      </w:r>
-      <w:r>
-        <w:t>](预注册_MOON机制判别_2026-09-27.md)</w:t>
-      </w:r>
-    </w:p>
-    <w:p>
-      <w:r>
-        <w:t>（</w:t>
-      </w:r>
-      <w:r>
-        <w:rPr>
-          <w:b/>
-        </w:rPr>
-        <w:t>写于任何 MOON 端点数字被读取之前</w:t>
-      </w:r>
-      <w:r>
-        <w:t>；R1–R4、δ_eq、族成员均已冻结，</w:t>
-      </w:r>
-    </w:p>
-    <w:p>
-      <w:r>
-        <w:rPr>
-          <w:b/>
-        </w:rPr>
-        <w:t>本台账不修改其判据</w:t>
-      </w:r>
-      <w:r>
-        <w:t>）。</w:t>
-      </w:r>
-    </w:p>
-    <w:p>
-      <w:r>
-        <w:t>方差分解预注册见 [</w:t>
-      </w:r>
-      <w:r>
-        <w:rPr>
-          <w:rFonts w:ascii="Menlo" w:hAnsi="Menlo"/>
-          <w:color w:val="C7254E"/>
-        </w:rPr>
-        <w:t>reports/预注册_方差分解_2026-09-27.md</w:t>
-      </w:r>
-      <w:r>
-        <w:t>](预注册_方差分解_2026-09-27.md)</w:t>
-      </w:r>
-    </w:p>
-    <w:p>
-      <w:r>
-        <w:t>与 §12.4（本台账亦不改其冻结判据）。</w:t>
-      </w:r>
-    </w:p>
-    <w:p>
-      <w:r>
-        <w:t xml:space="preserve">当前状态（据预注册登记时）：协作方面板 </w:t>
-      </w:r>
-      <w:r>
-        <w:rPr>
-          <w:rFonts w:ascii="Menlo" w:hAnsi="Menlo"/>
-          <w:color w:val="C7254E"/>
-        </w:rPr>
-        <w:t>base_moon_5c</w:t>
-      </w:r>
-      <w:r>
-        <w:t xml:space="preserve"> 8/10 完成，</w:t>
-      </w:r>
-    </w:p>
-    <w:p>
-      <w:r>
-        <w:t>seed 10 / 12 仍在训练。</w:t>
-      </w:r>
-      <w:r>
-        <w:rPr>
-          <w:b/>
-        </w:rPr>
-        <w:t>至今无人看过 MOON 端点值；本文件亦不发明任何 MOON 结果。</w:t>
-      </w:r>
-    </w:p>
-    <w:p>
-      <w:r>
-        <w:t>要点（交叉引用，不重复判据）：</w:t>
+        <w:t>❌ 在任何结果上事后改动预注册判据（含 δ_eq、Holm 族、R1–R4）。</w:t>
       </w:r>
     </w:p>
     <w:p>
@@ -13201,12 +14199,129 @@
         <w:ind w:left="360"/>
       </w:pPr>
       <w:r>
-        <w:t>MOON 落在参数层（FedProx）与类原型层（FedProto）之间，判别 H1（表示层正则就够）</w:t>
+        <w:t>❌ 把 MOON 的 R3 写成"倾向支持 H2"或"支持 H1"。</w:t>
       </w:r>
     </w:p>
     <w:p>
-      <w:r>
-        <w:t xml:space="preserve">  vs H2（类条件原型才是特异来源）。</w:t>
+      <w:pPr>
+        <w:pStyle w:val="Heading3"/>
+      </w:pPr>
+      <w:r>
+        <w:t>12.7 预注册指针（MOON 机制判别；方差分解另见 §12.4）</w:t>
+      </w:r>
+    </w:p>
+    <w:p>
+      <w:r>
+        <w:t>完整预注册：[</w:t>
+      </w:r>
+      <w:r>
+        <w:rPr>
+          <w:rFonts w:ascii="Menlo" w:hAnsi="Menlo"/>
+          <w:color w:val="C7254E"/>
+        </w:rPr>
+        <w:t>reports/预注册_MOON机制判别_2026-09-27.md</w:t>
+      </w:r>
+      <w:r>
+        <w:t>](预注册_MOON机制判别_2026-09-27.md)</w:t>
+      </w:r>
+    </w:p>
+    <w:p>
+      <w:r>
+        <w:t>（</w:t>
+      </w:r>
+      <w:r>
+        <w:rPr>
+          <w:b/>
+        </w:rPr>
+        <w:t>写于任何 MOON 端点数字被读取之前</w:t>
+      </w:r>
+      <w:r>
+        <w:t>；R1–R4、δ_eq、族成员均已冻结，</w:t>
+      </w:r>
+    </w:p>
+    <w:p>
+      <w:r>
+        <w:rPr>
+          <w:b/>
+        </w:rPr>
+        <w:t>本台账不修改其判据</w:t>
+      </w:r>
+      <w:r>
+        <w:t>）。</w:t>
+      </w:r>
+    </w:p>
+    <w:p>
+      <w:r>
+        <w:t>终裁文档：[</w:t>
+      </w:r>
+      <w:r>
+        <w:rPr>
+          <w:rFonts w:ascii="Menlo" w:hAnsi="Menlo"/>
+          <w:color w:val="C7254E"/>
+        </w:rPr>
+        <w:t>reports/分析_MOON终裁与机制阶梯_2026-09-30.md</w:t>
+      </w:r>
+      <w:r>
+        <w:t>](分析_MOON终裁与机制阶梯_2026-09-30.md)。</w:t>
+      </w:r>
+    </w:p>
+    <w:p>
+      <w:r>
+        <w:t>方差分解预注册见 [</w:t>
+      </w:r>
+      <w:r>
+        <w:rPr>
+          <w:rFonts w:ascii="Menlo" w:hAnsi="Menlo"/>
+          <w:color w:val="C7254E"/>
+        </w:rPr>
+        <w:t>reports/预注册_方差分解_2026-09-27.md</w:t>
+      </w:r>
+      <w:r>
+        <w:t>](预注册_方差分解_2026-09-27.md)</w:t>
+      </w:r>
+    </w:p>
+    <w:p>
+      <w:r>
+        <w:t>与 §12.4（本台账亦不改其冻结判据）。</w:t>
+      </w:r>
+    </w:p>
+    <w:p>
+      <w:r>
+        <w:rPr>
+          <w:b/>
+        </w:rPr>
+        <w:t>面板状态（2026-09-30）：20/20 完成，无训练在跑。</w:t>
+      </w:r>
+      <w:r>
+        <w:t xml:space="preserve"> MOON 读数已按 §1.1 / 终裁文档</w:t>
+      </w:r>
+    </w:p>
+    <w:p>
+      <w:r>
+        <w:t xml:space="preserve">落入 </w:t>
+      </w:r>
+      <w:r>
+        <w:rPr>
+          <w:b/>
+        </w:rPr>
+        <w:t>R3</w:t>
+      </w:r>
+      <w:r>
+        <w:t>：只报 $\bar d$ / $s$ / CI / 同向数，</w:t>
+      </w:r>
+      <w:r>
+        <w:rPr>
+          <w:b/>
+        </w:rPr>
+        <w:t>不得宣称 H1 或 H2 获得支持</w:t>
+      </w:r>
+      <w:r>
+        <w:t>。</w:t>
+      </w:r>
+    </w:p>
+    <w:p>
+      <w:r>
+        <w:t>要点（交叉引用，不重复判据）：</w:t>
       </w:r>
     </w:p>
     <w:p>
@@ -13215,27 +14330,12 @@
         <w:ind w:left="360"/>
       </w:pPr>
       <w:r>
-        <w:rPr>
-          <w:b/>
-        </w:rPr>
-        <w:t>年份与机制层级完全共线</w:t>
-      </w:r>
-      <w:r>
-        <w:t>；MOON 无论落在哪一边，年份混杂都仍在。</w:t>
+        <w:t>MOON 落在参数层（FedProx）与类原型层（FedProto）之间；点估计阶梯偏向 H2，</w:t>
       </w:r>
     </w:p>
     <w:p>
       <w:r>
-        <w:t xml:space="preserve">  拆开它的候选是 B 层 </w:t>
-      </w:r>
-      <w:r>
-        <w:rPr>
-          <w:b/>
-        </w:rPr>
-        <w:t>FedALA（2023，参数层）</w:t>
-      </w:r>
-      <w:r>
-        <w:t>，现仅 n=5，延后处理。</w:t>
+        <w:t xml:space="preserve">  正式裁决是 R3。</w:t>
       </w:r>
     </w:p>
     <w:p>
@@ -13244,6 +14344,35 @@
         <w:ind w:left="360"/>
       </w:pPr>
       <w:r>
+        <w:rPr>
+          <w:b/>
+        </w:rPr>
+        <w:t>年份与机制层级完全共线</w:t>
+      </w:r>
+      <w:r>
+        <w:t>；R3 也不解除年份混杂。</w:t>
+      </w:r>
+    </w:p>
+    <w:p>
+      <w:r>
+        <w:t xml:space="preserve">  拆开它的候选是 B 层 </w:t>
+      </w:r>
+      <w:r>
+        <w:rPr>
+          <w:b/>
+        </w:rPr>
+        <w:t>FedALA（2023，参数层）</w:t>
+      </w:r>
+      <w:r>
+        <w:t>，现仅 n=5，延后处理。</w:t>
+      </w:r>
+    </w:p>
+    <w:p>
+      <w:pPr>
+        <w:pStyle w:val="ListBullet"/>
+        <w:ind w:left="360"/>
+      </w:pPr>
+      <w:r>
         <w:t>对方面板</w:t>
       </w:r>
       <w:r>
@@ -13310,16 +14439,19 @@
     </w:p>
     <w:p>
       <w:r>
-        <w:t>*2026-09-30：并入 FedProx 面板结果与机制层归因（依据</w:t>
+        <w:t>*2026-09-30：并入 FedProx 面板结果与机制层归因；同日并入 MOON 终裁（R3）与</w:t>
       </w:r>
     </w:p>
     <w:p>
+      <w:r>
+        <w:t xml:space="preserve">四层机制阶梯（依据 </w:t>
+      </w:r>
       <w:r>
         <w:rPr>
           <w:rFonts w:ascii="Menlo" w:hAnsi="Menlo"/>
           <w:color w:val="C7254E"/>
         </w:rPr>
-        <w:t>分析_FedProx结果如何改写论文主张_2026-09-27.md</w:t>
+        <w:t>分析_MOON终裁与机制阶梯_2026-09-30.md</w:t>
       </w:r>
       <w:r>
         <w:t>）。*</w:t>

--- a/reports/FedOSP_实验台账_终版_2026-09-27.docx
+++ b/reports/FedOSP_实验台账_终版_2026-09-27.docx
@@ -1654,6 +1654,126 @@
       </w:r>
       <w:r>
         <w:t>，即使点估计阶梯强烈偏向类原型。</w:t>
+      </w:r>
+    </w:p>
+    <w:p>
+      <w:pPr>
+        <w:ind w:left="360"/>
+      </w:pPr>
+      <w:r>
+        <w:rPr>
+          <w:i/>
+          <w:color w:val="555555"/>
+        </w:rPr>
+        <w:t>📎 这条分离的根源（Holm p 走 step-down 的 α/2、预注册 CI 走最严一步 α/3，</w:t>
+      </w:r>
+    </w:p>
+    <w:p>
+      <w:pPr>
+        <w:ind w:left="360"/>
+      </w:pPr>
+      <w:r>
+        <w:rPr>
+          <w:i/>
+          <w:color w:val="555555"/>
+        </w:rPr>
+        <w:t>而 Holm CI 本无唯一定义）及其边界脆弱性，见终裁文档</w:t>
+      </w:r>
+    </w:p>
+    <w:p>
+      <w:pPr>
+        <w:ind w:left="360"/>
+      </w:pPr>
+      <w:r>
+        <w:rPr>
+          <w:i/>
+          <w:color w:val="555555"/>
+        </w:rPr>
+        <w:t>[</w:t>
+      </w:r>
+      <w:r>
+        <w:rPr>
+          <w:rFonts w:ascii="Menlo" w:hAnsi="Menlo"/>
+          <w:i/>
+          <w:color w:val="555555"/>
+        </w:rPr>
+        <w:t>分析_MOON终裁与机制阶梯_2026-09-30.md</w:t>
+      </w:r>
+      <w:r>
+        <w:rPr>
+          <w:i/>
+          <w:color w:val="555555"/>
+        </w:rPr>
+        <w:t xml:space="preserve">](分析_MOON终裁与机制阶梯_2026-09-30.md) </w:t>
+      </w:r>
+      <w:r>
+        <w:rPr>
+          <w:b/>
+          <w:i/>
+          <w:color w:val="555555"/>
+        </w:rPr>
+        <w:t>§2.4</w:t>
+      </w:r>
+      <w:r>
+        <w:rPr>
+          <w:i/>
+          <w:color w:val="555555"/>
+        </w:rPr>
+        <w:t>：</w:t>
+      </w:r>
+    </w:p>
+    <w:p>
+      <w:pPr>
+        <w:ind w:left="360"/>
+      </w:pPr>
+      <w:r>
+        <w:rPr>
+          <w:i/>
+          <w:color w:val="555555"/>
+        </w:rPr>
+        <w:t xml:space="preserve">改用逐步 α/2 时下界为 </w:t>
+      </w:r>
+      <w:r>
+        <w:rPr>
+          <w:b/>
+          <w:i/>
+          <w:color w:val="555555"/>
+        </w:rPr>
+        <w:t>+0.0005</w:t>
+      </w:r>
+      <w:r>
+        <w:rPr>
+          <w:i/>
+          <w:color w:val="555555"/>
+        </w:rPr>
+        <w:t>（仅领先零 $5\times10^{-4}$），</w:t>
+      </w:r>
+      <w:r>
+        <w:rPr>
+          <w:b/>
+          <w:i/>
+          <w:color w:val="555555"/>
+        </w:rPr>
+        <w:t>R3 判定不变</w:t>
+      </w:r>
+      <w:r>
+        <w:rPr>
+          <w:i/>
+          <w:color w:val="555555"/>
+        </w:rPr>
+        <w:t>，</w:t>
+      </w:r>
+    </w:p>
+    <w:p>
+      <w:pPr>
+        <w:ind w:left="360"/>
+      </w:pPr>
+      <w:r>
+        <w:rPr>
+          <w:i/>
+          <w:color w:val="555555"/>
+        </w:rPr>
+        <w:t>但论文须把两种 Holm CI 与 Holm p 一并报出，不得只报有利的一侧。</w:t>
       </w:r>
     </w:p>
     <w:p>

--- a/reports/FedOSP_实验台账_终版_2026-09-27.docx
+++ b/reports/FedOSP_实验台账_终版_2026-09-27.docx
@@ -5958,36 +5958,1922 @@
         <w:pStyle w:val="Heading3"/>
       </w:pPr>
       <w:r>
-        <w:t>6.3 QWK 的换算关系</w:t>
-      </w:r>
-    </w:p>
-    <w:p>
-      <w:r>
-        <w:t xml:space="preserve">QWK 的权重是 $d^2/16$，把一次远端误判（$d\ge3$）折算成邻级误判（$d=1$）约为 </w:t>
-      </w:r>
+        <w:t>6.3 QWK 的换算关系（2026-10-02 重写：补推导、明确口径、重算 C1 结论）</w:t>
+      </w:r>
+    </w:p>
+    <w:p>
+      <w:pPr>
+        <w:ind w:left="360"/>
+      </w:pPr>
       <w:r>
         <w:rPr>
           <w:b/>
-        </w:rPr>
-        <w:t>3:1</w:t>
-      </w:r>
-      <w:r>
+          <w:i/>
+          <w:color w:val="555555"/>
+        </w:rPr>
+        <w:t>本节此前的缺陷不是数字，而是没有推导。</w:t>
+      </w:r>
+      <w:r>
+        <w:rPr>
+          <w:i/>
+          <w:color w:val="555555"/>
+        </w:rPr>
+        <w:t xml:space="preserve"> 原文只写"约为 3:1"，既没有给出</w:t>
+      </w:r>
+    </w:p>
+    <w:p>
+      <w:pPr>
+        <w:ind w:left="360"/>
+      </w:pPr>
+      <w:r>
+        <w:rPr>
+          <w:i/>
+          <w:color w:val="555555"/>
+        </w:rPr>
+        <w:t>QWK 的定义，也没有说清是哪一种换算口径，于是同一个常数在 §10、论文骨架 §5.3</w:t>
+      </w:r>
+    </w:p>
+    <w:p>
+      <w:pPr>
+        <w:ind w:left="360"/>
+      </w:pPr>
+      <w:r>
+        <w:rPr>
+          <w:i/>
+          <w:color w:val="555555"/>
+        </w:rPr>
+        <w:t>和分析文档里被按三种不同意思引用。本节现在给定义、给推导、给两种口径的常数，</w:t>
+      </w:r>
+    </w:p>
+    <w:p>
+      <w:pPr>
+        <w:ind w:left="360"/>
+      </w:pPr>
+      <w:r>
+        <w:rPr>
+          <w:i/>
+          <w:color w:val="555555"/>
+        </w:rPr>
+        <w:t>并重算它对 C1 的那条定量结论。核验脚本：</w:t>
+      </w:r>
+      <w:r>
+        <w:rPr>
+          <w:rFonts w:ascii="Menlo" w:hAnsi="Menlo"/>
+          <w:i/>
+          <w:color w:val="555555"/>
+        </w:rPr>
+        <w:t>reports/_qwk_breakeven_check.py</w:t>
+      </w:r>
+    </w:p>
+    <w:p>
+      <w:pPr>
+        <w:ind w:left="360"/>
+      </w:pPr>
+      <w:r>
+        <w:rPr>
+          <w:i/>
+          <w:color w:val="555555"/>
+        </w:rPr>
+        <w:t xml:space="preserve">（八格表与基线面板）与 </w:t>
+      </w:r>
+      <w:r>
+        <w:rPr>
+          <w:rFonts w:ascii="Menlo" w:hAnsi="Menlo"/>
+          <w:i/>
+          <w:color w:val="555555"/>
+        </w:rPr>
+        <w:t>reports/_qwk_breakeven_drivers.py</w:t>
+      </w:r>
+      <w:r>
+        <w:rPr>
+          <w:i/>
+          <w:color w:val="555555"/>
+        </w:rPr>
+        <w:t>（闭式解与驱动量分解），</w:t>
+      </w:r>
+    </w:p>
+    <w:p>
+      <w:pPr>
+        <w:ind w:left="360"/>
+      </w:pPr>
+      <w:r>
+        <w:rPr>
+          <w:i/>
+          <w:color w:val="555555"/>
+        </w:rPr>
+        <w:t xml:space="preserve">恒等式已写进 </w:t>
+      </w:r>
+      <w:r>
+        <w:rPr>
+          <w:rFonts w:ascii="Menlo" w:hAnsi="Menlo"/>
+          <w:i/>
+          <w:color w:val="555555"/>
+        </w:rPr>
+        <w:t>tests/test_pipeline.py::test_qwk_far_to_adjacent_exchange_rate_is_d_squared_and_d_squared_minus_one</w:t>
+      </w:r>
+      <w:r>
+        <w:rPr>
+          <w:i/>
+          <w:color w:val="555555"/>
+        </w:rPr>
         <w:t>。</w:t>
       </w:r>
     </w:p>
     <w:p>
-      <w:r>
-        <w:t>即：减少 1 次远端误判，需要不多增加 3 次邻级误判才能净赚。</w:t>
-      </w:r>
-    </w:p>
-    <w:p>
-      <w:r>
-        <w:t>C1 确实降低了远端误判，但同时增加的邻级误判超过了这个换算比 —— 这是</w:t>
-      </w:r>
-    </w:p>
-    <w:p>
-      <w:r>
-        <w:t>"机制成立、指标不动"的定量解释。</w:t>
+      <w:pPr>
+        <w:pStyle w:val="Heading4"/>
+      </w:pPr>
+      <w:r>
+        <w:t>6.3.1 用的是哪个定义（以仓库实现为准，不是教科书）</w:t>
+      </w:r>
+    </w:p>
+    <w:p>
+      <w:r>
+        <w:t xml:space="preserve">实现在 </w:t>
+      </w:r>
+      <w:r>
+        <w:rPr>
+          <w:rFonts w:ascii="Menlo" w:hAnsi="Menlo"/>
+          <w:color w:val="C7254E"/>
+        </w:rPr>
+        <w:t>fedosp/metrics.py::quadratic_weighted_kappa</w:t>
+      </w:r>
+      <w:r>
+        <w:t>，$K=5$：</w:t>
+      </w:r>
+    </w:p>
+    <w:p>
+      <w:r>
+        <w:t>$$w_{ij}=\frac{(i-j)^2}{(K-1)^2}=\frac{(i-j)^2}{16},\qquad</w:t>
+      </w:r>
+    </w:p>
+    <w:p>
+      <w:r>
+        <w:t>E_{ij}=\frac{n^{\text{true}}_i\,n^{\text{pred}}_j}{N},\qquad</w:t>
+      </w:r>
+    </w:p>
+    <w:p>
+      <w:r>
+        <w:t>\mathrm{QWK}=1-\frac{\sum_{ij}w_{ij}O_{ij}}{\sum_{ij}w_{ij}E_{ij}}$$</w:t>
+      </w:r>
+    </w:p>
+    <w:p>
+      <w:r>
+        <w:rPr>
+          <w:b/>
+        </w:rPr>
+        <w:t>关键的口径事实：代码里的 `hist_p` 是从传入的 `y_pred` 现算的</w:t>
+      </w:r>
+      <w:r>
+        <w:t>，所以</w:t>
+      </w:r>
+    </w:p>
+    <w:p>
+      <w:r>
+        <w:rPr>
+          <w:b/>
+        </w:rPr>
+        <w:t>E 随扰动后的预测边际一起变</w:t>
+      </w:r>
+      <w:r>
+        <w:t>（</w:t>
+      </w:r>
+      <w:r>
+        <w:rPr>
+          <w:rFonts w:ascii="Menlo" w:hAnsi="Menlo"/>
+          <w:color w:val="C7254E"/>
+        </w:rPr>
+        <w:t>e = np.outer(hist_t, hist_p)</w:t>
+      </w:r>
+      <w:r>
+        <w:t>）。</w:t>
+      </w:r>
+    </w:p>
+    <w:p>
+      <w:r>
+        <w:t>下面两种口径都报，因为它们回答的不是同一个问题。</w:t>
+      </w:r>
+    </w:p>
+    <w:p>
+      <w:pPr>
+        <w:pStyle w:val="Heading4"/>
+      </w:pPr>
+      <w:r>
+        <w:t>6.3.2 推导</w:t>
+      </w:r>
+    </w:p>
+    <w:p>
+      <w:r>
+        <w:t>$1/16$ 在分子分母同时出现、约掉。记真实标签的一、二阶矩和为 $S_1,S_2$，</w:t>
+      </w:r>
+    </w:p>
+    <w:p>
+      <w:r>
+        <w:t>预测标签的为 $T_1,T_2$，则</w:t>
+      </w:r>
+    </w:p>
+    <w:p>
+      <w:r>
+        <w:t>$$\mathrm{QWK}=1-\frac{\mathrm{SSE}}{D},\qquad</w:t>
+      </w:r>
+    </w:p>
+    <w:p>
+      <w:r>
+        <w:t>\mathrm{SSE}=\sum_i(\hat y_i-y_i)^2,\qquad</w:t>
+      </w:r>
+    </w:p>
+    <w:p>
+      <w:r>
+        <w:t>D=S_2+T_2-\frac{2S_1T_1}{N}$$</w:t>
+      </w:r>
+    </w:p>
+    <w:p>
+      <w:r>
+        <w:rPr>
+          <w:b/>
+        </w:rPr>
+        <w:t>分子就是平方误差和，一次距离为 $d$ 的误判恰好贡献 $d^2$。</w:t>
+      </w:r>
+    </w:p>
+    <w:p>
+      <w:r>
+        <w:t>分母 $D$ 只依赖两个</w:t>
+      </w:r>
+      <w:r>
+        <w:rPr>
+          <w:b/>
+        </w:rPr>
+        <w:t>边际</w:t>
+      </w:r>
+      <w:r>
+        <w:t>，与配对方式无关。于是"QWK 不变"有一个</w:t>
+      </w:r>
+      <w:r>
+        <w:rPr>
+          <w:b/>
+        </w:rPr>
+        <w:t>精确</w:t>
+      </w:r>
+    </w:p>
+    <w:p>
+      <w:r>
+        <w:t>（不是一阶近似）的条件：</w:t>
+      </w:r>
+    </w:p>
+    <w:p>
+      <w:r>
+        <w:t>$$\frac{\mathrm{SSE}_0+\Delta\mathrm{SSE}}{D_0+\Delta D}=\frac{\mathrm{SSE}_0}{D_0}</w:t>
+      </w:r>
+    </w:p>
+    <w:p>
+      <w:r>
+        <w:t>\iff \boxed{\Delta\mathrm{SSE}=(1-\mathrm{QWK}_0)\,\Delta D}$$</w:t>
+      </w:r>
+    </w:p>
+    <w:p>
+      <w:r>
+        <w:t>而 $\Delta D=\Delta T_2-2\mu_{\text{true}}\Delta T_1$ 对每次预测改动</w:t>
+      </w:r>
+      <w:r>
+        <w:rPr>
+          <w:b/>
+        </w:rPr>
+        <w:t>可加且精确</w:t>
+      </w:r>
+    </w:p>
+    <w:p>
+      <w:r>
+        <w:t>（$\mu_{\text{true}}=S_1/N=0.7620$ 为 Messidor-2 的真实均值）。</w:t>
+      </w:r>
+    </w:p>
+    <w:p>
+      <w:pPr>
+        <w:pStyle w:val="Heading4"/>
+      </w:pPr>
+      <w:r>
+        <w:t>6.3.3 两种口径必须分开命名（这是 3 与 4 的全部差别）</w:t>
+      </w:r>
+    </w:p>
+    <w:tbl>
+      <w:tblPr>
+        <w:tblStyle w:val="LightGrid-Accent1"/>
+        <w:tblW w:type="auto" w:w="0"/>
+        <w:tblLook w:firstColumn="1" w:firstRow="1" w:lastColumn="0" w:lastRow="0" w:noHBand="0" w:noVBand="1" w:val="04A0"/>
+      </w:tblPr>
+      <w:tblGrid>
+        <w:gridCol w:w="2160"/>
+        <w:gridCol w:w="2160"/>
+        <w:gridCol w:w="2160"/>
+        <w:gridCol w:w="2160"/>
+      </w:tblGrid>
+      <w:tr>
+        <w:tc>
+          <w:tcPr>
+            <w:tcW w:type="dxa" w:w="2160"/>
+          </w:tcPr>
+          <w:p>
+            <w:r>
+              <w:rPr>
+                <w:b/>
+              </w:rPr>
+              <w:t>口径</w:t>
+            </w:r>
+          </w:p>
+        </w:tc>
+        <w:tc>
+          <w:tcPr>
+            <w:tcW w:type="dxa" w:w="2160"/>
+          </w:tcPr>
+          <w:p>
+            <w:r>
+              <w:rPr>
+                <w:b/>
+              </w:rPr>
+              <w:t>问的问题</w:t>
+            </w:r>
+          </w:p>
+        </w:tc>
+        <w:tc>
+          <w:tcPr>
+            <w:tcW w:type="dxa" w:w="2160"/>
+          </w:tcPr>
+          <w:p>
+            <w:r>
+              <w:rPr>
+                <w:b/>
+              </w:rPr>
+              <w:t>$\Delta\mathrm{SSE}$（修正侧）</w:t>
+            </w:r>
+          </w:p>
+        </w:tc>
+        <w:tc>
+          <w:tcPr>
+            <w:tcW w:type="dxa" w:w="2160"/>
+          </w:tcPr>
+          <w:p>
+            <w:r>
+              <w:rPr>
+                <w:b/>
+              </w:rPr>
+              <w:t>换算率</w:t>
+            </w:r>
+          </w:p>
+        </w:tc>
+      </w:tr>
+      <w:tr>
+        <w:tc>
+          <w:tcPr>
+            <w:tcW w:type="dxa" w:w="2160"/>
+          </w:tcPr>
+          <w:p>
+            <w:r>
+              <w:rPr>
+                <w:b/>
+              </w:rPr>
+              <w:t>消除（eliminate）</w:t>
+            </w:r>
+          </w:p>
+        </w:tc>
+        <w:tc>
+          <w:tcPr>
+            <w:tcW w:type="dxa" w:w="2160"/>
+          </w:tcPr>
+          <w:p>
+            <w:r>
+              <w:t>"</w:t>
+            </w:r>
+            <w:r>
+              <w:rPr>
+                <w:b/>
+              </w:rPr>
+              <w:t>彻底消除</w:t>
+            </w:r>
+            <w:r>
+              <w:t>一次距离-$d$ 误判，能换几次邻级误判？"</w:t>
+            </w:r>
+          </w:p>
+        </w:tc>
+        <w:tc>
+          <w:tcPr>
+            <w:tcW w:type="dxa" w:w="2160"/>
+          </w:tcPr>
+          <w:p>
+            <w:r>
+              <w:t>$-d^2$</w:t>
+            </w:r>
+          </w:p>
+        </w:tc>
+        <w:tc>
+          <w:tcPr>
+            <w:tcW w:type="dxa" w:w="2160"/>
+          </w:tcPr>
+          <w:p>
+            <w:r>
+              <w:t>$\boldsymbol{d^2}$</w:t>
+            </w:r>
+          </w:p>
+        </w:tc>
+      </w:tr>
+      <w:tr>
+        <w:tc>
+          <w:tcPr>
+            <w:tcW w:type="dxa" w:w="2160"/>
+          </w:tcPr>
+          <w:p>
+            <w:r>
+              <w:rPr>
+                <w:b/>
+              </w:rPr>
+              <w:t>折算（convert）</w:t>
+            </w:r>
+          </w:p>
+        </w:tc>
+        <w:tc>
+          <w:tcPr>
+            <w:tcW w:type="dxa" w:w="2160"/>
+          </w:tcPr>
+          <w:p>
+            <w:r>
+              <w:t>"把一次距离-$d$ 误判</w:t>
+            </w:r>
+            <w:r>
+              <w:rPr>
+                <w:b/>
+              </w:rPr>
+              <w:t>折算成一次邻级误判</w:t>
+            </w:r>
+            <w:r>
+              <w:t>，腾出的预算够再加几次邻级误判？"</w:t>
+            </w:r>
+          </w:p>
+        </w:tc>
+        <w:tc>
+          <w:tcPr>
+            <w:tcW w:type="dxa" w:w="2160"/>
+          </w:tcPr>
+          <w:p>
+            <w:r>
+              <w:t>$-(d^2-1)$</w:t>
+            </w:r>
+          </w:p>
+        </w:tc>
+        <w:tc>
+          <w:tcPr>
+            <w:tcW w:type="dxa" w:w="2160"/>
+          </w:tcPr>
+          <w:p>
+            <w:r>
+              <w:t>$\boldsymbol{d^2-1}$</w:t>
+            </w:r>
+          </w:p>
+        </w:tc>
+      </w:tr>
+    </w:tbl>
+    <w:p/>
+    <w:p>
+      <w:r>
+        <w:t>两者都对，差别只在"那一次邻级误判算不算在额度里"。</w:t>
+      </w:r>
+    </w:p>
+    <w:p>
+      <w:r>
+        <w:rPr>
+          <w:b/>
+        </w:rPr>
+        <w:t>"机制解离"叙事（方法把远端误判换成邻级误判）用的是折算口径</w:t>
+      </w:r>
+      <w:r>
+        <w:t>，</w:t>
+      </w:r>
+    </w:p>
+    <w:p>
+      <w:r>
+        <w:t xml:space="preserve">而折算口径在 $d=2$ 上恰好给 </w:t>
+      </w:r>
+      <w:r>
+        <w:rPr>
+          <w:b/>
+        </w:rPr>
+        <w:t>3</w:t>
+      </w:r>
+      <w:r>
+        <w:t>。</w:t>
+      </w:r>
+    </w:p>
+    <w:p>
+      <w:pPr>
+        <w:pStyle w:val="Heading4"/>
+      </w:pPr>
+      <w:r>
+        <w:t>6.3.4 八格换算率表（E 重算 / E 冻结 × 两种口径 × $d=2,3$）</w:t>
+      </w:r>
+    </w:p>
+    <w:p>
+      <w:r>
+        <w:t>核验构造刻意避开三个常见伪影：</w:t>
+      </w:r>
+      <w:r>
+        <w:rPr>
+          <w:b/>
+        </w:rPr>
+        <w:t>不做 clip</w:t>
+      </w:r>
+      <w:r>
+        <w:t>（误差按"真值容不容得下这个距离"分配，</w:t>
+      </w:r>
+    </w:p>
+    <w:p>
+      <w:r>
+        <w:t>所以实现的 ≥2 级误判率严格等于 0.1393，不被边界压制）、</w:t>
+      </w:r>
+      <w:r>
+        <w:rPr>
+          <w:b/>
+        </w:rPr>
+        <w:t>$d=3/d=4$ 真实存在</w:t>
+      </w:r>
+      <w:r>
+        <w:t>、</w:t>
+      </w:r>
+    </w:p>
+    <w:p>
+      <w:r>
+        <w:t>基线由实测值经尾和恒等式 $\mathrm{MAE}=P_1+P_2+P_3+P_4$ 同时约束</w:t>
+      </w:r>
+    </w:p>
+    <w:p>
+      <w:r>
+        <w:t>（MAE 0.4928 与 ≥2 级误判 0.1393 一起定出 $P_1+P_3+P_4=0.3535$）。</w:t>
+      </w:r>
+    </w:p>
+    <w:p>
+      <w:r>
+        <w:t xml:space="preserve">200 组随机基线，实现值：accuracy </w:t>
+      </w:r>
+      <w:r>
+        <w:rPr>
+          <w:b/>
+        </w:rPr>
+        <w:t>0.6840 ± 0.0111</w:t>
+      </w:r>
+      <w:r>
+        <w:t xml:space="preserve">、邻级 </w:t>
+      </w:r>
+      <w:r>
+        <w:rPr>
+          <w:b/>
+        </w:rPr>
+        <w:t>0.1767 ± 0.0111</w:t>
+      </w:r>
+      <w:r>
+        <w:t>、</w:t>
+      </w:r>
+    </w:p>
+    <w:p>
+      <w:r>
+        <w:t xml:space="preserve">≥2 级 </w:t>
+      </w:r>
+      <w:r>
+        <w:rPr>
+          <w:b/>
+        </w:rPr>
+        <w:t>0.1393</w:t>
+      </w:r>
+      <w:r>
+        <w:t xml:space="preserve">、MAE </w:t>
+      </w:r>
+      <w:r>
+        <w:rPr>
+          <w:b/>
+        </w:rPr>
+        <w:t>0.4928</w:t>
+      </w:r>
+      <w:r>
+        <w:t>、</w:t>
+      </w:r>
+      <w:r>
+        <w:rPr>
+          <w:b/>
+        </w:rPr>
+        <w:t>QWK 0.6283 ± 0.0145</w:t>
+      </w:r>
+      <w:r>
+        <w:t>。</w:t>
+      </w:r>
+    </w:p>
+    <w:p>
+      <w:r>
+        <w:t>批量按 C1 的真实量级取（一次修 21 例 = 1.22 pp），不是单例。</w:t>
+      </w:r>
+    </w:p>
+    <w:tbl>
+      <w:tblPr>
+        <w:tblStyle w:val="LightGrid-Accent1"/>
+        <w:tblW w:type="auto" w:w="0"/>
+        <w:tblLook w:firstColumn="1" w:firstRow="1" w:lastColumn="0" w:lastRow="0" w:noHBand="0" w:noVBand="1" w:val="04A0"/>
+      </w:tblPr>
+      <w:tblGrid>
+        <w:gridCol w:w="1728"/>
+        <w:gridCol w:w="1728"/>
+        <w:gridCol w:w="1728"/>
+        <w:gridCol w:w="1728"/>
+        <w:gridCol w:w="1728"/>
+      </w:tblGrid>
+      <w:tr>
+        <w:tc>
+          <w:tcPr>
+            <w:tcW w:type="dxa" w:w="1728"/>
+          </w:tcPr>
+          <w:p>
+            <w:r>
+              <w:rPr>
+                <w:b/>
+              </w:rPr>
+              <w:t>$d$</w:t>
+            </w:r>
+          </w:p>
+        </w:tc>
+        <w:tc>
+          <w:tcPr>
+            <w:tcW w:type="dxa" w:w="1728"/>
+          </w:tcPr>
+          <w:p>
+            <w:r>
+              <w:rPr>
+                <w:b/>
+              </w:rPr>
+              <w:t>口径</w:t>
+            </w:r>
+          </w:p>
+        </w:tc>
+        <w:tc>
+          <w:tcPr>
+            <w:tcW w:type="dxa" w:w="1728"/>
+          </w:tcPr>
+          <w:p>
+            <w:r>
+              <w:rPr>
+                <w:b/>
+              </w:rPr>
+              <w:t>E 冻结</w:t>
+            </w:r>
+          </w:p>
+        </w:tc>
+        <w:tc>
+          <w:tcPr>
+            <w:tcW w:type="dxa" w:w="1728"/>
+          </w:tcPr>
+          <w:p>
+            <w:r>
+              <w:rPr>
+                <w:b/>
+              </w:rPr>
+              <w:t>E 重算</w:t>
+            </w:r>
+            <w:r>
+              <w:rPr>
+                <w:b/>
+              </w:rPr>
+              <w:t>（补偿不漂移预测均值）</w:t>
+            </w:r>
+          </w:p>
+        </w:tc>
+        <w:tc>
+          <w:tcPr>
+            <w:tcW w:type="dxa" w:w="1728"/>
+          </w:tcPr>
+          <w:p>
+            <w:r>
+              <w:rPr>
+                <w:b/>
+              </w:rPr>
+              <w:t>E 重算</w:t>
+            </w:r>
+            <w:r>
+              <w:rPr>
+                <w:b/>
+              </w:rPr>
+              <w:t>（补偿按类频率抽）</w:t>
+            </w:r>
+          </w:p>
+        </w:tc>
+      </w:tr>
+      <w:tr>
+        <w:tc>
+          <w:tcPr>
+            <w:tcW w:type="dxa" w:w="1728"/>
+          </w:tcPr>
+          <w:p>
+            <w:r>
+              <w:t>2</w:t>
+            </w:r>
+          </w:p>
+        </w:tc>
+        <w:tc>
+          <w:tcPr>
+            <w:tcW w:type="dxa" w:w="1728"/>
+          </w:tcPr>
+          <w:p>
+            <w:r>
+              <w:t>消除</w:t>
+            </w:r>
+          </w:p>
+        </w:tc>
+        <w:tc>
+          <w:tcPr>
+            <w:tcW w:type="dxa" w:w="1728"/>
+          </w:tcPr>
+          <w:p>
+            <w:r>
+              <w:rPr>
+                <w:b/>
+              </w:rPr>
+              <w:t>4.000</w:t>
+            </w:r>
+            <w:r>
+              <w:t>（精确，零散度）</w:t>
+            </w:r>
+          </w:p>
+        </w:tc>
+        <w:tc>
+          <w:tcPr>
+            <w:tcW w:type="dxa" w:w="1728"/>
+          </w:tcPr>
+          <w:p>
+            <w:r>
+              <w:t>5.404 ± 0.613</w:t>
+            </w:r>
+          </w:p>
+        </w:tc>
+        <w:tc>
+          <w:tcPr>
+            <w:tcW w:type="dxa" w:w="1728"/>
+          </w:tcPr>
+          <w:p>
+            <w:r>
+              <w:t>3.387 ± 0.370</w:t>
+            </w:r>
+          </w:p>
+        </w:tc>
+      </w:tr>
+      <w:tr>
+        <w:tc>
+          <w:tcPr>
+            <w:tcW w:type="dxa" w:w="1728"/>
+          </w:tcPr>
+          <w:p>
+            <w:r>
+              <w:t>2</w:t>
+            </w:r>
+          </w:p>
+        </w:tc>
+        <w:tc>
+          <w:tcPr>
+            <w:tcW w:type="dxa" w:w="1728"/>
+          </w:tcPr>
+          <w:p>
+            <w:r>
+              <w:rPr>
+                <w:b/>
+              </w:rPr>
+              <w:t>折算</w:t>
+            </w:r>
+          </w:p>
+        </w:tc>
+        <w:tc>
+          <w:tcPr>
+            <w:tcW w:type="dxa" w:w="1728"/>
+          </w:tcPr>
+          <w:p>
+            <w:r>
+              <w:rPr>
+                <w:b/>
+              </w:rPr>
+              <w:t>3.000</w:t>
+            </w:r>
+            <w:r>
+              <w:t>（精确，零散度）</w:t>
+            </w:r>
+          </w:p>
+        </w:tc>
+        <w:tc>
+          <w:tcPr>
+            <w:tcW w:type="dxa" w:w="1728"/>
+          </w:tcPr>
+          <w:p>
+            <w:r>
+              <w:t>3.725 ± 0.418</w:t>
+            </w:r>
+          </w:p>
+        </w:tc>
+        <w:tc>
+          <w:tcPr>
+            <w:tcW w:type="dxa" w:w="1728"/>
+          </w:tcPr>
+          <w:p>
+            <w:r>
+              <w:t>2.290 ± 0.237</w:t>
+            </w:r>
+          </w:p>
+        </w:tc>
+      </w:tr>
+      <w:tr>
+        <w:tc>
+          <w:tcPr>
+            <w:tcW w:type="dxa" w:w="1728"/>
+          </w:tcPr>
+          <w:p>
+            <w:r>
+              <w:t>3</w:t>
+            </w:r>
+          </w:p>
+        </w:tc>
+        <w:tc>
+          <w:tcPr>
+            <w:tcW w:type="dxa" w:w="1728"/>
+          </w:tcPr>
+          <w:p>
+            <w:r>
+              <w:t>消除</w:t>
+            </w:r>
+          </w:p>
+        </w:tc>
+        <w:tc>
+          <w:tcPr>
+            <w:tcW w:type="dxa" w:w="1728"/>
+          </w:tcPr>
+          <w:p>
+            <w:r>
+              <w:rPr>
+                <w:b/>
+              </w:rPr>
+              <w:t>9.000</w:t>
+            </w:r>
+            <w:r>
+              <w:t>（精确，零散度）</w:t>
+            </w:r>
+          </w:p>
+        </w:tc>
+        <w:tc>
+          <w:tcPr>
+            <w:tcW w:type="dxa" w:w="1728"/>
+          </w:tcPr>
+          <w:p>
+            <w:r>
+              <w:t>11.451 ± 0.781</w:t>
+            </w:r>
+          </w:p>
+        </w:tc>
+        <w:tc>
+          <w:tcPr>
+            <w:tcW w:type="dxa" w:w="1728"/>
+          </w:tcPr>
+          <w:p>
+            <w:r>
+              <w:t>7.178 ± 0.569</w:t>
+            </w:r>
+          </w:p>
+        </w:tc>
+      </w:tr>
+      <w:tr>
+        <w:tc>
+          <w:tcPr>
+            <w:tcW w:type="dxa" w:w="1728"/>
+          </w:tcPr>
+          <w:p>
+            <w:r>
+              <w:t>3</w:t>
+            </w:r>
+          </w:p>
+        </w:tc>
+        <w:tc>
+          <w:tcPr>
+            <w:tcW w:type="dxa" w:w="1728"/>
+          </w:tcPr>
+          <w:p>
+            <w:r>
+              <w:t>折算</w:t>
+            </w:r>
+          </w:p>
+        </w:tc>
+        <w:tc>
+          <w:tcPr>
+            <w:tcW w:type="dxa" w:w="1728"/>
+          </w:tcPr>
+          <w:p>
+            <w:r>
+              <w:rPr>
+                <w:b/>
+              </w:rPr>
+              <w:t>8.000</w:t>
+            </w:r>
+            <w:r>
+              <w:t>（精确，零散度）</w:t>
+            </w:r>
+          </w:p>
+        </w:tc>
+        <w:tc>
+          <w:tcPr>
+            <w:tcW w:type="dxa" w:w="1728"/>
+          </w:tcPr>
+          <w:p>
+            <w:r>
+              <w:t>9.678 ± 0.709</w:t>
+            </w:r>
+          </w:p>
+        </w:tc>
+        <w:tc>
+          <w:tcPr>
+            <w:tcW w:type="dxa" w:w="1728"/>
+          </w:tcPr>
+          <w:p>
+            <w:r>
+              <w:t>6.038 ± 0.465</w:t>
+            </w:r>
+          </w:p>
+        </w:tc>
+      </w:tr>
+    </w:tbl>
+    <w:p/>
+    <w:p>
+      <w:r>
+        <w:rPr>
+          <w:b/>
+        </w:rPr>
+        <w:t>怎么读这张表：</w:t>
+      </w:r>
+    </w:p>
+    <w:p>
+      <w:r>
+        <w:t xml:space="preserve">1. </w:t>
+      </w:r>
+      <w:r>
+        <w:rPr>
+          <w:b/>
+        </w:rPr>
+        <w:t>E 冻结时换算率是精确常数</w:t>
+      </w:r>
+      <w:r>
+        <w:t xml:space="preserve"> $d^2$ / $d^2-1$，散度严格为 0。</w:t>
+      </w:r>
+    </w:p>
+    <w:p>
+      <w:r>
+        <w:t xml:space="preserve">2. </w:t>
+      </w:r>
+      <w:r>
+        <w:rPr>
+          <w:b/>
+        </w:rPr>
+        <w:t>E 重算时它不是常数</w:t>
+      </w:r>
+      <w:r>
+        <w:t>，而是取决于扰动把预测边际的一、二阶矩推向哪边。</w:t>
+      </w:r>
+    </w:p>
+    <w:p>
+      <w:r>
+        <w:t xml:space="preserve">   两列 E 重算用的是两个同样站得住的补偿模型，结果一个在 $d^2$ </w:t>
+      </w:r>
+      <w:r>
+        <w:rPr>
+          <w:b/>
+        </w:rPr>
+        <w:t>之上</w:t>
+      </w:r>
+      <w:r>
+        <w:t>、</w:t>
+      </w:r>
+    </w:p>
+    <w:p>
+      <w:r>
+        <w:t xml:space="preserve">   一个在</w:t>
+      </w:r>
+      <w:r>
+        <w:rPr>
+          <w:b/>
+        </w:rPr>
+        <w:t>之下</w:t>
+      </w:r>
+      <w:r>
+        <w:t xml:space="preserve"> —— 所以"E 重算让换算率略高于 $d^2$"这个说法是错的，</w:t>
+      </w:r>
+    </w:p>
+    <w:p>
+      <w:r>
+        <w:t xml:space="preserve">   符号本身就依赖未声明的建模选择。</w:t>
+      </w:r>
+    </w:p>
+    <w:p>
+      <w:r>
+        <w:t xml:space="preserve">3. </w:t>
+      </w:r>
+      <w:r>
+        <w:rPr>
+          <w:b/>
+        </w:rPr>
+        <w:t>存在一个精确的不变量，它才是可以写死的那一部分</w:t>
+      </w:r>
+      <w:r>
+        <w:t>：若扰动同时保持 $T_1$ 与</w:t>
+      </w:r>
+    </w:p>
+    <w:p>
+      <w:r>
+        <w:t xml:space="preserve">   $T_2$（即 $\Delta D=0$，称 </w:t>
+      </w:r>
+      <w:r>
+        <w:rPr>
+          <w:b/>
+        </w:rPr>
+        <w:t>D 中性</w:t>
+      </w:r>
+      <w:r>
+        <w:t>），则 E 重算与 E 冻结</w:t>
+      </w:r>
+      <w:r>
+        <w:rPr>
+          <w:b/>
+        </w:rPr>
+        <w:t>完全重合</w:t>
+      </w:r>
+      <w:r>
+        <w:t>，</w:t>
+      </w:r>
+    </w:p>
+    <w:p>
+      <w:r>
+        <w:t xml:space="preserve">   换算率精确等于 $d^2$ / $d^2-1$，</w:t>
+      </w:r>
+      <w:r>
+        <w:rPr>
+          <w:b/>
+        </w:rPr>
+        <w:t>与 $\mathrm{QWK}_0$ 无关</w:t>
+      </w:r>
+      <w:r>
+        <w:t>。</w:t>
+      </w:r>
+    </w:p>
+    <w:p>
+      <w:r>
+        <w:t xml:space="preserve">   测试钉的就是这一格（四格全部 $|\Delta\mathrm{QWK}|&lt;10^{-12}$）。</w:t>
+      </w:r>
+    </w:p>
+    <w:p>
+      <w:r>
+        <w:t xml:space="preserve">   另一个充分条件更直观：</w:t>
+      </w:r>
+      <w:r>
+        <w:rPr>
+          <w:b/>
+        </w:rPr>
+        <w:t>修正侧与补偿侧的方向都各占一半</w:t>
+      </w:r>
+      <w:r>
+        <w:t>时，</w:t>
+      </w:r>
+    </w:p>
+    <w:p>
+      <w:r>
+        <w:t xml:space="preserve">   $\Delta D$ 与 $\Delta\mathrm{SSE}$ 每例相等，于是</w:t>
+      </w:r>
+    </w:p>
+    <w:p>
+      <w:r>
+        <w:t xml:space="preserve">   $m=\Delta\mathrm{SSE}\cdot\frac{1-(1-Q_0)}{Q_0}=\Delta\mathrm{SSE}$，</w:t>
+      </w:r>
+    </w:p>
+    <w:p>
+      <w:r>
+        <w:t xml:space="preserve">   同样精确给出 4 / 9 / 3 / 8（在 $Q_0=0.55\sim0.78$ 上逐一验过，全部一致）。</w:t>
+      </w:r>
+    </w:p>
+    <w:p>
+      <w:r>
+        <w:t xml:space="preserve">   表中"E 重算"两列偏离 4 / 9，</w:t>
+      </w:r>
+      <w:r>
+        <w:rPr>
+          <w:b/>
+        </w:rPr>
+        <w:t>不是</w:t>
+      </w:r>
+      <w:r>
+        <w:t>因为补偿不对称，而是因为</w:t>
+      </w:r>
+      <w:r>
+        <w:rPr>
+          <w:b/>
+        </w:rPr>
+        <w:t>修正侧</w:t>
+      </w:r>
+      <w:r>
+        <w:t>不对称：</w:t>
+      </w:r>
+    </w:p>
+    <w:p>
+      <w:r>
+        <w:t xml:space="preserve">   Messidor-2 有 73% 的样本是 grade 0–1，远端误判因此几乎全是</w:t>
+      </w:r>
+      <w:r>
+        <w:rPr>
+          <w:b/>
+        </w:rPr>
+        <w:t>高判</w:t>
+      </w:r>
+      <w:r>
+        <w:t>，</w:t>
+      </w:r>
+    </w:p>
+    <w:p>
+      <w:r>
+        <w:t xml:space="preserve">   起点落在真实均值 $\mu_{\text{true}}=0.762$ 的同一侧（实测 $\Delta D/$例</w:t>
+      </w:r>
+    </w:p>
+    <w:p>
+      <w:r>
+        <w:t xml:space="preserve">   只有 $-1.8$（$d=2$）/ $-4.7$（$d=3$），而对称值是 $-4$ / $-9$）。</w:t>
+      </w:r>
+    </w:p>
+    <w:p>
+      <w:r>
+        <w:t xml:space="preserve">4. </w:t>
+      </w:r>
+      <w:r>
+        <w:rPr>
+          <w:b/>
+        </w:rPr>
+        <w:t>分母反馈本身很小</w:t>
+      </w:r>
+      <w:r>
+        <w:t>：把 2% / 5% / 10% 的极端预测各向内收一步，</w:t>
+      </w:r>
+    </w:p>
+    <w:p>
+      <w:r>
+        <w:t xml:space="preserve">   $D$ 只移动 </w:t>
+      </w:r>
+      <w:r>
+        <w:rPr>
+          <w:b/>
+        </w:rPr>
+        <w:t>−0.75% / −1.88% / −3.82%</w:t>
+      </w:r>
+      <w:r>
+        <w:t>。但换算率对 $Q_0$ 的敏感性是</w:t>
+      </w:r>
+    </w:p>
+    <w:p>
+      <w:r>
+        <w:t xml:space="preserve">   </w:t>
+      </w:r>
+      <w:r>
+        <w:rPr>
+          <w:b/>
+        </w:rPr>
+        <w:t>一阶于 $1-Q_0\approx0.37$</w:t>
+      </w:r>
+      <w:r>
+        <w:t xml:space="preserve"> 的，所以"分母只动 2%"</w:t>
+      </w:r>
+      <w:r>
+        <w:rPr>
+          <w:b/>
+        </w:rPr>
+        <w:t>不能</w:t>
+      </w:r>
+      <w:r>
+        <w:t>推出"换算率只动 2%"——</w:t>
+      </w:r>
+    </w:p>
+    <w:p>
+      <w:r>
+        <w:t xml:space="preserve">   这两件事量级无关，原先把它们并列是一个推理错误。</w:t>
+      </w:r>
+    </w:p>
+    <w:p>
+      <w:r>
+        <w:t>**结论：可引用的常数是 $d^2$（消除口径：4 和 9）与 $d^2-1$（折算口径：3 和 8），</w:t>
+      </w:r>
+    </w:p>
+    <w:p>
+      <w:r>
+        <w:t>引用时必须连口径一起写。** E 重算的数值只能作为区间给出</w:t>
+      </w:r>
+    </w:p>
+    <w:p>
+      <w:r>
+        <w:t>（$d=2$ 落在 2.3–5.4，$d=3$ 落在 6.0–11.5），不得当成一个更精确的常数。</w:t>
+      </w:r>
+    </w:p>
+    <w:p>
+      <w:pPr>
+        <w:ind w:left="360"/>
+      </w:pPr>
+      <w:r>
+        <w:rPr>
+          <w:i/>
+          <w:color w:val="555555"/>
+        </w:rPr>
+        <w:t xml:space="preserve">📌 </w:t>
+      </w:r>
+      <w:r>
+        <w:rPr>
+          <w:b/>
+          <w:i/>
+          <w:color w:val="555555"/>
+        </w:rPr>
+        <w:t>原文的 "3:1" 在折算口径下是对的</w:t>
+      </w:r>
+      <w:r>
+        <w:rPr>
+          <w:i/>
+          <w:color w:val="555555"/>
+        </w:rPr>
+        <w:t>，错的是它被标成 "$d\ge3$"：</w:t>
+      </w:r>
+    </w:p>
+    <w:p>
+      <w:pPr>
+        <w:ind w:left="360"/>
+      </w:pPr>
+      <w:r>
+        <w:rPr>
+          <w:i/>
+          <w:color w:val="555555"/>
+        </w:rPr>
+        <w:t xml:space="preserve">折算口径下 $d=3$ 是 </w:t>
+      </w:r>
+      <w:r>
+        <w:rPr>
+          <w:b/>
+          <w:i/>
+          <w:color w:val="555555"/>
+        </w:rPr>
+        <w:t>8</w:t>
+      </w:r>
+      <w:r>
+        <w:rPr>
+          <w:i/>
+          <w:color w:val="555555"/>
+        </w:rPr>
+        <w:t>，$d=2$ 才是 3。而本项目的"远端误判"按</w:t>
+      </w:r>
+    </w:p>
+    <w:p>
+      <w:pPr>
+        <w:ind w:left="360"/>
+      </w:pPr>
+      <w:r>
+        <w:rPr>
+          <w:rFonts w:ascii="Menlo" w:hAnsi="Menlo"/>
+          <w:i/>
+          <w:color w:val="555555"/>
+        </w:rPr>
+        <w:t>fedosp/metrics.py::far_error_metrics</w:t>
+      </w:r>
+      <w:r>
+        <w:rPr>
+          <w:i/>
+          <w:color w:val="555555"/>
+        </w:rPr>
+        <w:t xml:space="preserve"> 的定义是 $|\hat y-y|\ge2$（T7 主指标），</w:t>
+      </w:r>
+    </w:p>
+    <w:p>
+      <w:pPr>
+        <w:ind w:left="360"/>
+      </w:pPr>
+      <w:r>
+        <w:rPr>
+          <w:i/>
+          <w:color w:val="555555"/>
+        </w:rPr>
+        <w:t>所以 3 对应的是 $d=2$，标注应为 $d=2$。</w:t>
+      </w:r>
+    </w:p>
+    <w:p>
+      <w:pPr>
+        <w:pStyle w:val="Heading4"/>
+      </w:pPr>
+      <w:r>
+        <w:t>6.3.5 重算：这条换算率对 C1 的那句定量结论还成立吗</w:t>
+      </w:r>
+    </w:p>
+    <w:p>
+      <w:r>
+        <w:rPr>
+          <w:b/>
+        </w:rPr>
+        <w:t>不成立 —— 但不是因为常数变了，而是因为那句话的关键输入从未被测过。</w:t>
+      </w:r>
+    </w:p>
+    <w:p>
+      <w:r>
+        <w:t>原文说："C1 确实降低了远端误判，但同时增加的邻级误判超过了这个换算比。"</w:t>
+      </w:r>
+    </w:p>
+    <w:p>
+      <w:r>
+        <w:t>这需要两个量：远端误判的下降（有）和</w:t>
+      </w:r>
+      <w:r>
+        <w:rPr>
+          <w:b/>
+        </w:rPr>
+        <w:t>邻级误判的增加</w:t>
+      </w:r>
+      <w:r>
+        <w:t>（没有）。</w:t>
+      </w:r>
+    </w:p>
+    <w:p>
+      <w:r>
+        <w:t>台账 §6 的机制表只记了"远端误判占比、平均错误跨度 3/3 seed 下降"，</w:t>
+      </w:r>
+    </w:p>
+    <w:p>
+      <w:r>
+        <w:rPr>
+          <w:b/>
+        </w:rPr>
+        <w:t>全仓库没有任何地方报过 C1 的邻级误判率变化</w:t>
+      </w:r>
+      <w:r>
+        <w:t>。所以这是一句未经测量的断言。</w:t>
+      </w:r>
+    </w:p>
+    <w:p>
+      <w:r>
+        <w:t>把门槛算出来看它有多难达到。取 1.22 pp 的 ≥2 级误判下降、基线邻级率 17.67%：</w:t>
+      </w:r>
+    </w:p>
+    <w:tbl>
+      <w:tblPr>
+        <w:tblStyle w:val="LightGrid-Accent1"/>
+        <w:tblW w:type="auto" w:w="0"/>
+        <w:tblLook w:firstColumn="1" w:firstRow="1" w:lastColumn="0" w:lastRow="0" w:noHBand="0" w:noVBand="1" w:val="04A0"/>
+      </w:tblPr>
+      <w:tblGrid>
+        <w:gridCol w:w="2160"/>
+        <w:gridCol w:w="2160"/>
+        <w:gridCol w:w="2160"/>
+        <w:gridCol w:w="2160"/>
+      </w:tblGrid>
+      <w:tr>
+        <w:tc>
+          <w:tcPr>
+            <w:tcW w:type="dxa" w:w="2160"/>
+          </w:tcPr>
+          <w:p>
+            <w:r>
+              <w:rPr>
+                <w:b/>
+              </w:rPr>
+              <w:t>口径</w:t>
+            </w:r>
+          </w:p>
+        </w:tc>
+        <w:tc>
+          <w:tcPr>
+            <w:tcW w:type="dxa" w:w="2160"/>
+          </w:tcPr>
+          <w:p>
+            <w:r>
+              <w:rPr>
+                <w:b/>
+              </w:rPr>
+              <w:t>抹平 1.22 pp 远端下降所需的邻级增量</w:t>
+            </w:r>
+          </w:p>
+        </w:tc>
+        <w:tc>
+          <w:tcPr>
+            <w:tcW w:type="dxa" w:w="2160"/>
+          </w:tcPr>
+          <w:p>
+            <w:r>
+              <w:rPr>
+                <w:b/>
+              </w:rPr>
+              <w:t>折算成例数</w:t>
+            </w:r>
+          </w:p>
+        </w:tc>
+        <w:tc>
+          <w:tcPr>
+            <w:tcW w:type="dxa" w:w="2160"/>
+          </w:tcPr>
+          <w:p>
+            <w:r>
+              <w:rPr>
+                <w:b/>
+              </w:rPr>
+              <w:t>相对基线邻级率</w:t>
+            </w:r>
+          </w:p>
+        </w:tc>
+      </w:tr>
+      <w:tr>
+        <w:tc>
+          <w:tcPr>
+            <w:tcW w:type="dxa" w:w="2160"/>
+          </w:tcPr>
+          <w:p>
+            <w:r>
+              <w:t>折算 $d=2$（3:1）</w:t>
+            </w:r>
+          </w:p>
+        </w:tc>
+        <w:tc>
+          <w:tcPr>
+            <w:tcW w:type="dxa" w:w="2160"/>
+          </w:tcPr>
+          <w:p>
+            <w:r>
+              <w:rPr>
+                <w:b/>
+              </w:rPr>
+              <w:t>+3.66 pp</w:t>
+            </w:r>
+          </w:p>
+        </w:tc>
+        <w:tc>
+          <w:tcPr>
+            <w:tcW w:type="dxa" w:w="2160"/>
+          </w:tcPr>
+          <w:p>
+            <w:r>
+              <w:t>63.8 例</w:t>
+            </w:r>
+          </w:p>
+        </w:tc>
+        <w:tc>
+          <w:tcPr>
+            <w:tcW w:type="dxa" w:w="2160"/>
+          </w:tcPr>
+          <w:p>
+            <w:r>
+              <w:rPr>
+                <w:b/>
+              </w:rPr>
+              <w:t>+20.7%</w:t>
+            </w:r>
+          </w:p>
+        </w:tc>
+      </w:tr>
+      <w:tr>
+        <w:tc>
+          <w:tcPr>
+            <w:tcW w:type="dxa" w:w="2160"/>
+          </w:tcPr>
+          <w:p>
+            <w:r>
+              <w:t>消除 $d=2$（4:1）</w:t>
+            </w:r>
+          </w:p>
+        </w:tc>
+        <w:tc>
+          <w:tcPr>
+            <w:tcW w:type="dxa" w:w="2160"/>
+          </w:tcPr>
+          <w:p>
+            <w:r>
+              <w:t>+4.88 pp</w:t>
+            </w:r>
+          </w:p>
+        </w:tc>
+        <w:tc>
+          <w:tcPr>
+            <w:tcW w:type="dxa" w:w="2160"/>
+          </w:tcPr>
+          <w:p>
+            <w:r>
+              <w:t>85.1 例</w:t>
+            </w:r>
+          </w:p>
+        </w:tc>
+        <w:tc>
+          <w:tcPr>
+            <w:tcW w:type="dxa" w:w="2160"/>
+          </w:tcPr>
+          <w:p>
+            <w:r>
+              <w:t>+27.6%</w:t>
+            </w:r>
+          </w:p>
+        </w:tc>
+      </w:tr>
+      <w:tr>
+        <w:tc>
+          <w:tcPr>
+            <w:tcW w:type="dxa" w:w="2160"/>
+          </w:tcPr>
+          <w:p>
+            <w:r>
+              <w:t>折算 $d=3$（8:1）</w:t>
+            </w:r>
+          </w:p>
+        </w:tc>
+        <w:tc>
+          <w:tcPr>
+            <w:tcW w:type="dxa" w:w="2160"/>
+          </w:tcPr>
+          <w:p>
+            <w:r>
+              <w:t>+9.76 pp</w:t>
+            </w:r>
+          </w:p>
+        </w:tc>
+        <w:tc>
+          <w:tcPr>
+            <w:tcW w:type="dxa" w:w="2160"/>
+          </w:tcPr>
+          <w:p>
+            <w:r>
+              <w:t>170.2 例</w:t>
+            </w:r>
+          </w:p>
+        </w:tc>
+        <w:tc>
+          <w:tcPr>
+            <w:tcW w:type="dxa" w:w="2160"/>
+          </w:tcPr>
+          <w:p>
+            <w:r>
+              <w:t>+55.2%</w:t>
+            </w:r>
+          </w:p>
+        </w:tc>
+      </w:tr>
+      <w:tr>
+        <w:tc>
+          <w:tcPr>
+            <w:tcW w:type="dxa" w:w="2160"/>
+          </w:tcPr>
+          <w:p>
+            <w:r>
+              <w:t>消除 $d=3$（9:1）</w:t>
+            </w:r>
+          </w:p>
+        </w:tc>
+        <w:tc>
+          <w:tcPr>
+            <w:tcW w:type="dxa" w:w="2160"/>
+          </w:tcPr>
+          <w:p>
+            <w:r>
+              <w:t>+10.98 pp</w:t>
+            </w:r>
+          </w:p>
+        </w:tc>
+        <w:tc>
+          <w:tcPr>
+            <w:tcW w:type="dxa" w:w="2160"/>
+          </w:tcPr>
+          <w:p>
+            <w:r>
+              <w:t>191.5 例</w:t>
+            </w:r>
+          </w:p>
+        </w:tc>
+        <w:tc>
+          <w:tcPr>
+            <w:tcW w:type="dxa" w:w="2160"/>
+          </w:tcPr>
+          <w:p>
+            <w:r>
+              <w:t>+62.1%</w:t>
+            </w:r>
+          </w:p>
+        </w:tc>
+      </w:tr>
+    </w:tbl>
+    <w:p/>
+    <w:p>
+      <w:r>
+        <w:rPr>
+          <w:b/>
+        </w:rPr>
+        <w:t>三条理由说明这个邻级增量没有发生：</w:t>
+      </w:r>
+    </w:p>
+    <w:p>
+      <w:r>
+        <w:t xml:space="preserve">1. </w:t>
+      </w:r>
+      <w:r>
+        <w:rPr>
+          <w:b/>
+        </w:rPr>
+        <w:t>常数越大，原文的主张越难成立。</w:t>
+      </w:r>
+      <w:r>
+        <w:t xml:space="preserve"> 原文用 3 时就已经要求邻级误判相对增加</w:t>
+      </w:r>
+    </w:p>
+    <w:p>
+      <w:r>
+        <w:t xml:space="preserve">   </w:t>
+      </w:r>
+      <w:r>
+        <w:rPr>
+          <w:b/>
+        </w:rPr>
+        <w:t>20.7%</w:t>
+      </w:r>
+      <w:r>
+        <w:t xml:space="preserve">；换成 9 要求 </w:t>
+      </w:r>
+      <w:r>
+        <w:rPr>
+          <w:b/>
+        </w:rPr>
+        <w:t>62.1%</w:t>
+      </w:r>
+      <w:r>
+        <w:t>。原文把 3 当成一个"容易越过的小门槛"，</w:t>
+      </w:r>
+    </w:p>
+    <w:p>
+      <w:r>
+        <w:t xml:space="preserve">   方向正好反了 —— 换算率是</w:t>
+      </w:r>
+      <w:r>
+        <w:rPr>
+          <w:b/>
+        </w:rPr>
+        <w:t>门槛</w:t>
+      </w:r>
+      <w:r>
+        <w:t>，不是</w:t>
+      </w:r>
+      <w:r>
+        <w:rPr>
+          <w:b/>
+        </w:rPr>
+        <w:t>预算</w:t>
+      </w:r>
+      <w:r>
+        <w:t>。</w:t>
+      </w:r>
+    </w:p>
+    <w:p>
+      <w:r>
+        <w:t xml:space="preserve">2. </w:t>
+      </w:r>
+      <w:r>
+        <w:rPr>
+          <w:b/>
+        </w:rPr>
+        <w:t>MAE 的方向与它矛盾。</w:t>
+      </w:r>
+      <w:r>
+        <w:t xml:space="preserve"> 邻级误判相对增加 20%–62% 必然把 MAE 推高，</w:t>
+      </w:r>
+    </w:p>
+    <w:p>
+      <w:r>
+        <w:t xml:space="preserve">   而实测 MAE 是</w:t>
+      </w:r>
+      <w:r>
+        <w:rPr>
+          <w:b/>
+        </w:rPr>
+        <w:t>下降</w:t>
+      </w:r>
+      <w:r>
+        <w:t xml:space="preserve"> 0.0305。</w:t>
+      </w:r>
+    </w:p>
+    <w:p>
+      <w:r>
+        <w:t xml:space="preserve">3. </w:t>
+      </w:r>
+      <w:r>
+        <w:rPr>
+          <w:b/>
+        </w:rPr>
+        <w:t>尾和恒等式把它排除了。</w:t>
+      </w:r>
+      <w:r>
+        <w:t xml:space="preserve"> 见 </w:t>
+      </w:r>
+      <w:r>
+        <w:rPr>
+          <w:rFonts w:ascii="Menlo" w:hAnsi="Menlo"/>
+          <w:color w:val="C7254E"/>
+        </w:rPr>
+        <w:t>分析_指标解离_2026-10-02.md</w:t>
+      </w:r>
+      <w:r>
+        <w:t xml:space="preserve"> §3.3：</w:t>
+      </w:r>
+    </w:p>
+    <w:p>
+      <w:r>
+        <w:t xml:space="preserve">   实测 MAE 改善是"远端换邻级"通道上界的 </w:t>
+      </w:r>
+      <w:r>
+        <w:rPr>
+          <w:b/>
+        </w:rPr>
+        <w:t>2.50 倍</w:t>
+      </w:r>
+      <w:r>
+        <w:t>，残差 0.0183 必须由</w:t>
+      </w:r>
+    </w:p>
+    <w:p>
+      <w:r>
+        <w:t xml:space="preserve">   $\Delta P_1+\Delta P_3+\Delta P_4$ 承担；若 $\Delta P_3=\Delta P_4\approx0$</w:t>
+      </w:r>
+    </w:p>
+    <w:p>
+      <w:r>
+        <w:t xml:space="preserve">   则 $\Delta P_1=-0.0183$，即</w:t>
+      </w:r>
+      <w:r>
+        <w:rPr>
+          <w:b/>
+        </w:rPr>
+        <w:t>邻级误判在减少</w:t>
+      </w:r>
+      <w:r>
+        <w:t>，与原文假设符号相反。</w:t>
+      </w:r>
+    </w:p>
+    <w:p>
+      <w:r>
+        <w:rPr>
+          <w:b/>
+        </w:rPr>
+        <w:t>那"机制成立、指标不动"该怎么解释？</w:t>
+      </w:r>
+      <w:r>
+        <w:t xml:space="preserve"> 不需要换算率。两条现成的解释已经够了，</w:t>
+      </w:r>
+    </w:p>
+    <w:p>
+      <w:r>
+        <w:t>而且都有测量支撑：</w:t>
+      </w:r>
+    </w:p>
+    <w:p>
+      <w:pPr>
+        <w:pStyle w:val="ListBullet"/>
+        <w:ind w:left="360"/>
+      </w:pPr>
+      <w:r>
+        <w:rPr>
+          <w:b/>
+        </w:rPr>
+        <w:t>§6.1</w:t>
+      </w:r>
+      <w:r>
+        <w:t>：原型不在推理路径上 —— 这是首要解释，它同时解释了 C2 的现象。</w:t>
+      </w:r>
+    </w:p>
+    <w:p>
+      <w:pPr>
+        <w:pStyle w:val="ListBullet"/>
+        <w:ind w:left="360"/>
+      </w:pPr>
+      <w:r>
+        <w:rPr>
+          <w:b/>
+        </w:rPr>
+        <w:t>§8</w:t>
+      </w:r>
+      <w:r>
+        <w:t xml:space="preserve">：C1 的独立贡献是 </w:t>
+      </w:r>
+      <w:r>
+        <w:rPr>
+          <w:b/>
+        </w:rPr>
+        <w:t>+0.0009，CI [−0.0089, +0.0107]</w:t>
+      </w:r>
+      <w:r>
+        <w:t>，</w:t>
+      </w:r>
+    </w:p>
+    <w:p>
+      <w:r>
+        <w:t xml:space="preserve">  一个</w:t>
+      </w:r>
+      <w:r>
+        <w:rPr>
+          <w:b/>
+        </w:rPr>
+        <w:t>带区间的精确零</w:t>
+      </w:r>
+      <w:r>
+        <w:t>，而本比较的噪声底线 $\sigma_d=0.0272$。</w:t>
+      </w:r>
+    </w:p>
+    <w:p>
+      <w:r>
+        <w:t xml:space="preserve">  一个落在噪声底线内的零不需要"收益被邻级误判吃掉了"这种补偿性解释。</w:t>
+      </w:r>
+    </w:p>
+    <w:p>
+      <w:pPr>
+        <w:ind w:left="360"/>
+      </w:pPr>
+      <w:r>
+        <w:rPr>
+          <w:i/>
+          <w:color w:val="555555"/>
+        </w:rPr>
+        <w:t xml:space="preserve">⚠️ </w:t>
+      </w:r>
+      <w:r>
+        <w:rPr>
+          <w:b/>
+          <w:i/>
+          <w:color w:val="555555"/>
+        </w:rPr>
+        <w:t>本节的定位因此改变</w:t>
+      </w:r>
+      <w:r>
+        <w:rPr>
+          <w:i/>
+          <w:color w:val="555555"/>
+        </w:rPr>
+        <w:t>：6.3 从"C1 为什么失败的定量解释"降为</w:t>
+      </w:r>
+    </w:p>
+    <w:p>
+      <w:pPr>
+        <w:ind w:left="360"/>
+      </w:pPr>
+      <w:r>
+        <w:rPr>
+          <w:b/>
+          <w:i/>
+          <w:color w:val="555555"/>
+        </w:rPr>
+        <w:t>一张换算表（工具）</w:t>
+      </w:r>
+      <w:r>
+        <w:rPr>
+          <w:i/>
+          <w:color w:val="555555"/>
+        </w:rPr>
+        <w:t>，供换算远端/邻级误判的相对代价时查用。</w:t>
+      </w:r>
+    </w:p>
+    <w:p>
+      <w:pPr>
+        <w:ind w:left="360"/>
+      </w:pPr>
+      <w:r>
+        <w:rPr>
+          <w:i/>
+          <w:color w:val="555555"/>
+        </w:rPr>
+        <w:t>C1 的解释权交回 §6.1（机制）与 §8（噪声底线）。</w:t>
+      </w:r>
+    </w:p>
+    <w:p>
+      <w:pPr>
+        <w:ind w:left="360"/>
+      </w:pPr>
+      <w:r>
+        <w:rPr>
+          <w:i/>
+          <w:color w:val="555555"/>
+        </w:rPr>
+        <w:t>论文骨架 §5.3 当前仍按旧读法写（"邻级增量超过了这个换算比"），</w:t>
+      </w:r>
+    </w:p>
+    <w:p>
+      <w:pPr>
+        <w:ind w:left="360"/>
+      </w:pPr>
+      <w:r>
+        <w:rPr>
+          <w:i/>
+          <w:color w:val="555555"/>
+        </w:rPr>
+        <w:t>且与同一文档 §5.6 的 4:1/9:1 不自洽，</w:t>
+      </w:r>
+      <w:r>
+        <w:rPr>
+          <w:b/>
+          <w:i/>
+          <w:color w:val="555555"/>
+        </w:rPr>
+        <w:t>须由骨架 owner 一并改掉</w:t>
+      </w:r>
+      <w:r>
+        <w:rPr>
+          <w:i/>
+          <w:color w:val="555555"/>
+        </w:rPr>
+        <w:t>。</w:t>
       </w:r>
     </w:p>
     <w:p>
@@ -11102,7 +12988,7 @@
           </w:tcPr>
           <w:p>
             <w:r>
-              <w:t>机制分析（原型不在推理路径；QWK 3:1 换算）</w:t>
+              <w:t>机制分析（原型不在推理路径 §6.1；噪声底线内的精确零 §8）</w:t>
             </w:r>
           </w:p>
         </w:tc>
@@ -11123,6 +13009,50 @@
           <w:p>
             <w:r>
               <w:t>✅ 已就绪</w:t>
+            </w:r>
+          </w:p>
+        </w:tc>
+      </w:tr>
+      <w:tr>
+        <w:tc>
+          <w:tcPr>
+            <w:tcW w:type="dxa" w:w="2880"/>
+          </w:tcPr>
+          <w:p>
+            <w:r>
+              <w:rPr>
+                <w:b/>
+              </w:rPr>
+              <w:t>QWK 远端/邻级换算表（消除 $d^2$ = 4/9；折算 $d^2-1$ = 3/8，含推导与恒等式测试）</w:t>
+            </w:r>
+          </w:p>
+        </w:tc>
+        <w:tc>
+          <w:tcPr>
+            <w:tcW w:type="dxa" w:w="2880"/>
+          </w:tcPr>
+          <w:p>
+            <w:r>
+              <w:t>方法学小结果</w:t>
+            </w:r>
+          </w:p>
+        </w:tc>
+        <w:tc>
+          <w:tcPr>
+            <w:tcW w:type="dxa" w:w="2880"/>
+          </w:tcPr>
+          <w:p>
+            <w:r>
+              <w:t>✅ 已就绪（§6.3 重写）；⚠️ 引用必须连口径一起写，且</w:t>
+            </w:r>
+            <w:r>
+              <w:rPr>
+                <w:b/>
+              </w:rPr>
+              <w:t>不再</w:t>
+            </w:r>
+            <w:r>
+              <w:t>用它解释 C1</w:t>
             </w:r>
           </w:p>
         </w:tc>
@@ -13683,6 +15613,204 @@
     <w:p>
       <w:r>
         <w:t xml:space="preserve">  它同时定出两个阳性检出的相关性（见分析文档 §3.2）。</w:t>
+      </w:r>
+    </w:p>
+    <w:p>
+      <w:pPr>
+        <w:pStyle w:val="ListBullet"/>
+        <w:ind w:left="360"/>
+      </w:pPr>
+      <w:r>
+        <w:t xml:space="preserve">☐ </w:t>
+      </w:r>
+      <w:r>
+        <w:rPr>
+          <w:b/>
+        </w:rPr>
+        <w:t>逐 seed 的 referable 敏感性配对分析</w:t>
+      </w:r>
+      <w:r>
+        <w:t>（n=10，seed 3–12，用已有 50 个</w:t>
+      </w:r>
+    </w:p>
+    <w:p>
+      <w:r>
+        <w:t xml:space="preserve">  </w:t>
+      </w:r>
+      <w:r>
+        <w:rPr>
+          <w:rFonts w:ascii="Menlo" w:hAnsi="Menlo"/>
+          <w:color w:val="C7254E"/>
+        </w:rPr>
+        <w:t>predictions.npz</w:t>
+      </w:r>
+      <w:r>
+        <w:t>，不跑新实验）。设计书见</w:t>
+      </w:r>
+    </w:p>
+    <w:p>
+      <w:r>
+        <w:t xml:space="preserve">  [</w:t>
+      </w:r>
+      <w:r>
+        <w:rPr>
+          <w:rFonts w:ascii="Menlo" w:hAnsi="Menlo"/>
+          <w:color w:val="C7254E"/>
+        </w:rPr>
+        <w:t>交接_P0证据链后续_2026-10-02.md</w:t>
+      </w:r>
+      <w:r>
+        <w:t>](交接_P0证据链后续_2026-10-02.md) 第 1 项，</w:t>
+      </w:r>
+    </w:p>
+    <w:p>
+      <w:r>
+        <w:t xml:space="preserve">  判据与预期见 </w:t>
+      </w:r>
+      <w:r>
+        <w:rPr>
+          <w:rFonts w:ascii="Menlo" w:hAnsi="Menlo"/>
+          <w:color w:val="C7254E"/>
+        </w:rPr>
+        <w:t>分析_指标解离_2026-10-02.md</w:t>
+      </w:r>
+      <w:r>
+        <w:t xml:space="preserve"> §5.1–§5.2。</w:t>
+      </w:r>
+    </w:p>
+    <w:p>
+      <w:r>
+        <w:t xml:space="preserve">  ⚠️ </w:t>
+      </w:r>
+      <w:r>
+        <w:rPr>
+          <w:b/>
+        </w:rPr>
+        <w:t>附带一条不可省的纪律</w:t>
+      </w:r>
+      <w:r>
+        <w:t>（该文 §5.3）：次要端点必须</w:t>
+      </w:r>
+      <w:r>
+        <w:rPr>
+          <w:b/>
+        </w:rPr>
+        <w:t>对称处理</w:t>
+      </w:r>
+      <w:r>
+        <w:t xml:space="preserve"> ——</w:t>
+      </w:r>
+    </w:p>
+    <w:p>
+      <w:r>
+        <w:t xml:space="preserve">  {MAE, ≥2 级误判率, referable 敏感性} 三个端点同报 Δ / CI / $\sigma_d$ / 同向数，</w:t>
+      </w:r>
+    </w:p>
+    <w:p>
+      <w:r>
+        <w:t xml:space="preserve">  </w:t>
+      </w:r>
+      <w:r>
+        <w:rPr>
+          <w:b/>
+        </w:rPr>
+        <w:t>不得</w:t>
+      </w:r>
+      <w:r>
+        <w:t>对有利端点报"改善"而对不利端点报"落在噪声内"。</w:t>
+      </w:r>
+    </w:p>
+    <w:p>
+      <w:r>
+        <w:t xml:space="preserve">  事先声明的预期是 CI 跨零（所需 $\sigma_d&lt;2.26$ pp，而单臂二项 SE 本身就有 2.12 pp）。</w:t>
+      </w:r>
+    </w:p>
+    <w:p>
+      <w:pPr>
+        <w:pStyle w:val="ListBullet"/>
+        <w:ind w:left="360"/>
+      </w:pPr>
+      <w:r>
+        <w:t xml:space="preserve">☐ </w:t>
+      </w:r>
+      <w:r>
+        <w:rPr>
+          <w:b/>
+        </w:rPr>
+        <w:t>逐 seed 的 $P(\!=\!1)/P(\!=\!2)/P(\!=\!3)/P(\!=\!4)$ 误差跨度四格分布</w:t>
+      </w:r>
+    </w:p>
+    <w:p>
+      <w:r>
+        <w:t xml:space="preserve">  （同一批 </w:t>
+      </w:r>
+      <w:r>
+        <w:rPr>
+          <w:rFonts w:ascii="Menlo" w:hAnsi="Menlo"/>
+          <w:color w:val="C7254E"/>
+        </w:rPr>
+        <w:t>predictions.npz</w:t>
+      </w:r>
+      <w:r>
+        <w:t>，零 GPU）。见</w:t>
+      </w:r>
+    </w:p>
+    <w:p>
+      <w:r>
+        <w:t xml:space="preserve">  [</w:t>
+      </w:r>
+      <w:r>
+        <w:rPr>
+          <w:rFonts w:ascii="Menlo" w:hAnsi="Menlo"/>
+          <w:color w:val="C7254E"/>
+        </w:rPr>
+        <w:t>交接_P0证据链后续_2026-10-02.md</w:t>
+      </w:r>
+      <w:r>
+        <w:t>](交接_P0证据链后续_2026-10-02.md) 第 2 项。</w:t>
+      </w:r>
+    </w:p>
+    <w:p>
+      <w:r>
+        <w:t xml:space="preserve">  </w:t>
+      </w:r>
+      <w:r>
+        <w:rPr>
+          <w:b/>
+        </w:rPr>
+        <w:t>这是唯一能判定 `分析_指标解离_2026-10-02.md` §3.3 走哪一支的测量</w:t>
+      </w:r>
+      <w:r>
+        <w:t>：</w:t>
+      </w:r>
+    </w:p>
+    <w:p>
+      <w:r>
+        <w:t xml:space="preserve">  "向中心收缩"要求 $\Delta P(\!=\!2)\ge+0.61$ pp </w:t>
+      </w:r>
+      <w:r>
+        <w:rPr>
+          <w:b/>
+        </w:rPr>
+        <w:t>且</w:t>
+      </w:r>
+      <w:r>
+        <w:t xml:space="preserve"> $\Delta P_3\le-1.83$ pp；</w:t>
+      </w:r>
+    </w:p>
+    <w:p>
+      <w:r>
+        <w:t xml:space="preserve">  若 $\Delta P_3\approx\Delta P_4\approx0$ 则 $\Delta P_1=-0.0183$，</w:t>
+      </w:r>
+    </w:p>
+    <w:p>
+      <w:r>
+        <w:t xml:space="preserve">  即 FedOSP-R 只是更准，收益与阈值无关。它同时是 §6.3 重算所缺的那个输入</w:t>
+      </w:r>
+    </w:p>
+    <w:p>
+      <w:r>
+        <w:t xml:space="preserve">  （C1 的邻级误判率变化至今无人测过）。</w:t>
       </w:r>
     </w:p>
     <w:p>

--- a/reports/FedOSP_实验台账_终版_2026-09-27.docx
+++ b/reports/FedOSP_实验台账_终版_2026-09-27.docx
@@ -6022,7 +6022,7 @@
           <w:i/>
           <w:color w:val="555555"/>
         </w:rPr>
-        <w:t>reports/_qwk_breakeven_check.py</w:t>
+        <w:t>scripts/verify_qwk_breakeven.py</w:t>
       </w:r>
     </w:p>
     <w:p>
@@ -6042,7 +6042,7 @@
           <w:i/>
           <w:color w:val="555555"/>
         </w:rPr>
-        <w:t>reports/_qwk_breakeven_drivers.py</w:t>
+        <w:t>scripts/verify_qwk_breakeven_drivers.py</w:t>
       </w:r>
       <w:r>
         <w:rPr>
@@ -7846,7 +7846,22 @@
           <w:i/>
           <w:color w:val="555555"/>
         </w:rPr>
-        <w:t>论文骨架 §5.3 当前仍按旧读法写（"邻级增量超过了这个换算比"），</w:t>
+        <w:t xml:space="preserve">✅ </w:t>
+      </w:r>
+      <w:r>
+        <w:rPr>
+          <w:b/>
+          <w:i/>
+          <w:color w:val="555555"/>
+        </w:rPr>
+        <w:t>原登记已完成（commit `549f95b`，2026-10-02）</w:t>
+      </w:r>
+      <w:r>
+        <w:rPr>
+          <w:i/>
+          <w:color w:val="555555"/>
+        </w:rPr>
+        <w:t>：此处此前写的是"论文骨架 §5.3 当前仍按</w:t>
       </w:r>
     </w:p>
     <w:p>
@@ -7858,22 +7873,31 @@
           <w:i/>
           <w:color w:val="555555"/>
         </w:rPr>
-        <w:t>且与同一文档 §5.6 的 4:1/9:1 不自洽，</w:t>
-      </w:r>
-      <w:r>
-        <w:rPr>
-          <w:b/>
+        <w:t>旧读法写（邻级增量超过了这个换算比），且与同一文档 §5.6 的 4:1/9:1 不自洽，须由骨架 owner</w:t>
+      </w:r>
+    </w:p>
+    <w:p>
+      <w:pPr>
+        <w:ind w:left="360"/>
+      </w:pPr>
+      <w:r>
+        <w:rPr>
           <w:i/>
           <w:color w:val="555555"/>
         </w:rPr>
-        <w:t>须由骨架 owner 一并改掉</w:t>
-      </w:r>
+        <w:t>一并改掉"。现状是骨架 §5.3 已重写为两种口径的换算表并删掉那条 C1 解释、§5.6 改用折算口径的</w:t>
+      </w:r>
+    </w:p>
+    <w:p>
+      <w:pPr>
+        <w:ind w:left="360"/>
+      </w:pPr>
       <w:r>
         <w:rPr>
           <w:i/>
           <w:color w:val="555555"/>
         </w:rPr>
-        <w:t>。</w:t>
+        <w:t>3:1 / 8:1 且在段内写明口径，两节互相一致。</w:t>
       </w:r>
     </w:p>
     <w:p>
